--- a/eum_package/이음_보고서_v7.docx
+++ b/eum_package/이음_보고서_v7.docx
@@ -168,7 +168,7 @@
         </w:rPr>
         <w:fldChar w:fldCharType="separate"/>
       </w:r>
-      <w:hyperlink w:anchor="_Toc232188486" w:history="1">
+      <w:hyperlink w:anchor="_Toc232201421" w:history="1">
         <w:r>
           <w:rPr>
             <w:rStyle w:val="a3"/>
@@ -192,7 +192,7 @@
           <w:rPr>
             <w:noProof/>
           </w:rPr>
-          <w:instrText xml:space="preserve"> PAGEREF _Toc232188486 \h </w:instrText>
+          <w:instrText xml:space="preserve"> PAGEREF _Toc232201421 \h </w:instrText>
         </w:r>
         <w:r>
           <w:rPr>
@@ -234,7 +234,7 @@
           <w14:ligatures w14:val="standardContextual"/>
         </w:rPr>
       </w:pPr>
-      <w:hyperlink w:anchor="_Toc232188487" w:history="1">
+      <w:hyperlink w:anchor="_Toc232201422" w:history="1">
         <w:r>
           <w:rPr>
             <w:rStyle w:val="a3"/>
@@ -258,7 +258,7 @@
           <w:rPr>
             <w:noProof/>
           </w:rPr>
-          <w:instrText xml:space="preserve"> PAGEREF _Toc232188487 \h </w:instrText>
+          <w:instrText xml:space="preserve"> PAGEREF _Toc232201422 \h </w:instrText>
         </w:r>
         <w:r>
           <w:rPr>
@@ -300,7 +300,7 @@
           <w14:ligatures w14:val="standardContextual"/>
         </w:rPr>
       </w:pPr>
-      <w:hyperlink w:anchor="_Toc232188488" w:history="1">
+      <w:hyperlink w:anchor="_Toc232201423" w:history="1">
         <w:r>
           <w:rPr>
             <w:rStyle w:val="a3"/>
@@ -324,7 +324,7 @@
           <w:rPr>
             <w:noProof/>
           </w:rPr>
-          <w:instrText xml:space="preserve"> PAGEREF _Toc232188488 \h </w:instrText>
+          <w:instrText xml:space="preserve"> PAGEREF _Toc232201423 \h </w:instrText>
         </w:r>
         <w:r>
           <w:rPr>
@@ -366,13 +366,13 @@
           <w14:ligatures w14:val="standardContextual"/>
         </w:rPr>
       </w:pPr>
-      <w:hyperlink w:anchor="_Toc232188489" w:history="1">
+      <w:hyperlink w:anchor="_Toc232201424" w:history="1">
         <w:r>
           <w:rPr>
             <w:rStyle w:val="a3"/>
             <w:noProof/>
           </w:rPr>
-          <w:t>2. 분석 대상 — 왜 13개 시군인가</w:t>
+          <w:t>2. 분석 대상</w:t>
         </w:r>
         <w:r>
           <w:rPr>
@@ -390,7 +390,7 @@
           <w:rPr>
             <w:noProof/>
           </w:rPr>
-          <w:instrText xml:space="preserve"> PAGEREF _Toc232188489 \h </w:instrText>
+          <w:instrText xml:space="preserve"> PAGEREF _Toc232201424 \h </w:instrText>
         </w:r>
         <w:r>
           <w:rPr>
@@ -419,7 +419,7 @@
     </w:p>
     <w:p>
       <w:pPr>
-        <w:pStyle w:val="11"/>
+        <w:pStyle w:val="20"/>
         <w:tabs>
           <w:tab w:val="right" w:leader="dot" w:pos="9016"/>
         </w:tabs>
@@ -432,13 +432,13 @@
           <w14:ligatures w14:val="standardContextual"/>
         </w:rPr>
       </w:pPr>
-      <w:hyperlink w:anchor="_Toc232188490" w:history="1">
+      <w:hyperlink w:anchor="_Toc232201425" w:history="1">
         <w:r>
           <w:rPr>
             <w:rStyle w:val="a3"/>
             <w:noProof/>
           </w:rPr>
-          <w:t>3. 데이터와 1차 관찰 — 무엇이 보였는가</w:t>
+          <w:t>2.1 왜 13개 시군인가</w:t>
         </w:r>
         <w:r>
           <w:rPr>
@@ -456,7 +456,7 @@
           <w:rPr>
             <w:noProof/>
           </w:rPr>
-          <w:instrText xml:space="preserve"> PAGEREF _Toc232188490 \h </w:instrText>
+          <w:instrText xml:space="preserve"> PAGEREF _Toc232201425 \h </w:instrText>
         </w:r>
         <w:r>
           <w:rPr>
@@ -485,7 +485,7 @@
     </w:p>
     <w:p>
       <w:pPr>
-        <w:pStyle w:val="20"/>
+        <w:pStyle w:val="11"/>
         <w:tabs>
           <w:tab w:val="right" w:leader="dot" w:pos="9016"/>
         </w:tabs>
@@ -498,13 +498,13 @@
           <w14:ligatures w14:val="standardContextual"/>
         </w:rPr>
       </w:pPr>
-      <w:hyperlink w:anchor="_Toc232188491" w:history="1">
+      <w:hyperlink w:anchor="_Toc232201426" w:history="1">
         <w:r>
           <w:rPr>
             <w:rStyle w:val="a3"/>
             <w:noProof/>
           </w:rPr>
-          <w:t>3.1 수집 데이터</w:t>
+          <w:t>3. 데이터 분석</w:t>
         </w:r>
         <w:r>
           <w:rPr>
@@ -522,7 +522,7 @@
           <w:rPr>
             <w:noProof/>
           </w:rPr>
-          <w:instrText xml:space="preserve"> PAGEREF _Toc232188491 \h </w:instrText>
+          <w:instrText xml:space="preserve"> PAGEREF _Toc232201426 \h </w:instrText>
         </w:r>
         <w:r>
           <w:rPr>
@@ -564,13 +564,13 @@
           <w14:ligatures w14:val="standardContextual"/>
         </w:rPr>
       </w:pPr>
-      <w:hyperlink w:anchor="_Toc232188492" w:history="1">
+      <w:hyperlink w:anchor="_Toc232201427" w:history="1">
         <w:r>
           <w:rPr>
             <w:rStyle w:val="a3"/>
             <w:noProof/>
           </w:rPr>
-          <w:t>3.2 인구감소지역 안에도 "양극화"가 있다</w:t>
+          <w:t>3.1 수집 데이터</w:t>
         </w:r>
         <w:r>
           <w:rPr>
@@ -588,7 +588,7 @@
           <w:rPr>
             <w:noProof/>
           </w:rPr>
-          <w:instrText xml:space="preserve"> PAGEREF _Toc232188492 \h </w:instrText>
+          <w:instrText xml:space="preserve"> PAGEREF _Toc232201427 \h </w:instrText>
         </w:r>
         <w:r>
           <w:rPr>
@@ -605,7 +605,7 @@
           <w:rPr>
             <w:noProof/>
           </w:rPr>
-          <w:t>4</w:t>
+          <w:t>3</w:t>
         </w:r>
         <w:r>
           <w:rPr>
@@ -630,13 +630,13 @@
           <w14:ligatures w14:val="standardContextual"/>
         </w:rPr>
       </w:pPr>
-      <w:hyperlink w:anchor="_Toc232188493" w:history="1">
+      <w:hyperlink w:anchor="_Toc232201428" w:history="1">
         <w:r>
           <w:rPr>
             <w:rStyle w:val="a3"/>
             <w:noProof/>
           </w:rPr>
-          <w:t>3.3 산청 — 방문은 많지만 체류 소비가 약하다</w:t>
+          <w:t>3.2 인구감소지역 안에도 "양극화"가 있다</w:t>
         </w:r>
         <w:r>
           <w:rPr>
@@ -654,7 +654,7 @@
           <w:rPr>
             <w:noProof/>
           </w:rPr>
-          <w:instrText xml:space="preserve"> PAGEREF _Toc232188493 \h </w:instrText>
+          <w:instrText xml:space="preserve"> PAGEREF _Toc232201428 \h </w:instrText>
         </w:r>
         <w:r>
           <w:rPr>
@@ -696,13 +696,13 @@
           <w14:ligatures w14:val="standardContextual"/>
         </w:rPr>
       </w:pPr>
-      <w:hyperlink w:anchor="_Toc232188494" w:history="1">
+      <w:hyperlink w:anchor="_Toc232201429" w:history="1">
         <w:r>
           <w:rPr>
             <w:rStyle w:val="a3"/>
             <w:noProof/>
           </w:rPr>
-          <w:t>3.4 소결 — 측정되지 않는 '소비 전환'</w:t>
+          <w:t>3.3 방문은 많지만 체류 소비가 약하다</w:t>
         </w:r>
         <w:r>
           <w:rPr>
@@ -720,7 +720,7 @@
           <w:rPr>
             <w:noProof/>
           </w:rPr>
-          <w:instrText xml:space="preserve"> PAGEREF _Toc232188494 \h </w:instrText>
+          <w:instrText xml:space="preserve"> PAGEREF _Toc232201429 \h </w:instrText>
         </w:r>
         <w:r>
           <w:rPr>
@@ -737,7 +737,7 @@
           <w:rPr>
             <w:noProof/>
           </w:rPr>
-          <w:t>5</w:t>
+          <w:t>4</w:t>
         </w:r>
         <w:r>
           <w:rPr>
@@ -749,7 +749,7 @@
     </w:p>
     <w:p>
       <w:pPr>
-        <w:pStyle w:val="11"/>
+        <w:pStyle w:val="20"/>
         <w:tabs>
           <w:tab w:val="right" w:leader="dot" w:pos="9016"/>
         </w:tabs>
@@ -762,13 +762,13 @@
           <w14:ligatures w14:val="standardContextual"/>
         </w:rPr>
       </w:pPr>
-      <w:hyperlink w:anchor="_Toc232188495" w:history="1">
+      <w:hyperlink w:anchor="_Toc232201430" w:history="1">
         <w:r>
           <w:rPr>
             <w:rStyle w:val="a3"/>
             <w:noProof/>
           </w:rPr>
-          <w:t>4. 이음(E-um)의 설계 — 그래서 MI를 만들었다</w:t>
+          <w:t>3.4 측정되지 않는 '소비 전환'</w:t>
         </w:r>
         <w:r>
           <w:rPr>
@@ -786,7 +786,7 @@
           <w:rPr>
             <w:noProof/>
           </w:rPr>
-          <w:instrText xml:space="preserve"> PAGEREF _Toc232188495 \h </w:instrText>
+          <w:instrText xml:space="preserve"> PAGEREF _Toc232201430 \h </w:instrText>
         </w:r>
         <w:r>
           <w:rPr>
@@ -815,7 +815,7 @@
     </w:p>
     <w:p>
       <w:pPr>
-        <w:pStyle w:val="20"/>
+        <w:pStyle w:val="11"/>
         <w:tabs>
           <w:tab w:val="right" w:leader="dot" w:pos="9016"/>
         </w:tabs>
@@ -828,13 +828,13 @@
           <w14:ligatures w14:val="standardContextual"/>
         </w:rPr>
       </w:pPr>
-      <w:hyperlink w:anchor="_Toc232188496" w:history="1">
+      <w:hyperlink w:anchor="_Toc232201431" w:history="1">
         <w:r>
           <w:rPr>
             <w:rStyle w:val="a3"/>
             <w:noProof/>
           </w:rPr>
-          <w:t>4.1 지표·산식 설계 근거</w:t>
+          <w:t>4. 이음(E-um)의 설계</w:t>
         </w:r>
         <w:r>
           <w:rPr>
@@ -852,7 +852,7 @@
           <w:rPr>
             <w:noProof/>
           </w:rPr>
-          <w:instrText xml:space="preserve"> PAGEREF _Toc232188496 \h </w:instrText>
+          <w:instrText xml:space="preserve"> PAGEREF _Toc232201431 \h </w:instrText>
         </w:r>
         <w:r>
           <w:rPr>
@@ -869,7 +869,7 @@
           <w:rPr>
             <w:noProof/>
           </w:rPr>
-          <w:t>6</w:t>
+          <w:t>5</w:t>
         </w:r>
         <w:r>
           <w:rPr>
@@ -881,7 +881,7 @@
     </w:p>
     <w:p>
       <w:pPr>
-        <w:pStyle w:val="11"/>
+        <w:pStyle w:val="20"/>
         <w:tabs>
           <w:tab w:val="right" w:leader="dot" w:pos="9016"/>
         </w:tabs>
@@ -894,13 +894,13 @@
           <w14:ligatures w14:val="standardContextual"/>
         </w:rPr>
       </w:pPr>
-      <w:hyperlink w:anchor="_Toc232188497" w:history="1">
+      <w:hyperlink w:anchor="_Toc232201432" w:history="1">
         <w:r>
           <w:rPr>
             <w:rStyle w:val="a3"/>
             <w:noProof/>
           </w:rPr>
-          <w:t>5. 분석 결과</w:t>
+          <w:t>4.1 MI를 만든 이유</w:t>
         </w:r>
         <w:r>
           <w:rPr>
@@ -918,7 +918,7 @@
           <w:rPr>
             <w:noProof/>
           </w:rPr>
-          <w:instrText xml:space="preserve"> PAGEREF _Toc232188497 \h </w:instrText>
+          <w:instrText xml:space="preserve"> PAGEREF _Toc232201432 \h </w:instrText>
         </w:r>
         <w:r>
           <w:rPr>
@@ -947,7 +947,7 @@
     </w:p>
     <w:p>
       <w:pPr>
-        <w:pStyle w:val="20"/>
+        <w:pStyle w:val="11"/>
         <w:tabs>
           <w:tab w:val="right" w:leader="dot" w:pos="9016"/>
         </w:tabs>
@@ -960,13 +960,13 @@
           <w14:ligatures w14:val="standardContextual"/>
         </w:rPr>
       </w:pPr>
-      <w:hyperlink w:anchor="_Toc232188498" w:history="1">
+      <w:hyperlink w:anchor="_Toc232201433" w:history="1">
         <w:r>
           <w:rPr>
             <w:rStyle w:val="a3"/>
             <w:noProof/>
           </w:rPr>
-          <w:t>5.1 유형화 — "방문대비 소비부족형"은 우연이 아니다</w:t>
+          <w:t>5. 분석 결과</w:t>
         </w:r>
         <w:r>
           <w:rPr>
@@ -984,7 +984,7 @@
           <w:rPr>
             <w:noProof/>
           </w:rPr>
-          <w:instrText xml:space="preserve"> PAGEREF _Toc232188498 \h </w:instrText>
+          <w:instrText xml:space="preserve"> PAGEREF _Toc232201433 \h </w:instrText>
         </w:r>
         <w:r>
           <w:rPr>
@@ -1001,7 +1001,7 @@
           <w:rPr>
             <w:noProof/>
           </w:rPr>
-          <w:t>6</w:t>
+          <w:t>7</w:t>
         </w:r>
         <w:r>
           <w:rPr>
@@ -1026,13 +1026,13 @@
           <w14:ligatures w14:val="standardContextual"/>
         </w:rPr>
       </w:pPr>
-      <w:hyperlink w:anchor="_Toc232188499" w:history="1">
+      <w:hyperlink w:anchor="_Toc232201434" w:history="1">
         <w:r>
           <w:rPr>
             <w:rStyle w:val="a3"/>
             <w:noProof/>
           </w:rPr>
-          <w:t>5.2 13개 지역 핵심 지표</w:t>
+          <w:t>5.1 유형화</w:t>
         </w:r>
         <w:r>
           <w:rPr>
@@ -1050,7 +1050,7 @@
           <w:rPr>
             <w:noProof/>
           </w:rPr>
-          <w:instrText xml:space="preserve"> PAGEREF _Toc232188499 \h </w:instrText>
+          <w:instrText xml:space="preserve"> PAGEREF _Toc232201434 \h </w:instrText>
         </w:r>
         <w:r>
           <w:rPr>
@@ -1092,13 +1092,13 @@
           <w14:ligatures w14:val="standardContextual"/>
         </w:rPr>
       </w:pPr>
-      <w:hyperlink w:anchor="_Toc232188500" w:history="1">
+      <w:hyperlink w:anchor="_Toc232201435" w:history="1">
         <w:r>
           <w:rPr>
             <w:rStyle w:val="a3"/>
             <w:noProof/>
           </w:rPr>
-          <w:t>5.3 공간 분포 — 침체유형·위험점수 지도</w:t>
+          <w:t>5.2 13개 지역 핵심 지표</w:t>
         </w:r>
         <w:r>
           <w:rPr>
@@ -1116,7 +1116,7 @@
           <w:rPr>
             <w:noProof/>
           </w:rPr>
-          <w:instrText xml:space="preserve"> PAGEREF _Toc232188500 \h </w:instrText>
+          <w:instrText xml:space="preserve"> PAGEREF _Toc232201435 \h </w:instrText>
         </w:r>
         <w:r>
           <w:rPr>
@@ -1133,7 +1133,7 @@
           <w:rPr>
             <w:noProof/>
           </w:rPr>
-          <w:t>9</w:t>
+          <w:t>8</w:t>
         </w:r>
         <w:r>
           <w:rPr>
@@ -1158,13 +1158,13 @@
           <w14:ligatures w14:val="standardContextual"/>
         </w:rPr>
       </w:pPr>
-      <w:hyperlink w:anchor="_Toc232188501" w:history="1">
+      <w:hyperlink w:anchor="_Toc232201436" w:history="1">
         <w:r>
           <w:rPr>
             <w:rStyle w:val="a3"/>
             <w:noProof/>
           </w:rPr>
-          <w:t>5.4 이음-Detect — 위험점수 구성 요인 분석</w:t>
+          <w:t>5.3 공간 분포</w:t>
         </w:r>
         <w:r>
           <w:rPr>
@@ -1182,7 +1182,7 @@
           <w:rPr>
             <w:noProof/>
           </w:rPr>
-          <w:instrText xml:space="preserve"> PAGEREF _Toc232188501 \h </w:instrText>
+          <w:instrText xml:space="preserve"> PAGEREF _Toc232201436 \h </w:instrText>
         </w:r>
         <w:r>
           <w:rPr>
@@ -1199,7 +1199,7 @@
           <w:rPr>
             <w:noProof/>
           </w:rPr>
-          <w:t>11</w:t>
+          <w:t>9</w:t>
         </w:r>
         <w:r>
           <w:rPr>
@@ -1224,13 +1224,13 @@
           <w14:ligatures w14:val="standardContextual"/>
         </w:rPr>
       </w:pPr>
-      <w:hyperlink w:anchor="_Toc232188502" w:history="1">
+      <w:hyperlink w:anchor="_Toc232201437" w:history="1">
         <w:r>
           <w:rPr>
             <w:rStyle w:val="a3"/>
             <w:noProof/>
           </w:rPr>
-          <w:t>5.5 이음-Simulate — 개선 효과 시뮬레이션과 위험점수 검증</w:t>
+          <w:t>5.4 위험점수 구성 요인 분석</w:t>
         </w:r>
         <w:r>
           <w:rPr>
@@ -1248,7 +1248,7 @@
           <w:rPr>
             <w:noProof/>
           </w:rPr>
-          <w:instrText xml:space="preserve"> PAGEREF _Toc232188502 \h </w:instrText>
+          <w:instrText xml:space="preserve"> PAGEREF _Toc232201437 \h </w:instrText>
         </w:r>
         <w:r>
           <w:rPr>
@@ -1265,7 +1265,7 @@
           <w:rPr>
             <w:noProof/>
           </w:rPr>
-          <w:t>12</w:t>
+          <w:t>11</w:t>
         </w:r>
         <w:r>
           <w:rPr>
@@ -1277,7 +1277,7 @@
     </w:p>
     <w:p>
       <w:pPr>
-        <w:pStyle w:val="11"/>
+        <w:pStyle w:val="20"/>
         <w:tabs>
           <w:tab w:val="right" w:leader="dot" w:pos="9016"/>
         </w:tabs>
@@ -1290,13 +1290,13 @@
           <w14:ligatures w14:val="standardContextual"/>
         </w:rPr>
       </w:pPr>
-      <w:hyperlink w:anchor="_Toc232188503" w:history="1">
+      <w:hyperlink w:anchor="_Toc232201438" w:history="1">
         <w:r>
           <w:rPr>
             <w:rStyle w:val="a3"/>
             <w:noProof/>
           </w:rPr>
-          <w:t>6. 유형별 정책 방안</w:t>
+          <w:t>5.5 개선 효과 시뮬레이션</w:t>
         </w:r>
         <w:r>
           <w:rPr>
@@ -1314,7 +1314,7 @@
           <w:rPr>
             <w:noProof/>
           </w:rPr>
-          <w:instrText xml:space="preserve"> PAGEREF _Toc232188503 \h </w:instrText>
+          <w:instrText xml:space="preserve"> PAGEREF _Toc232201438 \h </w:instrText>
         </w:r>
         <w:r>
           <w:rPr>
@@ -1331,7 +1331,7 @@
           <w:rPr>
             <w:noProof/>
           </w:rPr>
-          <w:t>13</w:t>
+          <w:t>12</w:t>
         </w:r>
         <w:r>
           <w:rPr>
@@ -1356,13 +1356,13 @@
           <w14:ligatures w14:val="standardContextual"/>
         </w:rPr>
       </w:pPr>
-      <w:hyperlink w:anchor="_Toc232188504" w:history="1">
+      <w:hyperlink w:anchor="_Toc232201439" w:history="1">
         <w:r>
           <w:rPr>
             <w:rStyle w:val="a3"/>
             <w:noProof/>
           </w:rPr>
-          <w:t>6.1 외지방문 의존형 (하동·함양) — 위험 1·2위</w:t>
+          <w:t>5.6 방문대비 소비부족형은 우연이 아니다</w:t>
         </w:r>
         <w:r>
           <w:rPr>
@@ -1380,7 +1380,7 @@
           <w:rPr>
             <w:noProof/>
           </w:rPr>
-          <w:instrText xml:space="preserve"> PAGEREF _Toc232188504 \h </w:instrText>
+          <w:instrText xml:space="preserve"> PAGEREF _Toc232201439 \h </w:instrText>
         </w:r>
         <w:r>
           <w:rPr>
@@ -1409,7 +1409,7 @@
     </w:p>
     <w:p>
       <w:pPr>
-        <w:pStyle w:val="20"/>
+        <w:pStyle w:val="11"/>
         <w:tabs>
           <w:tab w:val="right" w:leader="dot" w:pos="9016"/>
         </w:tabs>
@@ -1422,13 +1422,13 @@
           <w14:ligatures w14:val="standardContextual"/>
         </w:rPr>
       </w:pPr>
-      <w:hyperlink w:anchor="_Toc232188505" w:history="1">
+      <w:hyperlink w:anchor="_Toc232201440" w:history="1">
         <w:r>
           <w:rPr>
             <w:rStyle w:val="a3"/>
             <w:noProof/>
           </w:rPr>
-          <w:t>6.2 방문대비 소비부족형 (합천·의령·산청)</w:t>
+          <w:t>6. 유형별 정책 방안</w:t>
         </w:r>
         <w:r>
           <w:rPr>
@@ -1446,7 +1446,7 @@
           <w:rPr>
             <w:noProof/>
           </w:rPr>
-          <w:instrText xml:space="preserve"> PAGEREF _Toc232188505 \h </w:instrText>
+          <w:instrText xml:space="preserve"> PAGEREF _Toc232201440 \h </w:instrText>
         </w:r>
         <w:r>
           <w:rPr>
@@ -1488,13 +1488,13 @@
           <w14:ligatures w14:val="standardContextual"/>
         </w:rPr>
       </w:pPr>
-      <w:hyperlink w:anchor="_Toc232188506" w:history="1">
+      <w:hyperlink w:anchor="_Toc232201441" w:history="1">
         <w:r>
           <w:rPr>
             <w:rStyle w:val="a3"/>
             <w:noProof/>
           </w:rPr>
-          <w:t>6.3 소비 연계 거점 활용 (거창·통영)</w:t>
+          <w:t>6.1 외지방문 의존형 (하동·함양) — 위험 1·2위</w:t>
         </w:r>
         <w:r>
           <w:rPr>
@@ -1512,7 +1512,7 @@
           <w:rPr>
             <w:noProof/>
           </w:rPr>
-          <w:instrText xml:space="preserve"> PAGEREF _Toc232188506 \h </w:instrText>
+          <w:instrText xml:space="preserve"> PAGEREF _Toc232201441 \h </w:instrText>
         </w:r>
         <w:r>
           <w:rPr>
@@ -1554,13 +1554,13 @@
           <w14:ligatures w14:val="standardContextual"/>
         </w:rPr>
       </w:pPr>
-      <w:hyperlink w:anchor="_Toc232188507" w:history="1">
+      <w:hyperlink w:anchor="_Toc232201442" w:history="1">
         <w:r>
           <w:rPr>
             <w:rStyle w:val="a3"/>
             <w:noProof/>
           </w:rPr>
-          <w:t>6.4 지역별 개선 카드</w:t>
+          <w:t>6.2 방문대비 소비부족형 (합천·의령·산청)</w:t>
         </w:r>
         <w:r>
           <w:rPr>
@@ -1578,7 +1578,7 @@
           <w:rPr>
             <w:noProof/>
           </w:rPr>
-          <w:instrText xml:space="preserve"> PAGEREF _Toc232188507 \h </w:instrText>
+          <w:instrText xml:space="preserve"> PAGEREF _Toc232201442 \h </w:instrText>
         </w:r>
         <w:r>
           <w:rPr>
@@ -1595,7 +1595,7 @@
           <w:rPr>
             <w:noProof/>
           </w:rPr>
-          <w:t>15</w:t>
+          <w:t>14</w:t>
         </w:r>
         <w:r>
           <w:rPr>
@@ -1620,13 +1620,13 @@
           <w14:ligatures w14:val="standardContextual"/>
         </w:rPr>
       </w:pPr>
-      <w:hyperlink w:anchor="_Toc232188508" w:history="1">
+      <w:hyperlink w:anchor="_Toc232201443" w:history="1">
         <w:r>
           <w:rPr>
             <w:rStyle w:val="a3"/>
             <w:noProof/>
           </w:rPr>
-          <w:t>6.5 실현 가능성 — 정책 연계와 벤치마킹</w:t>
+          <w:t>6.3 소비 연계 거점 활용 (거창·통영)</w:t>
         </w:r>
         <w:r>
           <w:rPr>
@@ -1644,7 +1644,7 @@
           <w:rPr>
             <w:noProof/>
           </w:rPr>
-          <w:instrText xml:space="preserve"> PAGEREF _Toc232188508 \h </w:instrText>
+          <w:instrText xml:space="preserve"> PAGEREF _Toc232201443 \h </w:instrText>
         </w:r>
         <w:r>
           <w:rPr>
@@ -1661,7 +1661,7 @@
           <w:rPr>
             <w:noProof/>
           </w:rPr>
-          <w:t>16</w:t>
+          <w:t>15</w:t>
         </w:r>
         <w:r>
           <w:rPr>
@@ -1673,7 +1673,7 @@
     </w:p>
     <w:p>
       <w:pPr>
-        <w:pStyle w:val="11"/>
+        <w:pStyle w:val="20"/>
         <w:tabs>
           <w:tab w:val="right" w:leader="dot" w:pos="9016"/>
         </w:tabs>
@@ -1686,13 +1686,13 @@
           <w14:ligatures w14:val="standardContextual"/>
         </w:rPr>
       </w:pPr>
-      <w:hyperlink w:anchor="_Toc232188509" w:history="1">
+      <w:hyperlink w:anchor="_Toc232201444" w:history="1">
         <w:r>
           <w:rPr>
             <w:rStyle w:val="a3"/>
             <w:noProof/>
           </w:rPr>
-          <w:t>7. 결론 및 기대효과</w:t>
+          <w:t>6.4 지역별 개선 카드</w:t>
         </w:r>
         <w:r>
           <w:rPr>
@@ -1710,7 +1710,7 @@
           <w:rPr>
             <w:noProof/>
           </w:rPr>
-          <w:instrText xml:space="preserve"> PAGEREF _Toc232188509 \h </w:instrText>
+          <w:instrText xml:space="preserve"> PAGEREF _Toc232201444 \h </w:instrText>
         </w:r>
         <w:r>
           <w:rPr>
@@ -1727,7 +1727,7 @@
           <w:rPr>
             <w:noProof/>
           </w:rPr>
-          <w:t>17</w:t>
+          <w:t>15</w:t>
         </w:r>
         <w:r>
           <w:rPr>
@@ -1739,7 +1739,7 @@
     </w:p>
     <w:p>
       <w:pPr>
-        <w:pStyle w:val="11"/>
+        <w:pStyle w:val="20"/>
         <w:tabs>
           <w:tab w:val="right" w:leader="dot" w:pos="9016"/>
         </w:tabs>
@@ -1752,13 +1752,13 @@
           <w14:ligatures w14:val="standardContextual"/>
         </w:rPr>
       </w:pPr>
-      <w:hyperlink w:anchor="_Toc232188510" w:history="1">
+      <w:hyperlink w:anchor="_Toc232201445" w:history="1">
         <w:r>
           <w:rPr>
             <w:rStyle w:val="a3"/>
             <w:noProof/>
           </w:rPr>
-          <w:t>8. 한계 및 향후 과제</w:t>
+          <w:t>6.5 실현 가능성 — 정책 연계와 벤치마킹</w:t>
         </w:r>
         <w:r>
           <w:rPr>
@@ -1776,7 +1776,7 @@
           <w:rPr>
             <w:noProof/>
           </w:rPr>
-          <w:instrText xml:space="preserve"> PAGEREF _Toc232188510 \h </w:instrText>
+          <w:instrText xml:space="preserve"> PAGEREF _Toc232201445 \h </w:instrText>
         </w:r>
         <w:r>
           <w:rPr>
@@ -1818,13 +1818,13 @@
           <w14:ligatures w14:val="standardContextual"/>
         </w:rPr>
       </w:pPr>
-      <w:hyperlink w:anchor="_Toc232188511" w:history="1">
+      <w:hyperlink w:anchor="_Toc232201446" w:history="1">
         <w:r>
           <w:rPr>
             <w:rStyle w:val="a3"/>
             <w:noProof/>
           </w:rPr>
-          <w:t>9. 팀원 역할 분담</w:t>
+          <w:t>7. 결론 및 기대효과</w:t>
         </w:r>
         <w:r>
           <w:rPr>
@@ -1842,7 +1842,7 @@
           <w:rPr>
             <w:noProof/>
           </w:rPr>
-          <w:instrText xml:space="preserve"> PAGEREF _Toc232188511 \h </w:instrText>
+          <w:instrText xml:space="preserve"> PAGEREF _Toc232201446 \h </w:instrText>
         </w:r>
         <w:r>
           <w:rPr>
@@ -1884,13 +1884,13 @@
           <w14:ligatures w14:val="standardContextual"/>
         </w:rPr>
       </w:pPr>
-      <w:hyperlink w:anchor="_Toc232188512" w:history="1">
+      <w:hyperlink w:anchor="_Toc232201447" w:history="1">
         <w:r>
           <w:rPr>
             <w:rStyle w:val="a3"/>
             <w:noProof/>
           </w:rPr>
-          <w:t>부록 A. 기대효과 산출 근거</w:t>
+          <w:t>8. 한계 및 향후 과제</w:t>
         </w:r>
         <w:r>
           <w:rPr>
@@ -1908,7 +1908,7 @@
           <w:rPr>
             <w:noProof/>
           </w:rPr>
-          <w:instrText xml:space="preserve"> PAGEREF _Toc232188512 \h </w:instrText>
+          <w:instrText xml:space="preserve"> PAGEREF _Toc232201447 \h </w:instrText>
         </w:r>
         <w:r>
           <w:rPr>
@@ -1950,12 +1950,144 @@
           <w14:ligatures w14:val="standardContextual"/>
         </w:rPr>
       </w:pPr>
-      <w:hyperlink w:anchor="_Toc232188513" w:history="1">
+      <w:hyperlink w:anchor="_Toc232201448" w:history="1">
         <w:r>
           <w:rPr>
             <w:rStyle w:val="a3"/>
             <w:noProof/>
           </w:rPr>
+          <w:t>9. 팀원 역할 분담</w:t>
+        </w:r>
+        <w:r>
+          <w:rPr>
+            <w:noProof/>
+          </w:rPr>
+          <w:tab/>
+        </w:r>
+        <w:r>
+          <w:rPr>
+            <w:noProof/>
+          </w:rPr>
+          <w:fldChar w:fldCharType="begin"/>
+        </w:r>
+        <w:r>
+          <w:rPr>
+            <w:noProof/>
+          </w:rPr>
+          <w:instrText xml:space="preserve"> PAGEREF _Toc232201448 \h </w:instrText>
+        </w:r>
+        <w:r>
+          <w:rPr>
+            <w:noProof/>
+          </w:rPr>
+        </w:r>
+        <w:r>
+          <w:rPr>
+            <w:noProof/>
+          </w:rPr>
+          <w:fldChar w:fldCharType="separate"/>
+        </w:r>
+        <w:r>
+          <w:rPr>
+            <w:noProof/>
+          </w:rPr>
+          <w:t>19</w:t>
+        </w:r>
+        <w:r>
+          <w:rPr>
+            <w:noProof/>
+          </w:rPr>
+          <w:fldChar w:fldCharType="end"/>
+        </w:r>
+      </w:hyperlink>
+    </w:p>
+    <w:p>
+      <w:pPr>
+        <w:pStyle w:val="11"/>
+        <w:tabs>
+          <w:tab w:val="right" w:leader="dot" w:pos="9016"/>
+        </w:tabs>
+        <w:rPr>
+          <w:rFonts w:asciiTheme="minorHAnsi" w:eastAsiaTheme="minorEastAsia" w:hAnsiTheme="minorHAnsi" w:cstheme="minorBidi"/>
+          <w:noProof/>
+          <w:kern w:val="2"/>
+          <w:sz w:val="22"/>
+          <w:szCs w:val="24"/>
+          <w14:ligatures w14:val="standardContextual"/>
+        </w:rPr>
+      </w:pPr>
+      <w:hyperlink w:anchor="_Toc232201449" w:history="1">
+        <w:r>
+          <w:rPr>
+            <w:rStyle w:val="a3"/>
+            <w:noProof/>
+          </w:rPr>
+          <w:t>부록 A. 기대효과 산출 근거</w:t>
+        </w:r>
+        <w:r>
+          <w:rPr>
+            <w:noProof/>
+          </w:rPr>
+          <w:tab/>
+        </w:r>
+        <w:r>
+          <w:rPr>
+            <w:noProof/>
+          </w:rPr>
+          <w:fldChar w:fldCharType="begin"/>
+        </w:r>
+        <w:r>
+          <w:rPr>
+            <w:noProof/>
+          </w:rPr>
+          <w:instrText xml:space="preserve"> PAGEREF _Toc232201449 \h </w:instrText>
+        </w:r>
+        <w:r>
+          <w:rPr>
+            <w:noProof/>
+          </w:rPr>
+        </w:r>
+        <w:r>
+          <w:rPr>
+            <w:noProof/>
+          </w:rPr>
+          <w:fldChar w:fldCharType="separate"/>
+        </w:r>
+        <w:r>
+          <w:rPr>
+            <w:noProof/>
+          </w:rPr>
+          <w:t>19</w:t>
+        </w:r>
+        <w:r>
+          <w:rPr>
+            <w:noProof/>
+          </w:rPr>
+          <w:fldChar w:fldCharType="end"/>
+        </w:r>
+      </w:hyperlink>
+    </w:p>
+    <w:p>
+      <w:pPr>
+        <w:pStyle w:val="11"/>
+        <w:tabs>
+          <w:tab w:val="right" w:leader="dot" w:pos="9016"/>
+        </w:tabs>
+        <w:rPr>
+          <w:rFonts w:asciiTheme="minorHAnsi" w:eastAsiaTheme="minorEastAsia" w:hAnsiTheme="minorHAnsi" w:cstheme="minorBidi"/>
+          <w:noProof/>
+          <w:kern w:val="2"/>
+          <w:sz w:val="22"/>
+          <w:szCs w:val="24"/>
+          <w14:ligatures w14:val="standardContextual"/>
+        </w:rPr>
+      </w:pPr>
+      <w:hyperlink w:anchor="_Toc232201450" w:history="1">
+        <w:r>
+          <w:rPr>
+            <w:rStyle w:val="a3"/>
+            <w:noProof/>
+          </w:rPr>
           <w:t>참고문헌</w:t>
         </w:r>
         <w:r>
@@ -1974,7 +2106,7 @@
           <w:rPr>
             <w:noProof/>
           </w:rPr>
-          <w:instrText xml:space="preserve"> PAGEREF _Toc232188513 \h </w:instrText>
+          <w:instrText xml:space="preserve"> PAGEREF _Toc232201450 \h </w:instrText>
         </w:r>
         <w:r>
           <w:rPr>
@@ -1991,7 +2123,7 @@
           <w:rPr>
             <w:noProof/>
           </w:rPr>
-          <w:t>19</w:t>
+          <w:t>20</w:t>
         </w:r>
         <w:r>
           <w:rPr>
@@ -2026,7 +2158,7 @@
         <w:spacing w:before="0"/>
       </w:pPr>
       <w:bookmarkStart w:id="0" w:name="_Toc231757032"/>
-      <w:bookmarkStart w:id="1" w:name="_Toc232188486"/>
+      <w:bookmarkStart w:id="1" w:name="_Toc232201421"/>
       <w:r>
         <w:lastRenderedPageBreak/>
         <w:t>1. 개요</w:t>
@@ -2038,7 +2170,7 @@
       <w:pPr>
         <w:pStyle w:val="2"/>
       </w:pPr>
-      <w:bookmarkStart w:id="2" w:name="_Toc232188487"/>
+      <w:bookmarkStart w:id="2" w:name="_Toc232201422"/>
       <w:r>
         <w:t>1.1 문제 제기</w:t>
       </w:r>
@@ -2149,7 +2281,7 @@
       <w:pPr>
         <w:pStyle w:val="2"/>
       </w:pPr>
-      <w:bookmarkStart w:id="3" w:name="_Toc232188488"/>
+      <w:bookmarkStart w:id="3" w:name="_Toc232201423"/>
       <w:r>
         <w:t>1.2 연구 목표와 접근</w:t>
       </w:r>
@@ -2175,9 +2307,9 @@
       <w:pPr>
         <w:pStyle w:val="1"/>
       </w:pPr>
-      <w:bookmarkStart w:id="4" w:name="_Toc232188489"/>
-      <w:r>
-        <w:t>2. 분석 대상 — 왜 13개 시군인가</w:t>
+      <w:bookmarkStart w:id="4" w:name="_Toc232201424"/>
+      <w:r>
+        <w:t>2. 분석 대상</w:t>
       </w:r>
       <w:bookmarkEnd w:id="4"/>
     </w:p>
@@ -2223,6 +2355,16 @@
     </w:p>
     <w:p>
       <w:pPr>
+        <w:pStyle w:val="2"/>
+      </w:pPr>
+      <w:bookmarkStart w:id="5" w:name="_Toc232201425"/>
+      <w:r>
+        <w:t>2.1 왜 13개 시군인가</w:t>
+      </w:r>
+      <w:bookmarkEnd w:id="5"/>
+    </w:p>
+    <w:p>
+      <w:pPr>
         <w:pBdr>
           <w:left w:val="single" w:sz="18" w:space="8" w:color="777777"/>
         </w:pBdr>
@@ -2243,11 +2385,11 @@
       <w:pPr>
         <w:pStyle w:val="1"/>
       </w:pPr>
-      <w:bookmarkStart w:id="5" w:name="_Toc232188490"/>
-      <w:r>
-        <w:t>3. 데이터와 1차 관찰 — 무엇이 보였는가</w:t>
-      </w:r>
-      <w:bookmarkEnd w:id="5"/>
+      <w:bookmarkStart w:id="6" w:name="_Toc232201426"/>
+      <w:r>
+        <w:t>3. 데이터 분석</w:t>
+      </w:r>
+      <w:bookmarkEnd w:id="6"/>
     </w:p>
     <w:p>
       <w:pPr>
@@ -2261,11 +2403,11 @@
       <w:pPr>
         <w:pStyle w:val="2"/>
       </w:pPr>
-      <w:bookmarkStart w:id="6" w:name="_Toc232188491"/>
+      <w:bookmarkStart w:id="7" w:name="_Toc232201427"/>
       <w:r>
         <w:t>3.1 수집 데이터</w:t>
       </w:r>
-      <w:bookmarkEnd w:id="6"/>
+      <w:bookmarkEnd w:id="7"/>
     </w:p>
     <w:tbl>
       <w:tblPr>
@@ -2499,6 +2641,7 @@
                 <w:sz w:val="16"/>
                 <w:szCs w:val="16"/>
               </w:rPr>
+              <w:lastRenderedPageBreak/>
               <w:t>시간대별 카드매출</w:t>
             </w:r>
           </w:p>
@@ -2671,7 +2814,6 @@
                 <w:sz w:val="16"/>
                 <w:szCs w:val="16"/>
               </w:rPr>
-              <w:lastRenderedPageBreak/>
               <w:t>생활인구</w:t>
             </w:r>
           </w:p>
@@ -2951,11 +3093,11 @@
       <w:pPr>
         <w:pStyle w:val="2"/>
       </w:pPr>
-      <w:bookmarkStart w:id="7" w:name="_Toc232188492"/>
+      <w:bookmarkStart w:id="8" w:name="_Toc232201428"/>
       <w:r>
         <w:t>3.2 인구감소지역 안에도 "양극화"가 있다</w:t>
       </w:r>
-      <w:bookmarkEnd w:id="7"/>
+      <w:bookmarkEnd w:id="8"/>
     </w:p>
     <w:p>
       <w:pPr>
@@ -2977,11 +3119,11 @@
       <w:pPr>
         <w:pStyle w:val="2"/>
       </w:pPr>
-      <w:bookmarkStart w:id="8" w:name="_Toc232188493"/>
-      <w:r>
-        <w:t>3.3 산청 — 방문은 많지만 체류 소비가 약하다</w:t>
-      </w:r>
-      <w:bookmarkEnd w:id="8"/>
+      <w:bookmarkStart w:id="9" w:name="_Toc232201429"/>
+      <w:r>
+        <w:t>3.3 방문은 많지만 체류 소비가 약하다</w:t>
+      </w:r>
+      <w:bookmarkEnd w:id="9"/>
     </w:p>
     <w:p>
       <w:pPr>
@@ -3020,6 +3162,7 @@
         <w:rPr>
           <w:noProof/>
         </w:rPr>
+        <w:lastRenderedPageBreak/>
         <w:drawing>
           <wp:inline distT="0" distB="0" distL="0" distR="0" wp14:anchorId="385AB7BF" wp14:editId="0B47FA26">
             <wp:extent cx="5731000" cy="2316000"/>
@@ -3064,12 +3207,11 @@
       <w:pPr>
         <w:pStyle w:val="2"/>
       </w:pPr>
-      <w:bookmarkStart w:id="9" w:name="_Toc232188494"/>
-      <w:r>
-        <w:lastRenderedPageBreak/>
-        <w:t>3.4 소결 — 측정되지 않는 '소비 전환'</w:t>
-      </w:r>
-      <w:bookmarkEnd w:id="9"/>
+      <w:bookmarkStart w:id="10" w:name="_Toc232201430"/>
+      <w:r>
+        <w:t>3.4 측정되지 않는 '소비 전환'</w:t>
+      </w:r>
+      <w:bookmarkEnd w:id="10"/>
     </w:p>
     <w:p>
       <w:pPr>
@@ -3083,11 +3225,11 @@
       <w:pPr>
         <w:pStyle w:val="1"/>
       </w:pPr>
-      <w:bookmarkStart w:id="10" w:name="_Toc232188495"/>
-      <w:r>
-        <w:t>4. 이음(E-um)의 설계 — 그래서 MI를 만들었다</w:t>
-      </w:r>
-      <w:bookmarkEnd w:id="10"/>
+      <w:bookmarkStart w:id="11" w:name="_Toc232201431"/>
+      <w:r>
+        <w:t>4. 이음(E-um)의 설계</w:t>
+      </w:r>
+      <w:bookmarkEnd w:id="11"/>
     </w:p>
     <w:p>
       <w:pPr>
@@ -3720,34 +3862,21 @@
                 <w:sz w:val="15"/>
                 <w:szCs w:val="15"/>
               </w:rPr>
-              <w:t>KDI 「인구 요인이 소비성향에 미치는 영향」</w:t>
-            </w:r>
-          </w:p>
-        </w:tc>
-        <w:tc>
-          <w:tcPr>
-            <w:tcW w:w="1900" w:type="dxa"/>
-            <w:tcBorders>
-              <w:top w:val="single" w:sz="2" w:space="0" w:color="BBBBBB"/>
-              <w:left w:val="single" w:sz="2" w:space="0" w:color="BBBBBB"/>
-              <w:bottom w:val="single" w:sz="2" w:space="0" w:color="BBBBBB"/>
-              <w:right w:val="single" w:sz="2" w:space="0" w:color="BBBBBB"/>
-            </w:tcBorders>
-            <w:vAlign w:val="center"/>
-          </w:tcPr>
-          <w:p>
+              <w:t xml:space="preserve">KDI 「인구 요인이 소비성향에 </w:t>
+            </w:r>
             <w:r>
               <w:rPr>
                 <w:sz w:val="15"/>
                 <w:szCs w:val="15"/>
               </w:rPr>
-              <w:t>인구–소비 거시 연계 규명</w:t>
-            </w:r>
-          </w:p>
-        </w:tc>
-        <w:tc>
-          <w:tcPr>
-            <w:tcW w:w="2150" w:type="dxa"/>
+              <w:lastRenderedPageBreak/>
+              <w:t>미치는 영향」</w:t>
+            </w:r>
+          </w:p>
+        </w:tc>
+        <w:tc>
+          <w:tcPr>
+            <w:tcW w:w="1900" w:type="dxa"/>
             <w:tcBorders>
               <w:top w:val="single" w:sz="2" w:space="0" w:color="BBBBBB"/>
               <w:left w:val="single" w:sz="2" w:space="0" w:color="BBBBBB"/>
@@ -3762,27 +3891,67 @@
                 <w:sz w:val="15"/>
                 <w:szCs w:val="15"/>
               </w:rPr>
-              <w:t>거시·전국 단위 — 시군 상권 미시분석 아님</w:t>
-            </w:r>
-          </w:p>
-        </w:tc>
-        <w:tc>
-          <w:tcPr>
-            <w:tcW w:w="2375" w:type="dxa"/>
-            <w:tcBorders>
-              <w:top w:val="single" w:sz="2" w:space="0" w:color="BBBBBB"/>
-              <w:left w:val="single" w:sz="2" w:space="0" w:color="BBBBBB"/>
-              <w:bottom w:val="single" w:sz="2" w:space="0" w:color="BBBBBB"/>
-              <w:right w:val="single" w:sz="2" w:space="0" w:color="BBBBBB"/>
-            </w:tcBorders>
-            <w:vAlign w:val="center"/>
-          </w:tcPr>
-          <w:p>
+              <w:lastRenderedPageBreak/>
+              <w:t xml:space="preserve">인구–소비 거시 연계 </w:t>
+            </w:r>
             <w:r>
               <w:rPr>
                 <w:sz w:val="15"/>
                 <w:szCs w:val="15"/>
               </w:rPr>
+              <w:lastRenderedPageBreak/>
+              <w:t>규명</w:t>
+            </w:r>
+          </w:p>
+        </w:tc>
+        <w:tc>
+          <w:tcPr>
+            <w:tcW w:w="2150" w:type="dxa"/>
+            <w:tcBorders>
+              <w:top w:val="single" w:sz="2" w:space="0" w:color="BBBBBB"/>
+              <w:left w:val="single" w:sz="2" w:space="0" w:color="BBBBBB"/>
+              <w:bottom w:val="single" w:sz="2" w:space="0" w:color="BBBBBB"/>
+              <w:right w:val="single" w:sz="2" w:space="0" w:color="BBBBBB"/>
+            </w:tcBorders>
+            <w:vAlign w:val="center"/>
+          </w:tcPr>
+          <w:p>
+            <w:r>
+              <w:rPr>
+                <w:sz w:val="15"/>
+                <w:szCs w:val="15"/>
+              </w:rPr>
+              <w:lastRenderedPageBreak/>
+              <w:t xml:space="preserve">거시·전국 단위 — 시군 상권 </w:t>
+            </w:r>
+            <w:r>
+              <w:rPr>
+                <w:sz w:val="15"/>
+                <w:szCs w:val="15"/>
+              </w:rPr>
+              <w:lastRenderedPageBreak/>
+              <w:t>미시분석 아님</w:t>
+            </w:r>
+          </w:p>
+        </w:tc>
+        <w:tc>
+          <w:tcPr>
+            <w:tcW w:w="2375" w:type="dxa"/>
+            <w:tcBorders>
+              <w:top w:val="single" w:sz="2" w:space="0" w:color="BBBBBB"/>
+              <w:left w:val="single" w:sz="2" w:space="0" w:color="BBBBBB"/>
+              <w:bottom w:val="single" w:sz="2" w:space="0" w:color="BBBBBB"/>
+              <w:right w:val="single" w:sz="2" w:space="0" w:color="BBBBBB"/>
+            </w:tcBorders>
+            <w:vAlign w:val="center"/>
+          </w:tcPr>
+          <w:p>
+            <w:r>
+              <w:rPr>
+                <w:sz w:val="15"/>
+                <w:szCs w:val="15"/>
+              </w:rPr>
+              <w:lastRenderedPageBreak/>
               <w:t>시군 단위 미시 분석·개선</w:t>
             </w:r>
           </w:p>
@@ -3953,7 +4122,7 @@
                 <w:sz w:val="16"/>
                 <w:szCs w:val="16"/>
               </w:rPr>
-              <w:t>(</w:t>
+              <w:t>연간매출</w:t>
             </w:r>
             <w:r>
               <w:rPr>
@@ -3968,7 +4137,7 @@
                 <w:sz w:val="16"/>
                 <w:szCs w:val="16"/>
               </w:rPr>
-              <w:t>연간매출</w:t>
+              <w:t>/ 연평균 생활인구</w:t>
             </w:r>
             <w:r>
               <w:rPr>
@@ -3983,30 +4152,7 @@
                 <w:sz w:val="16"/>
                 <w:szCs w:val="16"/>
               </w:rPr>
-              <w:t>/ 연평균 생활인구</w:t>
-            </w:r>
-            <w:r>
-              <w:rPr>
-                <w:rFonts w:hint="eastAsia"/>
-                <w:sz w:val="16"/>
-                <w:szCs w:val="16"/>
-              </w:rPr>
-              <w:t xml:space="preserve"> </w:t>
-            </w:r>
-            <w:r>
-              <w:rPr>
-                <w:sz w:val="16"/>
-                <w:szCs w:val="16"/>
-              </w:rPr>
               <w:t>) − 13곳 평균</w:t>
-            </w:r>
-            <w:r>
-              <w:rPr>
-                <w:rFonts w:hint="eastAsia"/>
-                <w:sz w:val="16"/>
-                <w:szCs w:val="16"/>
-              </w:rPr>
-              <w:t xml:space="preserve"> )</w:t>
             </w:r>
           </w:p>
         </w:tc>
@@ -4260,7 +4406,6 @@
                 <w:sz w:val="16"/>
                 <w:szCs w:val="16"/>
               </w:rPr>
-              <w:lastRenderedPageBreak/>
               <w:t>CDI (Consumption Diversity Index)</w:t>
             </w:r>
           </w:p>
@@ -4660,11 +4805,11 @@
       <w:pPr>
         <w:pStyle w:val="2"/>
       </w:pPr>
-      <w:bookmarkStart w:id="11" w:name="_Toc232188496"/>
-      <w:r>
-        <w:t>4.1 지표·산식 설계 근거</w:t>
-      </w:r>
-      <w:bookmarkEnd w:id="11"/>
+      <w:bookmarkStart w:id="12" w:name="_Toc232201432"/>
+      <w:r>
+        <w:t>4.1 MI를 만든 이유</w:t>
+      </w:r>
+      <w:bookmarkEnd w:id="12"/>
     </w:p>
     <w:p>
       <w:pPr>
@@ -4770,6 +4915,7 @@
         <w:t xml:space="preserve"> </w:t>
       </w:r>
       <w:r>
+        <w:lastRenderedPageBreak/>
         <w:t>값이 낮을수록 소수 업종 의존이 커 외부 충격에 취약하다.</w:t>
       </w:r>
     </w:p>
@@ -4811,7 +4957,7 @@
           <w:b/>
           <w:bCs/>
         </w:rPr>
-        <w:t>5.4 이음-Detect의 위험점수 분해</w:t>
+        <w:t>5.4 위험점수 구성 요인 분석</w:t>
       </w:r>
       <w:r>
         <w:t>에서 위험 상위</w:t>
@@ -4830,21 +4976,21 @@
       <w:pPr>
         <w:pStyle w:val="1"/>
       </w:pPr>
-      <w:bookmarkStart w:id="12" w:name="_Toc232188497"/>
+      <w:bookmarkStart w:id="13" w:name="_Toc232201433"/>
       <w:r>
         <w:t>5. 분석 결과</w:t>
       </w:r>
-      <w:bookmarkEnd w:id="12"/>
+      <w:bookmarkEnd w:id="13"/>
     </w:p>
     <w:p>
       <w:pPr>
         <w:pStyle w:val="2"/>
       </w:pPr>
-      <w:bookmarkStart w:id="13" w:name="_Toc232188498"/>
-      <w:r>
-        <w:t>5.1 유형화 — "방문대비 소비부족형"은 우연이 아니다</w:t>
-      </w:r>
-      <w:bookmarkEnd w:id="13"/>
+      <w:bookmarkStart w:id="14" w:name="_Toc232201434"/>
+      <w:r>
+        <w:t>5.1 유형화</w:t>
+      </w:r>
+      <w:bookmarkEnd w:id="14"/>
     </w:p>
     <w:p>
       <w:pPr>
@@ -4852,56 +4998,47 @@
         <w:ind w:firstLineChars="50" w:firstLine="100"/>
       </w:pPr>
       <w:r>
-        <w:t xml:space="preserve">K-means 군집(탐색적 유형화) 결과, </w:t>
+        <w:t xml:space="preserve">유형화는 9개 지표 중 7개(MI·CPC·LRR·CDI·NAR·AGI·TREND)를 표준화한 뒤 K-means(군집 수 k=2~7 탐색 후 4 채택, random_state=42)로 군집화한 탐색적 분류다. 그 결과 13개 시군은 네 유형으로 나뉜다 — ① </w:t>
       </w:r>
       <w:r>
         <w:rPr>
           <w:b/>
           <w:bCs/>
         </w:rPr>
-        <w:t>방문대비 소비부족형(산청·의령·합천)</w:t>
-      </w:r>
-      <w:r>
-        <w:t xml:space="preserve"> 세 지역이</w:t>
-      </w:r>
-      <w:r>
-        <w:rPr>
-          <w:rFonts w:hint="eastAsia"/>
-        </w:rPr>
-        <w:t xml:space="preserve"> </w:t>
+        <w:t>방문대비 소비부족형</w:t>
+      </w:r>
+      <w:r>
+        <w:t xml:space="preserve">(산청·의령·합천): MI 전부 &lt; −0.6, CPC 전부 &lt; 17,000원 — 생활인구 대비 카드소비가 가장 부족, ② </w:t>
       </w:r>
       <w:r>
         <w:rPr>
           <w:b/>
           <w:bCs/>
         </w:rPr>
-        <w:t>MI 전부 &lt; −0.6, CPC 전부 &lt;17,000원</w:t>
-      </w:r>
-      <w:r>
-        <w:t>이라는 동일 증상으로 묶였다. 세 지역이 서로의 증상을</w:t>
-      </w:r>
-      <w:r>
-        <w:rPr>
-          <w:rFonts w:hint="eastAsia"/>
-        </w:rPr>
-        <w:t xml:space="preserve"> </w:t>
-      </w:r>
-      <w:r>
-        <w:t xml:space="preserve">교차 입증하므로, </w:t>
-      </w:r>
-      <w:r>
-        <w:lastRenderedPageBreak/>
-        <w:t xml:space="preserve">이는 단일 사례가 아니라 </w:t>
+        <w:t>외지방문 의존형</w:t>
+      </w:r>
+      <w:r>
+        <w:t xml:space="preserve">(하동·함양): 경남 외 소비자 비중이 높고(LRR 낮음) 매출 감소세(TREND ≤ 0), ③ </w:t>
       </w:r>
       <w:r>
         <w:rPr>
           <w:b/>
           <w:bCs/>
         </w:rPr>
-        <w:t>반복되는 패턴</w:t>
-      </w:r>
-      <w:r>
-        <w:t>이다.</w:t>
+        <w:t>혼합 경계형</w:t>
+      </w:r>
+      <w:r>
+        <w:t xml:space="preserve">(남해·창녕·고성·함안): 침체·안정 특성이 혼재한 경계 집단, ④ </w:t>
+      </w:r>
+      <w:r>
+        <w:rPr>
+          <w:b/>
+          <w:bCs/>
+        </w:rPr>
+        <w:t>소비 안정형</w:t>
+      </w:r>
+      <w:r>
+        <w:t>(밀양·거창·사천·통영): MI 양수·CPC 상위. 유형명은 각 군집의 지표 특성을 사후 해석해 붙인 라벨이다.</w:t>
       </w:r>
     </w:p>
     <w:p>
@@ -4909,7 +5046,7 @@
         <w:spacing w:after="100"/>
       </w:pPr>
       <w:r>
-        <w:t>유형별 차이를 두 방식으로 확인했다. 4개 핵심지표(MI·LRR·CPC·STI)를 시군별 막대로 비교한 결과가 아래 그림 3이다(막대 색 = 침체유형) — MI·CPC가 낮은 지역일수록 소비전환이 취약하다. 이어 9개 지표 전체를 PCA로 2차원에 축약한 결과가 그림 4로, 네 군집이 겹치지 않아 유형 구분이 유효함을 보여준다.</w:t>
+        <w:t>유형별 차이를 두 방식으로 확인했다. 4개 핵심지표(MI·LRR·CPC·STI)를 시군별 막대로 비교한 결과가 아래 그림 2다(막대 색 = 침체유형) — MI·CPC가 낮은 지역일수록 소비전환이 취약하다. 이어 군집에 사용한 7개 지표를 PCA로 2차원에 축약한 결과가 그림 3으로, 네 군집이 겹치지 않아 유형 구분이 유효함을 보여준다.</w:t>
       </w:r>
     </w:p>
     <w:p>
@@ -4929,7 +5066,7 @@
           <w:sz w:val="18"/>
           <w:szCs w:val="18"/>
         </w:rPr>
-        <w:t>그림 3. 유형별 지표 비교</w:t>
+        <w:t>그림 2. 유형별 지표 비교</w:t>
       </w:r>
       <w:r>
         <w:rPr>
@@ -4947,7 +5084,7 @@
           <w:sz w:val="18"/>
           <w:szCs w:val="18"/>
         </w:rPr>
-        <w:t>그림 4. PCA 군집 시각화</w:t>
+        <w:t>그림 3. PCA 군집 시각화</w:t>
       </w:r>
     </w:p>
     <w:p>
@@ -5008,6 +5145,7 @@
         <w:rPr>
           <w:noProof/>
         </w:rPr>
+        <w:lastRenderedPageBreak/>
         <w:drawing>
           <wp:inline distT="0" distB="0" distL="0" distR="0" wp14:anchorId="7941439B" wp14:editId="57CB9688">
             <wp:extent cx="4533900" cy="3408521"/>
@@ -5052,11 +5190,11 @@
       <w:pPr>
         <w:pStyle w:val="2"/>
       </w:pPr>
-      <w:bookmarkStart w:id="14" w:name="_Toc232188499"/>
+      <w:bookmarkStart w:id="15" w:name="_Toc232201435"/>
       <w:r>
         <w:t>5.2 13개 지역 핵심 지표</w:t>
       </w:r>
-      <w:bookmarkEnd w:id="14"/>
+      <w:bookmarkEnd w:id="15"/>
     </w:p>
     <w:p>
       <w:pPr>
@@ -5112,7 +5250,6 @@
                 <w:sz w:val="16"/>
                 <w:szCs w:val="16"/>
               </w:rPr>
-              <w:lastRenderedPageBreak/>
               <w:t>지역</w:t>
             </w:r>
           </w:p>
@@ -7556,6 +7693,7 @@
           <w:sz w:val="18"/>
           <w:szCs w:val="18"/>
         </w:rPr>
+        <w:lastRenderedPageBreak/>
         <w:t>위험점수 산식:</w:t>
       </w:r>
       <w:r>
@@ -7572,7 +7710,7 @@
         <w:spacing w:after="100"/>
       </w:pPr>
       <w:r>
-        <w:t>이 지표들로 13곳을 보면 — 핵심 두 축인 MI(소비 전환)와 LRR(경남권 소비자 비중) 평면에 각 시군을 놓은 결과가 아래 그림 2다. 좌하단(둘 다 낮음)에 외지방문 의존형(하동·함양), 우상단에 소비 안정형(통영·사천)이 자리하며, 원 크기는 생활인구 규모다.</w:t>
+        <w:t>이 지표들로 13곳을 보면 — 핵심 두 축인 MI(소비 전환)와 LRR(경남권 소비자 비중) 평면에 각 시군을 놓은 결과가 아래 그림 4다. 좌하단(둘 다 낮음)에 외지방문 의존형(하동·함양), 우상단에 소비 안정형(통영·사천)이 자리하며, 원 크기는 생활인구 규모다.</w:t>
       </w:r>
     </w:p>
     <w:p>
@@ -7592,7 +7730,7 @@
           <w:sz w:val="18"/>
           <w:szCs w:val="18"/>
         </w:rPr>
-        <w:t>그림 2. MI × LRR 분석 매트릭스</w:t>
+        <w:t>그림 4. MI × LRR 분석 매트릭스</w:t>
       </w:r>
     </w:p>
     <w:p>
@@ -7604,7 +7742,6 @@
         <w:rPr>
           <w:noProof/>
         </w:rPr>
-        <w:lastRenderedPageBreak/>
         <w:drawing>
           <wp:inline distT="0" distB="0" distL="0" distR="0" wp14:anchorId="15133B90" wp14:editId="1DE0B31F">
             <wp:extent cx="4533900" cy="3408521"/>
@@ -7649,13 +7786,13 @@
       <w:pPr>
         <w:pStyle w:val="2"/>
       </w:pPr>
-      <w:bookmarkStart w:id="15" w:name="_Toc231757044"/>
-      <w:bookmarkStart w:id="16" w:name="_Toc232188500"/>
-      <w:r>
-        <w:t>5.3 공간 분포 — 침체유형·위험점수 지도</w:t>
-      </w:r>
-      <w:bookmarkEnd w:id="15"/>
+      <w:bookmarkStart w:id="16" w:name="_Toc231757044"/>
+      <w:bookmarkStart w:id="17" w:name="_Toc232201436"/>
+      <w:r>
+        <w:t>5.3 공간 분포</w:t>
+      </w:r>
       <w:bookmarkEnd w:id="16"/>
+      <w:bookmarkEnd w:id="17"/>
     </w:p>
     <w:p>
       <w:pPr>
@@ -7859,14 +7996,14 @@
       <w:pPr>
         <w:pStyle w:val="2"/>
       </w:pPr>
-      <w:bookmarkStart w:id="17" w:name="_Toc231757045"/>
-      <w:bookmarkStart w:id="18" w:name="_Toc232188501"/>
+      <w:bookmarkStart w:id="18" w:name="_Toc231757045"/>
+      <w:bookmarkStart w:id="19" w:name="_Toc232201437"/>
       <w:r>
         <w:lastRenderedPageBreak/>
-        <w:t>5.4 이음-Detect — 위험점수 구성 요인 분석</w:t>
-      </w:r>
-      <w:bookmarkEnd w:id="17"/>
+        <w:t>5.4 위험점수 구성 요인 분석</w:t>
+      </w:r>
       <w:bookmarkEnd w:id="18"/>
+      <w:bookmarkEnd w:id="19"/>
     </w:p>
     <w:p>
       <w:pPr>
@@ -7892,7 +8029,7 @@
         <w:t xml:space="preserve"> </w:t>
       </w:r>
       <w:r>
-        <w:t>두 층위로 분해했다.</w:t>
+        <w:t>두 층위로 분해했다(이음-Detect).</w:t>
       </w:r>
     </w:p>
     <w:p>
@@ -8246,13 +8383,13 @@
       <w:pPr>
         <w:pStyle w:val="2"/>
       </w:pPr>
-      <w:bookmarkStart w:id="19" w:name="_Toc231757046"/>
-      <w:bookmarkStart w:id="20" w:name="_Toc232188502"/>
-      <w:r>
-        <w:t>5.5 이음-Simulate — 개선 효과 시뮬레이션과 위험점수 검증</w:t>
-      </w:r>
-      <w:bookmarkEnd w:id="19"/>
+      <w:bookmarkStart w:id="20" w:name="_Toc231757046"/>
+      <w:bookmarkStart w:id="21" w:name="_Toc232201438"/>
+      <w:r>
+        <w:t>5.5 개선 효과 시뮬레이션</w:t>
+      </w:r>
       <w:bookmarkEnd w:id="20"/>
+      <w:bookmarkEnd w:id="21"/>
     </w:p>
     <w:p>
       <w:pPr>
@@ -8269,7 +8406,7 @@
         <w:t>"개선을 적용하면 정말 나아지는가"</w:t>
       </w:r>
       <w:r>
-        <w:t>를 모델로 보였다. 개선을 반사실</w:t>
+        <w:t>를 모델로 보였다(이음-Simulate). 개선을 반사실</w:t>
       </w:r>
       <w:r>
         <w:rPr>
@@ -9128,64 +9265,147 @@
     </w:p>
     <w:p>
       <w:pPr>
-        <w:pStyle w:val="1"/>
-      </w:pPr>
-      <w:bookmarkStart w:id="21" w:name="_Toc231757047"/>
-      <w:bookmarkStart w:id="22" w:name="_Toc232188503"/>
-      <w:r>
-        <w:t>6. 유형별 정책 방안</w:t>
-      </w:r>
-      <w:bookmarkEnd w:id="21"/>
+        <w:pStyle w:val="2"/>
+      </w:pPr>
+      <w:bookmarkStart w:id="22" w:name="_Toc232201439"/>
+      <w:r>
+        <w:t>5.6 방문대비 소비부족형은 우연이 아니다</w:t>
+      </w:r>
       <w:bookmarkEnd w:id="22"/>
     </w:p>
     <w:p>
       <w:pPr>
         <w:spacing w:after="100"/>
-      </w:pPr>
-      <w:r>
-        <w:t xml:space="preserve">설계 원칙: </w:t>
+        <w:ind w:firstLineChars="50" w:firstLine="100"/>
+      </w:pPr>
+      <w:r>
+        <w:t xml:space="preserve">5장의 분석을 종합하면, 핵심 발견인 </w:t>
       </w:r>
       <w:r>
         <w:rPr>
           <w:b/>
           <w:bCs/>
         </w:rPr>
-        <w:t>"넓게 분석, 좁게 해결"</w:t>
-      </w:r>
-      <w:r>
-        <w:t xml:space="preserve"> — 13개 분석은 유형의 실재성을 입증하는 근거, 개선은</w:t>
-      </w:r>
-      <w:r>
-        <w:rPr>
-          <w:rFonts w:hint="eastAsia"/>
-        </w:rPr>
-        <w:t xml:space="preserve"> </w:t>
-      </w:r>
-      <w:r>
-        <w:t xml:space="preserve">복수 지역으로 구성된 </w:t>
-      </w:r>
+        <w:t>방문대비 소비부족형(산청·의령·합천)</w:t>
+      </w:r>
+      <w:r>
+        <w:t>은 우연한 일치로 보기 어렵다. 근거는 세 가지다.</w:t>
+      </w:r>
+    </w:p>
+    <w:p>
+      <w:pPr>
+        <w:spacing w:after="100"/>
+      </w:pPr>
       <w:r>
         <w:rPr>
           <w:b/>
           <w:bCs/>
         </w:rPr>
-        <w:t>유형군 단위</w:t>
-      </w:r>
-      <w:r>
-        <w:t>로 심화한다(단일 사례 편향 회피).</w:t>
-      </w:r>
-    </w:p>
-    <w:p>
-      <w:pPr>
-        <w:pStyle w:val="2"/>
-      </w:pPr>
-      <w:bookmarkStart w:id="23" w:name="_Toc231757048"/>
-      <w:bookmarkStart w:id="24" w:name="_Toc232188504"/>
-      <w:r>
-        <w:t>6.1 외지방문 의존형 (하동·함양) — 위험 1·2위</w:t>
+        <w:t>첫째, 같은 증상이 세 지역에서 반복된다.</w:t>
+      </w:r>
+      <w:r>
+        <w:t xml:space="preserve"> 산청·의령·합천은 서로 다른 생활권인데도 MI 전부 &lt; −0.6, CPC 전부 &lt; 17,000원이라는 동일한 수치 조합을 보인다. 한 곳이면 지역 특수 사정으로 볼 수 있지만, 세 곳이 같은 증상을 보이면 서로가 서로를 교차 입증하는 반복 패턴이다.</w:t>
+      </w:r>
+    </w:p>
+    <w:p>
+      <w:pPr>
+        <w:spacing w:after="100"/>
+      </w:pPr>
+      <w:r>
+        <w:rPr>
+          <w:b/>
+          <w:bCs/>
+        </w:rPr>
+        <w:t>둘째, 연구자가 아니라 알고리즘이 묶었다.</w:t>
+      </w:r>
+      <w:r>
+        <w:t xml:space="preserve"> K-means는 ‘방문대비 소비부족’이라는 가설을 모른 채 7개 지표의 수치 패턴만으로 군집화했는데, 그 결과가 정확히 이 세 곳을 한 유형으로 분류했다. PCA 평면에서 네 군집이 겹치지 않는 것(그림 3)도 이 구분이 결론에 맞춰 사후에 그은 선이 아님을 보여준다.</w:t>
+      </w:r>
+    </w:p>
+    <w:p>
+      <w:pPr>
+        <w:spacing w:after="100"/>
+      </w:pPr>
+      <w:r>
+        <w:rPr>
+          <w:b/>
+          <w:bCs/>
+        </w:rPr>
+        <w:t>셋째, 공간적으로 연속된다.</w:t>
+      </w:r>
+      <w:r>
+        <w:t xml:space="preserve"> 우연한 일치라면 지도에서 산발적으로 흩어져야 하지만, 세 지역은 서부 내륙에 몰려 있고 외지방문 의존형(하동·함양)까지 포함하면 띠처럼 이어진 침체 벨트를 이룬다(그림 5). 개별 지역의 사정이 아니라 구조적 현상이라는 신호다.</w:t>
+      </w:r>
+    </w:p>
+    <w:p>
+      <w:pPr>
+        <w:spacing w:after="100"/>
+      </w:pPr>
+      <w:r>
+        <w:t>단, 이는 표본 13개의 탐색적 유형화라는 한계(8장) 안에서의 판단이다. 그럼에도 동일 증상의 반복, 비지도 학습의 독립적 분류, 공간 연속성이 모두 같은 방향을 가리키므로, 본 연구는 이 유형의 실재성을 전제로 다음 장의 유형별 정책을 설계한다.</w:t>
+      </w:r>
+    </w:p>
+    <w:p>
+      <w:pPr>
+        <w:pStyle w:val="1"/>
+      </w:pPr>
+      <w:bookmarkStart w:id="23" w:name="_Toc231757047"/>
+      <w:bookmarkStart w:id="24" w:name="_Toc232201440"/>
+      <w:r>
+        <w:t>6. 유형별 정책 방안</w:t>
       </w:r>
       <w:bookmarkEnd w:id="23"/>
       <w:bookmarkEnd w:id="24"/>
+    </w:p>
+    <w:p>
+      <w:pPr>
+        <w:spacing w:after="100"/>
+      </w:pPr>
+      <w:r>
+        <w:lastRenderedPageBreak/>
+        <w:t xml:space="preserve">설계 원칙: </w:t>
+      </w:r>
+      <w:r>
+        <w:rPr>
+          <w:b/>
+          <w:bCs/>
+        </w:rPr>
+        <w:t>"넓게 분석, 좁게 해결"</w:t>
+      </w:r>
+      <w:r>
+        <w:t xml:space="preserve"> — 13개 분석은 유형의 실재성을 입증하는 근거, 개선은</w:t>
+      </w:r>
+      <w:r>
+        <w:rPr>
+          <w:rFonts w:hint="eastAsia"/>
+        </w:rPr>
+        <w:t xml:space="preserve"> </w:t>
+      </w:r>
+      <w:r>
+        <w:t xml:space="preserve">복수 지역으로 구성된 </w:t>
+      </w:r>
+      <w:r>
+        <w:rPr>
+          <w:b/>
+          <w:bCs/>
+        </w:rPr>
+        <w:t>유형군 단위</w:t>
+      </w:r>
+      <w:r>
+        <w:t>로 심화한다(단일 사례 편향 회피).</w:t>
+      </w:r>
+    </w:p>
+    <w:p>
+      <w:pPr>
+        <w:pStyle w:val="2"/>
+      </w:pPr>
+      <w:bookmarkStart w:id="25" w:name="_Toc231757048"/>
+      <w:bookmarkStart w:id="26" w:name="_Toc232201441"/>
+      <w:r>
+        <w:t>6.1 외지방문 의존형 (하동·함양) — 위험 1·2위</w:t>
+      </w:r>
+      <w:bookmarkEnd w:id="25"/>
+      <w:bookmarkEnd w:id="26"/>
     </w:p>
     <w:p>
       <w:pPr>
@@ -9326,20 +9546,19 @@
       <w:pPr>
         <w:pStyle w:val="2"/>
       </w:pPr>
-      <w:bookmarkStart w:id="25" w:name="_Toc231757049"/>
-      <w:bookmarkStart w:id="26" w:name="_Toc232188505"/>
+      <w:bookmarkStart w:id="27" w:name="_Toc231757049"/>
+      <w:bookmarkStart w:id="28" w:name="_Toc232201442"/>
       <w:r>
         <w:t>6.2 방문대비 소비부족형 (합천·의령·산청)</w:t>
       </w:r>
-      <w:bookmarkEnd w:id="25"/>
-      <w:bookmarkEnd w:id="26"/>
+      <w:bookmarkEnd w:id="27"/>
+      <w:bookmarkEnd w:id="28"/>
     </w:p>
     <w:p>
       <w:pPr>
         <w:spacing w:after="100"/>
       </w:pPr>
       <w:r>
-        <w:lastRenderedPageBreak/>
         <w:t xml:space="preserve">같은 증상(MI &lt; −0.6, CPC &lt; 17,000)이지만 </w:t>
       </w:r>
       <w:r>
@@ -9452,7 +9671,7 @@
           <w:b/>
           <w:bCs/>
         </w:rPr>
-        <w:t>연 +31억</w:t>
+        <w:t>연 +30.6억</w:t>
       </w:r>
       <w:r>
         <w:t xml:space="preserve">(8.8%) / 의령 </w:t>
@@ -9465,7 +9684,7 @@
         <w:t>연 +17.5억</w:t>
       </w:r>
       <w:r>
-        <w:t>(8.4%)</w:t>
+        <w:t>(8.3%)</w:t>
       </w:r>
     </w:p>
     <w:p>
@@ -9561,10 +9780,10 @@
           <w:b/>
           <w:bCs/>
         </w:rPr>
-        <w:t>연 +30억</w:t>
-      </w:r>
-      <w:r>
-        <w:t xml:space="preserve"> (현 매출 499억의 6.1%)</w:t>
+        <w:t>연 +30.2억</w:t>
+      </w:r>
+      <w:r>
+        <w:t xml:space="preserve"> (현 매출 499억의 6.0%)</w:t>
       </w:r>
     </w:p>
     <w:p>
@@ -9592,6 +9811,7 @@
         <w:rPr>
           <w:noProof/>
         </w:rPr>
+        <w:lastRenderedPageBreak/>
         <w:drawing>
           <wp:inline distT="0" distB="0" distL="0" distR="0" wp14:anchorId="0D71A5CD" wp14:editId="5BF264F7">
             <wp:extent cx="4533900" cy="2662587"/>
@@ -9668,20 +9888,19 @@
       <w:pPr>
         <w:pStyle w:val="2"/>
       </w:pPr>
-      <w:bookmarkStart w:id="27" w:name="_Toc231757050"/>
-      <w:bookmarkStart w:id="28" w:name="_Toc232188506"/>
+      <w:bookmarkStart w:id="29" w:name="_Toc231757050"/>
+      <w:bookmarkStart w:id="30" w:name="_Toc232201443"/>
       <w:r>
         <w:t>6.3 소비 연계 거점 활용 (거창·통영)</w:t>
       </w:r>
-      <w:bookmarkEnd w:id="27"/>
-      <w:bookmarkEnd w:id="28"/>
+      <w:bookmarkEnd w:id="29"/>
+      <w:bookmarkEnd w:id="30"/>
     </w:p>
     <w:p>
       <w:pPr>
         <w:spacing w:after="100"/>
       </w:pPr>
       <w:r>
-        <w:lastRenderedPageBreak/>
         <w:t xml:space="preserve">거창(군 단위 CPC 최고)·통영(13곳 최고)을 </w:t>
       </w:r>
       <w:r>
@@ -9699,13 +9918,13 @@
       <w:pPr>
         <w:pStyle w:val="2"/>
       </w:pPr>
-      <w:bookmarkStart w:id="29" w:name="_Toc231757099"/>
-      <w:bookmarkStart w:id="30" w:name="_Toc232188507"/>
+      <w:bookmarkStart w:id="31" w:name="_Toc231757099"/>
+      <w:bookmarkStart w:id="32" w:name="_Toc232201444"/>
       <w:r>
         <w:t>6.4 지역별 개선 카드</w:t>
       </w:r>
-      <w:bookmarkEnd w:id="29"/>
-      <w:bookmarkEnd w:id="30"/>
+      <w:bookmarkEnd w:id="31"/>
+      <w:bookmarkEnd w:id="32"/>
     </w:p>
     <w:p>
       <w:pPr>
@@ -9732,6 +9951,7 @@
         <w:rPr>
           <w:noProof/>
         </w:rPr>
+        <w:lastRenderedPageBreak/>
         <w:drawing>
           <wp:inline distT="0" distB="0" distL="0" distR="0" wp14:anchorId="7D183A1C" wp14:editId="257A30F8">
             <wp:extent cx="5731000" cy="4036000"/>
@@ -10059,7 +10279,6 @@
                 <w:sz w:val="17"/>
                 <w:szCs w:val="17"/>
               </w:rPr>
-              <w:lastRenderedPageBreak/>
               <w:t>기대효과</w:t>
             </w:r>
           </w:p>
@@ -10278,6 +10497,7 @@
                 <w:sz w:val="16"/>
                 <w:szCs w:val="16"/>
               </w:rPr>
+              <w:lastRenderedPageBreak/>
               <w:t>공간 근거</w:t>
             </w:r>
           </w:p>
@@ -11074,13 +11294,13 @@
       <w:pPr>
         <w:pStyle w:val="2"/>
       </w:pPr>
-      <w:bookmarkStart w:id="31" w:name="_Eum_5_4"/>
-      <w:bookmarkStart w:id="32" w:name="_Toc232188508"/>
+      <w:bookmarkStart w:id="33" w:name="_Eum_5_4"/>
+      <w:bookmarkStart w:id="34" w:name="_Toc232201445"/>
       <w:r>
         <w:t>6.5 실현 가능성 — 정책 연계와 벤치마킹</w:t>
       </w:r>
-      <w:bookmarkEnd w:id="31"/>
-      <w:bookmarkEnd w:id="32"/>
+      <w:bookmarkEnd w:id="33"/>
+      <w:bookmarkEnd w:id="34"/>
     </w:p>
     <w:p>
       <w:pPr>
@@ -11102,11 +11322,7 @@
         <w:t xml:space="preserve">먼저 재원과 제도다 — 지방소멸대응기금과 정확히 맞물린다. </w:t>
       </w:r>
       <w:r>
-        <w:t xml:space="preserve">정부는 지방소멸대응기금으로 매년 1조 원(2022년 7,500억)을 10년간 투입하며, 기초지원계정의 약 95%를 인구감소지역 89곳에 집중 </w:t>
-      </w:r>
-      <w:r>
-        <w:lastRenderedPageBreak/>
-        <w:t>배분한다(행정안전부, 2021 지정). 본 분석 대상인 경남 인구감소지역 11곳이 전부 이 배분 대상이다. 특히 2026년 기금 운용방향은 시설 중심에서 ‘사람이 들어오고 머무는 사업’ 우선으로 전환되었는데, 이는 생활인구를 지역 소비로 전환하라는 본 연구의 개선과 정확히 일치한다. 따라서 E-um의 위험점수·MI는 기금 투자계획의 사업 우선순위와 성과지표(KPI)로 그대로 활용될 수 있다. 또한 「인구감소지역 지원 특별법」(2022)이 생활인구를 공식 지표로 법제화했으므로, MI·CPC의 분모(생활인구)는 행정이 매년 갱신·검증하는 공식 통계이며 별도 데이터 구축 없이 개선 효과를 추적할 수 있다.</w:t>
+        <w:t>정부는 지방소멸대응기금으로 매년 1조 원(2022년 7,500억)을 10년간 투입하며, 기초지원계정의 약 95%를 인구감소지역 89곳에 집중 배분한다(행정안전부, 2021 지정). 본 분석 대상인 경남 인구감소지역 11곳이 전부 이 배분 대상이다. 특히 2026년 기금 운용방향은 시설 중심에서 ‘사람이 들어오고 머무는 사업’ 우선으로 전환되었는데, 이는 생활인구를 지역 소비로 전환하라는 본 연구의 개선과 정확히 일치한다. 따라서 E-um의 위험점수·MI는 기금 투자계획의 사업 우선순위와 성과지표(KPI)로 그대로 활용될 수 있다. 또한 「인구감소지역 지원 특별법」(2022)이 생활인구를 공식 지표로 법제화했으므로, MI·CPC의 분모(생활인구)는 행정이 매년 갱신·검증하는 공식 통계이며 별도 데이터 구축 없이 개선 효과를 추적할 수 있다.</w:t>
       </w:r>
     </w:p>
     <w:p>
@@ -11121,7 +11337,11 @@
         <w:t xml:space="preserve">다음은 벤치마킹이다 — 같은 방안이 이미 성과를 냈다. </w:t>
       </w:r>
       <w:r>
-        <w:t>전남 강진군 ‘반값여행’은 관광객이 지역에서 소비한 금액의 50%를 지역화폐(강진사랑상품권)로 환급하는 체류·소비 전환 모델로, 2025년 1월~5월 초 4만 724팀이 군내 1,453개 업소에서 58.7억 원을 소비했고 강진은 ‘체류형 관광도시’ 부문 대상을 받았다. 이는 산청(관광 통과형)의 ‘통과를 소비로 전환’ 방안과 합천·의령(정주형)의 지역화폐 환류 방안이 실제 매출로 이어짐을 보여주는 직접 사례다. 또한 지역사랑상품권은 환전율 99.8%로 발행액 대부분이 역내에서 소비되고, 사용 시 주민 구매처가 동네상권으로 이동하는 효과가 실증되어, 외부유입 의존(낮은 LRR)·소비 누수를 겪는 합천·의령의 ‘경남 외 소비 회수’ 방안을 뒷받침한다. 단 업종별 효과 편차가 크므로, E-um의 CDI(업종 집중) 분석으로 효과가 큰 업종을 선별해 적용해야 한다.</w:t>
+        <w:t xml:space="preserve">전남 강진군 ‘반값여행’은 관광객이 지역에서 소비한 금액의 50%를 지역화폐(강진사랑상품권)로 환급하는 체류·소비 전환 모델로, 2025년 1월~5월 초 4만 724팀이 군내 1,453개 업소에서 58.7억 원을 소비했고 강진은 ‘체류형 관광도시’ </w:t>
+      </w:r>
+      <w:r>
+        <w:lastRenderedPageBreak/>
+        <w:t>부문 대상을 받았다. 이는 산청(관광 통과형)의 ‘통과를 소비로 전환’ 방안과 합천·의령(정주형)의 지역화폐 환류 방안이 실제 매출로 이어짐을 보여주는 직접 사례다. 또한 지역사랑상품권은 환전율 99.8%로 발행액 대부분이 역내에서 소비되고, 사용 시 주민 구매처가 동네상권으로 이동하는 효과가 실증되어, 외부유입 의존(낮은 LRR)·소비 누수를 겪는 합천·의령의 ‘경남 외 소비 회수’ 방안을 뒷받침한다. 단 업종별 효과 편차가 크므로, E-um의 CDI(업종 집중) 분석으로 효과가 큰 업종을 선별해 적용해야 한다.</w:t>
       </w:r>
     </w:p>
     <w:p>
@@ -11136,13 +11356,13 @@
       <w:pPr>
         <w:pStyle w:val="1"/>
       </w:pPr>
-      <w:bookmarkStart w:id="33" w:name="_Toc231757051"/>
-      <w:bookmarkStart w:id="34" w:name="_Toc232188509"/>
+      <w:bookmarkStart w:id="35" w:name="_Toc231757051"/>
+      <w:bookmarkStart w:id="36" w:name="_Toc232201446"/>
       <w:r>
         <w:t>7. 결론 및 기대효과</w:t>
       </w:r>
-      <w:bookmarkEnd w:id="33"/>
-      <w:bookmarkEnd w:id="34"/>
+      <w:bookmarkEnd w:id="35"/>
+      <w:bookmarkEnd w:id="36"/>
     </w:p>
     <w:p>
       <w:pPr>
@@ -11310,20 +11530,19 @@
       <w:pPr>
         <w:pStyle w:val="1"/>
       </w:pPr>
-      <w:bookmarkStart w:id="35" w:name="_Toc231757052"/>
-      <w:bookmarkStart w:id="36" w:name="_Toc232188510"/>
+      <w:bookmarkStart w:id="37" w:name="_Toc231757052"/>
+      <w:bookmarkStart w:id="38" w:name="_Toc232201447"/>
       <w:r>
         <w:t>8. 한계 및 향후 과제</w:t>
       </w:r>
-      <w:bookmarkEnd w:id="35"/>
-      <w:bookmarkEnd w:id="36"/>
+      <w:bookmarkEnd w:id="37"/>
+      <w:bookmarkEnd w:id="38"/>
     </w:p>
     <w:p>
       <w:pPr>
         <w:spacing w:after="40"/>
       </w:pPr>
       <w:r>
-        <w:lastRenderedPageBreak/>
         <w:t xml:space="preserve">표본 13개 → K-means는 </w:t>
       </w:r>
       <w:r>
@@ -11448,6 +11667,7 @@
         <w:spacing w:after="100"/>
       </w:pPr>
       <w:r>
+        <w:lastRenderedPageBreak/>
         <w:t>공개 국내인구이동 통계는 시·도 단위까지만 매칭되어 본 분석에는 거시 배경으로만 반영했다.</w:t>
       </w:r>
     </w:p>
@@ -11484,7 +11704,7 @@
       <w:pPr>
         <w:pStyle w:val="1"/>
       </w:pPr>
-      <w:bookmarkStart w:id="37" w:name="_Toc232188511"/>
+      <w:bookmarkStart w:id="39" w:name="_Toc232201448"/>
       <w:r>
         <w:rPr>
           <w:rFonts w:hint="eastAsia"/>
@@ -11500,7 +11720,7 @@
         </w:rPr>
         <w:t>팀원 역할 분담</w:t>
       </w:r>
-      <w:bookmarkEnd w:id="37"/>
+      <w:bookmarkEnd w:id="39"/>
     </w:p>
     <w:p>
       <w:pPr>
@@ -12619,20 +12839,19 @@
       <w:pPr>
         <w:pStyle w:val="1"/>
       </w:pPr>
-      <w:bookmarkStart w:id="38" w:name="_Toc231757053"/>
-      <w:bookmarkStart w:id="39" w:name="_Toc232188512"/>
+      <w:bookmarkStart w:id="40" w:name="_Toc231757053"/>
+      <w:bookmarkStart w:id="41" w:name="_Toc232201449"/>
       <w:r>
         <w:t>부록 A. 기대효과 산출 근거</w:t>
       </w:r>
-      <w:bookmarkEnd w:id="38"/>
-      <w:bookmarkEnd w:id="39"/>
+      <w:bookmarkEnd w:id="40"/>
+      <w:bookmarkEnd w:id="41"/>
     </w:p>
     <w:p>
       <w:pPr>
         <w:spacing w:after="100"/>
       </w:pPr>
       <w:r>
-        <w:lastRenderedPageBreak/>
         <w:t xml:space="preserve">기대효과는 다음 단일 가정에서 출발한 </w:t>
       </w:r>
       <w:r>
@@ -13177,6 +13396,7 @@
                 <w:sz w:val="16"/>
                 <w:szCs w:val="16"/>
               </w:rPr>
+              <w:lastRenderedPageBreak/>
               <w:t>남해군</w:t>
             </w:r>
           </w:p>
@@ -13559,18 +13779,18 @@
         </w:rPr>
         <w:t>을 보이기 위한 것이며, 정밀 수요예측이 아니다.</w:t>
       </w:r>
-      <w:bookmarkStart w:id="40" w:name="_Toc231757054"/>
+      <w:bookmarkStart w:id="42" w:name="_Toc231757054"/>
     </w:p>
     <w:p>
       <w:pPr>
         <w:pStyle w:val="1"/>
       </w:pPr>
-      <w:bookmarkStart w:id="41" w:name="_Toc232188513"/>
+      <w:bookmarkStart w:id="43" w:name="_Toc232201450"/>
       <w:r>
         <w:t>참고문헌</w:t>
       </w:r>
-      <w:bookmarkEnd w:id="40"/>
-      <w:bookmarkEnd w:id="41"/>
+      <w:bookmarkEnd w:id="42"/>
+      <w:bookmarkEnd w:id="43"/>
     </w:p>
     <w:p>
       <w:pPr>
@@ -13731,7 +13951,6 @@
         <w:spacing w:after="40"/>
       </w:pPr>
       <w:r>
-        <w:lastRenderedPageBreak/>
         <w:t>한국관광 데이터랩, 개인소비 빅데이터(신한카드)·한국은행·통계청·국민여행조사 융합 시군구 1인당 소비 추정 분석.</w:t>
       </w:r>
     </w:p>

--- a/eum_package/이음_보고서_v7.docx
+++ b/eum_package/이음_보고서_v7.docx
@@ -161,14 +161,9 @@
           <w:rStyle w:val="IndexLink"/>
         </w:rPr>
         <w:instrText xml:space="preserve"> TOC \o "1-2" \h</w:instrText>
-      </w:r>
-      <w:r>
-        <w:rPr>
-          <w:rStyle w:val="IndexLink"/>
-        </w:rPr>
         <w:fldChar w:fldCharType="separate"/>
       </w:r>
-      <w:hyperlink w:anchor="_Toc232201421" w:history="1">
+      <w:hyperlink w:anchor="_Toc232188486" w:history="1">
         <w:r>
           <w:rPr>
             <w:rStyle w:val="a3"/>
@@ -181,40 +176,10 @@
             <w:noProof/>
           </w:rPr>
           <w:tab/>
-        </w:r>
-        <w:r>
-          <w:rPr>
-            <w:noProof/>
-          </w:rPr>
           <w:fldChar w:fldCharType="begin"/>
-        </w:r>
-        <w:r>
-          <w:rPr>
-            <w:noProof/>
-          </w:rPr>
-          <w:instrText xml:space="preserve"> PAGEREF _Toc232201421 \h </w:instrText>
-        </w:r>
-        <w:r>
-          <w:rPr>
-            <w:noProof/>
-          </w:rPr>
-        </w:r>
-        <w:r>
-          <w:rPr>
-            <w:noProof/>
-          </w:rPr>
+          <w:instrText xml:space="preserve"> PAGEREF _Toc232188486 \h </w:instrText>
           <w:fldChar w:fldCharType="separate"/>
-        </w:r>
-        <w:r>
-          <w:rPr>
-            <w:noProof/>
-          </w:rPr>
           <w:t>3</w:t>
-        </w:r>
-        <w:r>
-          <w:rPr>
-            <w:noProof/>
-          </w:rPr>
           <w:fldChar w:fldCharType="end"/>
         </w:r>
       </w:hyperlink>
@@ -234,7 +199,7 @@
           <w14:ligatures w14:val="standardContextual"/>
         </w:rPr>
       </w:pPr>
-      <w:hyperlink w:anchor="_Toc232201422" w:history="1">
+      <w:hyperlink w:anchor="_Toc232188487" w:history="1">
         <w:r>
           <w:rPr>
             <w:rStyle w:val="a3"/>
@@ -247,40 +212,10 @@
             <w:noProof/>
           </w:rPr>
           <w:tab/>
-        </w:r>
-        <w:r>
-          <w:rPr>
-            <w:noProof/>
-          </w:rPr>
           <w:fldChar w:fldCharType="begin"/>
-        </w:r>
-        <w:r>
-          <w:rPr>
-            <w:noProof/>
-          </w:rPr>
-          <w:instrText xml:space="preserve"> PAGEREF _Toc232201422 \h </w:instrText>
-        </w:r>
-        <w:r>
-          <w:rPr>
-            <w:noProof/>
-          </w:rPr>
-        </w:r>
-        <w:r>
-          <w:rPr>
-            <w:noProof/>
-          </w:rPr>
+          <w:instrText xml:space="preserve"> PAGEREF _Toc232188487 \h </w:instrText>
           <w:fldChar w:fldCharType="separate"/>
-        </w:r>
-        <w:r>
-          <w:rPr>
-            <w:noProof/>
-          </w:rPr>
           <w:t>3</w:t>
-        </w:r>
-        <w:r>
-          <w:rPr>
-            <w:noProof/>
-          </w:rPr>
           <w:fldChar w:fldCharType="end"/>
         </w:r>
       </w:hyperlink>
@@ -300,7 +235,7 @@
           <w14:ligatures w14:val="standardContextual"/>
         </w:rPr>
       </w:pPr>
-      <w:hyperlink w:anchor="_Toc232201423" w:history="1">
+      <w:hyperlink w:anchor="_Toc232188488" w:history="1">
         <w:r>
           <w:rPr>
             <w:rStyle w:val="a3"/>
@@ -313,40 +248,10 @@
             <w:noProof/>
           </w:rPr>
           <w:tab/>
-        </w:r>
-        <w:r>
-          <w:rPr>
-            <w:noProof/>
-          </w:rPr>
           <w:fldChar w:fldCharType="begin"/>
-        </w:r>
-        <w:r>
-          <w:rPr>
-            <w:noProof/>
-          </w:rPr>
-          <w:instrText xml:space="preserve"> PAGEREF _Toc232201423 \h </w:instrText>
-        </w:r>
-        <w:r>
-          <w:rPr>
-            <w:noProof/>
-          </w:rPr>
-        </w:r>
-        <w:r>
-          <w:rPr>
-            <w:noProof/>
-          </w:rPr>
+          <w:instrText xml:space="preserve"> PAGEREF _Toc232188488 \h </w:instrText>
           <w:fldChar w:fldCharType="separate"/>
-        </w:r>
-        <w:r>
-          <w:rPr>
-            <w:noProof/>
-          </w:rPr>
           <w:t>3</w:t>
-        </w:r>
-        <w:r>
-          <w:rPr>
-            <w:noProof/>
-          </w:rPr>
           <w:fldChar w:fldCharType="end"/>
         </w:r>
       </w:hyperlink>
@@ -366,7 +271,7 @@
           <w14:ligatures w14:val="standardContextual"/>
         </w:rPr>
       </w:pPr>
-      <w:hyperlink w:anchor="_Toc232201424" w:history="1">
+      <w:hyperlink w:anchor="_Toc232188489" w:history="1">
         <w:r>
           <w:rPr>
             <w:rStyle w:val="a3"/>
@@ -379,40 +284,10 @@
             <w:noProof/>
           </w:rPr>
           <w:tab/>
-        </w:r>
-        <w:r>
-          <w:rPr>
-            <w:noProof/>
-          </w:rPr>
           <w:fldChar w:fldCharType="begin"/>
-        </w:r>
-        <w:r>
-          <w:rPr>
-            <w:noProof/>
-          </w:rPr>
-          <w:instrText xml:space="preserve"> PAGEREF _Toc232201424 \h </w:instrText>
-        </w:r>
-        <w:r>
-          <w:rPr>
-            <w:noProof/>
-          </w:rPr>
-        </w:r>
-        <w:r>
-          <w:rPr>
-            <w:noProof/>
-          </w:rPr>
+          <w:instrText xml:space="preserve"> PAGEREF _Toc232188489 \h </w:instrText>
           <w:fldChar w:fldCharType="separate"/>
-        </w:r>
-        <w:r>
-          <w:rPr>
-            <w:noProof/>
-          </w:rPr>
           <w:t>3</w:t>
-        </w:r>
-        <w:r>
-          <w:rPr>
-            <w:noProof/>
-          </w:rPr>
           <w:fldChar w:fldCharType="end"/>
         </w:r>
       </w:hyperlink>
@@ -432,7 +307,7 @@
           <w14:ligatures w14:val="standardContextual"/>
         </w:rPr>
       </w:pPr>
-      <w:hyperlink w:anchor="_Toc232201425" w:history="1">
+      <w:hyperlink w:anchor="_Toc232188600" w:history="1">
         <w:r>
           <w:rPr>
             <w:rStyle w:val="a3"/>
@@ -445,40 +320,10 @@
             <w:noProof/>
           </w:rPr>
           <w:tab/>
-        </w:r>
-        <w:r>
-          <w:rPr>
-            <w:noProof/>
-          </w:rPr>
           <w:fldChar w:fldCharType="begin"/>
-        </w:r>
-        <w:r>
-          <w:rPr>
-            <w:noProof/>
-          </w:rPr>
-          <w:instrText xml:space="preserve"> PAGEREF _Toc232201425 \h </w:instrText>
-        </w:r>
-        <w:r>
-          <w:rPr>
-            <w:noProof/>
-          </w:rPr>
-        </w:r>
-        <w:r>
-          <w:rPr>
-            <w:noProof/>
-          </w:rPr>
+          <w:instrText xml:space="preserve"> PAGEREF _Toc232188600 \h </w:instrText>
           <w:fldChar w:fldCharType="separate"/>
-        </w:r>
-        <w:r>
-          <w:rPr>
-            <w:noProof/>
-          </w:rPr>
           <w:t>3</w:t>
-        </w:r>
-        <w:r>
-          <w:rPr>
-            <w:noProof/>
-          </w:rPr>
           <w:fldChar w:fldCharType="end"/>
         </w:r>
       </w:hyperlink>
@@ -498,7 +343,7 @@
           <w14:ligatures w14:val="standardContextual"/>
         </w:rPr>
       </w:pPr>
-      <w:hyperlink w:anchor="_Toc232201426" w:history="1">
+      <w:hyperlink w:anchor="_Toc232188490" w:history="1">
         <w:r>
           <w:rPr>
             <w:rStyle w:val="a3"/>
@@ -511,40 +356,10 @@
             <w:noProof/>
           </w:rPr>
           <w:tab/>
-        </w:r>
-        <w:r>
-          <w:rPr>
-            <w:noProof/>
-          </w:rPr>
           <w:fldChar w:fldCharType="begin"/>
-        </w:r>
-        <w:r>
-          <w:rPr>
-            <w:noProof/>
-          </w:rPr>
-          <w:instrText xml:space="preserve"> PAGEREF _Toc232201426 \h </w:instrText>
-        </w:r>
-        <w:r>
-          <w:rPr>
-            <w:noProof/>
-          </w:rPr>
-        </w:r>
-        <w:r>
-          <w:rPr>
-            <w:noProof/>
-          </w:rPr>
+          <w:instrText xml:space="preserve"> PAGEREF _Toc232188490 \h </w:instrText>
           <w:fldChar w:fldCharType="separate"/>
-        </w:r>
-        <w:r>
-          <w:rPr>
-            <w:noProof/>
-          </w:rPr>
           <w:t>3</w:t>
-        </w:r>
-        <w:r>
-          <w:rPr>
-            <w:noProof/>
-          </w:rPr>
           <w:fldChar w:fldCharType="end"/>
         </w:r>
       </w:hyperlink>
@@ -564,7 +379,7 @@
           <w14:ligatures w14:val="standardContextual"/>
         </w:rPr>
       </w:pPr>
-      <w:hyperlink w:anchor="_Toc232201427" w:history="1">
+      <w:hyperlink w:anchor="_Toc232188491" w:history="1">
         <w:r>
           <w:rPr>
             <w:rStyle w:val="a3"/>
@@ -577,40 +392,10 @@
             <w:noProof/>
           </w:rPr>
           <w:tab/>
-        </w:r>
-        <w:r>
-          <w:rPr>
-            <w:noProof/>
-          </w:rPr>
           <w:fldChar w:fldCharType="begin"/>
-        </w:r>
-        <w:r>
-          <w:rPr>
-            <w:noProof/>
-          </w:rPr>
-          <w:instrText xml:space="preserve"> PAGEREF _Toc232201427 \h </w:instrText>
-        </w:r>
-        <w:r>
-          <w:rPr>
-            <w:noProof/>
-          </w:rPr>
-        </w:r>
-        <w:r>
-          <w:rPr>
-            <w:noProof/>
-          </w:rPr>
+          <w:instrText xml:space="preserve"> PAGEREF _Toc232188491 \h </w:instrText>
           <w:fldChar w:fldCharType="separate"/>
-        </w:r>
-        <w:r>
-          <w:rPr>
-            <w:noProof/>
-          </w:rPr>
           <w:t>3</w:t>
-        </w:r>
-        <w:r>
-          <w:rPr>
-            <w:noProof/>
-          </w:rPr>
           <w:fldChar w:fldCharType="end"/>
         </w:r>
       </w:hyperlink>
@@ -630,7 +415,7 @@
           <w14:ligatures w14:val="standardContextual"/>
         </w:rPr>
       </w:pPr>
-      <w:hyperlink w:anchor="_Toc232201428" w:history="1">
+      <w:hyperlink w:anchor="_Toc232188492" w:history="1">
         <w:r>
           <w:rPr>
             <w:rStyle w:val="a3"/>
@@ -643,40 +428,10 @@
             <w:noProof/>
           </w:rPr>
           <w:tab/>
-        </w:r>
-        <w:r>
-          <w:rPr>
-            <w:noProof/>
-          </w:rPr>
           <w:fldChar w:fldCharType="begin"/>
-        </w:r>
-        <w:r>
-          <w:rPr>
-            <w:noProof/>
-          </w:rPr>
-          <w:instrText xml:space="preserve"> PAGEREF _Toc232201428 \h </w:instrText>
-        </w:r>
-        <w:r>
-          <w:rPr>
-            <w:noProof/>
-          </w:rPr>
-        </w:r>
-        <w:r>
-          <w:rPr>
-            <w:noProof/>
-          </w:rPr>
+          <w:instrText xml:space="preserve"> PAGEREF _Toc232188492 \h </w:instrText>
           <w:fldChar w:fldCharType="separate"/>
-        </w:r>
-        <w:r>
-          <w:rPr>
-            <w:noProof/>
-          </w:rPr>
           <w:t>4</w:t>
-        </w:r>
-        <w:r>
-          <w:rPr>
-            <w:noProof/>
-          </w:rPr>
           <w:fldChar w:fldCharType="end"/>
         </w:r>
       </w:hyperlink>
@@ -696,7 +451,7 @@
           <w14:ligatures w14:val="standardContextual"/>
         </w:rPr>
       </w:pPr>
-      <w:hyperlink w:anchor="_Toc232201429" w:history="1">
+      <w:hyperlink w:anchor="_Toc232188493" w:history="1">
         <w:r>
           <w:rPr>
             <w:rStyle w:val="a3"/>
@@ -709,40 +464,10 @@
             <w:noProof/>
           </w:rPr>
           <w:tab/>
-        </w:r>
-        <w:r>
-          <w:rPr>
-            <w:noProof/>
-          </w:rPr>
           <w:fldChar w:fldCharType="begin"/>
-        </w:r>
-        <w:r>
-          <w:rPr>
-            <w:noProof/>
-          </w:rPr>
-          <w:instrText xml:space="preserve"> PAGEREF _Toc232201429 \h </w:instrText>
-        </w:r>
-        <w:r>
-          <w:rPr>
-            <w:noProof/>
-          </w:rPr>
-        </w:r>
-        <w:r>
-          <w:rPr>
-            <w:noProof/>
-          </w:rPr>
+          <w:instrText xml:space="preserve"> PAGEREF _Toc232188493 \h </w:instrText>
           <w:fldChar w:fldCharType="separate"/>
-        </w:r>
-        <w:r>
-          <w:rPr>
-            <w:noProof/>
-          </w:rPr>
           <w:t>4</w:t>
-        </w:r>
-        <w:r>
-          <w:rPr>
-            <w:noProof/>
-          </w:rPr>
           <w:fldChar w:fldCharType="end"/>
         </w:r>
       </w:hyperlink>
@@ -762,7 +487,7 @@
           <w14:ligatures w14:val="standardContextual"/>
         </w:rPr>
       </w:pPr>
-      <w:hyperlink w:anchor="_Toc232201430" w:history="1">
+      <w:hyperlink w:anchor="_Toc232188494" w:history="1">
         <w:r>
           <w:rPr>
             <w:rStyle w:val="a3"/>
@@ -775,40 +500,10 @@
             <w:noProof/>
           </w:rPr>
           <w:tab/>
-        </w:r>
-        <w:r>
-          <w:rPr>
-            <w:noProof/>
-          </w:rPr>
           <w:fldChar w:fldCharType="begin"/>
-        </w:r>
-        <w:r>
-          <w:rPr>
-            <w:noProof/>
-          </w:rPr>
-          <w:instrText xml:space="preserve"> PAGEREF _Toc232201430 \h </w:instrText>
-        </w:r>
-        <w:r>
-          <w:rPr>
-            <w:noProof/>
-          </w:rPr>
-        </w:r>
-        <w:r>
-          <w:rPr>
-            <w:noProof/>
-          </w:rPr>
+          <w:instrText xml:space="preserve"> PAGEREF _Toc232188494 \h </w:instrText>
           <w:fldChar w:fldCharType="separate"/>
-        </w:r>
-        <w:r>
-          <w:rPr>
-            <w:noProof/>
-          </w:rPr>
           <w:t>5</w:t>
-        </w:r>
-        <w:r>
-          <w:rPr>
-            <w:noProof/>
-          </w:rPr>
           <w:fldChar w:fldCharType="end"/>
         </w:r>
       </w:hyperlink>
@@ -828,7 +523,7 @@
           <w14:ligatures w14:val="standardContextual"/>
         </w:rPr>
       </w:pPr>
-      <w:hyperlink w:anchor="_Toc232201431" w:history="1">
+      <w:hyperlink w:anchor="_Toc232188495" w:history="1">
         <w:r>
           <w:rPr>
             <w:rStyle w:val="a3"/>
@@ -841,40 +536,10 @@
             <w:noProof/>
           </w:rPr>
           <w:tab/>
-        </w:r>
-        <w:r>
-          <w:rPr>
-            <w:noProof/>
-          </w:rPr>
           <w:fldChar w:fldCharType="begin"/>
-        </w:r>
-        <w:r>
-          <w:rPr>
-            <w:noProof/>
-          </w:rPr>
-          <w:instrText xml:space="preserve"> PAGEREF _Toc232201431 \h </w:instrText>
-        </w:r>
-        <w:r>
-          <w:rPr>
-            <w:noProof/>
-          </w:rPr>
-        </w:r>
-        <w:r>
-          <w:rPr>
-            <w:noProof/>
-          </w:rPr>
+          <w:instrText xml:space="preserve"> PAGEREF _Toc232188495 \h </w:instrText>
           <w:fldChar w:fldCharType="separate"/>
-        </w:r>
-        <w:r>
-          <w:rPr>
-            <w:noProof/>
-          </w:rPr>
           <w:t>5</w:t>
-        </w:r>
-        <w:r>
-          <w:rPr>
-            <w:noProof/>
-          </w:rPr>
           <w:fldChar w:fldCharType="end"/>
         </w:r>
       </w:hyperlink>
@@ -894,7 +559,7 @@
           <w14:ligatures w14:val="standardContextual"/>
         </w:rPr>
       </w:pPr>
-      <w:hyperlink w:anchor="_Toc232201432" w:history="1">
+      <w:hyperlink w:anchor="_Toc232188496" w:history="1">
         <w:r>
           <w:rPr>
             <w:rStyle w:val="a3"/>
@@ -907,47 +572,17 @@
             <w:noProof/>
           </w:rPr>
           <w:tab/>
-        </w:r>
-        <w:r>
-          <w:rPr>
-            <w:noProof/>
-          </w:rPr>
           <w:fldChar w:fldCharType="begin"/>
-        </w:r>
-        <w:r>
-          <w:rPr>
-            <w:noProof/>
-          </w:rPr>
-          <w:instrText xml:space="preserve"> PAGEREF _Toc232201432 \h </w:instrText>
-        </w:r>
-        <w:r>
-          <w:rPr>
-            <w:noProof/>
-          </w:rPr>
-        </w:r>
-        <w:r>
-          <w:rPr>
-            <w:noProof/>
-          </w:rPr>
+          <w:instrText xml:space="preserve"> PAGEREF _Toc232188496 \h </w:instrText>
           <w:fldChar w:fldCharType="separate"/>
-        </w:r>
-        <w:r>
-          <w:rPr>
-            <w:noProof/>
-          </w:rPr>
           <w:t>6</w:t>
-        </w:r>
-        <w:r>
-          <w:rPr>
-            <w:noProof/>
-          </w:rPr>
           <w:fldChar w:fldCharType="end"/>
         </w:r>
       </w:hyperlink>
     </w:p>
     <w:p>
       <w:pPr>
-        <w:pStyle w:val="11"/>
+        <w:pStyle w:val="20"/>
         <w:tabs>
           <w:tab w:val="right" w:leader="dot" w:pos="9016"/>
         </w:tabs>
@@ -960,7 +595,43 @@
           <w14:ligatures w14:val="standardContextual"/>
         </w:rPr>
       </w:pPr>
-      <w:hyperlink w:anchor="_Toc232201433" w:history="1">
+      <w:hyperlink w:anchor="_Toc232188602" w:history="1">
+        <w:r>
+          <w:rPr>
+            <w:rStyle w:val="a3"/>
+            <w:noProof/>
+          </w:rPr>
+          <w:t>4.2 지표 체계</w:t>
+        </w:r>
+        <w:r>
+          <w:rPr>
+            <w:noProof/>
+          </w:rPr>
+          <w:tab/>
+          <w:fldChar w:fldCharType="begin"/>
+          <w:instrText xml:space="preserve"> PAGEREF _Toc232188602 \h </w:instrText>
+          <w:fldChar w:fldCharType="separate"/>
+          <w:t>6</w:t>
+          <w:fldChar w:fldCharType="end"/>
+        </w:r>
+      </w:hyperlink>
+    </w:p>
+    <w:p>
+      <w:pPr>
+        <w:pStyle w:val="11"/>
+        <w:tabs>
+          <w:tab w:val="right" w:leader="dot" w:pos="9016"/>
+        </w:tabs>
+        <w:rPr>
+          <w:rFonts w:asciiTheme="minorHAnsi" w:eastAsiaTheme="minorEastAsia" w:hAnsiTheme="minorHAnsi" w:cstheme="minorBidi"/>
+          <w:noProof/>
+          <w:kern w:val="2"/>
+          <w:sz w:val="22"/>
+          <w:szCs w:val="24"/>
+          <w14:ligatures w14:val="standardContextual"/>
+        </w:rPr>
+      </w:pPr>
+      <w:hyperlink w:anchor="_Toc232188497" w:history="1">
         <w:r>
           <w:rPr>
             <w:rStyle w:val="a3"/>
@@ -973,40 +644,10 @@
             <w:noProof/>
           </w:rPr>
           <w:tab/>
-        </w:r>
-        <w:r>
-          <w:rPr>
-            <w:noProof/>
-          </w:rPr>
           <w:fldChar w:fldCharType="begin"/>
-        </w:r>
-        <w:r>
-          <w:rPr>
-            <w:noProof/>
-          </w:rPr>
-          <w:instrText xml:space="preserve"> PAGEREF _Toc232201433 \h </w:instrText>
-        </w:r>
-        <w:r>
-          <w:rPr>
-            <w:noProof/>
-          </w:rPr>
-        </w:r>
-        <w:r>
-          <w:rPr>
-            <w:noProof/>
-          </w:rPr>
+          <w:instrText xml:space="preserve"> PAGEREF _Toc232188497 \h </w:instrText>
           <w:fldChar w:fldCharType="separate"/>
-        </w:r>
-        <w:r>
-          <w:rPr>
-            <w:noProof/>
-          </w:rPr>
-          <w:t>7</w:t>
-        </w:r>
-        <w:r>
-          <w:rPr>
-            <w:noProof/>
-          </w:rPr>
+          <w:t>6</w:t>
           <w:fldChar w:fldCharType="end"/>
         </w:r>
       </w:hyperlink>
@@ -1026,7 +667,7 @@
           <w14:ligatures w14:val="standardContextual"/>
         </w:rPr>
       </w:pPr>
-      <w:hyperlink w:anchor="_Toc232201434" w:history="1">
+      <w:hyperlink w:anchor="_Toc232188498" w:history="1">
         <w:r>
           <w:rPr>
             <w:rStyle w:val="a3"/>
@@ -1039,40 +680,10 @@
             <w:noProof/>
           </w:rPr>
           <w:tab/>
-        </w:r>
-        <w:r>
-          <w:rPr>
-            <w:noProof/>
-          </w:rPr>
           <w:fldChar w:fldCharType="begin"/>
-        </w:r>
-        <w:r>
-          <w:rPr>
-            <w:noProof/>
-          </w:rPr>
-          <w:instrText xml:space="preserve"> PAGEREF _Toc232201434 \h </w:instrText>
-        </w:r>
-        <w:r>
-          <w:rPr>
-            <w:noProof/>
-          </w:rPr>
-        </w:r>
-        <w:r>
-          <w:rPr>
-            <w:noProof/>
-          </w:rPr>
+          <w:instrText xml:space="preserve"> PAGEREF _Toc232188498 \h </w:instrText>
           <w:fldChar w:fldCharType="separate"/>
-        </w:r>
-        <w:r>
-          <w:rPr>
-            <w:noProof/>
-          </w:rPr>
-          <w:t>7</w:t>
-        </w:r>
-        <w:r>
-          <w:rPr>
-            <w:noProof/>
-          </w:rPr>
+          <w:t>6</w:t>
           <w:fldChar w:fldCharType="end"/>
         </w:r>
       </w:hyperlink>
@@ -1092,7 +703,7 @@
           <w14:ligatures w14:val="standardContextual"/>
         </w:rPr>
       </w:pPr>
-      <w:hyperlink w:anchor="_Toc232201435" w:history="1">
+      <w:hyperlink w:anchor="_Toc232188499" w:history="1">
         <w:r>
           <w:rPr>
             <w:rStyle w:val="a3"/>
@@ -1105,40 +716,10 @@
             <w:noProof/>
           </w:rPr>
           <w:tab/>
-        </w:r>
-        <w:r>
-          <w:rPr>
-            <w:noProof/>
-          </w:rPr>
           <w:fldChar w:fldCharType="begin"/>
-        </w:r>
-        <w:r>
-          <w:rPr>
-            <w:noProof/>
-          </w:rPr>
-          <w:instrText xml:space="preserve"> PAGEREF _Toc232201435 \h </w:instrText>
-        </w:r>
-        <w:r>
-          <w:rPr>
-            <w:noProof/>
-          </w:rPr>
-        </w:r>
-        <w:r>
-          <w:rPr>
-            <w:noProof/>
-          </w:rPr>
+          <w:instrText xml:space="preserve"> PAGEREF _Toc232188499 \h </w:instrText>
           <w:fldChar w:fldCharType="separate"/>
-        </w:r>
-        <w:r>
-          <w:rPr>
-            <w:noProof/>
-          </w:rPr>
-          <w:t>8</w:t>
-        </w:r>
-        <w:r>
-          <w:rPr>
-            <w:noProof/>
-          </w:rPr>
+          <w:t>7</w:t>
           <w:fldChar w:fldCharType="end"/>
         </w:r>
       </w:hyperlink>
@@ -1158,7 +739,7 @@
           <w14:ligatures w14:val="standardContextual"/>
         </w:rPr>
       </w:pPr>
-      <w:hyperlink w:anchor="_Toc232201436" w:history="1">
+      <w:hyperlink w:anchor="_Toc232188500" w:history="1">
         <w:r>
           <w:rPr>
             <w:rStyle w:val="a3"/>
@@ -1171,40 +752,10 @@
             <w:noProof/>
           </w:rPr>
           <w:tab/>
-        </w:r>
-        <w:r>
-          <w:rPr>
-            <w:noProof/>
-          </w:rPr>
           <w:fldChar w:fldCharType="begin"/>
-        </w:r>
-        <w:r>
-          <w:rPr>
-            <w:noProof/>
-          </w:rPr>
-          <w:instrText xml:space="preserve"> PAGEREF _Toc232201436 \h </w:instrText>
-        </w:r>
-        <w:r>
-          <w:rPr>
-            <w:noProof/>
-          </w:rPr>
-        </w:r>
-        <w:r>
-          <w:rPr>
-            <w:noProof/>
-          </w:rPr>
+          <w:instrText xml:space="preserve"> PAGEREF _Toc232188500 \h </w:instrText>
           <w:fldChar w:fldCharType="separate"/>
-        </w:r>
-        <w:r>
-          <w:rPr>
-            <w:noProof/>
-          </w:rPr>
           <w:t>9</w:t>
-        </w:r>
-        <w:r>
-          <w:rPr>
-            <w:noProof/>
-          </w:rPr>
           <w:fldChar w:fldCharType="end"/>
         </w:r>
       </w:hyperlink>
@@ -1224,7 +775,7 @@
           <w14:ligatures w14:val="standardContextual"/>
         </w:rPr>
       </w:pPr>
-      <w:hyperlink w:anchor="_Toc232201437" w:history="1">
+      <w:hyperlink w:anchor="_Toc232188501" w:history="1">
         <w:r>
           <w:rPr>
             <w:rStyle w:val="a3"/>
@@ -1237,40 +788,10 @@
             <w:noProof/>
           </w:rPr>
           <w:tab/>
-        </w:r>
-        <w:r>
-          <w:rPr>
-            <w:noProof/>
-          </w:rPr>
           <w:fldChar w:fldCharType="begin"/>
-        </w:r>
-        <w:r>
-          <w:rPr>
-            <w:noProof/>
-          </w:rPr>
-          <w:instrText xml:space="preserve"> PAGEREF _Toc232201437 \h </w:instrText>
-        </w:r>
-        <w:r>
-          <w:rPr>
-            <w:noProof/>
-          </w:rPr>
-        </w:r>
-        <w:r>
-          <w:rPr>
-            <w:noProof/>
-          </w:rPr>
+          <w:instrText xml:space="preserve"> PAGEREF _Toc232188501 \h </w:instrText>
           <w:fldChar w:fldCharType="separate"/>
-        </w:r>
-        <w:r>
-          <w:rPr>
-            <w:noProof/>
-          </w:rPr>
           <w:t>11</w:t>
-        </w:r>
-        <w:r>
-          <w:rPr>
-            <w:noProof/>
-          </w:rPr>
           <w:fldChar w:fldCharType="end"/>
         </w:r>
       </w:hyperlink>
@@ -1290,7 +811,7 @@
           <w14:ligatures w14:val="standardContextual"/>
         </w:rPr>
       </w:pPr>
-      <w:hyperlink w:anchor="_Toc232201438" w:history="1">
+      <w:hyperlink w:anchor="_Toc232188502" w:history="1">
         <w:r>
           <w:rPr>
             <w:rStyle w:val="a3"/>
@@ -1303,40 +824,10 @@
             <w:noProof/>
           </w:rPr>
           <w:tab/>
-        </w:r>
-        <w:r>
-          <w:rPr>
-            <w:noProof/>
-          </w:rPr>
           <w:fldChar w:fldCharType="begin"/>
-        </w:r>
-        <w:r>
-          <w:rPr>
-            <w:noProof/>
-          </w:rPr>
-          <w:instrText xml:space="preserve"> PAGEREF _Toc232201438 \h </w:instrText>
-        </w:r>
-        <w:r>
-          <w:rPr>
-            <w:noProof/>
-          </w:rPr>
-        </w:r>
-        <w:r>
-          <w:rPr>
-            <w:noProof/>
-          </w:rPr>
+          <w:instrText xml:space="preserve"> PAGEREF _Toc232188502 \h </w:instrText>
           <w:fldChar w:fldCharType="separate"/>
-        </w:r>
-        <w:r>
-          <w:rPr>
-            <w:noProof/>
-          </w:rPr>
           <w:t>12</w:t>
-        </w:r>
-        <w:r>
-          <w:rPr>
-            <w:noProof/>
-          </w:rPr>
           <w:fldChar w:fldCharType="end"/>
         </w:r>
       </w:hyperlink>
@@ -1356,7 +847,7 @@
           <w14:ligatures w14:val="standardContextual"/>
         </w:rPr>
       </w:pPr>
-      <w:hyperlink w:anchor="_Toc232201439" w:history="1">
+      <w:hyperlink w:anchor="_Toc232188601" w:history="1">
         <w:r>
           <w:rPr>
             <w:rStyle w:val="a3"/>
@@ -1369,40 +860,10 @@
             <w:noProof/>
           </w:rPr>
           <w:tab/>
-        </w:r>
-        <w:r>
-          <w:rPr>
-            <w:noProof/>
-          </w:rPr>
           <w:fldChar w:fldCharType="begin"/>
-        </w:r>
-        <w:r>
-          <w:rPr>
-            <w:noProof/>
-          </w:rPr>
-          <w:instrText xml:space="preserve"> PAGEREF _Toc232201439 \h </w:instrText>
-        </w:r>
-        <w:r>
-          <w:rPr>
-            <w:noProof/>
-          </w:rPr>
-        </w:r>
-        <w:r>
-          <w:rPr>
-            <w:noProof/>
-          </w:rPr>
+          <w:instrText xml:space="preserve"> PAGEREF _Toc232188601 \h </w:instrText>
           <w:fldChar w:fldCharType="separate"/>
-        </w:r>
-        <w:r>
-          <w:rPr>
-            <w:noProof/>
-          </w:rPr>
           <w:t>13</w:t>
-        </w:r>
-        <w:r>
-          <w:rPr>
-            <w:noProof/>
-          </w:rPr>
           <w:fldChar w:fldCharType="end"/>
         </w:r>
       </w:hyperlink>
@@ -1422,7 +883,7 @@
           <w14:ligatures w14:val="standardContextual"/>
         </w:rPr>
       </w:pPr>
-      <w:hyperlink w:anchor="_Toc232201440" w:history="1">
+      <w:hyperlink w:anchor="_Toc232188503" w:history="1">
         <w:r>
           <w:rPr>
             <w:rStyle w:val="a3"/>
@@ -1435,40 +896,10 @@
             <w:noProof/>
           </w:rPr>
           <w:tab/>
-        </w:r>
-        <w:r>
-          <w:rPr>
-            <w:noProof/>
-          </w:rPr>
           <w:fldChar w:fldCharType="begin"/>
-        </w:r>
-        <w:r>
-          <w:rPr>
-            <w:noProof/>
-          </w:rPr>
-          <w:instrText xml:space="preserve"> PAGEREF _Toc232201440 \h </w:instrText>
-        </w:r>
-        <w:r>
-          <w:rPr>
-            <w:noProof/>
-          </w:rPr>
-        </w:r>
-        <w:r>
-          <w:rPr>
-            <w:noProof/>
-          </w:rPr>
+          <w:instrText xml:space="preserve"> PAGEREF _Toc232188503 \h </w:instrText>
           <w:fldChar w:fldCharType="separate"/>
-        </w:r>
-        <w:r>
-          <w:rPr>
-            <w:noProof/>
-          </w:rPr>
           <w:t>13</w:t>
-        </w:r>
-        <w:r>
-          <w:rPr>
-            <w:noProof/>
-          </w:rPr>
           <w:fldChar w:fldCharType="end"/>
         </w:r>
       </w:hyperlink>
@@ -1488,7 +919,7 @@
           <w14:ligatures w14:val="standardContextual"/>
         </w:rPr>
       </w:pPr>
-      <w:hyperlink w:anchor="_Toc232201441" w:history="1">
+      <w:hyperlink w:anchor="_Toc232188504" w:history="1">
         <w:r>
           <w:rPr>
             <w:rStyle w:val="a3"/>
@@ -1501,40 +932,10 @@
             <w:noProof/>
           </w:rPr>
           <w:tab/>
-        </w:r>
-        <w:r>
-          <w:rPr>
-            <w:noProof/>
-          </w:rPr>
           <w:fldChar w:fldCharType="begin"/>
-        </w:r>
-        <w:r>
-          <w:rPr>
-            <w:noProof/>
-          </w:rPr>
-          <w:instrText xml:space="preserve"> PAGEREF _Toc232201441 \h </w:instrText>
-        </w:r>
-        <w:r>
-          <w:rPr>
-            <w:noProof/>
-          </w:rPr>
-        </w:r>
-        <w:r>
-          <w:rPr>
-            <w:noProof/>
-          </w:rPr>
+          <w:instrText xml:space="preserve"> PAGEREF _Toc232188504 \h </w:instrText>
           <w:fldChar w:fldCharType="separate"/>
-        </w:r>
-        <w:r>
-          <w:rPr>
-            <w:noProof/>
-          </w:rPr>
-          <w:t>14</w:t>
-        </w:r>
-        <w:r>
-          <w:rPr>
-            <w:noProof/>
-          </w:rPr>
+          <w:t>13</w:t>
           <w:fldChar w:fldCharType="end"/>
         </w:r>
       </w:hyperlink>
@@ -1554,7 +955,7 @@
           <w14:ligatures w14:val="standardContextual"/>
         </w:rPr>
       </w:pPr>
-      <w:hyperlink w:anchor="_Toc232201442" w:history="1">
+      <w:hyperlink w:anchor="_Toc232188505" w:history="1">
         <w:r>
           <w:rPr>
             <w:rStyle w:val="a3"/>
@@ -1567,40 +968,10 @@
             <w:noProof/>
           </w:rPr>
           <w:tab/>
-        </w:r>
-        <w:r>
-          <w:rPr>
-            <w:noProof/>
-          </w:rPr>
           <w:fldChar w:fldCharType="begin"/>
-        </w:r>
-        <w:r>
-          <w:rPr>
-            <w:noProof/>
-          </w:rPr>
-          <w:instrText xml:space="preserve"> PAGEREF _Toc232201442 \h </w:instrText>
-        </w:r>
-        <w:r>
-          <w:rPr>
-            <w:noProof/>
-          </w:rPr>
-        </w:r>
-        <w:r>
-          <w:rPr>
-            <w:noProof/>
-          </w:rPr>
+          <w:instrText xml:space="preserve"> PAGEREF _Toc232188505 \h </w:instrText>
           <w:fldChar w:fldCharType="separate"/>
-        </w:r>
-        <w:r>
-          <w:rPr>
-            <w:noProof/>
-          </w:rPr>
-          <w:t>14</w:t>
-        </w:r>
-        <w:r>
-          <w:rPr>
-            <w:noProof/>
-          </w:rPr>
+          <w:t>13</w:t>
           <w:fldChar w:fldCharType="end"/>
         </w:r>
       </w:hyperlink>
@@ -1620,7 +991,7 @@
           <w14:ligatures w14:val="standardContextual"/>
         </w:rPr>
       </w:pPr>
-      <w:hyperlink w:anchor="_Toc232201443" w:history="1">
+      <w:hyperlink w:anchor="_Toc232188506" w:history="1">
         <w:r>
           <w:rPr>
             <w:rStyle w:val="a3"/>
@@ -1633,40 +1004,10 @@
             <w:noProof/>
           </w:rPr>
           <w:tab/>
-        </w:r>
-        <w:r>
-          <w:rPr>
-            <w:noProof/>
-          </w:rPr>
           <w:fldChar w:fldCharType="begin"/>
-        </w:r>
-        <w:r>
-          <w:rPr>
-            <w:noProof/>
-          </w:rPr>
-          <w:instrText xml:space="preserve"> PAGEREF _Toc232201443 \h </w:instrText>
-        </w:r>
-        <w:r>
-          <w:rPr>
-            <w:noProof/>
-          </w:rPr>
-        </w:r>
-        <w:r>
-          <w:rPr>
-            <w:noProof/>
-          </w:rPr>
+          <w:instrText xml:space="preserve"> PAGEREF _Toc232188506 \h </w:instrText>
           <w:fldChar w:fldCharType="separate"/>
-        </w:r>
-        <w:r>
-          <w:rPr>
-            <w:noProof/>
-          </w:rPr>
-          <w:t>15</w:t>
-        </w:r>
-        <w:r>
-          <w:rPr>
-            <w:noProof/>
-          </w:rPr>
+          <w:t>14</w:t>
           <w:fldChar w:fldCharType="end"/>
         </w:r>
       </w:hyperlink>
@@ -1686,7 +1027,7 @@
           <w14:ligatures w14:val="standardContextual"/>
         </w:rPr>
       </w:pPr>
-      <w:hyperlink w:anchor="_Toc232201444" w:history="1">
+      <w:hyperlink w:anchor="_Toc232188507" w:history="1">
         <w:r>
           <w:rPr>
             <w:rStyle w:val="a3"/>
@@ -1699,40 +1040,10 @@
             <w:noProof/>
           </w:rPr>
           <w:tab/>
-        </w:r>
-        <w:r>
-          <w:rPr>
-            <w:noProof/>
-          </w:rPr>
           <w:fldChar w:fldCharType="begin"/>
-        </w:r>
-        <w:r>
-          <w:rPr>
-            <w:noProof/>
-          </w:rPr>
-          <w:instrText xml:space="preserve"> PAGEREF _Toc232201444 \h </w:instrText>
-        </w:r>
-        <w:r>
-          <w:rPr>
-            <w:noProof/>
-          </w:rPr>
-        </w:r>
-        <w:r>
-          <w:rPr>
-            <w:noProof/>
-          </w:rPr>
+          <w:instrText xml:space="preserve"> PAGEREF _Toc232188507 \h </w:instrText>
           <w:fldChar w:fldCharType="separate"/>
-        </w:r>
-        <w:r>
-          <w:rPr>
-            <w:noProof/>
-          </w:rPr>
           <w:t>15</w:t>
-        </w:r>
-        <w:r>
-          <w:rPr>
-            <w:noProof/>
-          </w:rPr>
           <w:fldChar w:fldCharType="end"/>
         </w:r>
       </w:hyperlink>
@@ -1752,7 +1063,7 @@
           <w14:ligatures w14:val="standardContextual"/>
         </w:rPr>
       </w:pPr>
-      <w:hyperlink w:anchor="_Toc232201445" w:history="1">
+      <w:hyperlink w:anchor="_Toc232188508" w:history="1">
         <w:r>
           <w:rPr>
             <w:rStyle w:val="a3"/>
@@ -1765,40 +1076,10 @@
             <w:noProof/>
           </w:rPr>
           <w:tab/>
-        </w:r>
-        <w:r>
-          <w:rPr>
-            <w:noProof/>
-          </w:rPr>
           <w:fldChar w:fldCharType="begin"/>
-        </w:r>
-        <w:r>
-          <w:rPr>
-            <w:noProof/>
-          </w:rPr>
-          <w:instrText xml:space="preserve"> PAGEREF _Toc232201445 \h </w:instrText>
-        </w:r>
-        <w:r>
-          <w:rPr>
-            <w:noProof/>
-          </w:rPr>
-        </w:r>
-        <w:r>
-          <w:rPr>
-            <w:noProof/>
-          </w:rPr>
+          <w:instrText xml:space="preserve"> PAGEREF _Toc232188508 \h </w:instrText>
           <w:fldChar w:fldCharType="separate"/>
-        </w:r>
-        <w:r>
-          <w:rPr>
-            <w:noProof/>
-          </w:rPr>
-          <w:t>17</w:t>
-        </w:r>
-        <w:r>
-          <w:rPr>
-            <w:noProof/>
-          </w:rPr>
+          <w:t>16</w:t>
           <w:fldChar w:fldCharType="end"/>
         </w:r>
       </w:hyperlink>
@@ -1818,7 +1099,7 @@
           <w14:ligatures w14:val="standardContextual"/>
         </w:rPr>
       </w:pPr>
-      <w:hyperlink w:anchor="_Toc232201446" w:history="1">
+      <w:hyperlink w:anchor="_Toc232188509" w:history="1">
         <w:r>
           <w:rPr>
             <w:rStyle w:val="a3"/>
@@ -1831,40 +1112,10 @@
             <w:noProof/>
           </w:rPr>
           <w:tab/>
-        </w:r>
-        <w:r>
-          <w:rPr>
-            <w:noProof/>
-          </w:rPr>
           <w:fldChar w:fldCharType="begin"/>
-        </w:r>
-        <w:r>
-          <w:rPr>
-            <w:noProof/>
-          </w:rPr>
-          <w:instrText xml:space="preserve"> PAGEREF _Toc232201446 \h </w:instrText>
-        </w:r>
-        <w:r>
-          <w:rPr>
-            <w:noProof/>
-          </w:rPr>
-        </w:r>
-        <w:r>
-          <w:rPr>
-            <w:noProof/>
-          </w:rPr>
+          <w:instrText xml:space="preserve"> PAGEREF _Toc232188509 \h </w:instrText>
           <w:fldChar w:fldCharType="separate"/>
-        </w:r>
-        <w:r>
-          <w:rPr>
-            <w:noProof/>
-          </w:rPr>
-          <w:t>18</w:t>
-        </w:r>
-        <w:r>
-          <w:rPr>
-            <w:noProof/>
-          </w:rPr>
+          <w:t>17</w:t>
           <w:fldChar w:fldCharType="end"/>
         </w:r>
       </w:hyperlink>
@@ -1884,7 +1135,7 @@
           <w14:ligatures w14:val="standardContextual"/>
         </w:rPr>
       </w:pPr>
-      <w:hyperlink w:anchor="_Toc232201447" w:history="1">
+      <w:hyperlink w:anchor="_Toc232188510" w:history="1">
         <w:r>
           <w:rPr>
             <w:rStyle w:val="a3"/>
@@ -1897,40 +1148,10 @@
             <w:noProof/>
           </w:rPr>
           <w:tab/>
-        </w:r>
-        <w:r>
-          <w:rPr>
-            <w:noProof/>
-          </w:rPr>
           <w:fldChar w:fldCharType="begin"/>
-        </w:r>
-        <w:r>
-          <w:rPr>
-            <w:noProof/>
-          </w:rPr>
-          <w:instrText xml:space="preserve"> PAGEREF _Toc232201447 \h </w:instrText>
-        </w:r>
-        <w:r>
-          <w:rPr>
-            <w:noProof/>
-          </w:rPr>
-        </w:r>
-        <w:r>
-          <w:rPr>
-            <w:noProof/>
-          </w:rPr>
+          <w:instrText xml:space="preserve"> PAGEREF _Toc232188510 \h </w:instrText>
           <w:fldChar w:fldCharType="separate"/>
-        </w:r>
-        <w:r>
-          <w:rPr>
-            <w:noProof/>
-          </w:rPr>
-          <w:t>18</w:t>
-        </w:r>
-        <w:r>
-          <w:rPr>
-            <w:noProof/>
-          </w:rPr>
+          <w:t>17</w:t>
           <w:fldChar w:fldCharType="end"/>
         </w:r>
       </w:hyperlink>
@@ -1950,7 +1171,7 @@
           <w14:ligatures w14:val="standardContextual"/>
         </w:rPr>
       </w:pPr>
-      <w:hyperlink w:anchor="_Toc232201448" w:history="1">
+      <w:hyperlink w:anchor="_Toc232188511" w:history="1">
         <w:r>
           <w:rPr>
             <w:rStyle w:val="a3"/>
@@ -1963,40 +1184,10 @@
             <w:noProof/>
           </w:rPr>
           <w:tab/>
-        </w:r>
-        <w:r>
-          <w:rPr>
-            <w:noProof/>
-          </w:rPr>
           <w:fldChar w:fldCharType="begin"/>
-        </w:r>
-        <w:r>
-          <w:rPr>
-            <w:noProof/>
-          </w:rPr>
-          <w:instrText xml:space="preserve"> PAGEREF _Toc232201448 \h </w:instrText>
-        </w:r>
-        <w:r>
-          <w:rPr>
-            <w:noProof/>
-          </w:rPr>
-        </w:r>
-        <w:r>
-          <w:rPr>
-            <w:noProof/>
-          </w:rPr>
+          <w:instrText xml:space="preserve"> PAGEREF _Toc232188511 \h </w:instrText>
           <w:fldChar w:fldCharType="separate"/>
-        </w:r>
-        <w:r>
-          <w:rPr>
-            <w:noProof/>
-          </w:rPr>
-          <w:t>19</w:t>
-        </w:r>
-        <w:r>
-          <w:rPr>
-            <w:noProof/>
-          </w:rPr>
+          <w:t>18</w:t>
           <w:fldChar w:fldCharType="end"/>
         </w:r>
       </w:hyperlink>
@@ -2016,7 +1207,7 @@
           <w14:ligatures w14:val="standardContextual"/>
         </w:rPr>
       </w:pPr>
-      <w:hyperlink w:anchor="_Toc232201449" w:history="1">
+      <w:hyperlink w:anchor="_Toc232188512" w:history="1">
         <w:r>
           <w:rPr>
             <w:rStyle w:val="a3"/>
@@ -2029,40 +1220,10 @@
             <w:noProof/>
           </w:rPr>
           <w:tab/>
-        </w:r>
-        <w:r>
-          <w:rPr>
-            <w:noProof/>
-          </w:rPr>
           <w:fldChar w:fldCharType="begin"/>
-        </w:r>
-        <w:r>
-          <w:rPr>
-            <w:noProof/>
-          </w:rPr>
-          <w:instrText xml:space="preserve"> PAGEREF _Toc232201449 \h </w:instrText>
-        </w:r>
-        <w:r>
-          <w:rPr>
-            <w:noProof/>
-          </w:rPr>
-        </w:r>
-        <w:r>
-          <w:rPr>
-            <w:noProof/>
-          </w:rPr>
+          <w:instrText xml:space="preserve"> PAGEREF _Toc232188512 \h </w:instrText>
           <w:fldChar w:fldCharType="separate"/>
-        </w:r>
-        <w:r>
-          <w:rPr>
-            <w:noProof/>
-          </w:rPr>
-          <w:t>19</w:t>
-        </w:r>
-        <w:r>
-          <w:rPr>
-            <w:noProof/>
-          </w:rPr>
+          <w:t>18</w:t>
           <w:fldChar w:fldCharType="end"/>
         </w:r>
       </w:hyperlink>
@@ -2082,7 +1243,7 @@
           <w14:ligatures w14:val="standardContextual"/>
         </w:rPr>
       </w:pPr>
-      <w:hyperlink w:anchor="_Toc232201450" w:history="1">
+      <w:hyperlink w:anchor="_Toc232188513" w:history="1">
         <w:r>
           <w:rPr>
             <w:rStyle w:val="a3"/>
@@ -2095,40 +1256,10 @@
             <w:noProof/>
           </w:rPr>
           <w:tab/>
-        </w:r>
-        <w:r>
-          <w:rPr>
-            <w:noProof/>
-          </w:rPr>
           <w:fldChar w:fldCharType="begin"/>
-        </w:r>
-        <w:r>
-          <w:rPr>
-            <w:noProof/>
-          </w:rPr>
-          <w:instrText xml:space="preserve"> PAGEREF _Toc232201450 \h </w:instrText>
-        </w:r>
-        <w:r>
-          <w:rPr>
-            <w:noProof/>
-          </w:rPr>
-        </w:r>
-        <w:r>
-          <w:rPr>
-            <w:noProof/>
-          </w:rPr>
+          <w:instrText xml:space="preserve"> PAGEREF _Toc232188513 \h </w:instrText>
           <w:fldChar w:fldCharType="separate"/>
-        </w:r>
-        <w:r>
-          <w:rPr>
-            <w:noProof/>
-          </w:rPr>
-          <w:t>20</w:t>
-        </w:r>
-        <w:r>
-          <w:rPr>
-            <w:noProof/>
-          </w:rPr>
+          <w:t>19</w:t>
           <w:fldChar w:fldCharType="end"/>
         </w:r>
       </w:hyperlink>
@@ -2158,7 +1289,7 @@
         <w:spacing w:before="0"/>
       </w:pPr>
       <w:bookmarkStart w:id="0" w:name="_Toc231757032"/>
-      <w:bookmarkStart w:id="1" w:name="_Toc232201421"/>
+      <w:bookmarkStart w:id="1" w:name="_Toc232188486"/>
       <w:r>
         <w:lastRenderedPageBreak/>
         <w:t>1. 개요</w:t>
@@ -2170,7 +1301,7 @@
       <w:pPr>
         <w:pStyle w:val="2"/>
       </w:pPr>
-      <w:bookmarkStart w:id="2" w:name="_Toc232201422"/>
+      <w:bookmarkStart w:id="2" w:name="_Toc232188487"/>
       <w:r>
         <w:t>1.1 문제 제기</w:t>
       </w:r>
@@ -2274,14 +1405,14 @@
           <w:sz w:val="18"/>
           <w:szCs w:val="18"/>
         </w:rPr>
-        <w:t>(통계청 국내인구이동)으로 도 전체가 인구 순유출 상태다. 정주인구 감소가 구조적 상수인 만큼, 정책 여력은 *남은 생활인구를 소비로 전환*하는 데 집중될 수밖에 없다.</w:t>
+        <w:t>(통계청 국내인구이동)으로 도 전체가 인구 순유출 상태다. 정주인구 감소가 구조적 상수인 만큼, 정책 여력은 *남은 생활인구를 소비로 전환*하는 데 집중될 수밖에 없다. 여기서 생활인구는 거주인구가 아니라 「월 1회 이상·3시간 이상 체류한 인구의 월별 합계」 — 통근·통학·관광을 포함한 방문·체류 흐름의 총량이다(통계청·행안부 공식 통계).</w:t>
       </w:r>
     </w:p>
     <w:p>
       <w:pPr>
         <w:pStyle w:val="2"/>
       </w:pPr>
-      <w:bookmarkStart w:id="3" w:name="_Toc232201423"/>
+      <w:bookmarkStart w:id="3" w:name="_Toc232188488"/>
       <w:r>
         <w:t>1.2 연구 목표와 접근</w:t>
       </w:r>
@@ -2307,7 +1438,7 @@
       <w:pPr>
         <w:pStyle w:val="1"/>
       </w:pPr>
-      <w:bookmarkStart w:id="4" w:name="_Toc232201424"/>
+      <w:bookmarkStart w:id="4" w:name="_Toc232188489"/>
       <w:r>
         <w:t>2. 분석 대상</w:t>
       </w:r>
@@ -2357,11 +1488,11 @@
       <w:pPr>
         <w:pStyle w:val="2"/>
       </w:pPr>
-      <w:bookmarkStart w:id="5" w:name="_Toc232201425"/>
+      <w:bookmarkStart w:id="90" w:name="_Toc232188600"/>
       <w:r>
         <w:t>2.1 왜 13개 시군인가</w:t>
       </w:r>
-      <w:bookmarkEnd w:id="5"/>
+      <w:bookmarkEnd w:id="90"/>
     </w:p>
     <w:p>
       <w:pPr>
@@ -2385,29 +1516,29 @@
       <w:pPr>
         <w:pStyle w:val="1"/>
       </w:pPr>
-      <w:bookmarkStart w:id="6" w:name="_Toc232201426"/>
+      <w:bookmarkStart w:id="5" w:name="_Toc232188490"/>
       <w:r>
         <w:t>3. 데이터 분석</w:t>
       </w:r>
+      <w:bookmarkEnd w:id="5"/>
+    </w:p>
+    <w:p>
+      <w:pPr>
+        <w:spacing w:after="100"/>
+      </w:pPr>
+      <w:r>
+        <w:t>분석 대상을 정한 뒤 가장 먼저 한 일은, 가설 없이 데이터를 그대로 살펴보는 것이었다. 아래 두 관찰이 본 연구의 방향을 결정했다.</w:t>
+      </w:r>
+    </w:p>
+    <w:p>
+      <w:pPr>
+        <w:pStyle w:val="2"/>
+      </w:pPr>
+      <w:bookmarkStart w:id="6" w:name="_Toc232188491"/>
+      <w:r>
+        <w:t>3.1 수집 데이터</w:t>
+      </w:r>
       <w:bookmarkEnd w:id="6"/>
-    </w:p>
-    <w:p>
-      <w:pPr>
-        <w:spacing w:after="100"/>
-      </w:pPr>
-      <w:r>
-        <w:t>분석 대상을 정한 뒤 가장 먼저 한 일은, 가설 없이 데이터를 그대로 살펴보는 것이었다. 아래 두 관찰이 본 연구의 방향을 결정했다.</w:t>
-      </w:r>
-    </w:p>
-    <w:p>
-      <w:pPr>
-        <w:pStyle w:val="2"/>
-      </w:pPr>
-      <w:bookmarkStart w:id="7" w:name="_Toc232201427"/>
-      <w:r>
-        <w:t>3.1 수집 데이터</w:t>
-      </w:r>
-      <w:bookmarkEnd w:id="7"/>
     </w:p>
     <w:tbl>
       <w:tblPr>
@@ -2641,7 +1772,6 @@
                 <w:sz w:val="16"/>
                 <w:szCs w:val="16"/>
               </w:rPr>
-              <w:lastRenderedPageBreak/>
               <w:t>시간대별 카드매출</w:t>
             </w:r>
           </w:p>
@@ -2814,6 +1944,7 @@
                 <w:sz w:val="16"/>
                 <w:szCs w:val="16"/>
               </w:rPr>
+              <w:lastRenderedPageBreak/>
               <w:t>생활인구</w:t>
             </w:r>
           </w:p>
@@ -3067,8 +2198,6 @@
       </w:pPr>
       <w:r>
         <w:t>모든 카드 CSV 인코딩: `cp949`. 시군구명 표기 변형은 표준화 사전으로 통일.</w:t>
-      </w:r>
-      <w:r>
         <w:br/>
         <w:t>생활인구: 「월 1회 이상 3시간 이상 체류한 인구의 월별 합계」(2024.1~12), wide→long 변환 후 연령 합계(계) 사용.2025년 기준 폐지/결측 항목 및 지역 미매칭 항목 제외.</w:t>
       </w:r>
@@ -3093,37 +2222,37 @@
       <w:pPr>
         <w:pStyle w:val="2"/>
       </w:pPr>
-      <w:bookmarkStart w:id="8" w:name="_Toc232201428"/>
+      <w:bookmarkStart w:id="7" w:name="_Toc232188492"/>
       <w:r>
         <w:t>3.2 인구감소지역 안에도 "양극화"가 있다</w:t>
       </w:r>
+      <w:bookmarkEnd w:id="7"/>
+    </w:p>
+    <w:p>
+      <w:pPr>
+        <w:spacing w:after="100"/>
+      </w:pPr>
+      <w:r>
+        <w:t>경남 빅데이터 허브플랫폼의 2024년 월별 카드매출과 KOSIS 생활인구를 결합해, 시군별 연간 카드매출을 연평균 생활인구와 12개월로 나눠 "방문 1인당 월 소비액"을 계산했다. 그 결과가 아래 그림 1(a)다. 최저 합천 11,380원, 최고 통영 86,764원 — 7.6배 차이가 난다. 같은 인구감소지역, 심지어 같은 군(郡) 단위인 거창(65,036원)과 합천도 5.7배 차이다.</w:t>
+      </w:r>
+    </w:p>
+    <w:p>
+      <w:pPr>
+        <w:spacing w:after="100"/>
+      </w:pPr>
+      <w:r>
+        <w:t>→ "인구감소지역 = 일률적 침체"라는 통념을 데이터가 반박한다. 지역마다 사정이 다르므로 개선도 일률적일 수 없다.</w:t>
+      </w:r>
+    </w:p>
+    <w:p>
+      <w:pPr>
+        <w:pStyle w:val="2"/>
+      </w:pPr>
+      <w:bookmarkStart w:id="8" w:name="_Toc232188493"/>
+      <w:r>
+        <w:t>3.3 방문은 많지만 체류 소비가 약하다</w:t>
+      </w:r>
       <w:bookmarkEnd w:id="8"/>
-    </w:p>
-    <w:p>
-      <w:pPr>
-        <w:spacing w:after="100"/>
-      </w:pPr>
-      <w:r>
-        <w:t>경남 빅데이터 허브플랫폼의 2024년 월별 카드매출과 KOSIS 생활인구를 결합해, 시군별 연간 카드매출을 연평균 생활인구와 12개월로 나눠 "방문 1인당 월 소비액"을 계산했다. 그 결과가 아래 그림 1(a)다. 최저 합천 11,380원, 최고 통영 86,764원 — 7.6배 차이가 난다. 같은 인구감소지역, 심지어 같은 군(郡) 단위인 거창(65,036원)과 합천도 5.7배 차이다.</w:t>
-      </w:r>
-    </w:p>
-    <w:p>
-      <w:pPr>
-        <w:spacing w:after="100"/>
-      </w:pPr>
-      <w:r>
-        <w:t>→ "인구감소지역 = 일률적 침체"라는 통념을 데이터가 반박한다. 지역마다 사정이 다르므로 개선도 일률적일 수 없다.</w:t>
-      </w:r>
-    </w:p>
-    <w:p>
-      <w:pPr>
-        <w:pStyle w:val="2"/>
-      </w:pPr>
-      <w:bookmarkStart w:id="9" w:name="_Toc232201429"/>
-      <w:r>
-        <w:t>3.3 방문은 많지만 체류 소비가 약하다</w:t>
-      </w:r>
-      <w:bookmarkEnd w:id="9"/>
     </w:p>
     <w:p>
       <w:pPr>
@@ -3162,7 +2291,6 @@
         <w:rPr>
           <w:noProof/>
         </w:rPr>
-        <w:lastRenderedPageBreak/>
         <w:drawing>
           <wp:inline distT="0" distB="0" distL="0" distR="0" wp14:anchorId="385AB7BF" wp14:editId="0B47FA26">
             <wp:extent cx="5731000" cy="2316000"/>
@@ -3207,29 +2335,30 @@
       <w:pPr>
         <w:pStyle w:val="2"/>
       </w:pPr>
-      <w:bookmarkStart w:id="10" w:name="_Toc232201430"/>
-      <w:r>
+      <w:bookmarkStart w:id="9" w:name="_Toc232188494"/>
+      <w:r>
+        <w:lastRenderedPageBreak/>
         <w:t>3.4 측정되지 않는 '소비 전환'</w:t>
       </w:r>
+      <w:bookmarkEnd w:id="9"/>
+    </w:p>
+    <w:p>
+      <w:pPr>
+        <w:spacing w:after="100"/>
+      </w:pPr>
+      <w:r>
+        <w:t>두 관찰은 같은 곳을 가리킨다. 방문(생활인구)의 크기와 소비(카드매출)의 크기가 비례하지 않으며, 그 간극의 크기와 원인이 지역마다 다르다. 그러나 기존 통계와 분석 자료 어디에도 "방문이 소비로 전환되는 정도"를 직접 재는 지표는 없었다. 이 공백을 메우는 것이 다음 장의 과제다.</w:t>
+      </w:r>
+    </w:p>
+    <w:p>
+      <w:pPr>
+        <w:pStyle w:val="1"/>
+      </w:pPr>
+      <w:bookmarkStart w:id="10" w:name="_Toc232188495"/>
+      <w:r>
+        <w:t>4. 이음(E-um)의 설계</w:t>
+      </w:r>
       <w:bookmarkEnd w:id="10"/>
-    </w:p>
-    <w:p>
-      <w:pPr>
-        <w:spacing w:after="100"/>
-      </w:pPr>
-      <w:r>
-        <w:t>두 관찰은 같은 곳을 가리킨다. 방문(생활인구)의 크기와 소비(카드매출)의 크기가 비례하지 않으며, 그 간극의 크기와 원인이 지역마다 다르다. 그러나 기존 통계와 분석 자료 어디에도 "방문이 소비로 전환되는 정도"를 직접 재는 지표는 없었다. 이 공백을 메우는 것이 다음 장의 과제다.</w:t>
-      </w:r>
-    </w:p>
-    <w:p>
-      <w:pPr>
-        <w:pStyle w:val="1"/>
-      </w:pPr>
-      <w:bookmarkStart w:id="11" w:name="_Toc232201431"/>
-      <w:r>
-        <w:t>4. 이음(E-um)의 설계</w:t>
-      </w:r>
-      <w:bookmarkEnd w:id="11"/>
     </w:p>
     <w:p>
       <w:pPr>
@@ -3304,8 +2433,6 @@
       </w:r>
       <w:r>
         <w:t xml:space="preserve">E-um은 13개 지역을 </w:t>
-      </w:r>
-      <w:r>
         <w:br/>
         <w:t xml:space="preserve">통계적으로 </w:t>
       </w:r>
@@ -3361,7 +2488,7 @@
           <w:sz w:val="22"/>
           <w:szCs w:val="22"/>
         </w:rPr>
-        <w:t>■ 기존 자료 검토 — 상권분석의 한계와 이음(MI)의 차별점</w:t>
+        <w:t>■ 기존 자료 검토</w:t>
       </w:r>
     </w:p>
     <w:p>
@@ -3862,21 +2989,34 @@
                 <w:sz w:val="15"/>
                 <w:szCs w:val="15"/>
               </w:rPr>
-              <w:t xml:space="preserve">KDI 「인구 요인이 소비성향에 </w:t>
-            </w:r>
+              <w:t>KDI 「인구 요인이 소비성향에 미치는 영향」</w:t>
+            </w:r>
+          </w:p>
+        </w:tc>
+        <w:tc>
+          <w:tcPr>
+            <w:tcW w:w="1900" w:type="dxa"/>
+            <w:tcBorders>
+              <w:top w:val="single" w:sz="2" w:space="0" w:color="BBBBBB"/>
+              <w:left w:val="single" w:sz="2" w:space="0" w:color="BBBBBB"/>
+              <w:bottom w:val="single" w:sz="2" w:space="0" w:color="BBBBBB"/>
+              <w:right w:val="single" w:sz="2" w:space="0" w:color="BBBBBB"/>
+            </w:tcBorders>
+            <w:vAlign w:val="center"/>
+          </w:tcPr>
+          <w:p>
             <w:r>
               <w:rPr>
                 <w:sz w:val="15"/>
                 <w:szCs w:val="15"/>
               </w:rPr>
-              <w:lastRenderedPageBreak/>
-              <w:t>미치는 영향」</w:t>
-            </w:r>
-          </w:p>
-        </w:tc>
-        <w:tc>
-          <w:tcPr>
-            <w:tcW w:w="1900" w:type="dxa"/>
+              <w:t>인구–소비 거시 연계 규명</w:t>
+            </w:r>
+          </w:p>
+        </w:tc>
+        <w:tc>
+          <w:tcPr>
+            <w:tcW w:w="2150" w:type="dxa"/>
             <w:tcBorders>
               <w:top w:val="single" w:sz="2" w:space="0" w:color="BBBBBB"/>
               <w:left w:val="single" w:sz="2" w:space="0" w:color="BBBBBB"/>
@@ -3891,67 +3031,27 @@
                 <w:sz w:val="15"/>
                 <w:szCs w:val="15"/>
               </w:rPr>
-              <w:lastRenderedPageBreak/>
-              <w:t xml:space="preserve">인구–소비 거시 연계 </w:t>
-            </w:r>
+              <w:t>거시·전국 단위 — 시군 상권 미시분석 아님</w:t>
+            </w:r>
+          </w:p>
+        </w:tc>
+        <w:tc>
+          <w:tcPr>
+            <w:tcW w:w="2375" w:type="dxa"/>
+            <w:tcBorders>
+              <w:top w:val="single" w:sz="2" w:space="0" w:color="BBBBBB"/>
+              <w:left w:val="single" w:sz="2" w:space="0" w:color="BBBBBB"/>
+              <w:bottom w:val="single" w:sz="2" w:space="0" w:color="BBBBBB"/>
+              <w:right w:val="single" w:sz="2" w:space="0" w:color="BBBBBB"/>
+            </w:tcBorders>
+            <w:vAlign w:val="center"/>
+          </w:tcPr>
+          <w:p>
             <w:r>
               <w:rPr>
                 <w:sz w:val="15"/>
                 <w:szCs w:val="15"/>
               </w:rPr>
-              <w:lastRenderedPageBreak/>
-              <w:t>규명</w:t>
-            </w:r>
-          </w:p>
-        </w:tc>
-        <w:tc>
-          <w:tcPr>
-            <w:tcW w:w="2150" w:type="dxa"/>
-            <w:tcBorders>
-              <w:top w:val="single" w:sz="2" w:space="0" w:color="BBBBBB"/>
-              <w:left w:val="single" w:sz="2" w:space="0" w:color="BBBBBB"/>
-              <w:bottom w:val="single" w:sz="2" w:space="0" w:color="BBBBBB"/>
-              <w:right w:val="single" w:sz="2" w:space="0" w:color="BBBBBB"/>
-            </w:tcBorders>
-            <w:vAlign w:val="center"/>
-          </w:tcPr>
-          <w:p>
-            <w:r>
-              <w:rPr>
-                <w:sz w:val="15"/>
-                <w:szCs w:val="15"/>
-              </w:rPr>
-              <w:lastRenderedPageBreak/>
-              <w:t xml:space="preserve">거시·전국 단위 — 시군 상권 </w:t>
-            </w:r>
-            <w:r>
-              <w:rPr>
-                <w:sz w:val="15"/>
-                <w:szCs w:val="15"/>
-              </w:rPr>
-              <w:lastRenderedPageBreak/>
-              <w:t>미시분석 아님</w:t>
-            </w:r>
-          </w:p>
-        </w:tc>
-        <w:tc>
-          <w:tcPr>
-            <w:tcW w:w="2375" w:type="dxa"/>
-            <w:tcBorders>
-              <w:top w:val="single" w:sz="2" w:space="0" w:color="BBBBBB"/>
-              <w:left w:val="single" w:sz="2" w:space="0" w:color="BBBBBB"/>
-              <w:bottom w:val="single" w:sz="2" w:space="0" w:color="BBBBBB"/>
-              <w:right w:val="single" w:sz="2" w:space="0" w:color="BBBBBB"/>
-            </w:tcBorders>
-            <w:vAlign w:val="center"/>
-          </w:tcPr>
-          <w:p>
-            <w:r>
-              <w:rPr>
-                <w:sz w:val="15"/>
-                <w:szCs w:val="15"/>
-              </w:rPr>
-              <w:lastRenderedPageBreak/>
               <w:t>시군 단위 미시 분석·개선</w:t>
             </w:r>
           </w:p>
@@ -3960,10 +3060,173 @@
     </w:tbl>
     <w:p>
       <w:pPr>
+        <w:pStyle w:val="2"/>
+      </w:pPr>
+      <w:bookmarkStart w:id="11" w:name="_Toc232188496"/>
+      <w:r>
+        <w:t>4.1 MI를 만든 이유</w:t>
+      </w:r>
+      <w:bookmarkEnd w:id="11"/>
+    </w:p>
+    <w:p>
+      <w:pPr>
+        <w:spacing w:after="40"/>
+        <w:ind w:firstLineChars="50" w:firstLine="100"/>
+      </w:pPr>
+      <w:r>
+        <w:rPr>
+          <w:b/>
+          <w:bCs/>
+        </w:rPr>
+        <w:t>MI·CPC (생활인구 대비 소비):</w:t>
+      </w:r>
+      <w:r>
+        <w:t xml:space="preserve"> 생활인구는 통근·통학·관광 등 실제 체류 흐름의 합계로, 「인구감소지역 지원 특별법」(2022) 이후 정주인구를 보완하는 공식 지표로 산정된다. 통계청 「인구감소지역과 생활밀접업종 관계 분석」은 생활인구가 지역 소비(생활밀접업종 매출)와 체계적으로 연동됨을 보였다.</w:t>
+        <w:br/>
+      </w:r>
+      <w:r>
+        <w:t xml:space="preserve"> 본 연구의 MI·CPC는 *이 연동이 지역별로 얼마나 약한가*를 로그 비율로 정량화한 것으로, 분모를 정주인구가 아닌 생활인구로 둔 점이 핵심 차별점이다.</w:t>
+      </w:r>
+    </w:p>
+    <w:p>
+      <w:pPr>
+        <w:pBdr>
+          <w:left w:val="single" w:sz="18" w:space="8" w:color="777777"/>
+        </w:pBdr>
+        <w:shd w:val="clear" w:color="auto" w:fill="F5F5F5"/>
+        <w:spacing w:before="60" w:after="100"/>
+        <w:ind w:left="200"/>
+      </w:pPr>
+      <w:r>
+        <w:rPr>
+          <w:b/>
+          <w:bCs/>
+        </w:rPr>
+        <w:t>MI 읽는 법 — 산식과 직관 환산:</w:t>
+      </w:r>
+      <w:r>
+        <w:t xml:space="preserve"> MI = ln( 연간매출 ÷ 연평균 생활인구 ) − 13곳 평균. 자연로그(ln)이며 ‘13곳 평균’은 ln 값의 평균이다. 로그의 빼기는 비율의 나누기와 같으므로, 지수를 되씌우면 MI는 배율로 읽힌다 — </w:t>
+      </w:r>
+      <w:r>
+        <w:rPr>
+          <w:b/>
+          <w:bCs/>
+        </w:rPr>
+        <w:t>e</w:t>
+      </w:r>
+      <w:r>
+        <w:rPr>
+          <w:b/>
+          <w:bCs/>
+          <w:vertAlign w:val="superscript"/>
+        </w:rPr>
+        <w:t>MI</w:t>
+      </w:r>
+      <w:r>
+        <w:rPr>
+          <w:b/>
+          <w:bCs/>
+        </w:rPr>
+        <w:t xml:space="preserve"> = 그 지역의 방문 1인당 소비 ÷ 13곳의 평균적 수준(기하평균, 월 약 3.1만 원)</w:t>
+      </w:r>
+      <w:r>
+        <w:t xml:space="preserve">. 예시(합천): 방문 1인당 월 소비 11,380원 → ln(11,380 ÷ 31,400) ≈ −1.016으로 5.2 표의 MI와 일치한다. 환산하면 e</w:t>
+      </w:r>
+      <w:r>
+        <w:rPr>
+          <w:vertAlign w:val="superscript"/>
+        </w:rPr>
+        <w:t>−1.016</w:t>
+      </w:r>
+      <w:r>
+        <w:t xml:space="preserve"> ≈ 0.36, 즉 평균적인 지역의 약 3분의 1 수준이다. 같은 방식으로 유형 판정 기준 MI −0.6은 절반 수준(55%), 통영(+1.015)은 약 2.8배다. (산식의 연간 단위와 예시의 월 단위는 상수 12가 차감에서 상쇄되어 같은 MI가 된다.)</w:t>
+      </w:r>
+    </w:p>
+    <w:p>
+      <w:pPr>
+        <w:spacing w:after="100"/>
+        <w:ind w:firstLineChars="50" w:firstLine="100"/>
+      </w:pPr>
+      <w:r>
+        <w:t>이 설계는 공공 통계로 뒷받침된다. 통계청 「인구감소지역 생활인구 산정 결과」(2024)에 따르면 89개 인구감소지역의 생활인구는 등록인구의 약 4배로, 정주인구 기준 소비 분석은 실제 체류 흐름을 크게 과소평가한다. 또한 개인소비 빅데이터(신한카드)와 한국은행·통계청·국민여행조사를 융합해 시군구별 1인당 소비액을 추정하고 정주인구 감소분 소비를 관광으로 대체하는 접근이 이미 공공 분석에서 활용된 바 있어, MI·CPC(생활인구 대비 소비)는 이 정립된 방법을 단일 분석지수로 조작화</w:t>
+      </w:r>
+      <w:r>
+        <w:rPr>
+          <w:rFonts w:hint="eastAsia"/>
+        </w:rPr>
+        <w:t xml:space="preserve"> </w:t>
+      </w:r>
+      <w:r>
+        <w:t>(operationalize)한 것이다.</w:t>
+      </w:r>
+    </w:p>
+    <w:p>
+      <w:pPr>
+        <w:spacing w:after="40"/>
+        <w:ind w:firstLineChars="50" w:firstLine="100"/>
+      </w:pPr>
+      <w:r>
+        <w:rPr>
+          <w:b/>
+          <w:bCs/>
+        </w:rPr>
+        <w:t>CDI (Shannon Entropy):</w:t>
+      </w:r>
+      <w:r>
+        <w:t xml:space="preserve"> 업종 매출 분포의 집중도를 정보 엔트로피로 측정한다(Shannon, 1948).</w:t>
+      </w:r>
+      <w:r>
+        <w:rPr>
+          <w:rFonts w:hint="eastAsia"/>
+        </w:rPr>
+        <w:t xml:space="preserve"> </w:t>
+      </w:r>
+      <w:r>
+        <w:t>값이 낮을수록 소수 업종 의존이 커 외부 충격에 취약하다.</w:t>
+      </w:r>
+    </w:p>
+    <w:p>
+      <w:pPr>
+        <w:spacing w:after="40"/>
+        <w:ind w:firstLineChars="50" w:firstLine="100"/>
+      </w:pPr>
+      <w:r>
+        <w:rPr>
+          <w:b/>
+          <w:bCs/>
+        </w:rPr>
+        <w:t>위험점수 가중치(0.40·0.25·0.20·0.15):</w:t>
+      </w:r>
+      <w:r>
+        <w:t xml:space="preserve"> 핵심 가설(생활인구 대비 카드소비 부족)을 직접 측정하는 MI에 최대 비중을, 구매력(CPC)에 차순위를 부여했다. 외부의존(LRR)·추세(TREND)는 방향성을 반영하되 보조 비중으로 두었다. 실제로 </w:t>
+      </w:r>
+      <w:r>
+        <w:rPr>
+          <w:b/>
+          <w:bCs/>
+        </w:rPr>
+        <w:t>5.4 위험점수 구성 요인 분석</w:t>
+      </w:r>
+      <w:r>
+        <w:t>에서 위험 상위 시군 전부가 MI 1위 요인으로 분해된다. 단 이는 위험점수를 MI 중심으로 설계한 데서 비롯한 구조적 일관성일 뿐, MI의 외부 타당성 검증은 아니다(§8 한계 참조).</w:t>
+      </w:r>
+    </w:p>
+    <w:p>
+      <w:pPr>
+        <w:pStyle w:val="2"/>
+      </w:pPr>
+      <w:bookmarkStart w:id="92" w:name="_Toc232188602"/>
+      <w:r>
+        <w:t>4.2 지표 체계</w:t>
+      </w:r>
+      <w:bookmarkEnd w:id="92"/>
+    </w:p>
+    <w:p>
+      <w:pPr>
         <w:spacing w:before="120" w:after="80"/>
       </w:pPr>
       <w:r>
-        <w:t>이 공백을 메우기 위해 설계한 지표는 다음 9개다. 3장의 관찰을 그대로 산식으로 옮겼다 — 1인당 소비의 격차는 CPC로, 방문과 소비의 불비례·계절 편중·야간 부재는 MI·STI·NAR로 측정한다.</w:t>
+        <w:t>이 공백을 메우기 위해 설계한 지표는 MI를 포함해 다음 9개다. 3장의 관찰을 그대로 산식으로 옮겼다 — 1인당 소비의 격차는 CPC로, 방문과 소비의 불비례·계절 편중·야간 부재는 MI·STI·NAR로 측정한다.</w:t>
       </w:r>
     </w:p>
     <w:tbl>
@@ -4107,7 +3370,7 @@
                 <w:sz w:val="16"/>
                 <w:szCs w:val="16"/>
               </w:rPr>
-              <w:t>Log(</w:t>
+              <w:t>ln(</w:t>
             </w:r>
             <w:r>
               <w:rPr>
@@ -4406,6 +3669,7 @@
                 <w:sz w:val="16"/>
                 <w:szCs w:val="16"/>
               </w:rPr>
+              <w:lastRenderedPageBreak/>
               <w:t>CDI (Consumption Diversity Index)</w:t>
             </w:r>
           </w:p>
@@ -4803,194 +4067,23 @@
     </w:p>
     <w:p>
       <w:pPr>
+        <w:pStyle w:val="1"/>
+      </w:pPr>
+      <w:bookmarkStart w:id="12" w:name="_Toc232188497"/>
+      <w:r>
+        <w:t>5. 분석 결과</w:t>
+      </w:r>
+      <w:bookmarkEnd w:id="12"/>
+    </w:p>
+    <w:p>
+      <w:pPr>
         <w:pStyle w:val="2"/>
       </w:pPr>
-      <w:bookmarkStart w:id="12" w:name="_Toc232201432"/>
-      <w:r>
-        <w:t>4.1 MI를 만든 이유</w:t>
-      </w:r>
-      <w:bookmarkEnd w:id="12"/>
-    </w:p>
-    <w:p>
-      <w:pPr>
-        <w:spacing w:after="40"/>
-        <w:ind w:firstLineChars="50" w:firstLine="100"/>
-      </w:pPr>
-      <w:r>
-        <w:rPr>
-          <w:b/>
-          <w:bCs/>
-        </w:rPr>
-        <w:t>MI·CPC (생활인구 대비 소비):</w:t>
-      </w:r>
-      <w:r>
-        <w:t xml:space="preserve"> 생활인구는 통근·통학·관광 등 실제 체류 흐름의 합계로,</w:t>
-      </w:r>
-      <w:r>
-        <w:rPr>
-          <w:rFonts w:hint="eastAsia"/>
-        </w:rPr>
-        <w:t xml:space="preserve"> </w:t>
-      </w:r>
-      <w:r>
-        <w:t>「인구감소지역 지원 특별법」(2022) 이후 정주인구를 보완하는 공식 지표로 산정된다. 통계청</w:t>
-      </w:r>
-      <w:r>
-        <w:rPr>
-          <w:rFonts w:hint="eastAsia"/>
-        </w:rPr>
-        <w:t xml:space="preserve"> </w:t>
-      </w:r>
-      <w:r>
-        <w:t>「인구감소지역과 생활밀접업종 관계 분석」은 생활인구가 지역 소비(생활밀접업종 매출)와</w:t>
-      </w:r>
-      <w:r>
-        <w:rPr>
-          <w:rFonts w:hint="eastAsia"/>
-        </w:rPr>
-        <w:t xml:space="preserve"> </w:t>
-      </w:r>
-      <w:r>
-        <w:t>체계적으로 연동됨을 보였다.</w:t>
-      </w:r>
-      <w:r>
-        <w:br/>
-      </w:r>
-      <w:r>
-        <w:rPr>
-          <w:rFonts w:hint="eastAsia"/>
-        </w:rPr>
-        <w:t xml:space="preserve"> </w:t>
-      </w:r>
-      <w:r>
-        <w:t>본 연구의 MI·CPC는 *이 연동이 지역별로 얼마나 약한가*를</w:t>
-      </w:r>
-      <w:r>
-        <w:rPr>
-          <w:rFonts w:hint="eastAsia"/>
-        </w:rPr>
-        <w:t xml:space="preserve"> </w:t>
-      </w:r>
-      <w:r>
-        <w:t>로그 비율로 정량화한 것으로, 분모를 정주인구가 아닌 생활인구로 둔 점이 핵심 차별점이다.</w:t>
-      </w:r>
-    </w:p>
-    <w:p>
-      <w:pPr>
-        <w:spacing w:after="100"/>
-        <w:ind w:firstLineChars="50" w:firstLine="100"/>
-      </w:pPr>
-      <w:r>
-        <w:t>이 설계는 공공 통계로 뒷받침된다. 통계청 「인구감소지역 생활인구 산정 결과」(2024)에 따르면 89개 인구감소지역의 생활인구는 등록인구의 약 4배로, 정주인구 기준 소비 분석은 실제 체류 흐름을 크게 과소평가한다. 또한 개인소비 빅데이터(신한카드)와 한국은행·통계청·국민여행조사를 융합해 시군구별 1인당 소비액을 추정하고 정주인구 감소분 소비를 관광으로 대체하는 접근이 이미 공공 분석에서 활용된 바 있어, MI·CPC(생활인구 대비 소비)는 이 정립된 방법을 단일 분석지수로 조작화</w:t>
-      </w:r>
-      <w:r>
-        <w:rPr>
-          <w:rFonts w:hint="eastAsia"/>
-        </w:rPr>
-        <w:t xml:space="preserve"> </w:t>
-      </w:r>
-      <w:r>
-        <w:t>(operationalize)한 것이다.</w:t>
-      </w:r>
-    </w:p>
-    <w:p>
-      <w:pPr>
-        <w:spacing w:after="40"/>
-        <w:ind w:firstLineChars="50" w:firstLine="100"/>
-      </w:pPr>
-      <w:r>
-        <w:rPr>
-          <w:b/>
-          <w:bCs/>
-        </w:rPr>
-        <w:t>CDI (Shannon Entropy):</w:t>
-      </w:r>
-      <w:r>
-        <w:t xml:space="preserve"> 업종 매출 분포의 집중도를 정보 엔트로피로 측정한다(Shannon, 1948).</w:t>
-      </w:r>
-      <w:r>
-        <w:rPr>
-          <w:rFonts w:hint="eastAsia"/>
-        </w:rPr>
-        <w:t xml:space="preserve"> </w:t>
-      </w:r>
-      <w:r>
-        <w:lastRenderedPageBreak/>
-        <w:t>값이 낮을수록 소수 업종 의존이 커 외부 충격에 취약하다.</w:t>
-      </w:r>
-    </w:p>
-    <w:p>
-      <w:pPr>
-        <w:spacing w:after="40"/>
-        <w:ind w:firstLineChars="50" w:firstLine="100"/>
-      </w:pPr>
-      <w:r>
-        <w:rPr>
-          <w:b/>
-          <w:bCs/>
-        </w:rPr>
-        <w:t>위험점수 가중치(0.40·0.25·0.20·0.15):</w:t>
-      </w:r>
-      <w:r>
-        <w:t xml:space="preserve"> 핵심 가설(생활인구 대비 카드소비 부족)을 직접 측정하는 MI에</w:t>
-      </w:r>
-      <w:r>
-        <w:rPr>
-          <w:rFonts w:hint="eastAsia"/>
-        </w:rPr>
-        <w:t xml:space="preserve"> </w:t>
-      </w:r>
-      <w:r>
-        <w:t>최대 비중을, 구매력(CPC)에 차순위를 부여했다. 외부의존(LRR)·추세(TREND)는 방향성을 반영하되</w:t>
-      </w:r>
-      <w:r>
-        <w:rPr>
-          <w:rFonts w:hint="eastAsia"/>
-        </w:rPr>
-        <w:t xml:space="preserve"> </w:t>
-      </w:r>
-      <w:r>
-        <w:t xml:space="preserve">보조 비중으로 두었다. 실제로 </w:t>
-      </w:r>
-      <w:r>
-        <w:rPr>
-          <w:b/>
-          <w:bCs/>
-        </w:rPr>
-        <w:t>5.4 위험점수 구성 요인 분석</w:t>
-      </w:r>
-      <w:r>
-        <w:t>에서 위험 상위</w:t>
-      </w:r>
-      <w:r>
-        <w:rPr>
-          <w:rFonts w:hint="eastAsia"/>
-        </w:rPr>
-        <w:t xml:space="preserve"> </w:t>
-      </w:r>
-      <w:r>
-        <w:t>시군 전부가 MI 1위 요인으로 분해된다. 단 이는 위험점수를 MI 중심으로 설계한 데서 비롯한 구조적 일관성일 뿐, MI의 외부 타당성 검증은 아니다(§8 한계 참조).</w:t>
-      </w:r>
-    </w:p>
-    <w:p>
-      <w:pPr>
-        <w:pStyle w:val="1"/>
-      </w:pPr>
-      <w:bookmarkStart w:id="13" w:name="_Toc232201433"/>
-      <w:r>
-        <w:t>5. 분석 결과</w:t>
+      <w:bookmarkStart w:id="13" w:name="_Toc232188498"/>
+      <w:r>
+        <w:t>5.1 유형화</w:t>
       </w:r>
       <w:bookmarkEnd w:id="13"/>
-    </w:p>
-    <w:p>
-      <w:pPr>
-        <w:pStyle w:val="2"/>
-      </w:pPr>
-      <w:bookmarkStart w:id="14" w:name="_Toc232201434"/>
-      <w:r>
-        <w:t>5.1 유형화</w:t>
-      </w:r>
-      <w:bookmarkEnd w:id="14"/>
     </w:p>
     <w:p>
       <w:pPr>
@@ -5145,7 +4238,6 @@
         <w:rPr>
           <w:noProof/>
         </w:rPr>
-        <w:lastRenderedPageBreak/>
         <w:drawing>
           <wp:inline distT="0" distB="0" distL="0" distR="0" wp14:anchorId="7941439B" wp14:editId="57CB9688">
             <wp:extent cx="4533900" cy="3408521"/>
@@ -5190,11 +4282,11 @@
       <w:pPr>
         <w:pStyle w:val="2"/>
       </w:pPr>
-      <w:bookmarkStart w:id="15" w:name="_Toc232201435"/>
+      <w:bookmarkStart w:id="14" w:name="_Toc232188499"/>
       <w:r>
         <w:t>5.2 13개 지역 핵심 지표</w:t>
       </w:r>
-      <w:bookmarkEnd w:id="15"/>
+      <w:bookmarkEnd w:id="14"/>
     </w:p>
     <w:p>
       <w:pPr>
@@ -5250,6 +4342,7 @@
                 <w:sz w:val="16"/>
                 <w:szCs w:val="16"/>
               </w:rPr>
+              <w:lastRenderedPageBreak/>
               <w:t>지역</w:t>
             </w:r>
           </w:p>
@@ -7693,7 +6786,6 @@
           <w:sz w:val="18"/>
           <w:szCs w:val="18"/>
         </w:rPr>
-        <w:lastRenderedPageBreak/>
         <w:t>위험점수 산식:</w:t>
       </w:r>
       <w:r>
@@ -7742,6 +6834,7 @@
         <w:rPr>
           <w:noProof/>
         </w:rPr>
+        <w:lastRenderedPageBreak/>
         <w:drawing>
           <wp:inline distT="0" distB="0" distL="0" distR="0" wp14:anchorId="15133B90" wp14:editId="1DE0B31F">
             <wp:extent cx="4533900" cy="3408521"/>
@@ -7786,13 +6879,13 @@
       <w:pPr>
         <w:pStyle w:val="2"/>
       </w:pPr>
-      <w:bookmarkStart w:id="16" w:name="_Toc231757044"/>
-      <w:bookmarkStart w:id="17" w:name="_Toc232201436"/>
+      <w:bookmarkStart w:id="15" w:name="_Toc231757044"/>
+      <w:bookmarkStart w:id="16" w:name="_Toc232188500"/>
       <w:r>
         <w:t>5.3 공간 분포</w:t>
       </w:r>
+      <w:bookmarkEnd w:id="15"/>
       <w:bookmarkEnd w:id="16"/>
-      <w:bookmarkEnd w:id="17"/>
     </w:p>
     <w:p>
       <w:pPr>
@@ -7996,14 +7089,14 @@
       <w:pPr>
         <w:pStyle w:val="2"/>
       </w:pPr>
-      <w:bookmarkStart w:id="18" w:name="_Toc231757045"/>
-      <w:bookmarkStart w:id="19" w:name="_Toc232201437"/>
+      <w:bookmarkStart w:id="17" w:name="_Toc231757045"/>
+      <w:bookmarkStart w:id="18" w:name="_Toc232188501"/>
       <w:r>
         <w:lastRenderedPageBreak/>
         <w:t>5.4 위험점수 구성 요인 분석</w:t>
       </w:r>
+      <w:bookmarkEnd w:id="17"/>
       <w:bookmarkEnd w:id="18"/>
-      <w:bookmarkEnd w:id="19"/>
     </w:p>
     <w:p>
       <w:pPr>
@@ -8240,8 +7333,6 @@
       </w:r>
       <w:r>
         <w:t xml:space="preserve">함양·산청은 CDI(업종 집중)가 MI를 끌어내리는 1순위 동인으로 분리되어, </w:t>
-      </w:r>
-      <w:r>
         <w:br/>
         <w:t>**유형 내에서도</w:t>
       </w:r>
@@ -8383,13 +7474,13 @@
       <w:pPr>
         <w:pStyle w:val="2"/>
       </w:pPr>
-      <w:bookmarkStart w:id="20" w:name="_Toc231757046"/>
-      <w:bookmarkStart w:id="21" w:name="_Toc232201438"/>
+      <w:bookmarkStart w:id="19" w:name="_Toc231757046"/>
+      <w:bookmarkStart w:id="20" w:name="_Toc232188502"/>
       <w:r>
         <w:t>5.5 개선 효과 시뮬레이션</w:t>
       </w:r>
+      <w:bookmarkEnd w:id="19"/>
       <w:bookmarkEnd w:id="20"/>
-      <w:bookmarkEnd w:id="21"/>
     </w:p>
     <w:p>
       <w:pPr>
@@ -9267,11 +8358,11 @@
       <w:pPr>
         <w:pStyle w:val="2"/>
       </w:pPr>
-      <w:bookmarkStart w:id="22" w:name="_Toc232201439"/>
+      <w:bookmarkStart w:id="91" w:name="_Toc232188601"/>
       <w:r>
         <w:t>5.6 방문대비 소비부족형은 우연이 아니다</w:t>
       </w:r>
-      <w:bookmarkEnd w:id="22"/>
+      <w:bookmarkEnd w:id="91"/>
     </w:p>
     <w:p>
       <w:pPr>
@@ -9342,70 +8433,69 @@
         <w:spacing w:after="100"/>
       </w:pPr>
       <w:r>
-        <w:t>단, 이는 표본 13개의 탐색적 유형화라는 한계(8장) 안에서의 판단이다. 그럼에도 동일 증상의 반복, 비지도 학습의 독립적 분류, 공간 연속성이 모두 같은 방향을 가리키므로, 본 연구는 이 유형의 실재성을 전제로 다음 장의 유형별 정책을 설계한다.</w:t>
+        <w:t xml:space="preserve">단, 이는 표본 13개의 탐색적 유형화라는 한계(8장) 안에서의 판단이다. 그럼에도 동일 증상의 반복, 비지도 학습의 독립적 분류, 공간 연속성이 모두 같은 방향을 가리키므로, 본 연구는 이 유형의 실재성을 전제로 다음 장의 유형별 정책을 설계한다.</w:t>
       </w:r>
     </w:p>
     <w:p>
       <w:pPr>
         <w:pStyle w:val="1"/>
       </w:pPr>
-      <w:bookmarkStart w:id="23" w:name="_Toc231757047"/>
-      <w:bookmarkStart w:id="24" w:name="_Toc232201440"/>
+      <w:bookmarkStart w:id="21" w:name="_Toc231757047"/>
+      <w:bookmarkStart w:id="22" w:name="_Toc232188503"/>
       <w:r>
         <w:t>6. 유형별 정책 방안</w:t>
+      </w:r>
+      <w:bookmarkEnd w:id="21"/>
+      <w:bookmarkEnd w:id="22"/>
+    </w:p>
+    <w:p>
+      <w:pPr>
+        <w:spacing w:after="100"/>
+      </w:pPr>
+      <w:r>
+        <w:t xml:space="preserve">설계 원칙: </w:t>
+      </w:r>
+      <w:r>
+        <w:rPr>
+          <w:b/>
+          <w:bCs/>
+        </w:rPr>
+        <w:t>"넓게 분석, 좁게 해결"</w:t>
+      </w:r>
+      <w:r>
+        <w:t xml:space="preserve"> — 13개 분석은 유형의 실재성을 입증하는 근거, 개선은</w:t>
+      </w:r>
+      <w:r>
+        <w:rPr>
+          <w:rFonts w:hint="eastAsia"/>
+        </w:rPr>
+        <w:t xml:space="preserve"> </w:t>
+      </w:r>
+      <w:r>
+        <w:t xml:space="preserve">복수 지역으로 구성된 </w:t>
+      </w:r>
+      <w:r>
+        <w:rPr>
+          <w:b/>
+          <w:bCs/>
+        </w:rPr>
+        <w:t>유형군 단위</w:t>
+      </w:r>
+      <w:r>
+        <w:t>로 심화한다(단일 사례 편향 회피).</w:t>
+      </w:r>
+    </w:p>
+    <w:p>
+      <w:pPr>
+        <w:pStyle w:val="2"/>
+      </w:pPr>
+      <w:bookmarkStart w:id="23" w:name="_Toc231757048"/>
+      <w:bookmarkStart w:id="24" w:name="_Toc232188504"/>
+      <w:r>
+        <w:t>6.1 외지방문 의존형 (하동·함양) — 위험 1·2위</w:t>
       </w:r>
       <w:bookmarkEnd w:id="23"/>
       <w:bookmarkEnd w:id="24"/>
-    </w:p>
-    <w:p>
-      <w:pPr>
-        <w:spacing w:after="100"/>
-      </w:pPr>
-      <w:r>
-        <w:lastRenderedPageBreak/>
-        <w:t xml:space="preserve">설계 원칙: </w:t>
-      </w:r>
-      <w:r>
-        <w:rPr>
-          <w:b/>
-          <w:bCs/>
-        </w:rPr>
-        <w:t>"넓게 분석, 좁게 해결"</w:t>
-      </w:r>
-      <w:r>
-        <w:t xml:space="preserve"> — 13개 분석은 유형의 실재성을 입증하는 근거, 개선은</w:t>
-      </w:r>
-      <w:r>
-        <w:rPr>
-          <w:rFonts w:hint="eastAsia"/>
-        </w:rPr>
-        <w:t xml:space="preserve"> </w:t>
-      </w:r>
-      <w:r>
-        <w:t xml:space="preserve">복수 지역으로 구성된 </w:t>
-      </w:r>
-      <w:r>
-        <w:rPr>
-          <w:b/>
-          <w:bCs/>
-        </w:rPr>
-        <w:t>유형군 단위</w:t>
-      </w:r>
-      <w:r>
-        <w:t>로 심화한다(단일 사례 편향 회피).</w:t>
-      </w:r>
-    </w:p>
-    <w:p>
-      <w:pPr>
-        <w:pStyle w:val="2"/>
-      </w:pPr>
-      <w:bookmarkStart w:id="25" w:name="_Toc231757048"/>
-      <w:bookmarkStart w:id="26" w:name="_Toc232201441"/>
-      <w:r>
-        <w:t>6.1 외지방문 의존형 (하동·함양) — 위험 1·2위</w:t>
-      </w:r>
-      <w:bookmarkEnd w:id="25"/>
-      <w:bookmarkEnd w:id="26"/>
     </w:p>
     <w:p>
       <w:pPr>
@@ -9546,19 +8636,20 @@
       <w:pPr>
         <w:pStyle w:val="2"/>
       </w:pPr>
-      <w:bookmarkStart w:id="27" w:name="_Toc231757049"/>
-      <w:bookmarkStart w:id="28" w:name="_Toc232201442"/>
+      <w:bookmarkStart w:id="25" w:name="_Toc231757049"/>
+      <w:bookmarkStart w:id="26" w:name="_Toc232188505"/>
       <w:r>
         <w:t>6.2 방문대비 소비부족형 (합천·의령·산청)</w:t>
       </w:r>
-      <w:bookmarkEnd w:id="27"/>
-      <w:bookmarkEnd w:id="28"/>
+      <w:bookmarkEnd w:id="25"/>
+      <w:bookmarkEnd w:id="26"/>
     </w:p>
     <w:p>
       <w:pPr>
         <w:spacing w:after="100"/>
       </w:pPr>
       <w:r>
+        <w:lastRenderedPageBreak/>
         <w:t xml:space="preserve">같은 증상(MI &lt; −0.6, CPC &lt; 17,000)이지만 </w:t>
       </w:r>
       <w:r>
@@ -9811,7 +8902,6 @@
         <w:rPr>
           <w:noProof/>
         </w:rPr>
-        <w:lastRenderedPageBreak/>
         <w:drawing>
           <wp:inline distT="0" distB="0" distL="0" distR="0" wp14:anchorId="0D71A5CD" wp14:editId="5BF264F7">
             <wp:extent cx="4533900" cy="2662587"/>
@@ -9888,46 +8978,47 @@
       <w:pPr>
         <w:pStyle w:val="2"/>
       </w:pPr>
-      <w:bookmarkStart w:id="29" w:name="_Toc231757050"/>
-      <w:bookmarkStart w:id="30" w:name="_Toc232201443"/>
+      <w:bookmarkStart w:id="27" w:name="_Toc231757050"/>
+      <w:bookmarkStart w:id="28" w:name="_Toc232188506"/>
       <w:r>
         <w:t>6.3 소비 연계 거점 활용 (거창·통영)</w:t>
+      </w:r>
+      <w:bookmarkEnd w:id="27"/>
+      <w:bookmarkEnd w:id="28"/>
+    </w:p>
+    <w:p>
+      <w:pPr>
+        <w:spacing w:after="100"/>
+      </w:pPr>
+      <w:r>
+        <w:lastRenderedPageBreak/>
+        <w:t xml:space="preserve">거창(군 단위 CPC 최고)·통영(13곳 최고)을 </w:t>
+      </w:r>
+      <w:r>
+        <w:rPr>
+          <w:b/>
+          <w:bCs/>
+        </w:rPr>
+        <w:t>광역 소비 연계 거점</w:t>
+      </w:r>
+      <w:r>
+        <w:t>으로 삼아 인접 침체지역과 연계.</w:t>
+      </w:r>
+    </w:p>
+    <w:p>
+      <w:pPr>
+        <w:pStyle w:val="2"/>
+      </w:pPr>
+      <w:bookmarkStart w:id="29" w:name="_Toc231757099"/>
+      <w:bookmarkStart w:id="30" w:name="_Toc232188507"/>
+      <w:r>
+        <w:t>6.4 지역별 개선 카드</w:t>
       </w:r>
       <w:bookmarkEnd w:id="29"/>
       <w:bookmarkEnd w:id="30"/>
     </w:p>
     <w:p>
       <w:pPr>
-        <w:spacing w:after="100"/>
-      </w:pPr>
-      <w:r>
-        <w:t xml:space="preserve">거창(군 단위 CPC 최고)·통영(13곳 최고)을 </w:t>
-      </w:r>
-      <w:r>
-        <w:rPr>
-          <w:b/>
-          <w:bCs/>
-        </w:rPr>
-        <w:t>광역 소비 연계 거점</w:t>
-      </w:r>
-      <w:r>
-        <w:t>으로 삼아 인접 침체지역과 연계.</w:t>
-      </w:r>
-    </w:p>
-    <w:p>
-      <w:pPr>
-        <w:pStyle w:val="2"/>
-      </w:pPr>
-      <w:bookmarkStart w:id="31" w:name="_Toc231757099"/>
-      <w:bookmarkStart w:id="32" w:name="_Toc232201444"/>
-      <w:r>
-        <w:t>6.4 지역별 개선 카드</w:t>
-      </w:r>
-      <w:bookmarkEnd w:id="31"/>
-      <w:bookmarkEnd w:id="32"/>
-    </w:p>
-    <w:p>
-      <w:pPr>
         <w:spacing w:after="80"/>
       </w:pPr>
       <w:r>
@@ -9951,7 +9042,6 @@
         <w:rPr>
           <w:noProof/>
         </w:rPr>
-        <w:lastRenderedPageBreak/>
         <w:drawing>
           <wp:inline distT="0" distB="0" distL="0" distR="0" wp14:anchorId="7D183A1C" wp14:editId="257A30F8">
             <wp:extent cx="5731000" cy="4036000"/>
@@ -10279,6 +9369,7 @@
                 <w:sz w:val="17"/>
                 <w:szCs w:val="17"/>
               </w:rPr>
+              <w:lastRenderedPageBreak/>
               <w:t>기대효과</w:t>
             </w:r>
           </w:p>
@@ -10497,7 +9588,6 @@
                 <w:sz w:val="16"/>
                 <w:szCs w:val="16"/>
               </w:rPr>
-              <w:lastRenderedPageBreak/>
               <w:t>공간 근거</w:t>
             </w:r>
           </w:p>
@@ -11294,72 +10384,244 @@
       <w:pPr>
         <w:pStyle w:val="2"/>
       </w:pPr>
-      <w:bookmarkStart w:id="33" w:name="_Eum_5_4"/>
-      <w:bookmarkStart w:id="34" w:name="_Toc232201445"/>
+      <w:bookmarkStart w:id="31" w:name="_Eum_5_4"/>
+      <w:bookmarkStart w:id="32" w:name="_Toc232188508"/>
       <w:r>
         <w:t>6.5 실현 가능성 — 정책 연계와 벤치마킹</w:t>
+      </w:r>
+      <w:bookmarkEnd w:id="31"/>
+      <w:bookmarkEnd w:id="32"/>
+    </w:p>
+    <w:p>
+      <w:pPr>
+        <w:spacing w:after="100"/>
+      </w:pPr>
+      <w:r>
+        <w:t>본 개선 방안은 신규 재원이나 제도 신설 없이 기존 정책 틀 안에서 즉시 집행할 수 있다. 세 가지 근거가 이를 뒷받침한다.</w:t>
+      </w:r>
+    </w:p>
+    <w:p>
+      <w:pPr>
+        <w:spacing w:after="100"/>
+      </w:pPr>
+      <w:r>
+        <w:rPr>
+          <w:b/>
+          <w:bCs/>
+        </w:rPr>
+        <w:t xml:space="preserve">먼저 재원과 제도다 — 지방소멸대응기금과 정확히 맞물린다. </w:t>
+      </w:r>
+      <w:r>
+        <w:t xml:space="preserve">정부는 지방소멸대응기금으로 매년 1조 원(2022년 7,500억)을 10년간 투입하며, 기초지원계정의 약 95%를 인구감소지역 89곳에 집중 </w:t>
+        <w:lastRenderedPageBreak/>
+        <w:t>배분한다(행정안전부, 2021 지정). 본 분석 대상인 경남 인구감소지역 11곳이 전부 이 배분 대상이다. 특히 2026년 기금 운용방향은 시설 중심에서 ‘사람이 들어오고 머무는 사업’ 우선으로 전환되었는데, 이는 생활인구를 지역 소비로 전환하라는 본 연구의 개선과 정확히 일치한다. 따라서 E-um의 위험점수·MI는 기금 투자계획의 사업 우선순위와 성과지표(KPI)로 그대로 활용될 수 있다. 또한 「인구감소지역 지원 특별법」(2022)이 생활인구를 공식 지표로 법제화했으므로, MI·CPC의 분모(생활인구)는 행정이 매년 갱신·검증하는 공식 통계이며 별도 데이터 구축 없이 개선 효과를 추적할 수 있다.</w:t>
+      </w:r>
+    </w:p>
+    <w:p>
+      <w:pPr>
+        <w:spacing w:after="100"/>
+      </w:pPr>
+      <w:r>
+        <w:rPr>
+          <w:b/>
+          <w:bCs/>
+        </w:rPr>
+        <w:t xml:space="preserve">다음은 벤치마킹이다 — 같은 방안이 이미 성과를 냈다. </w:t>
+      </w:r>
+      <w:r>
+        <w:t>전남 강진군 ‘반값여행’은 관광객이 지역에서 소비한 금액의 50%를 지역화폐(강진사랑상품권)로 환급하는 체류·소비 전환 모델로, 2025년 1월~5월 초 4만 724팀이 군내 1,453개 업소에서 58.7억 원을 소비했고 강진은 ‘체류형 관광도시’ 부문 대상을 받았다. 이는 산청(관광 통과형)의 ‘통과를 소비로 전환’ 방안과 합천·의령(정주형)의 지역화폐 환류 방안이 실제 매출로 이어짐을 보여주는 직접 사례다. 또한 지역사랑상품권은 환전율 99.8%로 발행액 대부분이 역내에서 소비되고, 사용 시 주민 구매처가 동네상권으로 이동하는 효과가 실증되어, 외부유입 의존(낮은 LRR)·소비 누수를 겪는 합천·의령의 ‘경남 외 소비 회수’ 방안을 뒷받침한다. 단 업종별 효과 편차가 크므로, E-um의 CDI(업종 집중) 분석으로 효과가 큰 업종을 선별해 적용해야 한다.</w:t>
+      </w:r>
+    </w:p>
+    <w:p>
+      <w:pPr>
+        <w:spacing w:after="120"/>
+      </w:pPr>
+      <w:r>
+        <w:t>요컨대 본 개선 방안은 이미 편성된 기금 재원과 법제화된 생활인구 지표, 타 지자체에서 검증된 성과 위에 서 있다. 분석에 그치지 않고 즉시 집행 가능한 실행안이다.</w:t>
+      </w:r>
+    </w:p>
+    <w:p>
+      <w:pPr>
+        <w:pStyle w:val="1"/>
+      </w:pPr>
+      <w:bookmarkStart w:id="33" w:name="_Toc231757051"/>
+      <w:bookmarkStart w:id="34" w:name="_Toc232188509"/>
+      <w:r>
+        <w:t>7. 결론 및 기대효과</w:t>
       </w:r>
       <w:bookmarkEnd w:id="33"/>
       <w:bookmarkEnd w:id="34"/>
     </w:p>
     <w:p>
       <w:pPr>
-        <w:spacing w:after="100"/>
-      </w:pPr>
-      <w:r>
-        <w:t>본 개선 방안은 신규 재원이나 제도 신설 없이 기존 정책 틀 안에서 즉시 집행할 수 있다. 세 가지 근거가 이를 뒷받침한다.</w:t>
-      </w:r>
-    </w:p>
-    <w:p>
-      <w:pPr>
-        <w:spacing w:after="100"/>
-      </w:pPr>
+        <w:spacing w:after="40"/>
+      </w:pPr>
+      <w:r>
+        <w:t xml:space="preserve">경남 인구감소지역의 상권 문제는 단순 인구 부족이 아니라 </w:t>
+      </w:r>
       <w:r>
         <w:rPr>
           <w:b/>
           <w:bCs/>
         </w:rPr>
-        <w:t xml:space="preserve">먼저 재원과 제도다 — 지방소멸대응기금과 정확히 맞물린다. </w:t>
-      </w:r>
-      <w:r>
-        <w:t>정부는 지방소멸대응기금으로 매년 1조 원(2022년 7,500억)을 10년간 투입하며, 기초지원계정의 약 95%를 인구감소지역 89곳에 집중 배분한다(행정안전부, 2021 지정). 본 분석 대상인 경남 인구감소지역 11곳이 전부 이 배분 대상이다. 특히 2026년 기금 운용방향은 시설 중심에서 ‘사람이 들어오고 머무는 사업’ 우선으로 전환되었는데, 이는 생활인구를 지역 소비로 전환하라는 본 연구의 개선과 정확히 일치한다. 따라서 E-um의 위험점수·MI는 기금 투자계획의 사업 우선순위와 성과지표(KPI)로 그대로 활용될 수 있다. 또한 「인구감소지역 지원 특별법」(2022)이 생활인구를 공식 지표로 법제화했으므로, MI·CPC의 분모(생활인구)는 행정이 매년 갱신·검증하는 공식 통계이며 별도 데이터 구축 없이 개선 효과를 추적할 수 있다.</w:t>
-      </w:r>
-    </w:p>
-    <w:p>
-      <w:pPr>
-        <w:spacing w:after="100"/>
-      </w:pPr>
+        <w:t>"생활인구의 지역 소비 전환 실패"</w:t>
+      </w:r>
+      <w:r>
+        <w:t>가 핵심 축이며, 이는 MI 지표로 정량 분석된다.</w:t>
+      </w:r>
+    </w:p>
+    <w:p>
+      <w:pPr>
+        <w:spacing w:after="40"/>
+      </w:pPr>
+      <w:r>
+        <w:t xml:space="preserve">13개 지역은 </w:t>
+      </w:r>
       <w:r>
         <w:rPr>
           <w:b/>
           <w:bCs/>
         </w:rPr>
-        <w:t xml:space="preserve">다음은 벤치마킹이다 — 같은 방안이 이미 성과를 냈다. </w:t>
-      </w:r>
-      <w:r>
-        <w:t xml:space="preserve">전남 강진군 ‘반값여행’은 관광객이 지역에서 소비한 금액의 50%를 지역화폐(강진사랑상품권)로 환급하는 체류·소비 전환 모델로, 2025년 1월~5월 초 4만 724팀이 군내 1,453개 업소에서 58.7억 원을 소비했고 강진은 ‘체류형 관광도시’ </w:t>
-      </w:r>
-      <w:r>
-        <w:lastRenderedPageBreak/>
-        <w:t>부문 대상을 받았다. 이는 산청(관광 통과형)의 ‘통과를 소비로 전환’ 방안과 합천·의령(정주형)의 지역화폐 환류 방안이 실제 매출로 이어짐을 보여주는 직접 사례다. 또한 지역사랑상품권은 환전율 99.8%로 발행액 대부분이 역내에서 소비되고, 사용 시 주민 구매처가 동네상권으로 이동하는 효과가 실증되어, 외부유입 의존(낮은 LRR)·소비 누수를 겪는 합천·의령의 ‘경남 외 소비 회수’ 방안을 뒷받침한다. 단 업종별 효과 편차가 크므로, E-um의 CDI(업종 집중) 분석으로 효과가 큰 업종을 선별해 적용해야 한다.</w:t>
-      </w:r>
-    </w:p>
-    <w:p>
-      <w:pPr>
-        <w:spacing w:after="120"/>
-      </w:pPr>
-      <w:r>
-        <w:t>요컨대 본 개선 방안은 이미 편성된 기금 재원과 법제화된 생활인구 지표, 타 지자체에서 검증된 성과 위에 서 있다. 분석에 그치지 않고 즉시 집행 가능한 실행안이다.</w:t>
+        <w:t>방문대비 소비부족형 / 외지방문 의존형 / 혼합 경계형 / 소비 안정형</w:t>
+      </w:r>
+      <w:r>
+        <w:t xml:space="preserve">으로 유형화되며, 인구감소지역 내부에도 </w:t>
+      </w:r>
+      <w:r>
+        <w:rPr>
+          <w:b/>
+          <w:bCs/>
+        </w:rPr>
+        <w:t>7.6배의 양극화</w:t>
+      </w:r>
+      <w:r>
+        <w:t>가 존재한다.</w:t>
+      </w:r>
+    </w:p>
+    <w:p>
+      <w:pPr>
+        <w:spacing w:after="40"/>
+      </w:pPr>
+      <w:r>
+        <w:t xml:space="preserve">위험점수 기준 우선 개선 대상은 </w:t>
+      </w:r>
+      <w:r>
+        <w:rPr>
+          <w:b/>
+          <w:bCs/>
+        </w:rPr>
+        <w:t>하동·함양·합천·남해·의령</w:t>
+      </w:r>
+      <w:r>
+        <w:t>(TOP 5)이며, 유형별로 개선이 다르다.</w:t>
+      </w:r>
+    </w:p>
+    <w:p>
+      <w:pPr>
+        <w:spacing w:after="40"/>
+        <w:rPr>
+          <w:b/>
+          <w:bCs/>
+        </w:rPr>
+      </w:pPr>
+    </w:p>
+    <w:p>
+      <w:pPr>
+        <w:spacing w:after="40"/>
+      </w:pPr>
+      <w:r>
+        <w:rPr>
+          <w:b/>
+          <w:bCs/>
+        </w:rPr>
+        <w:t>기대효과(탐색적 추정):</w:t>
+      </w:r>
+      <w:r>
+        <w:t xml:space="preserve"> 방문대비 소비부족형 3곳에서 방문 1인당 월 +1,000원(커피 한 잔 값 미만)의</w:t>
+      </w:r>
+      <w:r>
+        <w:rPr>
+          <w:rFonts w:hint="eastAsia"/>
+        </w:rPr>
+        <w:t xml:space="preserve"> </w:t>
+      </w:r>
+      <w:r>
+        <w:t xml:space="preserve">소비 증가만으로도 </w:t>
+      </w:r>
+      <w:r>
+        <w:rPr>
+          <w:b/>
+          <w:bCs/>
+        </w:rPr>
+        <w:t>연 약 +78억</w:t>
+      </w:r>
+      <w:r>
+        <w:t xml:space="preserve">의 지역 매출 증가가 가능하다(산출 근거는 </w:t>
+      </w:r>
+      <w:r>
+        <w:rPr>
+          <w:b/>
+          <w:bCs/>
+        </w:rPr>
+        <w:t>부록 A</w:t>
+      </w:r>
+      <w:r>
+        <w:t>). '생활인구'가</w:t>
+      </w:r>
+    </w:p>
+    <w:p>
+      <w:pPr>
+        <w:spacing w:after="100"/>
+      </w:pPr>
+      <w:r>
+        <w:t xml:space="preserve">방문 흐름 합계이므로 </w:t>
+      </w:r>
+      <w:r>
+        <w:rPr>
+          <w:b/>
+          <w:bCs/>
+        </w:rPr>
+        <w:t>작은 1인당 변화가 큰 총량 효과</w:t>
+      </w:r>
+      <w:r>
+        <w:t>로 이어진다. 이 규모감은 실측으로도 뒷받침된다 — 동일 모델(체류·소비 전환 + 지역화폐 환급)을 적용한 전남 강진군은 2025년 1~5월 초에만 군내 1,453개 업소에서 실제 58.7억 원의 역내 소비를 창출했다. 본 추정(연 +78억)이 과장이 아니라 정책적으로 달성 가능한 규모임을 보여주는 외부 준거다.</w:t>
+      </w:r>
+    </w:p>
+    <w:p>
+      <w:pPr>
+        <w:spacing w:after="100"/>
+      </w:pPr>
+      <w:r>
+        <w:t xml:space="preserve">E-um은 "어디가 침체됐는가"를 넘어 </w:t>
+      </w:r>
+      <w:r>
+        <w:rPr>
+          <w:b/>
+          <w:bCs/>
+        </w:rPr>
+        <w:t>"왜 침체됐고, 무엇을 하면 되는가"</w:t>
+      </w:r>
+      <w:r>
+        <w:t>를 데이터로 답하는</w:t>
+      </w:r>
+      <w:r>
+        <w:rPr>
+          <w:rFonts w:hint="eastAsia"/>
+        </w:rPr>
+        <w:t xml:space="preserve"> </w:t>
+      </w:r>
+      <w:r>
+        <w:t>재현 가능한 분석 프레임을 제공한다.</w:t>
       </w:r>
     </w:p>
     <w:p>
       <w:pPr>
         <w:pStyle w:val="1"/>
       </w:pPr>
-      <w:bookmarkStart w:id="35" w:name="_Toc231757051"/>
-      <w:bookmarkStart w:id="36" w:name="_Toc232201446"/>
-      <w:r>
-        <w:t>7. 결론 및 기대효과</w:t>
+      <w:bookmarkStart w:id="35" w:name="_Toc231757052"/>
+      <w:bookmarkStart w:id="36" w:name="_Toc232188510"/>
+      <w:r>
+        <w:t>8. 한계 및 향후 과제</w:t>
       </w:r>
       <w:bookmarkEnd w:id="35"/>
       <w:bookmarkEnd w:id="36"/>
@@ -11369,17 +10631,18 @@
         <w:spacing w:after="40"/>
       </w:pPr>
       <w:r>
-        <w:t xml:space="preserve">경남 인구감소지역의 상권 문제는 단순 인구 부족이 아니라 </w:t>
+        <w:lastRenderedPageBreak/>
+        <w:t xml:space="preserve">표본 13개 → K-means는 </w:t>
       </w:r>
       <w:r>
         <w:rPr>
           <w:b/>
           <w:bCs/>
         </w:rPr>
-        <w:t>"생활인구의 지역 소비 전환 실패"</w:t>
-      </w:r>
-      <w:r>
-        <w:t>가 핵심 축이며, 이는 MI 지표로 정량 분석된다.</w:t>
+        <w:t>탐색적 유형화</w:t>
+      </w:r>
+      <w:r>
+        <w:t>(확정 분류 아님).</w:t>
       </w:r>
     </w:p>
     <w:p>
@@ -11387,27 +10650,35 @@
         <w:spacing w:after="40"/>
       </w:pPr>
       <w:r>
-        <w:t xml:space="preserve">13개 지역은 </w:t>
+        <w:t xml:space="preserve">MI의 </w:t>
       </w:r>
       <w:r>
         <w:rPr>
           <w:b/>
           <w:bCs/>
         </w:rPr>
-        <w:t>방문대비 소비부족형 / 외지방문 의존형 / 혼합 경계형 / 소비 안정형</w:t>
-      </w:r>
-      <w:r>
-        <w:t xml:space="preserve">으로 유형화되며, 인구감소지역 내부에도 </w:t>
+        <w:t>외부 타당성 검증은 미완</w:t>
+      </w:r>
+      <w:r>
+        <w:t xml:space="preserve"> — 국세청 사업자 증감·관광소비 구조와 교차 검증을 시도했으나 유의한 상관은 확인되지 않았다. MI가 기존 지표로 포착되지 않는 별개 차원을 측정함을 시사하는 동시에, 시군 단위 폐업률·다년 매출 패널을 통한 직접 검증이 핵심 후속 과제임을 뜻한다.</w:t>
+      </w:r>
+    </w:p>
+    <w:p>
+      <w:pPr>
+        <w:spacing w:after="40"/>
+      </w:pPr>
+      <w:r>
+        <w:t xml:space="preserve">'생활인구'는 안정 거주인구가 아닌 월별 방문 흐름 합계 → MI·CPC는 </w:t>
       </w:r>
       <w:r>
         <w:rPr>
           <w:b/>
           <w:bCs/>
         </w:rPr>
-        <w:t>7.6배의 양극화</w:t>
-      </w:r>
-      <w:r>
-        <w:t>가 존재한다.</w:t>
+        <w:t>상대 비교 지표</w:t>
+      </w:r>
+      <w:r>
+        <w:t>로 해석.</w:t>
       </w:r>
     </w:p>
     <w:p>
@@ -11415,312 +10686,129 @@
         <w:spacing w:after="40"/>
       </w:pPr>
       <w:r>
-        <w:t xml:space="preserve">위험점수 기준 우선 개선 대상은 </w:t>
+        <w:t xml:space="preserve">기대효과는 가정 기반 </w:t>
       </w:r>
       <w:r>
         <w:rPr>
           <w:b/>
           <w:bCs/>
         </w:rPr>
-        <w:t>하동·함양·합천·남해·의령</w:t>
-      </w:r>
-      <w:r>
-        <w:t>(TOP 5)이며, 유형별로 개선이 다르다.</w:t>
+        <w:t>탐색적 추정</w:t>
+      </w:r>
+      <w:r>
+        <w:t>(객단가 개선이 방문을 위축시키지 않는다는 전제).</w:t>
       </w:r>
     </w:p>
     <w:p>
       <w:pPr>
         <w:spacing w:after="40"/>
+      </w:pPr>
+      <w:r>
+        <w:t>카드매출 시·군 단위 → 읍·면·동 정밀 개선은 SGIS 집계구 데이터 확보 시 확장 가능.</w:t>
+      </w:r>
+    </w:p>
+    <w:p>
+      <w:pPr>
+        <w:spacing w:after="40"/>
+      </w:pPr>
+      <w:r>
+        <w:t xml:space="preserve">이음-Detect(RandomForest+SHAP)는 n=13의 </w:t>
+      </w:r>
+      <w:r>
         <w:rPr>
           <w:b/>
           <w:bCs/>
         </w:rPr>
-      </w:pPr>
+        <w:t>탐색적</w:t>
+      </w:r>
+      <w:r>
+        <w:t xml:space="preserve"> 기여도 분해이므로, 표본 확대(타 시·도</w:t>
+      </w:r>
+    </w:p>
+    <w:p>
+      <w:pPr>
+        <w:spacing w:after="100"/>
+      </w:pPr>
+      <w:r>
+        <w:t>인구감소지역 결합) 시 확정 모델로 발전 가능.</w:t>
+      </w:r>
     </w:p>
     <w:p>
       <w:pPr>
         <w:spacing w:after="40"/>
       </w:pPr>
+      <w:r>
+        <w:t xml:space="preserve">외지방문 의존형(하동·함양)의 인구 유출입 검증은 </w:t>
+      </w:r>
       <w:r>
         <w:rPr>
           <w:b/>
           <w:bCs/>
         </w:rPr>
-        <w:t>기대효과(탐색적 추정):</w:t>
-      </w:r>
-      <w:r>
-        <w:t xml:space="preserve"> 방문대비 소비부족형 3곳에서 방문 1인당 월 +1,000원(커피 한 잔 값 미만)의</w:t>
-      </w:r>
+        <w:t>시·군 단위 순이동</w:t>
+      </w:r>
+      <w:r>
+        <w:t xml:space="preserve"> 데이터가 필요하나, 현재</w:t>
+      </w:r>
+    </w:p>
+    <w:p>
+      <w:pPr>
+        <w:spacing w:after="100"/>
+      </w:pPr>
+      <w:r>
+        <w:t>공개 국내인구이동 통계는 시·도 단위까지만 매칭되어 본 분석에는 거시 배경으로만 반영했다.</w:t>
+      </w:r>
+    </w:p>
+    <w:p>
+      <w:pPr>
+        <w:spacing w:after="100"/>
+      </w:pPr>
+      <w:r>
+        <w:t>KOSIS 시군구 전입·전출 마이크로데이터 확보 시 외부의존 구조를 직접 검증할 수 있다.</w:t>
+      </w:r>
+    </w:p>
+    <w:p>
+      <w:pPr>
+        <w:spacing w:after="40"/>
+      </w:pPr>
+      <w:r>
+        <w:t>향후: Folium 기반 인터랙티브 지도 대시보드(클릭 시 시군별 개선 팝업), 카드·생활인구의</w:t>
+      </w:r>
+    </w:p>
+    <w:p>
+      <w:pPr>
+        <w:spacing w:after="100"/>
+      </w:pPr>
+      <w:r>
+        <w:t>시계열 확장을 통한 동적 추적.</w:t>
+      </w:r>
+    </w:p>
+    <w:p>
+      <w:pPr>
+        <w:pStyle w:val="1"/>
+      </w:pPr>
+    </w:p>
+    <w:p>
+      <w:pPr>
+        <w:pStyle w:val="1"/>
+      </w:pPr>
+      <w:bookmarkStart w:id="37" w:name="_Toc232188511"/>
       <w:r>
         <w:rPr>
           <w:rFonts w:hint="eastAsia"/>
         </w:rPr>
-        <w:t xml:space="preserve"> </w:t>
-      </w:r>
-      <w:r>
-        <w:t xml:space="preserve">소비 증가만으로도 </w:t>
-      </w:r>
-      <w:r>
-        <w:rPr>
-          <w:b/>
-          <w:bCs/>
-        </w:rPr>
-        <w:t>연 약 +78억</w:t>
-      </w:r>
-      <w:r>
-        <w:t xml:space="preserve">의 지역 매출 증가가 가능하다(산출 근거는 </w:t>
-      </w:r>
-      <w:r>
-        <w:rPr>
-          <w:b/>
-          <w:bCs/>
-        </w:rPr>
-        <w:t>부록 A</w:t>
-      </w:r>
-      <w:r>
-        <w:t>). '생활인구'가</w:t>
-      </w:r>
-    </w:p>
-    <w:p>
-      <w:pPr>
-        <w:spacing w:after="100"/>
-      </w:pPr>
-      <w:r>
-        <w:t xml:space="preserve">방문 흐름 합계이므로 </w:t>
-      </w:r>
-      <w:r>
-        <w:rPr>
-          <w:b/>
-          <w:bCs/>
-        </w:rPr>
-        <w:t>작은 1인당 변화가 큰 총량 효과</w:t>
-      </w:r>
-      <w:r>
-        <w:t>로 이어진다. 이 규모감은 실측으로도 뒷받침된다 — 동일 모델(체류·소비 전환 + 지역화폐 환급)을 적용한 전남 강진군은 2025년 1~5월 초에만 군내 1,453개 업소에서 실제 58.7억 원의 역내 소비를 창출했다. 본 추정(연 +78억)이 과장이 아니라 정책적으로 달성 가능한 규모임을 보여주는 외부 준거다.</w:t>
-      </w:r>
-    </w:p>
-    <w:p>
-      <w:pPr>
-        <w:spacing w:after="100"/>
-      </w:pPr>
-      <w:r>
-        <w:t xml:space="preserve">E-um은 "어디가 침체됐는가"를 넘어 </w:t>
-      </w:r>
-      <w:r>
-        <w:rPr>
-          <w:b/>
-          <w:bCs/>
-        </w:rPr>
-        <w:t>"왜 침체됐고, 무엇을 하면 되는가"</w:t>
-      </w:r>
-      <w:r>
-        <w:t>를 데이터로 답하는</w:t>
+        <w:t>9</w:t>
+      </w:r>
+      <w:r>
+        <w:t xml:space="preserve">. </w:t>
       </w:r>
       <w:r>
         <w:rPr>
           <w:rFonts w:hint="eastAsia"/>
         </w:rPr>
-        <w:t xml:space="preserve"> </w:t>
-      </w:r>
-      <w:r>
-        <w:t>재현 가능한 분석 프레임을 제공한다.</w:t>
-      </w:r>
-    </w:p>
-    <w:p>
-      <w:pPr>
-        <w:pStyle w:val="1"/>
-      </w:pPr>
-      <w:bookmarkStart w:id="37" w:name="_Toc231757052"/>
-      <w:bookmarkStart w:id="38" w:name="_Toc232201447"/>
-      <w:r>
-        <w:t>8. 한계 및 향후 과제</w:t>
+        <w:t>팀원 역할 분담</w:t>
       </w:r>
       <w:bookmarkEnd w:id="37"/>
-      <w:bookmarkEnd w:id="38"/>
-    </w:p>
-    <w:p>
-      <w:pPr>
-        <w:spacing w:after="40"/>
-      </w:pPr>
-      <w:r>
-        <w:t xml:space="preserve">표본 13개 → K-means는 </w:t>
-      </w:r>
-      <w:r>
-        <w:rPr>
-          <w:b/>
-          <w:bCs/>
-        </w:rPr>
-        <w:t>탐색적 유형화</w:t>
-      </w:r>
-      <w:r>
-        <w:t>(확정 분류 아님).</w:t>
-      </w:r>
-    </w:p>
-    <w:p>
-      <w:pPr>
-        <w:spacing w:after="40"/>
-      </w:pPr>
-      <w:r>
-        <w:t xml:space="preserve">MI의 </w:t>
-      </w:r>
-      <w:r>
-        <w:rPr>
-          <w:b/>
-          <w:bCs/>
-        </w:rPr>
-        <w:t>외부 타당성 검증은 미완</w:t>
-      </w:r>
-      <w:r>
-        <w:t xml:space="preserve"> — 국세청 사업자 증감·관광소비 구조와 교차 검증을 시도했으나 유의한 상관은 확인되지 않았다. MI가 기존 지표로 포착되지 않는 별개 차원을 측정함을 시사하는 동시에, 시군 단위 폐업률·다년 매출 패널을 통한 직접 검증이 핵심 후속 과제임을 뜻한다.</w:t>
-      </w:r>
-    </w:p>
-    <w:p>
-      <w:pPr>
-        <w:spacing w:after="40"/>
-      </w:pPr>
-      <w:r>
-        <w:t xml:space="preserve">'생활인구'는 안정 거주인구가 아닌 월별 방문 흐름 합계 → MI·CPC는 </w:t>
-      </w:r>
-      <w:r>
-        <w:rPr>
-          <w:b/>
-          <w:bCs/>
-        </w:rPr>
-        <w:t>상대 비교 지표</w:t>
-      </w:r>
-      <w:r>
-        <w:t>로 해석.</w:t>
-      </w:r>
-    </w:p>
-    <w:p>
-      <w:pPr>
-        <w:spacing w:after="40"/>
-      </w:pPr>
-      <w:r>
-        <w:t xml:space="preserve">기대효과는 가정 기반 </w:t>
-      </w:r>
-      <w:r>
-        <w:rPr>
-          <w:b/>
-          <w:bCs/>
-        </w:rPr>
-        <w:t>탐색적 추정</w:t>
-      </w:r>
-      <w:r>
-        <w:t>(객단가 개선이 방문을 위축시키지 않는다는 전제).</w:t>
-      </w:r>
-    </w:p>
-    <w:p>
-      <w:pPr>
-        <w:spacing w:after="40"/>
-      </w:pPr>
-      <w:r>
-        <w:t>카드매출 시·군 단위 → 읍·면·동 정밀 개선은 SGIS 집계구 데이터 확보 시 확장 가능.</w:t>
-      </w:r>
-    </w:p>
-    <w:p>
-      <w:pPr>
-        <w:spacing w:after="40"/>
-      </w:pPr>
-      <w:r>
-        <w:t xml:space="preserve">이음-Detect(RandomForest+SHAP)는 n=13의 </w:t>
-      </w:r>
-      <w:r>
-        <w:rPr>
-          <w:b/>
-          <w:bCs/>
-        </w:rPr>
-        <w:t>탐색적</w:t>
-      </w:r>
-      <w:r>
-        <w:t xml:space="preserve"> 기여도 분해이므로, 표본 확대(타 시·도</w:t>
-      </w:r>
-    </w:p>
-    <w:p>
-      <w:pPr>
-        <w:spacing w:after="100"/>
-      </w:pPr>
-      <w:r>
-        <w:t>인구감소지역 결합) 시 확정 모델로 발전 가능.</w:t>
-      </w:r>
-    </w:p>
-    <w:p>
-      <w:pPr>
-        <w:spacing w:after="40"/>
-      </w:pPr>
-      <w:r>
-        <w:t xml:space="preserve">외지방문 의존형(하동·함양)의 인구 유출입 검증은 </w:t>
-      </w:r>
-      <w:r>
-        <w:rPr>
-          <w:b/>
-          <w:bCs/>
-        </w:rPr>
-        <w:t>시·군 단위 순이동</w:t>
-      </w:r>
-      <w:r>
-        <w:t xml:space="preserve"> 데이터가 필요하나, 현재</w:t>
-      </w:r>
-    </w:p>
-    <w:p>
-      <w:pPr>
-        <w:spacing w:after="100"/>
-      </w:pPr>
-      <w:r>
-        <w:lastRenderedPageBreak/>
-        <w:t>공개 국내인구이동 통계는 시·도 단위까지만 매칭되어 본 분석에는 거시 배경으로만 반영했다.</w:t>
-      </w:r>
-    </w:p>
-    <w:p>
-      <w:pPr>
-        <w:spacing w:after="100"/>
-      </w:pPr>
-      <w:r>
-        <w:t>KOSIS 시군구 전입·전출 마이크로데이터 확보 시 외부의존 구조를 직접 검증할 수 있다.</w:t>
-      </w:r>
-    </w:p>
-    <w:p>
-      <w:pPr>
-        <w:spacing w:after="40"/>
-      </w:pPr>
-      <w:r>
-        <w:t>향후: Folium 기반 인터랙티브 지도 대시보드(클릭 시 시군별 개선 팝업), 카드·생활인구의</w:t>
-      </w:r>
-    </w:p>
-    <w:p>
-      <w:pPr>
-        <w:spacing w:after="100"/>
-      </w:pPr>
-      <w:r>
-        <w:t>시계열 확장을 통한 동적 추적.</w:t>
-      </w:r>
-    </w:p>
-    <w:p>
-      <w:pPr>
-        <w:pStyle w:val="1"/>
-      </w:pPr>
-    </w:p>
-    <w:p>
-      <w:pPr>
-        <w:pStyle w:val="1"/>
-      </w:pPr>
-      <w:bookmarkStart w:id="39" w:name="_Toc232201448"/>
-      <w:r>
-        <w:rPr>
-          <w:rFonts w:hint="eastAsia"/>
-        </w:rPr>
-        <w:t>9</w:t>
-      </w:r>
-      <w:r>
-        <w:t xml:space="preserve">. </w:t>
-      </w:r>
-      <w:r>
-        <w:rPr>
-          <w:rFonts w:hint="eastAsia"/>
-        </w:rPr>
-        <w:t>팀원 역할 분담</w:t>
-      </w:r>
-      <w:bookmarkEnd w:id="39"/>
     </w:p>
     <w:p>
       <w:pPr>
@@ -12839,19 +11927,20 @@
       <w:pPr>
         <w:pStyle w:val="1"/>
       </w:pPr>
-      <w:bookmarkStart w:id="40" w:name="_Toc231757053"/>
-      <w:bookmarkStart w:id="41" w:name="_Toc232201449"/>
+      <w:bookmarkStart w:id="38" w:name="_Toc231757053"/>
+      <w:bookmarkStart w:id="39" w:name="_Toc232188512"/>
       <w:r>
         <w:t>부록 A. 기대효과 산출 근거</w:t>
       </w:r>
-      <w:bookmarkEnd w:id="40"/>
-      <w:bookmarkEnd w:id="41"/>
+      <w:bookmarkEnd w:id="38"/>
+      <w:bookmarkEnd w:id="39"/>
     </w:p>
     <w:p>
       <w:pPr>
         <w:spacing w:after="100"/>
       </w:pPr>
       <w:r>
+        <w:lastRenderedPageBreak/>
         <w:t xml:space="preserve">기대효과는 다음 단일 가정에서 출발한 </w:t>
       </w:r>
       <w:r>
@@ -13396,7 +12485,6 @@
                 <w:sz w:val="16"/>
                 <w:szCs w:val="16"/>
               </w:rPr>
-              <w:lastRenderedPageBreak/>
               <w:t>남해군</w:t>
             </w:r>
           </w:p>
@@ -13779,18 +12867,18 @@
         </w:rPr>
         <w:t>을 보이기 위한 것이며, 정밀 수요예측이 아니다.</w:t>
       </w:r>
-      <w:bookmarkStart w:id="42" w:name="_Toc231757054"/>
+      <w:bookmarkStart w:id="40" w:name="_Toc231757054"/>
     </w:p>
     <w:p>
       <w:pPr>
         <w:pStyle w:val="1"/>
       </w:pPr>
-      <w:bookmarkStart w:id="43" w:name="_Toc232201450"/>
+      <w:bookmarkStart w:id="41" w:name="_Toc232188513"/>
       <w:r>
         <w:t>참고문헌</w:t>
       </w:r>
-      <w:bookmarkEnd w:id="42"/>
-      <w:bookmarkEnd w:id="43"/>
+      <w:bookmarkEnd w:id="40"/>
+      <w:bookmarkEnd w:id="41"/>
     </w:p>
     <w:p>
       <w:pPr>
@@ -13951,6 +13039,7 @@
         <w:spacing w:after="40"/>
       </w:pPr>
       <w:r>
+        <w:lastRenderedPageBreak/>
         <w:t>한국관광 데이터랩, 개인소비 빅데이터(신한카드)·한국은행·통계청·국민여행조사 융합 시군구 1인당 소비 추정 분석.</w:t>
       </w:r>
     </w:p>

--- a/eum_package/이음_보고서_v7.docx
+++ b/eum_package/이음_보고서_v7.docx
@@ -1354,58 +1354,34 @@
     </w:p>
     <w:p>
       <w:pPr>
-        <w:pBdr>
-          <w:left w:val="single" w:sz="18" w:space="8" w:color="777777"/>
-        </w:pBdr>
-        <w:shd w:val="clear" w:color="auto" w:fill="F5F5F5"/>
         <w:spacing w:before="60" w:after="60"/>
-        <w:ind w:left="200"/>
       </w:pPr>
       <w:r>
         <w:rPr>
           <w:b/>
           <w:bCs/>
-          <w:color w:val="333333"/>
-          <w:sz w:val="18"/>
-          <w:szCs w:val="18"/>
         </w:rPr>
         <w:t>"문제는 사람이 없는 것인가, 아니면 있는 사람이 소비로 이어지지 않는 것인가?"</w:t>
       </w:r>
     </w:p>
     <w:p>
       <w:pPr>
-        <w:pBdr>
-          <w:left w:val="single" w:sz="18" w:space="8" w:color="777777"/>
-        </w:pBdr>
-        <w:shd w:val="clear" w:color="auto" w:fill="F5F5F5"/>
         <w:spacing w:before="60" w:after="60"/>
-        <w:ind w:left="200"/>
-      </w:pPr>
-      <w:r>
-        <w:rPr>
-          <w:color w:val="333333"/>
-          <w:sz w:val="18"/>
-          <w:szCs w:val="18"/>
-        </w:rPr>
+      </w:pPr>
+      <w:r>
+        <w:rPr/>
         <w:t xml:space="preserve">거시 배경: 2024년 경남은 연간 </w:t>
       </w:r>
       <w:r>
         <w:rPr>
           <w:b/>
           <w:bCs/>
-          <w:color w:val="333333"/>
-          <w:sz w:val="18"/>
-          <w:szCs w:val="18"/>
         </w:rPr>
         <w:t>순이동 −9,069명</w:t>
       </w:r>
       <w:r>
-        <w:rPr>
-          <w:color w:val="333333"/>
-          <w:sz w:val="18"/>
-          <w:szCs w:val="18"/>
-        </w:rPr>
-        <w:t>(통계청 국내인구이동)으로 도 전체가 인구 순유출 상태다. 정주인구 감소가 구조적 상수인 만큼, 정책 여력은 *남은 생활인구를 소비로 전환*하는 데 집중될 수밖에 없다. 여기서 생활인구는 거주인구가 아니라 「월 1회 이상·3시간 이상 체류한 인구의 월별 합계」 — 통근·통학·관광을 포함한 방문·체류 흐름의 총량이다(통계청·행안부 공식 통계).</w:t>
+        <w:rPr/>
+        <w:t>(통계청 국내인구이동)으로 도 전체가 인구 감소 상태다. 정주인구 감소가 구조적 상수인 만큼, 정책 여력은 ‘남은 생활인구를 소비로 전환’하는 데 집중될 수밖에 없다. 여기서 생활인구는 거주인구가 아니라 월 1회 이상·3시간 이상 체류한 인구의 월별 합계 + 통근·통학·관광을 포함한 방문·체류 흐름의 총량이다(통계청·행안부 공식 통계).</w:t>
       </w:r>
     </w:p>
     <w:p>
@@ -1431,7 +1407,7 @@
         <w:spacing w:after="100"/>
       </w:pPr>
       <w:r>
-        <w:t>이 질문에 답하기 위해 본 연구는 결론을 먼저 세우지 않고, 경남 인구감소지역의 카드매출과 생활인구 데이터를 직접 들여다보는 데서 출발했다. 데이터가 보여준 관찰(3장)이 핵심 지표의 설계(4장)로, 유형별 분석(5장)과 개선방안(6장)으로 이어진다.</w:t>
+        <w:t>이 질문에 답하기 위해 본 연구는 결론을 먼저 세우지 않고, 경남 인구감소지역의 카드매출과 생활인구 데이터를 직접 들여다보는 데서 출발했다. 데이터가 보여준 정보(3장)가 핵심 지표의 설계(4장)로, 유형별 분석(5장)과 개선방안(6장)으로 이어진다.</w:t>
       </w:r>
     </w:p>
     <w:p>
@@ -1446,11 +1422,6 @@
     </w:p>
     <w:p>
       <w:pPr>
-        <w:pStyle w:val="ae"/>
-        <w:numPr>
-          <w:ilvl w:val="0"/>
-          <w:numId w:val="4"/>
-        </w:numPr>
         <w:spacing w:after="40"/>
       </w:pPr>
       <w:r>
@@ -1466,11 +1437,6 @@
     </w:p>
     <w:p>
       <w:pPr>
-        <w:pStyle w:val="ae"/>
-        <w:numPr>
-          <w:ilvl w:val="0"/>
-          <w:numId w:val="1"/>
-        </w:numPr>
         <w:spacing w:after="40"/>
       </w:pPr>
       <w:r>
@@ -1496,19 +1462,10 @@
     </w:p>
     <w:p>
       <w:pPr>
-        <w:pBdr>
-          <w:left w:val="single" w:sz="18" w:space="8" w:color="777777"/>
-        </w:pBdr>
-        <w:shd w:val="clear" w:color="auto" w:fill="F5F5F5"/>
         <w:spacing w:before="60" w:after="60"/>
-        <w:ind w:left="200"/>
-      </w:pPr>
-      <w:r>
-        <w:rPr>
-          <w:color w:val="333333"/>
-          <w:sz w:val="18"/>
-          <w:szCs w:val="18"/>
-        </w:rPr>
+        <w:ind w:firstLineChars="50" w:firstLine="100"/>
+      </w:pPr>
+      <w:r>
         <w:t>선정 이유는 세 가지다. 첫째, 행정안전부가 지정한 인구감소지역(11) + 관심지역(2)으로, 정책 시급성이 가장 높은 대상이다.  둘째, 이 13곳만 KOSIS 생활인구 통계가 제공되어 핵심 지표(MI·CPC) 산출이 가능하다(데이터 가용성).  셋째, 도시(통영·사천·밀양)–산간(산청·함양)–해안(남해·고성)의 이질적 공간구조를 포괄해 유형 분류의 대표성을 확보한다.  경남 22개 전수(Phase 1) 분석 후 이 13곳(Phase 2)으로 정밀 분석했으며, 보고서의 중심은 Phase 2다.</w:t>
       </w:r>
     </w:p>
@@ -2197,9 +2154,9 @@
         <w:ind w:firstLineChars="50" w:firstLine="100"/>
       </w:pPr>
       <w:r>
-        <w:t>모든 카드 CSV 인코딩: `cp949`. 시군구명 표기 변형은 표준화 사전으로 통일.</w:t>
+        <w:t>모든 CSV 인코딩: `cp949`. 시군구명 표기 변형은 표준화 사전으로 통일.</w:t>
         <w:br/>
-        <w:t>생활인구: 「월 1회 이상 3시간 이상 체류한 인구의 월별 합계」(2024.1~12), wide→long 변환 후 연령 합계(계) 사용.2025년 기준 폐지/결측 항목 및 지역 미매칭 항목 제외.</w:t>
+        <w:t>생활인구(2024.1~12): wide→long 변환 후 연령 합계(계) 사용. 2025년 기준 폐지/결측 항목 및 지역 미매칭 항목 제외.</w:t>
       </w:r>
     </w:p>
     <w:p>
@@ -2264,20 +2221,12 @@
     </w:p>
     <w:p>
       <w:pPr>
-        <w:pBdr>
-          <w:left w:val="single" w:sz="18" w:space="8" w:color="777777"/>
-        </w:pBdr>
-        <w:shd w:val="clear" w:color="auto" w:fill="F5F5F5"/>
         <w:spacing w:before="60" w:after="60"/>
-        <w:ind w:left="200"/>
       </w:pPr>
       <w:r>
         <w:rPr>
           <w:b/>
           <w:bCs/>
-          <w:color w:val="333333"/>
-          <w:sz w:val="18"/>
-          <w:szCs w:val="18"/>
         </w:rPr>
         <w:t>그림 1. (a) 방문 1인당 월 소비액(2024, 13개 시군) · (b) 월별 생활인구(1월=100)</w:t>
       </w:r>
@@ -2394,14 +2343,14 @@
         <w:t xml:space="preserve"> </w:t>
       </w:r>
       <w:r>
-        <w:t xml:space="preserve">*생활인구가 지역 소비로 전환되는 정도*를 정량화하는 분석 모델 </w:t>
+        <w:t xml:space="preserve">‘생활인구가 지역 소비로 전환되는 정도’를 정량화하는 분석 모델 </w:t>
       </w:r>
       <w:r>
         <w:rPr>
           <w:b/>
           <w:bCs/>
         </w:rPr>
-        <w:t>「이음(E-um)」</w:t>
+        <w:t>이음(E-um)</w:t>
       </w:r>
       <w:r>
         <w:t>을 설계했다.</w:t>
@@ -3085,17 +3034,12 @@
         <w:br/>
       </w:r>
       <w:r>
-        <w:t xml:space="preserve"> 본 연구의 MI·CPC는 *이 연동이 지역별로 얼마나 약한가*를 로그 비율로 정량화한 것으로, 분모를 정주인구가 아닌 생활인구로 둔 점이 핵심 차별점이다.</w:t>
-      </w:r>
-    </w:p>
-    <w:p>
-      <w:pPr>
-        <w:pBdr>
-          <w:left w:val="single" w:sz="18" w:space="8" w:color="777777"/>
-        </w:pBdr>
-        <w:shd w:val="clear" w:color="auto" w:fill="F5F5F5"/>
+        <w:t xml:space="preserve"> 본 연구의 MI·CPC는 ‘이 연동이 지역별로 얼마나 약한가’를 로그 비율로 정량화한 것으로, 분모를 정주인구가 아닌 생활인구로 둔 점이 핵심 차별점이다.</w:t>
+      </w:r>
+    </w:p>
+    <w:p>
+      <w:pPr>
         <w:spacing w:before="60" w:after="100"/>
-        <w:ind w:left="200"/>
       </w:pPr>
       <w:r>
         <w:rPr>
@@ -3208,7 +3152,7 @@
         <w:t>5.4 위험점수 구성 요인 분석</w:t>
       </w:r>
       <w:r>
-        <w:t>에서 위험 상위 시군 전부가 MI 1위 요인으로 분해된다. 단 이는 위험점수를 MI 중심으로 설계한 데서 비롯한 구조적 일관성일 뿐, MI의 외부 타당성 검증은 아니다(§8 한계 참조).</w:t>
+        <w:t>에서 위험 상위 시군 전부가 MI 1위 요인으로 분해된다. 단 이는 위험점수를 MI 중심으로 설계한 데서 비롯한 구조적 일관성일 뿐, MI의 외부 타당성 검증은 아니다(8장 한계 참조).</w:t>
       </w:r>
     </w:p>
     <w:p>
@@ -4003,65 +3947,39 @@
     </w:p>
     <w:p>
       <w:pPr>
-        <w:pBdr>
-          <w:left w:val="single" w:sz="18" w:space="8" w:color="777777"/>
-        </w:pBdr>
-        <w:shd w:val="clear" w:color="auto" w:fill="F5F5F5"/>
         <w:spacing w:before="60" w:after="60"/>
-        <w:ind w:left="200"/>
       </w:pPr>
       <w:r>
         <w:rPr>
           <w:b/>
           <w:bCs/>
-          <w:color w:val="333333"/>
-          <w:sz w:val="18"/>
-          <w:szCs w:val="18"/>
         </w:rPr>
         <w:t>해석 주의(LRR):</w:t>
       </w:r>
       <w:r>
-        <w:rPr>
-          <w:color w:val="333333"/>
-          <w:sz w:val="18"/>
-          <w:szCs w:val="18"/>
-        </w:rPr>
+        <w:rPr/>
         <w:t xml:space="preserve"> 낮은 LRR은 "자금 유출/출혈"이 </w:t>
       </w:r>
       <w:r>
         <w:rPr>
           <w:b/>
           <w:bCs/>
-          <w:color w:val="333333"/>
-          <w:sz w:val="18"/>
-          <w:szCs w:val="18"/>
         </w:rPr>
         <w:t>아니라</w:t>
       </w:r>
       <w:r>
-        <w:rPr>
-          <w:color w:val="333333"/>
-          <w:sz w:val="18"/>
-          <w:szCs w:val="18"/>
-        </w:rPr>
+        <w:rPr/>
         <w:t xml:space="preserve"> 해당 지역 매출 중 경남 외 소비자 비중이 높다는 의미, 즉 </w:t>
       </w:r>
       <w:r>
         <w:rPr>
           <w:b/>
           <w:bCs/>
-          <w:color w:val="333333"/>
-          <w:sz w:val="18"/>
-          <w:szCs w:val="18"/>
         </w:rPr>
         <w:t>외부유입 소비 의존</w:t>
       </w:r>
       <w:r>
-        <w:rPr>
-          <w:color w:val="333333"/>
-          <w:sz w:val="18"/>
-          <w:szCs w:val="18"/>
-        </w:rPr>
+        <w:rPr/>
         <w:t xml:space="preserve"> 특성이다.</w:t>
       </w:r>
     </w:p>
@@ -4144,38 +4062,23 @@
     </w:p>
     <w:p>
       <w:pPr>
-        <w:pBdr>
-          <w:left w:val="single" w:sz="18" w:space="8" w:color="777777"/>
-        </w:pBdr>
-        <w:shd w:val="clear" w:color="auto" w:fill="F5F5F5"/>
         <w:spacing w:before="60" w:after="60"/>
-        <w:ind w:left="200"/>
       </w:pPr>
       <w:r>
         <w:rPr>
           <w:b/>
           <w:bCs/>
-          <w:color w:val="333333"/>
-          <w:sz w:val="18"/>
-          <w:szCs w:val="18"/>
         </w:rPr>
         <w:t>그림 2. 유형별 지표 비교</w:t>
       </w:r>
       <w:r>
-        <w:rPr>
-          <w:color w:val="333333"/>
-          <w:sz w:val="18"/>
-          <w:szCs w:val="18"/>
-        </w:rPr>
+        <w:rPr/>
         <w:t xml:space="preserve"> / </w:t>
       </w:r>
       <w:r>
         <w:rPr>
           <w:b/>
           <w:bCs/>
-          <w:color w:val="333333"/>
-          <w:sz w:val="18"/>
-          <w:szCs w:val="18"/>
         </w:rPr>
         <w:t>그림 3. PCA 군집 시각화</w:t>
       </w:r>
@@ -6771,29 +6674,17 @@
     </w:p>
     <w:p>
       <w:pPr>
-        <w:pBdr>
-          <w:left w:val="single" w:sz="18" w:space="8" w:color="777777"/>
-        </w:pBdr>
-        <w:shd w:val="clear" w:color="auto" w:fill="F5F5F5"/>
         <w:spacing w:before="60" w:after="60"/>
-        <w:ind w:left="200"/>
       </w:pPr>
       <w:r>
         <w:rPr>
           <w:b/>
           <w:bCs/>
-          <w:color w:val="333333"/>
-          <w:sz w:val="18"/>
-          <w:szCs w:val="18"/>
         </w:rPr>
         <w:t>위험점수 산식:</w:t>
       </w:r>
       <w:r>
-        <w:rPr>
-          <w:color w:val="333333"/>
-          <w:sz w:val="18"/>
-          <w:szCs w:val="18"/>
-        </w:rPr>
+        <w:rPr/>
         <w:t xml:space="preserve"> 위험점수 = 0.40·MI′ + 0.25·CPC′ + 0.20·LRR′ + 0.15·TREND′ (각 지표를 13개 지역 min-max 정규화하고, 낮을수록 위험인 지표는 부호 반전).</w:t>
       </w:r>
     </w:p>
@@ -6807,20 +6698,12 @@
     </w:p>
     <w:p>
       <w:pPr>
-        <w:pBdr>
-          <w:left w:val="single" w:sz="18" w:space="8" w:color="777777"/>
-        </w:pBdr>
-        <w:shd w:val="clear" w:color="auto" w:fill="F5F5F5"/>
         <w:spacing w:before="60" w:after="60"/>
-        <w:ind w:left="200"/>
       </w:pPr>
       <w:r>
         <w:rPr>
           <w:b/>
           <w:bCs/>
-          <w:color w:val="333333"/>
-          <w:sz w:val="18"/>
-          <w:szCs w:val="18"/>
         </w:rPr>
         <w:t>그림 4. MI × LRR 분석 매트릭스</w:t>
       </w:r>
@@ -6950,38 +6833,23 @@
     </w:p>
     <w:p>
       <w:pPr>
-        <w:pBdr>
-          <w:left w:val="single" w:sz="18" w:space="8" w:color="777777"/>
-        </w:pBdr>
-        <w:shd w:val="clear" w:color="auto" w:fill="F5F5F5"/>
         <w:spacing w:before="60" w:after="60"/>
-        <w:ind w:left="200"/>
       </w:pPr>
       <w:r>
         <w:rPr>
           <w:b/>
           <w:bCs/>
-          <w:color w:val="333333"/>
-          <w:sz w:val="18"/>
-          <w:szCs w:val="18"/>
         </w:rPr>
         <w:t>그림 5. 침체유형 지도</w:t>
       </w:r>
       <w:r>
-        <w:rPr>
-          <w:color w:val="333333"/>
-          <w:sz w:val="18"/>
-          <w:szCs w:val="18"/>
-        </w:rPr>
+        <w:rPr/>
         <w:t xml:space="preserve"> / </w:t>
       </w:r>
       <w:r>
         <w:rPr>
           <w:b/>
           <w:bCs/>
-          <w:color w:val="333333"/>
-          <w:sz w:val="18"/>
-          <w:szCs w:val="18"/>
         </w:rPr>
         <w:t>그림 6. 위험점수 지도 (라벨 = 순위·점수)</w:t>
       </w:r>
@@ -7171,7 +7039,7 @@
         <w:t xml:space="preserve"> </w:t>
       </w:r>
       <w:r>
-        <w:t>나타난다. 다만 이는 위험점수가 MI에 최대 가중치(0.40)를 두도록 설계된 데서 비롯한 구조적 귀결이며, 핵심 가설(침체의 축은 인구가 아니라 소비전환)의 독립적 검증은 아니다(MI 외부 타당성은 §8 한계 참조).</w:t>
+        <w:t>나타난다. 다만 이는 위험점수가 MI에 최대 가중치(0.40)를 두도록 설계된 데서 비롯한 구조적 귀결이며, 핵심 가설(침체의 축은 인구가 아니라 소비전환)의 독립적 검증은 아니다(MI 외부 타당성은 8장 한계 참조).</w:t>
       </w:r>
     </w:p>
     <w:p>
@@ -7192,20 +7060,12 @@
     </w:p>
     <w:p>
       <w:pPr>
-        <w:pBdr>
-          <w:left w:val="single" w:sz="18" w:space="8" w:color="777777"/>
-        </w:pBdr>
-        <w:shd w:val="clear" w:color="auto" w:fill="F5F5F5"/>
         <w:spacing w:before="60" w:after="60"/>
-        <w:ind w:left="200"/>
       </w:pPr>
       <w:r>
         <w:rPr>
           <w:b/>
           <w:bCs/>
-          <w:color w:val="333333"/>
-          <w:sz w:val="18"/>
-          <w:szCs w:val="18"/>
         </w:rPr>
         <w:t>그림 7. 위험점수 요인 분해</w:t>
       </w:r>
@@ -7271,7 +7131,7 @@
         <w:t>두 번째 층위는 MI의 구조적 동인 탐색(RandomForest + SHAP)이다.</w:t>
       </w:r>
       <w:r>
-        <w:t xml:space="preserve"> 그렇다면 *소비전환 실패 자체는</w:t>
+        <w:t xml:space="preserve"> 그렇다면 ‘소비전환 실패 자체는</w:t>
       </w:r>
       <w:r>
         <w:rPr>
@@ -7280,7 +7140,7 @@
         <w:t xml:space="preserve"> </w:t>
       </w:r>
       <w:r>
-        <w:t>무엇과 연관되는가?* MI를 종속변수로, 산식에 포함되지 않은 구조지표</w:t>
+        <w:t>무엇과 연관되는가?’ MI를 종속변수로, 산식에 포함되지 않은 구조지표</w:t>
       </w:r>
       <w:r>
         <w:rPr>
@@ -7314,7 +7174,7 @@
         <w:t xml:space="preserve"> </w:t>
       </w:r>
       <w:r>
-        <w:t>순으로, 생활인구 대비 카드소비 부족은 *추세 악화·업종 편중·야간 상권 부재*와 가장 강하게 결부됨을</w:t>
+        <w:t>순으로, 생활인구 대비 카드소비 부족은 ‘추세 악화·업종 편중·야간 상권 부재’와 가장 강하게 결부됨을</w:t>
       </w:r>
       <w:r>
         <w:rPr>
@@ -7334,42 +7194,47 @@
       <w:r>
         <w:t xml:space="preserve">함양·산청은 CDI(업종 집중)가 MI를 끌어내리는 1순위 동인으로 분리되어, </w:t>
         <w:br/>
-        <w:t>**유형 내에서도</w:t>
-      </w:r>
-      <w:r>
-        <w:rPr>
-          <w:rFonts w:hint="eastAsia"/>
-        </w:rPr>
-        <w:t xml:space="preserve"> </w:t>
-      </w:r>
-      <w:r>
-        <w:t>개선의 우선순위가 달라야 함**을 뒷받침한다.</w:t>
-      </w:r>
-    </w:p>
-    <w:p>
-      <w:pPr>
-        <w:spacing w:after="100"/>
-      </w:pPr>
-      <w:r>
-        <w:t>분해 결과가 아래 그림 8이다 — (a)가 전역 기여도, (b)가 침체 6개 시군별 분해로, ★가 각 지역의 MI 하락 1순위 동인이다(빨강 = 하락 기여).</w:t>
-      </w:r>
-    </w:p>
-    <w:p>
-      <w:pPr>
-        <w:pBdr>
-          <w:left w:val="single" w:sz="18" w:space="8" w:color="777777"/>
-        </w:pBdr>
-        <w:shd w:val="clear" w:color="auto" w:fill="F5F5F5"/>
-        <w:spacing w:before="60" w:after="60"/>
-        <w:ind w:left="200"/>
-      </w:pPr>
+      </w:r>
       <w:r>
         <w:rPr>
           <w:b/>
           <w:bCs/>
-          <w:color w:val="333333"/>
-          <w:sz w:val="18"/>
-          <w:szCs w:val="18"/>
+        </w:rPr>
+        <w:t>유형 내에서도</w:t>
+      </w:r>
+      <w:r>
+        <w:rPr>
+          <w:rFonts w:hint="eastAsia"/>
+        </w:rPr>
+        <w:t xml:space="preserve"> </w:t>
+      </w:r>
+      <w:r>
+        <w:rPr>
+          <w:b/>
+          <w:bCs/>
+        </w:rPr>
+        <w:t>개선의 우선순위가 달라야 함</w:t>
+      </w:r>
+      <w:r>
+        <w:t>을 뒷받침한다.</w:t>
+      </w:r>
+    </w:p>
+    <w:p>
+      <w:pPr>
+        <w:spacing w:after="100"/>
+      </w:pPr>
+      <w:r>
+        <w:t>분해 결과가 아래 그림 8이다 — (a)가 전역 기여도, (b)가 침체 6개 시군별 분해로, ★가 각 지역의 MI 하락 1순위 동인이다(빨강 = 하락 기여).</w:t>
+      </w:r>
+    </w:p>
+    <w:p>
+      <w:pPr>
+        <w:spacing w:before="60" w:after="60"/>
+      </w:pPr>
+      <w:r>
+        <w:rPr>
+          <w:b/>
+          <w:bCs/>
         </w:rPr>
         <w:lastRenderedPageBreak/>
         <w:t>그림 8. MI의 구조적 동인 — (a) 전역 기여도, (b) 침체 시군별 분해 (SHAP)</w:t>
@@ -7426,47 +7291,28 @@
     </w:p>
     <w:p>
       <w:pPr>
-        <w:pBdr>
-          <w:left w:val="single" w:sz="18" w:space="8" w:color="777777"/>
-        </w:pBdr>
-        <w:shd w:val="clear" w:color="auto" w:fill="F5F5F5"/>
         <w:spacing w:before="60" w:after="60"/>
-        <w:ind w:left="200"/>
       </w:pPr>
       <w:r>
         <w:rPr>
           <w:b/>
           <w:bCs/>
-          <w:color w:val="333333"/>
-          <w:sz w:val="18"/>
-          <w:szCs w:val="18"/>
         </w:rPr>
         <w:t>해석 주의:</w:t>
       </w:r>
       <w:r>
-        <w:rPr>
-          <w:color w:val="333333"/>
-          <w:sz w:val="18"/>
-          <w:szCs w:val="18"/>
-        </w:rPr>
+        <w:rPr/>
         <w:t xml:space="preserve"> 두 번째 층위(SHAP 분해)는 표본 n=13의 </w:t>
       </w:r>
       <w:r>
         <w:rPr>
           <w:b/>
           <w:bCs/>
-          <w:color w:val="333333"/>
-          <w:sz w:val="18"/>
-          <w:szCs w:val="18"/>
         </w:rPr>
         <w:t>탐색적 기여도 분해</w:t>
       </w:r>
       <w:r>
-        <w:rPr>
-          <w:color w:val="333333"/>
-          <w:sz w:val="18"/>
-          <w:szCs w:val="18"/>
-        </w:rPr>
+        <w:rPr/>
         <w:t>다. 확정적 인과가 아니라 개선 우선순위를 좁히기 위한 패턴 탐지로 해석하며, RandomForest는 `random_state=42`로 재현성을 고정했다.</w:t>
       </w:r>
     </w:p>
@@ -7549,7 +7395,7 @@
         <w:t xml:space="preserve"> </w:t>
       </w:r>
       <w:r>
-        <w:t>하동·함양)에 *방문 1인당 월 +1,000원* 객단가 개선이 달성된다고 가정하고(부록 A와 동일 가정),</w:t>
+        <w:t>하동·함양)에 ‘방문 1인당 월 +1,000원’ 객단가 개선이 달성된다고 가정하고(부록 A와 동일 가정),</w:t>
       </w:r>
       <w:r>
         <w:rPr>
@@ -8173,37 +8019,21 @@
     </w:p>
     <w:p>
       <w:pPr>
-        <w:pBdr>
-          <w:left w:val="single" w:sz="18" w:space="8" w:color="777777"/>
-        </w:pBdr>
-        <w:shd w:val="clear" w:color="auto" w:fill="F5F5F5"/>
         <w:spacing w:before="60" w:after="60"/>
-        <w:ind w:left="200"/>
-      </w:pPr>
-      <w:r>
-        <w:rPr>
-          <w:color w:val="333333"/>
-          <w:sz w:val="18"/>
-          <w:szCs w:val="18"/>
-        </w:rPr>
+      </w:pPr>
+      <w:r>
+        <w:rPr/>
         <w:t xml:space="preserve">커피 한 잔 값 미만(+1,000원)의 최소 개입으로도 위험점수가 측정 가능하게 하락하며, </w:t>
       </w:r>
       <w:r>
         <w:rPr>
           <w:b/>
           <w:bCs/>
-          <w:color w:val="333333"/>
-          <w:sz w:val="18"/>
-          <w:szCs w:val="18"/>
         </w:rPr>
         <w:t>개선 미적용 8개 시군의 위험점수는 정확히 불변(Δ=0)</w:t>
       </w:r>
       <w:r>
-        <w:rPr>
-          <w:color w:val="333333"/>
-          <w:sz w:val="18"/>
-          <w:szCs w:val="18"/>
-        </w:rPr>
+        <w:rPr/>
         <w:t xml:space="preserve"> — 효과가 대상 지역에 온전히 귀속됨을 보인다(목표 객단가를 높이면 개선폭은 선형 확대).</w:t>
       </w:r>
     </w:p>
@@ -8217,20 +8047,12 @@
     </w:p>
     <w:p>
       <w:pPr>
-        <w:pBdr>
-          <w:left w:val="single" w:sz="18" w:space="8" w:color="777777"/>
-        </w:pBdr>
-        <w:shd w:val="clear" w:color="auto" w:fill="F5F5F5"/>
         <w:spacing w:before="60" w:after="60"/>
-        <w:ind w:left="200"/>
       </w:pPr>
       <w:r>
         <w:rPr>
           <w:b/>
           <w:bCs/>
-          <w:color w:val="333333"/>
-          <w:sz w:val="18"/>
-          <w:szCs w:val="18"/>
         </w:rPr>
         <w:t>그림 9. 개선 전·후 위험점수</w:t>
       </w:r>
@@ -8951,8 +8773,6 @@
         <w:rPr>
           <w:b/>
           <w:bCs/>
-          <w:sz w:val="18"/>
-          <w:szCs w:val="18"/>
         </w:rPr>
         <w:t>그림 10. 경남 13개 시군의 체류 vs 통과 소비구조 (한국관광 데이터랩, 2024)</w:t>
       </w:r>
@@ -8960,7 +8780,6 @@
     <w:p>
       <w:pPr>
         <w:spacing w:after="120"/>
-        <w:ind w:left="200"/>
         <w:rPr>
           <w:color w:val="333333"/>
           <w:sz w:val="17"/>
@@ -8971,7 +8790,6 @@
     <w:p>
       <w:pPr>
         <w:spacing w:after="120"/>
-        <w:ind w:left="200"/>
       </w:pPr>
     </w:p>
     <w:p>
@@ -9091,8 +8909,6 @@
         <w:rPr>
           <w:b/>
           <w:bCs/>
-          <w:sz w:val="18"/>
-          <w:szCs w:val="18"/>
         </w:rPr>
         <w:t>그림 11. 개선 카드 4곳의 읍·면별 체류 인프라 분포 (소상공인 상가정보)</w:t>
       </w:r>
@@ -11956,20 +11772,12 @@
     </w:p>
     <w:p>
       <w:pPr>
-        <w:pBdr>
-          <w:left w:val="single" w:sz="18" w:space="8" w:color="777777"/>
-        </w:pBdr>
-        <w:shd w:val="clear" w:color="auto" w:fill="F5F5F5"/>
         <w:spacing w:before="60" w:after="60"/>
-        <w:ind w:left="200"/>
       </w:pPr>
       <w:r>
         <w:rPr>
           <w:b/>
           <w:bCs/>
-          <w:color w:val="333333"/>
-          <w:sz w:val="18"/>
-          <w:szCs w:val="18"/>
         </w:rPr>
         <w:t>추가 연간매출 = 연평균 생활인구 × 12개월 × Δ월 객단가(+1,000원)</w:t>
       </w:r>
@@ -12819,52 +12627,29 @@
     </w:p>
     <w:p>
       <w:pPr>
-        <w:pBdr>
-          <w:left w:val="single" w:sz="18" w:space="8" w:color="777777"/>
-        </w:pBdr>
-        <w:shd w:val="clear" w:color="auto" w:fill="F5F5F5"/>
         <w:spacing w:before="60" w:after="60"/>
-        <w:ind w:left="200"/>
-        <w:rPr>
-          <w:color w:val="333333"/>
-          <w:sz w:val="18"/>
-          <w:szCs w:val="18"/>
-        </w:rPr>
+        <w:rPr/>
       </w:pPr>
       <w:r>
         <w:rPr>
           <w:b/>
           <w:bCs/>
-          <w:color w:val="333333"/>
-          <w:sz w:val="18"/>
-          <w:szCs w:val="18"/>
         </w:rPr>
         <w:t>추정의 한계:</w:t>
       </w:r>
       <w:r>
-        <w:rPr>
-          <w:color w:val="333333"/>
-          <w:sz w:val="18"/>
-          <w:szCs w:val="18"/>
-        </w:rPr>
+        <w:rPr/>
         <w:t xml:space="preserve"> 객단가 개선이 방문 빈도를 위축시키지 않는다고 가정하고, 생활인구를 결제 가능 인구로 간주한다(미성년·중복 체류 보정 없음). 따라서 본 수치는 정책 목표의 </w:t>
       </w:r>
       <w:r>
         <w:rPr>
           <w:b/>
           <w:bCs/>
-          <w:color w:val="333333"/>
-          <w:sz w:val="18"/>
-          <w:szCs w:val="18"/>
         </w:rPr>
         <w:t>규모감(order of magnitude)</w:t>
       </w:r>
       <w:r>
-        <w:rPr>
-          <w:color w:val="333333"/>
-          <w:sz w:val="18"/>
-          <w:szCs w:val="18"/>
-        </w:rPr>
+        <w:rPr/>
         <w:t>을 보이기 위한 것이며, 정밀 수요예측이 아니다.</w:t>
       </w:r>
       <w:bookmarkStart w:id="40" w:name="_Toc231757054"/>
@@ -13078,7 +12863,17 @@
         <w:spacing w:after="40"/>
       </w:pPr>
       <w:r>
-        <w:t>Shannon, C. E. (1948). A Mathematical Theory of Communication. *Bell System Technical Journal*, 27. — CDI(엔트로피).</w:t>
+        <w:t xml:space="preserve">Shannon, C. E. (1948). A Mathematical Theory of Communication. </w:t>
+      </w:r>
+      <w:r>
+        <w:rPr>
+          <w:i/>
+          <w:iCs/>
+        </w:rPr>
+        <w:t>Bell System Technical Journal</w:t>
+      </w:r>
+      <w:r>
+        <w:t>, 27. — CDI(엔트로피).</w:t>
       </w:r>
     </w:p>
     <w:p>
@@ -13091,7 +12886,17 @@
         <w:spacing w:after="40"/>
       </w:pPr>
       <w:r>
-        <w:t>Breiman, L. (2001). Random Forests. *Machine Learning*, 45(1), 5–32. — 이음-Detect.</w:t>
+        <w:t xml:space="preserve">Breiman, L. (2001). Random Forests. </w:t>
+      </w:r>
+      <w:r>
+        <w:rPr>
+          <w:i/>
+          <w:iCs/>
+        </w:rPr>
+        <w:t>Machine Learning</w:t>
+      </w:r>
+      <w:r>
+        <w:t>, 45(1), 5–32. — 이음-Detect.</w:t>
       </w:r>
     </w:p>
     <w:p>
@@ -13104,7 +12909,17 @@
         <w:spacing w:after="40"/>
       </w:pPr>
       <w:r>
-        <w:t>Lundberg, S. M., &amp; Lee, S.-I. (2017). A Unified Approach to Interpreting Model Predictions. *NeurIPS*. — SHAP 기여도 분해.</w:t>
+        <w:t xml:space="preserve">Lundberg, S. M., &amp; Lee, S.-I. (2017). A Unified Approach to Interpreting Model Predictions. </w:t>
+      </w:r>
+      <w:r>
+        <w:rPr>
+          <w:i/>
+          <w:iCs/>
+        </w:rPr>
+        <w:t>NeurIPS</w:t>
+      </w:r>
+      <w:r>
+        <w:t>. — SHAP 기여도 분해.</w:t>
       </w:r>
     </w:p>
     <w:sectPr>

--- a/eum_package/이음_보고서_v7.docx
+++ b/eum_package/이음_보고서_v7.docx
@@ -1381,7 +1381,7 @@
       </w:r>
       <w:r>
         <w:rPr/>
-        <w:t>(통계청 국내인구이동)으로 도 전체가 인구 감소 상태다. 정주인구 감소가 구조적 상수인 만큼, 정책 여력은 ‘남은 생활인구를 소비로 전환’하는 데 집중될 수밖에 없다. 여기서 생활인구는 거주인구가 아니라 월 1회 이상·3시간 이상 체류한 인구의 월별 합계 + 통근·통학·관광을 포함한 방문·체류 흐름의 총량이다(통계청·행안부 공식 통계).</w:t>
+        <w:t>(통계청 국내인구이동)으로 도 전체에서 인구가 빠져나가고 있다. 정주인구 감소가 구조적 상수인 만큼, 정책 여력은 ‘남은 생활인구를 소비로 전환’하는 데 집중될 수밖에 없다. 여기서 생활인구는 거주인구가 아니라 월 1회 이상·3시간 이상 체류한 인구의 월별 합계, 즉 통근·통학·관광을 포함한 방문·체류 흐름의 총량이다(통계청·행안부 공식 통계).</w:t>
       </w:r>
     </w:p>
     <w:p>
@@ -1484,7 +1484,7 @@
         <w:spacing w:after="100"/>
       </w:pPr>
       <w:r>
-        <w:t>분석 대상을 정한 뒤 가장 먼저 한 일은, 가설 없이 데이터를 그대로 살펴보는 것이었다. 아래 두 관찰이 본 연구의 방향을 결정했다.</w:t>
+        <w:t>분석 대상을 정한 뒤 가장 먼저 한 일은, 가설 없이 데이터를 그대로 살펴보는 것이었다. 아래 두 정보가 본 연구의 방향을 결정했다.</w:t>
       </w:r>
     </w:p>
     <w:p>
@@ -2216,7 +2216,7 @@
         <w:spacing w:after="100"/>
       </w:pPr>
       <w:r>
-        <w:t>이번에는 같은 생활인구 데이터를 월별로 펼쳐 1월=100으로 정규화했다. 그 결과가 아래 그림 1(b)다. 산청은 성수기(6~8월) 생활인구가 비수기 대비 72% 늘어 13곳 중 가장 가파르게 치솟는다. 그런데 그림 1(a)에서 산청의 1인당 소비는 월 16,536원으로 13곳 평균(약 4만 원)의 절반에도 못 미치고, 시간대별 카드매출로 보면 야간(18~23시) 매출 비중도 19.2%에 그친다. 즉 "낮에 왔다 그냥 가는" 방문이다 — 방문량 통계만으로는 보이지 않는 현상이다.</w:t>
+        <w:t>이번에는 같은 생활인구 데이터를 월별로 펼쳐 1월=100으로 정규화했다. 그 결과가 아래 그림 1(b)다. 산청은 성수기(6~8월) 생활인구가 비수기 대비 72% 늘어 13곳 중 가장 가파르게 치솟는다. 그런데 그림 1(a)에서 산청의 1인당 소비는 월 16,536원으로 13곳 평균(약 4만 원)의 절반에도 못 미치고, 시간대별 카드매출로 보면 야간(18~23시) 매출 비중도 19.2%로 13곳 중 가장 낮다(13곳 평균 23.5%). 즉 "낮에 왔다 그냥 가는" 방문이다 — 방문량 통계만으로는 보이지 않는 현상이다.</w:t>
       </w:r>
     </w:p>
     <w:p>
@@ -2242,7 +2242,7 @@
         </w:rPr>
         <w:drawing>
           <wp:inline distT="0" distB="0" distL="0" distR="0" wp14:anchorId="385AB7BF" wp14:editId="0B47FA26">
-            <wp:extent cx="5731000" cy="2316000"/>
+            <wp:extent cx="5043280" cy="2038080"/>
             <wp:effectExtent l="0" t="0" r="0" b="0"/>
             <wp:docPr id="4" name="월별 생활인구" descr="월별 생활인구" title="월별 생활인구"/>
             <wp:cNvGraphicFramePr>
@@ -2266,7 +2266,7 @@
                   <pic:spPr bwMode="auto">
                     <a:xfrm>
                       <a:off x="0" y="0"/>
-                      <a:ext cx="5731000" cy="2316000"/>
+                      <a:ext cx="5043280" cy="2038080"/>
                     </a:xfrm>
                     <a:prstGeom prst="rect">
                       <a:avLst/>
@@ -2296,7 +2296,7 @@
         <w:spacing w:after="100"/>
       </w:pPr>
       <w:r>
-        <w:t>두 관찰은 같은 곳을 가리킨다. 방문(생활인구)의 크기와 소비(카드매출)의 크기가 비례하지 않으며, 그 간극의 크기와 원인이 지역마다 다르다. 그러나 기존 통계와 분석 자료 어디에도 "방문이 소비로 전환되는 정도"를 직접 재는 지표는 없었다. 이 공백을 메우는 것이 다음 장의 과제다.</w:t>
+        <w:t>두 정보는 같은 곳을 가리킨다. 방문(생활인구)의 크기와 소비(카드매출)의 크기가 비례하지 않으며, 그 간극의 크기와 원인이 지역마다 다르다. 그러나 기존 통계와 분석 자료 어디에도 "방문이 소비로 전환되는 정도"를 직접 재는 지표는 없었다. 이 공백을 메우는 것이 다음 장의 과제다.</w:t>
       </w:r>
     </w:p>
     <w:p>
@@ -2314,7 +2314,7 @@
         <w:spacing w:after="100"/>
       </w:pPr>
       <w:r>
-        <w:t xml:space="preserve">3장의 관찰을 하나의 지수로 정량화하기 위해, 우리는 </w:t>
+        <w:t xml:space="preserve">3장의 정보를 하나의 지수로 정량화하기 위해, 우리는 </w:t>
       </w:r>
       <w:r>
         <w:rPr>
@@ -3106,57 +3106,6 @@
     </w:p>
     <w:p>
       <w:pPr>
-        <w:spacing w:after="40"/>
-        <w:ind w:firstLineChars="50" w:firstLine="100"/>
-      </w:pPr>
-      <w:r>
-        <w:rPr>
-          <w:b/>
-          <w:bCs/>
-        </w:rPr>
-        <w:t>CDI (Shannon Entropy):</w:t>
-      </w:r>
-      <w:r>
-        <w:t xml:space="preserve"> 업종 매출 분포의 집중도를 정보 엔트로피로 측정한다(Shannon, 1948).</w:t>
-      </w:r>
-      <w:r>
-        <w:rPr>
-          <w:rFonts w:hint="eastAsia"/>
-        </w:rPr>
-        <w:t xml:space="preserve"> </w:t>
-      </w:r>
-      <w:r>
-        <w:t>값이 낮을수록 소수 업종 의존이 커 외부 충격에 취약하다.</w:t>
-      </w:r>
-    </w:p>
-    <w:p>
-      <w:pPr>
-        <w:spacing w:after="40"/>
-        <w:ind w:firstLineChars="50" w:firstLine="100"/>
-      </w:pPr>
-      <w:r>
-        <w:rPr>
-          <w:b/>
-          <w:bCs/>
-        </w:rPr>
-        <w:t>위험점수 가중치(0.40·0.25·0.20·0.15):</w:t>
-      </w:r>
-      <w:r>
-        <w:t xml:space="preserve"> 핵심 가설(생활인구 대비 카드소비 부족)을 직접 측정하는 MI에 최대 비중을, 구매력(CPC)에 차순위를 부여했다. 외부의존(LRR)·추세(TREND)는 방향성을 반영하되 보조 비중으로 두었다. 실제로 </w:t>
-      </w:r>
-      <w:r>
-        <w:rPr>
-          <w:b/>
-          <w:bCs/>
-        </w:rPr>
-        <w:t>5.4 위험점수 구성 요인 분석</w:t>
-      </w:r>
-      <w:r>
-        <w:t>에서 위험 상위 시군 전부가 MI 1위 요인으로 분해된다. 단 이는 위험점수를 MI 중심으로 설계한 데서 비롯한 구조적 일관성일 뿐, MI의 외부 타당성 검증은 아니다(8장 한계 참조).</w:t>
-      </w:r>
-    </w:p>
-    <w:p>
-      <w:pPr>
         <w:pStyle w:val="2"/>
       </w:pPr>
       <w:bookmarkStart w:id="92" w:name="_Toc232188602"/>
@@ -3170,7 +3119,7 @@
         <w:spacing w:before="120" w:after="80"/>
       </w:pPr>
       <w:r>
-        <w:t>이 공백을 메우기 위해 설계한 지표는 MI를 포함해 다음 9개다. 3장의 관찰을 그대로 산식으로 옮겼다 — 1인당 소비의 격차는 CPC로, 방문과 소비의 불비례·계절 편중·야간 부재는 MI·STI·NAR로 측정한다.</w:t>
+        <w:t>이 공백을 메우기 위해 설계한 지표는 MI를 포함해 다음 9개다. 3장의 정보를 그대로 산식으로 옮겼다 — 1인당 소비의 격차는 CPC로, 방문과 소비의 불비례·계절 편중·야간 부재는 MI·STI·NAR로 측정한다.</w:t>
       </w:r>
     </w:p>
     <w:tbl>
@@ -3985,6 +3934,57 @@
     </w:p>
     <w:p>
       <w:pPr>
+        <w:spacing w:before="120" w:after="40"/>
+        <w:ind w:firstLineChars="50" w:firstLine="100"/>
+      </w:pPr>
+      <w:r>
+        <w:rPr>
+          <w:b/>
+          <w:bCs/>
+        </w:rPr>
+        <w:t>CDI (Shannon Entropy):</w:t>
+      </w:r>
+      <w:r>
+        <w:t xml:space="preserve"> 업종 매출 분포의 집중도를 정보 엔트로피로 측정한다(Shannon, 1948).</w:t>
+      </w:r>
+      <w:r>
+        <w:rPr>
+          <w:rFonts w:hint="eastAsia"/>
+        </w:rPr>
+        <w:t xml:space="preserve"> </w:t>
+      </w:r>
+      <w:r>
+        <w:t>값이 낮을수록 소수 업종 의존이 커 외부 충격에 취약하다.</w:t>
+      </w:r>
+    </w:p>
+    <w:p>
+      <w:pPr>
+        <w:spacing w:after="40"/>
+        <w:ind w:firstLineChars="50" w:firstLine="100"/>
+      </w:pPr>
+      <w:r>
+        <w:rPr>
+          <w:b/>
+          <w:bCs/>
+        </w:rPr>
+        <w:t>위험점수 가중치(0.40·0.25·0.20·0.15):</w:t>
+      </w:r>
+      <w:r>
+        <w:t xml:space="preserve"> 핵심 가설(생활인구 대비 카드소비 부족)을 직접 측정하는 MI에 최대 비중을, 구매력(CPC)에 차순위를 부여했다. 외부의존(LRR)·추세(TREND)는 방향성을 반영하되 보조 비중으로 두었다. 실제로 </w:t>
+      </w:r>
+      <w:r>
+        <w:rPr>
+          <w:b/>
+          <w:bCs/>
+        </w:rPr>
+        <w:t>5.4 위험점수 구성 요인 분석</w:t>
+      </w:r>
+      <w:r>
+        <w:t>에서 위험 상위 시군 전부가 MI 1위 요인으로 분해된다. 단 이는 위험점수를 MI 중심으로 설계한 데서 비롯한 구조적 일관성일 뿐, MI의 외부 타당성 검증은 아니다(8장 한계 참조).</w:t>
+      </w:r>
+    </w:p>
+    <w:p>
+      <w:pPr>
         <w:pStyle w:val="1"/>
       </w:pPr>
       <w:bookmarkStart w:id="12" w:name="_Toc232188497"/>
@@ -4049,7 +4049,7 @@
         <w:t>소비 안정형</w:t>
       </w:r>
       <w:r>
-        <w:t>(밀양·거창·사천·통영): MI 양수·CPC 상위. 유형명은 각 군집의 지표 특성을 사후 해석해 붙인 라벨이다.</w:t>
+        <w:t>(밀양·거창·사천·통영): MI 양수·CPC 상위. 유형명은 각 군집의 지표 특성을 사후 해석해 붙인 라벨이며, 판정 수치 역시 군집 결과를 사후에 기술한 것이다. 기준선에 걸치는 남해(MI −0.610, CPC 17,074원)는 혼합 경계형에 속하며, 악화 시 방문대비 소비부족형으로 전락할 수 있는 경계 사례다(6장에서 모니터링 대상으로 다룬다).</w:t>
       </w:r>
     </w:p>
     <w:p>
@@ -4094,7 +4094,7 @@
         </w:rPr>
         <w:drawing>
           <wp:inline distT="0" distB="0" distL="0" distR="0" wp14:anchorId="50445B64" wp14:editId="6972EED5">
-            <wp:extent cx="4533900" cy="3149441"/>
+            <wp:extent cx="3989832" cy="2771508"/>
             <wp:effectExtent l="0" t="0" r="0" b="0"/>
             <wp:docPr id="2" name="지표 비교" descr="지표 비교" title="지표 비교"/>
             <wp:cNvGraphicFramePr>
@@ -4118,7 +4118,7 @@
                   <pic:spPr bwMode="auto">
                     <a:xfrm>
                       <a:off x="0" y="0"/>
-                      <a:ext cx="4533900" cy="3149441"/>
+                      <a:ext cx="3989832" cy="2771508"/>
                     </a:xfrm>
                     <a:prstGeom prst="rect">
                       <a:avLst/>
@@ -4143,7 +4143,7 @@
         </w:rPr>
         <w:drawing>
           <wp:inline distT="0" distB="0" distL="0" distR="0" wp14:anchorId="7941439B" wp14:editId="57CB9688">
-            <wp:extent cx="4533900" cy="3408521"/>
+            <wp:extent cx="3989832" cy="2999498"/>
             <wp:effectExtent l="0" t="0" r="0" b="0"/>
             <wp:docPr id="3" name="PCA 군집" descr="PCA 군집" title="PCA 군집"/>
             <wp:cNvGraphicFramePr>
@@ -4167,7 +4167,7 @@
                   <pic:spPr bwMode="auto">
                     <a:xfrm>
                       <a:off x="0" y="0"/>
-                      <a:ext cx="4533900" cy="3408521"/>
+                      <a:ext cx="3989832" cy="2999498"/>
                     </a:xfrm>
                     <a:prstGeom prst="rect">
                       <a:avLst/>
@@ -6720,7 +6720,7 @@
         <w:lastRenderedPageBreak/>
         <w:drawing>
           <wp:inline distT="0" distB="0" distL="0" distR="0" wp14:anchorId="15133B90" wp14:editId="1DE0B31F">
-            <wp:extent cx="4533900" cy="3408521"/>
+            <wp:extent cx="3989832" cy="2999498"/>
             <wp:effectExtent l="0" t="0" r="0" b="0"/>
             <wp:docPr id="1" name="MI-LRR 분석 매트릭스" descr="MI-LRR 분석 매트릭스" title="MI-LRR 분석 매트릭스"/>
             <wp:cNvGraphicFramePr>
@@ -6744,7 +6744,7 @@
                   <pic:spPr bwMode="auto">
                     <a:xfrm>
                       <a:off x="0" y="0"/>
-                      <a:ext cx="4533900" cy="3408521"/>
+                      <a:ext cx="3989832" cy="2999498"/>
                     </a:xfrm>
                     <a:prstGeom prst="rect">
                       <a:avLst/>
@@ -6866,7 +6866,7 @@
         <w:lastRenderedPageBreak/>
         <w:drawing>
           <wp:inline distT="0" distB="0" distL="0" distR="0" wp14:anchorId="63543C86" wp14:editId="534216AA">
-            <wp:extent cx="4324488" cy="4591050"/>
+            <wp:extent cx="3546080" cy="3764661"/>
             <wp:effectExtent l="0" t="0" r="0" b="0"/>
             <wp:docPr id="5" name="침체유형 지도" descr="침체유형 지도" title="침체유형 지도"/>
             <wp:cNvGraphicFramePr>
@@ -6890,7 +6890,7 @@
                   <pic:spPr bwMode="auto">
                     <a:xfrm>
                       <a:off x="0" y="0"/>
-                      <a:ext cx="4341875" cy="4609508"/>
+                      <a:ext cx="3560337" cy="3779796"/>
                     </a:xfrm>
                     <a:prstGeom prst="rect">
                       <a:avLst/>
@@ -6915,7 +6915,7 @@
         </w:rPr>
         <w:drawing>
           <wp:inline distT="0" distB="0" distL="0" distR="0" wp14:anchorId="4DBD10C0" wp14:editId="265D1D02">
-            <wp:extent cx="4279575" cy="4172585"/>
+            <wp:extent cx="3509251" cy="3421519"/>
             <wp:effectExtent l="0" t="0" r="6985" b="0"/>
             <wp:docPr id="6" name="위험점수 지도" descr="위험점수 지도" title="위험점수 지도"/>
             <wp:cNvGraphicFramePr>
@@ -6939,7 +6939,7 @@
                   <pic:spPr bwMode="auto">
                     <a:xfrm>
                       <a:off x="0" y="0"/>
-                      <a:ext cx="4287511" cy="4180322"/>
+                      <a:ext cx="3515759" cy="3427864"/>
                     </a:xfrm>
                     <a:prstGeom prst="rect">
                       <a:avLst/>
@@ -7081,7 +7081,7 @@
         </w:rPr>
         <w:drawing>
           <wp:inline distT="0" distB="0" distL="0" distR="0" wp14:anchorId="374E4C4F" wp14:editId="51D24E1C">
-            <wp:extent cx="4533900" cy="3278981"/>
+            <wp:extent cx="3989832" cy="2885503"/>
             <wp:effectExtent l="0" t="0" r="0" b="0"/>
             <wp:docPr id="7" name="위험점수 요인 분해" descr="위험점수 요인 분해" title="위험점수 요인 분해"/>
             <wp:cNvGraphicFramePr>
@@ -7105,7 +7105,7 @@
                   <pic:spPr bwMode="auto">
                     <a:xfrm>
                       <a:off x="0" y="0"/>
-                      <a:ext cx="4533900" cy="3278981"/>
+                      <a:ext cx="3989832" cy="2885503"/>
                     </a:xfrm>
                     <a:prstGeom prst="rect">
                       <a:avLst/>
@@ -7251,7 +7251,7 @@
         </w:rPr>
         <w:drawing>
           <wp:inline distT="0" distB="0" distL="0" distR="0" wp14:anchorId="0C0B7918" wp14:editId="2F3136EE">
-            <wp:extent cx="5731000" cy="2457000"/>
+            <wp:extent cx="5043280" cy="2162160"/>
             <wp:effectExtent l="0" t="0" r="0" b="0"/>
             <wp:docPr id="8" name="SHAP 구조동인" descr="SHAP 구조동인" title="SHAP 구조동인"/>
             <wp:cNvGraphicFramePr>
@@ -7275,7 +7275,7 @@
                   <pic:spPr bwMode="auto">
                     <a:xfrm>
                       <a:off x="0" y="0"/>
-                      <a:ext cx="5731000" cy="2457000"/>
+                      <a:ext cx="5043280" cy="2162160"/>
                     </a:xfrm>
                     <a:prstGeom prst="rect">
                       <a:avLst/>
@@ -8069,7 +8069,7 @@
         <w:lastRenderedPageBreak/>
         <w:drawing>
           <wp:inline distT="0" distB="0" distL="0" distR="0" wp14:anchorId="0E151E8F" wp14:editId="5B41FC1C">
-            <wp:extent cx="4533900" cy="3270885"/>
+            <wp:extent cx="3989832" cy="2878378"/>
             <wp:effectExtent l="0" t="0" r="0" b="0"/>
             <wp:docPr id="9" name="개선 전후 위험점수" descr="개선 전후 위험점수" title="개선 전후 위험점수"/>
             <wp:cNvGraphicFramePr>
@@ -8093,7 +8093,7 @@
                   <pic:spPr bwMode="auto">
                     <a:xfrm>
                       <a:off x="0" y="0"/>
-                      <a:ext cx="4533900" cy="3270885"/>
+                      <a:ext cx="3989832" cy="2878378"/>
                     </a:xfrm>
                     <a:prstGeom prst="rect">
                       <a:avLst/>
@@ -8304,7 +8304,7 @@
         <w:t>유형군 단위</w:t>
       </w:r>
       <w:r>
-        <w:t>로 심화한다(단일 사례 편향 회피).</w:t>
+        <w:t>로 심화한다(단일 사례 편향 회피). 별도 절을 두지 않은 혼합 경계형(남해·창녕·고성·함안)은 개선 대신 분기 모니터링으로 대응하며, 대표 사례인 남해의 카드를 6.4에 두었다.</w:t>
       </w:r>
     </w:p>
     <w:p>
@@ -8726,7 +8726,7 @@
         </w:rPr>
         <w:drawing>
           <wp:inline distT="0" distB="0" distL="0" distR="0" wp14:anchorId="0D71A5CD" wp14:editId="5BF264F7">
-            <wp:extent cx="4533900" cy="2662587"/>
+            <wp:extent cx="3989832" cy="2343076"/>
             <wp:effectExtent l="0" t="0" r="0" b="0"/>
             <wp:docPr id="10" name="관광 체류 통과 구조"/>
             <wp:cNvGraphicFramePr>
@@ -8750,7 +8750,7 @@
                   <pic:spPr bwMode="auto">
                     <a:xfrm>
                       <a:off x="0" y="0"/>
-                      <a:ext cx="4533900" cy="2662587"/>
+                      <a:ext cx="3989832" cy="2343076"/>
                     </a:xfrm>
                     <a:prstGeom prst="rect">
                       <a:avLst/>
@@ -8862,7 +8862,7 @@
         </w:rPr>
         <w:drawing>
           <wp:inline distT="0" distB="0" distL="0" distR="0" wp14:anchorId="7D183A1C" wp14:editId="257A30F8">
-            <wp:extent cx="5731000" cy="4036000"/>
+            <wp:extent cx="5043280" cy="3551680"/>
             <wp:effectExtent l="0" t="0" r="0" b="0"/>
             <wp:docPr id="11" name="하동 상가 공간분석"/>
             <wp:cNvGraphicFramePr>
@@ -8886,7 +8886,7 @@
                   <pic:spPr bwMode="auto">
                     <a:xfrm>
                       <a:off x="0" y="0"/>
-                      <a:ext cx="5731000" cy="4036000"/>
+                      <a:ext cx="5043280" cy="3551680"/>
                     </a:xfrm>
                     <a:prstGeom prst="rect">
                       <a:avLst/>

--- a/eum_package/이음_보고서_v7.docx
+++ b/eum_package/이음_보고서_v7.docx
@@ -3892,6 +3892,21 @@
       </w:pPr>
       <w:r>
         <w:t>★ = 생활인구 결합으로 새로 가능해진 본 연구의 핵심 지표.</w:t>
+      </w:r>
+    </w:p>
+    <w:p>
+      <w:pPr>
+        <w:spacing w:before="60" w:after="60"/>
+      </w:pPr>
+      <w:r>
+        <w:rPr>
+          <w:b/>
+          <w:bCs/>
+        </w:rPr>
+        <w:t>지표 활용:</w:t>
+      </w:r>
+      <w:r>
+        <w:t xml:space="preserve"> 위험점수(5.2)는 MI·CPC·LRR·TREND를, 군집(5.1)은 STI·YR을 뺀 7개를, MI 구조 동인 분석(5.4)은 CDI·NAR·AGI·YR·STI 등 구조지표를 입력으로 쓴다. STI는 6장 유형별 처방의 분기 기준(관광 의존도)이며, AGI·YR은 소비 연령구조 프로파일로 활용된다 — 예컨대 침체 지역일수록 청년 소비 비중(YR)이 낮아, 산청은 YR 12.7%로 13곳 최저다.</w:t>
       </w:r>
     </w:p>
     <w:p>
@@ -7047,7 +7062,7 @@
         <w:spacing w:after="100"/>
       </w:pPr>
       <w:r>
-        <w:t>반면 소비 안정군(밀양·거창)은 CPC, 통영은 TREND가 잔여 위험의 주축이다.</w:t>
+        <w:t>반면 소비 안정군(밀양·거창)은 1인당 소비(MI·CPC) 자체가 높아 잔여 위험이 낮고, 통영은 그중 TREND가 상대적으로 주축이다.</w:t>
       </w:r>
     </w:p>
     <w:p>
@@ -7216,7 +7231,7 @@
         <w:t>개선의 우선순위가 달라야 함</w:t>
       </w:r>
       <w:r>
-        <w:t>을 뒷받침한다.</w:t>
+        <w:t>을 뒷받침한다. 단 SHAP 분해는 처방을 단독으로 결정하는 근거가 아니라 여러 진단 렌즈 중 하나다 — 6장 처방은 이 결과에 더해 STI(관광 의존)·NAR(야간)·상가정보(읍·면 공간구조)를 종합해 도출한다. 가령 산청은 CDI(업종 집중)가 MI 동인이지만, 관광 통과형(STI 높음)이라는 유형 특성과 NAR 최저라는 약점을 함께 고려해 ‘체류 전환’을 우선 처방으로 둔다.</w:t>
       </w:r>
     </w:p>
     <w:p>
@@ -8229,7 +8244,7 @@
           <w:b/>
           <w:bCs/>
         </w:rPr>
-        <w:t>둘째, 연구자가 아니라 알고리즘이 묶었다.</w:t>
+        <w:t>둘째, 사람이 아니라 알고리즘이 묶었다.</w:t>
       </w:r>
       <w:r>
         <w:t xml:space="preserve"> K-means는 ‘방문대비 소비부족’이라는 가설을 모른 채 7개 지표의 수치 패턴만으로 군집화했는데, 그 결과가 정확히 이 세 곳을 한 유형으로 분류했다. PCA 평면에서 네 군집이 겹치지 않는 것(그림 3)도 이 구분이 결론에 맞춰 사후에 그은 선이 아님을 보여준다.</w:t>
@@ -8347,12 +8362,8 @@
     </w:p>
     <w:p>
       <w:pPr>
-        <w:pStyle w:val="ae"/>
-        <w:numPr>
-          <w:ilvl w:val="0"/>
-          <w:numId w:val="1"/>
-        </w:numPr>
         <w:spacing w:after="40"/>
+        <w:ind w:firstLineChars="50" w:firstLine="100"/>
       </w:pPr>
       <w:r>
         <w:rPr>
@@ -8367,12 +8378,8 @@
     </w:p>
     <w:p>
       <w:pPr>
-        <w:pStyle w:val="ae"/>
-        <w:numPr>
-          <w:ilvl w:val="0"/>
-          <w:numId w:val="1"/>
-        </w:numPr>
         <w:spacing w:after="40"/>
+        <w:ind w:firstLineChars="50" w:firstLine="100"/>
       </w:pPr>
       <w:r>
         <w:rPr>
@@ -8516,7 +8523,7 @@
         <w:t>합천·의령 — 정주형</w:t>
       </w:r>
       <w:r>
-        <w:t xml:space="preserve"> (STI ≈ 0, 외부유입 거의 없음)</w:t>
+        <w:t xml:space="preserve"> (STI ≈ 0 — 관광·계절 유입이 적고 생활권 체류가 방문의 주축)</w:t>
       </w:r>
     </w:p>
     <w:p>
@@ -8913,6 +8920,19 @@
         <w:t>그림 11. 개선 카드 4곳의 읍·면별 체류 인프라 분포 (소상공인 상가정보)</w:t>
       </w:r>
     </w:p>
+    <w:p>
+      <w:pPr>
+        <w:spacing w:before="160" w:after="40"/>
+      </w:pPr>
+      <w:r>
+        <w:rPr>
+          <w:b/>
+          <w:bCs/>
+          <w:color w:val="111111"/>
+        </w:rPr>
+        <w:t>▸ 하동군 (외지방문 의존형) — 개선 카드 (우선순위 1위·상세)</w:t>
+      </w:r>
+    </w:p>
     <w:tbl>
       <w:tblPr>
         <w:tblW w:w="9026" w:type="dxa"/>
@@ -10477,6 +10497,24 @@
       </w:r>
       <w:r>
         <w:t xml:space="preserve"> — 국세청 사업자 증감·관광소비 구조와 교차 검증을 시도했으나 유의한 상관은 확인되지 않았다. MI가 기존 지표로 포착되지 않는 별개 차원을 측정함을 시사하는 동시에, 시군 단위 폐업률·다년 매출 패널을 통한 직접 검증이 핵심 후속 과제임을 뜻한다.</w:t>
+      </w:r>
+    </w:p>
+    <w:p>
+      <w:pPr>
+        <w:spacing w:after="40"/>
+      </w:pPr>
+      <w:r>
+        <w:t xml:space="preserve">MI와 CPC는 모두 방문 1인당 소비(연간매출/생활인구)에서 출발한 지표로, MI는 그 로그·중심화 형태이고 CPC는 절대 금액 형태다 — 13곳 </w:t>
+      </w:r>
+      <w:r>
+        <w:rPr>
+          <w:b/>
+          <w:bCs/>
+        </w:rPr>
+        <w:t>순위가 사실상 동일</w:t>
+      </w:r>
+      <w:r>
+        <w:t>하다. 위험점수에서 두 지표에 합산 0.65를 둔 것은 독립된 두 차원의 합이 아니라, 핵심 가설(생활인구 대비 소비전환)에 의도적으로 비중을 집중한 설계다. 따라서 5.4에서 MI가 위험 1위 요인으로 분해되는 것은 외부 타당성의 증거가 아니라 이 설계의 구조적 귀결로 해석해야 한다.</w:t>
       </w:r>
     </w:p>
     <w:p>

--- a/eum_package/이음_보고서_v7.docx
+++ b/eum_package/이음_보고서_v7.docx
@@ -96,12 +96,37 @@
         <w:spacing w:after="60"/>
         <w:jc w:val="center"/>
       </w:pPr>
+      <w:proofErr w:type="spellStart"/>
       <w:r>
         <w:rPr>
           <w:sz w:val="24"/>
           <w:szCs w:val="24"/>
         </w:rPr>
-        <w:t>팀명 E-um   |   팀원 김재민 · 강원준 · 오수환</w:t>
+        <w:t>팀명</w:t>
+      </w:r>
+      <w:proofErr w:type="spellEnd"/>
+      <w:r>
+        <w:rPr>
+          <w:sz w:val="24"/>
+          <w:szCs w:val="24"/>
+        </w:rPr>
+        <w:t xml:space="preserve"> E-um   |   팀원 김재민 · </w:t>
+      </w:r>
+      <w:proofErr w:type="spellStart"/>
+      <w:r>
+        <w:rPr>
+          <w:sz w:val="24"/>
+          <w:szCs w:val="24"/>
+        </w:rPr>
+        <w:t>강원준</w:t>
+      </w:r>
+      <w:proofErr w:type="spellEnd"/>
+      <w:r>
+        <w:rPr>
+          <w:sz w:val="24"/>
+          <w:szCs w:val="24"/>
+        </w:rPr>
+        <w:t xml:space="preserve"> · 오수환</w:t>
       </w:r>
     </w:p>
     <w:p>
@@ -161,6 +186,11 @@
           <w:rStyle w:val="IndexLink"/>
         </w:rPr>
         <w:instrText xml:space="preserve"> TOC \o "1-2" \h</w:instrText>
+      </w:r>
+      <w:r>
+        <w:rPr>
+          <w:rStyle w:val="IndexLink"/>
+        </w:rPr>
         <w:fldChar w:fldCharType="separate"/>
       </w:r>
       <w:hyperlink w:anchor="_Toc232188486" w:history="1">
@@ -176,10 +206,40 @@
             <w:noProof/>
           </w:rPr>
           <w:tab/>
+        </w:r>
+        <w:r>
+          <w:rPr>
+            <w:noProof/>
+          </w:rPr>
           <w:fldChar w:fldCharType="begin"/>
+        </w:r>
+        <w:r>
+          <w:rPr>
+            <w:noProof/>
+          </w:rPr>
           <w:instrText xml:space="preserve"> PAGEREF _Toc232188486 \h </w:instrText>
+        </w:r>
+        <w:r>
+          <w:rPr>
+            <w:noProof/>
+          </w:rPr>
+        </w:r>
+        <w:r>
+          <w:rPr>
+            <w:noProof/>
+          </w:rPr>
           <w:fldChar w:fldCharType="separate"/>
+        </w:r>
+        <w:r>
+          <w:rPr>
+            <w:noProof/>
+          </w:rPr>
           <w:t>3</w:t>
+        </w:r>
+        <w:r>
+          <w:rPr>
+            <w:noProof/>
+          </w:rPr>
           <w:fldChar w:fldCharType="end"/>
         </w:r>
       </w:hyperlink>
@@ -212,10 +272,40 @@
             <w:noProof/>
           </w:rPr>
           <w:tab/>
+        </w:r>
+        <w:r>
+          <w:rPr>
+            <w:noProof/>
+          </w:rPr>
           <w:fldChar w:fldCharType="begin"/>
+        </w:r>
+        <w:r>
+          <w:rPr>
+            <w:noProof/>
+          </w:rPr>
           <w:instrText xml:space="preserve"> PAGEREF _Toc232188487 \h </w:instrText>
+        </w:r>
+        <w:r>
+          <w:rPr>
+            <w:noProof/>
+          </w:rPr>
+        </w:r>
+        <w:r>
+          <w:rPr>
+            <w:noProof/>
+          </w:rPr>
           <w:fldChar w:fldCharType="separate"/>
+        </w:r>
+        <w:r>
+          <w:rPr>
+            <w:noProof/>
+          </w:rPr>
           <w:t>3</w:t>
+        </w:r>
+        <w:r>
+          <w:rPr>
+            <w:noProof/>
+          </w:rPr>
           <w:fldChar w:fldCharType="end"/>
         </w:r>
       </w:hyperlink>
@@ -248,10 +338,40 @@
             <w:noProof/>
           </w:rPr>
           <w:tab/>
+        </w:r>
+        <w:r>
+          <w:rPr>
+            <w:noProof/>
+          </w:rPr>
           <w:fldChar w:fldCharType="begin"/>
+        </w:r>
+        <w:r>
+          <w:rPr>
+            <w:noProof/>
+          </w:rPr>
           <w:instrText xml:space="preserve"> PAGEREF _Toc232188488 \h </w:instrText>
+        </w:r>
+        <w:r>
+          <w:rPr>
+            <w:noProof/>
+          </w:rPr>
+        </w:r>
+        <w:r>
+          <w:rPr>
+            <w:noProof/>
+          </w:rPr>
           <w:fldChar w:fldCharType="separate"/>
+        </w:r>
+        <w:r>
+          <w:rPr>
+            <w:noProof/>
+          </w:rPr>
           <w:t>3</w:t>
+        </w:r>
+        <w:r>
+          <w:rPr>
+            <w:noProof/>
+          </w:rPr>
           <w:fldChar w:fldCharType="end"/>
         </w:r>
       </w:hyperlink>
@@ -284,10 +404,40 @@
             <w:noProof/>
           </w:rPr>
           <w:tab/>
+        </w:r>
+        <w:r>
+          <w:rPr>
+            <w:noProof/>
+          </w:rPr>
           <w:fldChar w:fldCharType="begin"/>
+        </w:r>
+        <w:r>
+          <w:rPr>
+            <w:noProof/>
+          </w:rPr>
           <w:instrText xml:space="preserve"> PAGEREF _Toc232188489 \h </w:instrText>
+        </w:r>
+        <w:r>
+          <w:rPr>
+            <w:noProof/>
+          </w:rPr>
+        </w:r>
+        <w:r>
+          <w:rPr>
+            <w:noProof/>
+          </w:rPr>
           <w:fldChar w:fldCharType="separate"/>
+        </w:r>
+        <w:r>
+          <w:rPr>
+            <w:noProof/>
+          </w:rPr>
           <w:t>3</w:t>
+        </w:r>
+        <w:r>
+          <w:rPr>
+            <w:noProof/>
+          </w:rPr>
           <w:fldChar w:fldCharType="end"/>
         </w:r>
       </w:hyperlink>
@@ -320,10 +470,40 @@
             <w:noProof/>
           </w:rPr>
           <w:tab/>
+        </w:r>
+        <w:r>
+          <w:rPr>
+            <w:noProof/>
+          </w:rPr>
           <w:fldChar w:fldCharType="begin"/>
+        </w:r>
+        <w:r>
+          <w:rPr>
+            <w:noProof/>
+          </w:rPr>
           <w:instrText xml:space="preserve"> PAGEREF _Toc232188600 \h </w:instrText>
+        </w:r>
+        <w:r>
+          <w:rPr>
+            <w:noProof/>
+          </w:rPr>
+        </w:r>
+        <w:r>
+          <w:rPr>
+            <w:noProof/>
+          </w:rPr>
           <w:fldChar w:fldCharType="separate"/>
+        </w:r>
+        <w:r>
+          <w:rPr>
+            <w:noProof/>
+          </w:rPr>
           <w:t>3</w:t>
+        </w:r>
+        <w:r>
+          <w:rPr>
+            <w:noProof/>
+          </w:rPr>
           <w:fldChar w:fldCharType="end"/>
         </w:r>
       </w:hyperlink>
@@ -356,10 +536,40 @@
             <w:noProof/>
           </w:rPr>
           <w:tab/>
+        </w:r>
+        <w:r>
+          <w:rPr>
+            <w:noProof/>
+          </w:rPr>
           <w:fldChar w:fldCharType="begin"/>
+        </w:r>
+        <w:r>
+          <w:rPr>
+            <w:noProof/>
+          </w:rPr>
           <w:instrText xml:space="preserve"> PAGEREF _Toc232188490 \h </w:instrText>
+        </w:r>
+        <w:r>
+          <w:rPr>
+            <w:noProof/>
+          </w:rPr>
+        </w:r>
+        <w:r>
+          <w:rPr>
+            <w:noProof/>
+          </w:rPr>
           <w:fldChar w:fldCharType="separate"/>
+        </w:r>
+        <w:r>
+          <w:rPr>
+            <w:noProof/>
+          </w:rPr>
           <w:t>3</w:t>
+        </w:r>
+        <w:r>
+          <w:rPr>
+            <w:noProof/>
+          </w:rPr>
           <w:fldChar w:fldCharType="end"/>
         </w:r>
       </w:hyperlink>
@@ -392,10 +602,40 @@
             <w:noProof/>
           </w:rPr>
           <w:tab/>
+        </w:r>
+        <w:r>
+          <w:rPr>
+            <w:noProof/>
+          </w:rPr>
           <w:fldChar w:fldCharType="begin"/>
+        </w:r>
+        <w:r>
+          <w:rPr>
+            <w:noProof/>
+          </w:rPr>
           <w:instrText xml:space="preserve"> PAGEREF _Toc232188491 \h </w:instrText>
+        </w:r>
+        <w:r>
+          <w:rPr>
+            <w:noProof/>
+          </w:rPr>
+        </w:r>
+        <w:r>
+          <w:rPr>
+            <w:noProof/>
+          </w:rPr>
           <w:fldChar w:fldCharType="separate"/>
+        </w:r>
+        <w:r>
+          <w:rPr>
+            <w:noProof/>
+          </w:rPr>
           <w:t>3</w:t>
+        </w:r>
+        <w:r>
+          <w:rPr>
+            <w:noProof/>
+          </w:rPr>
           <w:fldChar w:fldCharType="end"/>
         </w:r>
       </w:hyperlink>
@@ -428,10 +668,40 @@
             <w:noProof/>
           </w:rPr>
           <w:tab/>
+        </w:r>
+        <w:r>
+          <w:rPr>
+            <w:noProof/>
+          </w:rPr>
           <w:fldChar w:fldCharType="begin"/>
+        </w:r>
+        <w:r>
+          <w:rPr>
+            <w:noProof/>
+          </w:rPr>
           <w:instrText xml:space="preserve"> PAGEREF _Toc232188492 \h </w:instrText>
+        </w:r>
+        <w:r>
+          <w:rPr>
+            <w:noProof/>
+          </w:rPr>
+        </w:r>
+        <w:r>
+          <w:rPr>
+            <w:noProof/>
+          </w:rPr>
           <w:fldChar w:fldCharType="separate"/>
+        </w:r>
+        <w:r>
+          <w:rPr>
+            <w:noProof/>
+          </w:rPr>
           <w:t>4</w:t>
+        </w:r>
+        <w:r>
+          <w:rPr>
+            <w:noProof/>
+          </w:rPr>
           <w:fldChar w:fldCharType="end"/>
         </w:r>
       </w:hyperlink>
@@ -464,10 +734,40 @@
             <w:noProof/>
           </w:rPr>
           <w:tab/>
+        </w:r>
+        <w:r>
+          <w:rPr>
+            <w:noProof/>
+          </w:rPr>
           <w:fldChar w:fldCharType="begin"/>
+        </w:r>
+        <w:r>
+          <w:rPr>
+            <w:noProof/>
+          </w:rPr>
           <w:instrText xml:space="preserve"> PAGEREF _Toc232188493 \h </w:instrText>
+        </w:r>
+        <w:r>
+          <w:rPr>
+            <w:noProof/>
+          </w:rPr>
+        </w:r>
+        <w:r>
+          <w:rPr>
+            <w:noProof/>
+          </w:rPr>
           <w:fldChar w:fldCharType="separate"/>
+        </w:r>
+        <w:r>
+          <w:rPr>
+            <w:noProof/>
+          </w:rPr>
           <w:t>4</w:t>
+        </w:r>
+        <w:r>
+          <w:rPr>
+            <w:noProof/>
+          </w:rPr>
           <w:fldChar w:fldCharType="end"/>
         </w:r>
       </w:hyperlink>
@@ -500,10 +800,40 @@
             <w:noProof/>
           </w:rPr>
           <w:tab/>
+        </w:r>
+        <w:r>
+          <w:rPr>
+            <w:noProof/>
+          </w:rPr>
           <w:fldChar w:fldCharType="begin"/>
+        </w:r>
+        <w:r>
+          <w:rPr>
+            <w:noProof/>
+          </w:rPr>
           <w:instrText xml:space="preserve"> PAGEREF _Toc232188494 \h </w:instrText>
+        </w:r>
+        <w:r>
+          <w:rPr>
+            <w:noProof/>
+          </w:rPr>
+        </w:r>
+        <w:r>
+          <w:rPr>
+            <w:noProof/>
+          </w:rPr>
           <w:fldChar w:fldCharType="separate"/>
+        </w:r>
+        <w:r>
+          <w:rPr>
+            <w:noProof/>
+          </w:rPr>
           <w:t>5</w:t>
+        </w:r>
+        <w:r>
+          <w:rPr>
+            <w:noProof/>
+          </w:rPr>
           <w:fldChar w:fldCharType="end"/>
         </w:r>
       </w:hyperlink>
@@ -536,10 +866,40 @@
             <w:noProof/>
           </w:rPr>
           <w:tab/>
+        </w:r>
+        <w:r>
+          <w:rPr>
+            <w:noProof/>
+          </w:rPr>
           <w:fldChar w:fldCharType="begin"/>
+        </w:r>
+        <w:r>
+          <w:rPr>
+            <w:noProof/>
+          </w:rPr>
           <w:instrText xml:space="preserve"> PAGEREF _Toc232188495 \h </w:instrText>
+        </w:r>
+        <w:r>
+          <w:rPr>
+            <w:noProof/>
+          </w:rPr>
+        </w:r>
+        <w:r>
+          <w:rPr>
+            <w:noProof/>
+          </w:rPr>
           <w:fldChar w:fldCharType="separate"/>
+        </w:r>
+        <w:r>
+          <w:rPr>
+            <w:noProof/>
+          </w:rPr>
           <w:t>5</w:t>
+        </w:r>
+        <w:r>
+          <w:rPr>
+            <w:noProof/>
+          </w:rPr>
           <w:fldChar w:fldCharType="end"/>
         </w:r>
       </w:hyperlink>
@@ -572,10 +932,40 @@
             <w:noProof/>
           </w:rPr>
           <w:tab/>
+        </w:r>
+        <w:r>
+          <w:rPr>
+            <w:noProof/>
+          </w:rPr>
           <w:fldChar w:fldCharType="begin"/>
+        </w:r>
+        <w:r>
+          <w:rPr>
+            <w:noProof/>
+          </w:rPr>
           <w:instrText xml:space="preserve"> PAGEREF _Toc232188496 \h </w:instrText>
+        </w:r>
+        <w:r>
+          <w:rPr>
+            <w:noProof/>
+          </w:rPr>
+        </w:r>
+        <w:r>
+          <w:rPr>
+            <w:noProof/>
+          </w:rPr>
           <w:fldChar w:fldCharType="separate"/>
+        </w:r>
+        <w:r>
+          <w:rPr>
+            <w:noProof/>
+          </w:rPr>
           <w:t>6</w:t>
+        </w:r>
+        <w:r>
+          <w:rPr>
+            <w:noProof/>
+          </w:rPr>
           <w:fldChar w:fldCharType="end"/>
         </w:r>
       </w:hyperlink>
@@ -608,10 +998,40 @@
             <w:noProof/>
           </w:rPr>
           <w:tab/>
+        </w:r>
+        <w:r>
+          <w:rPr>
+            <w:noProof/>
+          </w:rPr>
           <w:fldChar w:fldCharType="begin"/>
+        </w:r>
+        <w:r>
+          <w:rPr>
+            <w:noProof/>
+          </w:rPr>
           <w:instrText xml:space="preserve"> PAGEREF _Toc232188602 \h </w:instrText>
+        </w:r>
+        <w:r>
+          <w:rPr>
+            <w:noProof/>
+          </w:rPr>
+        </w:r>
+        <w:r>
+          <w:rPr>
+            <w:noProof/>
+          </w:rPr>
           <w:fldChar w:fldCharType="separate"/>
+        </w:r>
+        <w:r>
+          <w:rPr>
+            <w:noProof/>
+          </w:rPr>
           <w:t>6</w:t>
+        </w:r>
+        <w:r>
+          <w:rPr>
+            <w:noProof/>
+          </w:rPr>
           <w:fldChar w:fldCharType="end"/>
         </w:r>
       </w:hyperlink>
@@ -644,10 +1064,40 @@
             <w:noProof/>
           </w:rPr>
           <w:tab/>
+        </w:r>
+        <w:r>
+          <w:rPr>
+            <w:noProof/>
+          </w:rPr>
           <w:fldChar w:fldCharType="begin"/>
+        </w:r>
+        <w:r>
+          <w:rPr>
+            <w:noProof/>
+          </w:rPr>
           <w:instrText xml:space="preserve"> PAGEREF _Toc232188497 \h </w:instrText>
+        </w:r>
+        <w:r>
+          <w:rPr>
+            <w:noProof/>
+          </w:rPr>
+        </w:r>
+        <w:r>
+          <w:rPr>
+            <w:noProof/>
+          </w:rPr>
           <w:fldChar w:fldCharType="separate"/>
+        </w:r>
+        <w:r>
+          <w:rPr>
+            <w:noProof/>
+          </w:rPr>
           <w:t>6</w:t>
+        </w:r>
+        <w:r>
+          <w:rPr>
+            <w:noProof/>
+          </w:rPr>
           <w:fldChar w:fldCharType="end"/>
         </w:r>
       </w:hyperlink>
@@ -680,10 +1130,40 @@
             <w:noProof/>
           </w:rPr>
           <w:tab/>
+        </w:r>
+        <w:r>
+          <w:rPr>
+            <w:noProof/>
+          </w:rPr>
           <w:fldChar w:fldCharType="begin"/>
+        </w:r>
+        <w:r>
+          <w:rPr>
+            <w:noProof/>
+          </w:rPr>
           <w:instrText xml:space="preserve"> PAGEREF _Toc232188498 \h </w:instrText>
+        </w:r>
+        <w:r>
+          <w:rPr>
+            <w:noProof/>
+          </w:rPr>
+        </w:r>
+        <w:r>
+          <w:rPr>
+            <w:noProof/>
+          </w:rPr>
           <w:fldChar w:fldCharType="separate"/>
+        </w:r>
+        <w:r>
+          <w:rPr>
+            <w:noProof/>
+          </w:rPr>
           <w:t>6</w:t>
+        </w:r>
+        <w:r>
+          <w:rPr>
+            <w:noProof/>
+          </w:rPr>
           <w:fldChar w:fldCharType="end"/>
         </w:r>
       </w:hyperlink>
@@ -716,10 +1196,40 @@
             <w:noProof/>
           </w:rPr>
           <w:tab/>
+        </w:r>
+        <w:r>
+          <w:rPr>
+            <w:noProof/>
+          </w:rPr>
           <w:fldChar w:fldCharType="begin"/>
+        </w:r>
+        <w:r>
+          <w:rPr>
+            <w:noProof/>
+          </w:rPr>
           <w:instrText xml:space="preserve"> PAGEREF _Toc232188499 \h </w:instrText>
+        </w:r>
+        <w:r>
+          <w:rPr>
+            <w:noProof/>
+          </w:rPr>
+        </w:r>
+        <w:r>
+          <w:rPr>
+            <w:noProof/>
+          </w:rPr>
           <w:fldChar w:fldCharType="separate"/>
+        </w:r>
+        <w:r>
+          <w:rPr>
+            <w:noProof/>
+          </w:rPr>
           <w:t>7</w:t>
+        </w:r>
+        <w:r>
+          <w:rPr>
+            <w:noProof/>
+          </w:rPr>
           <w:fldChar w:fldCharType="end"/>
         </w:r>
       </w:hyperlink>
@@ -752,10 +1262,40 @@
             <w:noProof/>
           </w:rPr>
           <w:tab/>
+        </w:r>
+        <w:r>
+          <w:rPr>
+            <w:noProof/>
+          </w:rPr>
           <w:fldChar w:fldCharType="begin"/>
+        </w:r>
+        <w:r>
+          <w:rPr>
+            <w:noProof/>
+          </w:rPr>
           <w:instrText xml:space="preserve"> PAGEREF _Toc232188500 \h </w:instrText>
+        </w:r>
+        <w:r>
+          <w:rPr>
+            <w:noProof/>
+          </w:rPr>
+        </w:r>
+        <w:r>
+          <w:rPr>
+            <w:noProof/>
+          </w:rPr>
           <w:fldChar w:fldCharType="separate"/>
+        </w:r>
+        <w:r>
+          <w:rPr>
+            <w:noProof/>
+          </w:rPr>
           <w:t>9</w:t>
+        </w:r>
+        <w:r>
+          <w:rPr>
+            <w:noProof/>
+          </w:rPr>
           <w:fldChar w:fldCharType="end"/>
         </w:r>
       </w:hyperlink>
@@ -788,10 +1328,40 @@
             <w:noProof/>
           </w:rPr>
           <w:tab/>
+        </w:r>
+        <w:r>
+          <w:rPr>
+            <w:noProof/>
+          </w:rPr>
           <w:fldChar w:fldCharType="begin"/>
+        </w:r>
+        <w:r>
+          <w:rPr>
+            <w:noProof/>
+          </w:rPr>
           <w:instrText xml:space="preserve"> PAGEREF _Toc232188501 \h </w:instrText>
+        </w:r>
+        <w:r>
+          <w:rPr>
+            <w:noProof/>
+          </w:rPr>
+        </w:r>
+        <w:r>
+          <w:rPr>
+            <w:noProof/>
+          </w:rPr>
           <w:fldChar w:fldCharType="separate"/>
+        </w:r>
+        <w:r>
+          <w:rPr>
+            <w:noProof/>
+          </w:rPr>
           <w:t>11</w:t>
+        </w:r>
+        <w:r>
+          <w:rPr>
+            <w:noProof/>
+          </w:rPr>
           <w:fldChar w:fldCharType="end"/>
         </w:r>
       </w:hyperlink>
@@ -824,10 +1394,40 @@
             <w:noProof/>
           </w:rPr>
           <w:tab/>
+        </w:r>
+        <w:r>
+          <w:rPr>
+            <w:noProof/>
+          </w:rPr>
           <w:fldChar w:fldCharType="begin"/>
+        </w:r>
+        <w:r>
+          <w:rPr>
+            <w:noProof/>
+          </w:rPr>
           <w:instrText xml:space="preserve"> PAGEREF _Toc232188502 \h </w:instrText>
+        </w:r>
+        <w:r>
+          <w:rPr>
+            <w:noProof/>
+          </w:rPr>
+        </w:r>
+        <w:r>
+          <w:rPr>
+            <w:noProof/>
+          </w:rPr>
           <w:fldChar w:fldCharType="separate"/>
+        </w:r>
+        <w:r>
+          <w:rPr>
+            <w:noProof/>
+          </w:rPr>
           <w:t>12</w:t>
+        </w:r>
+        <w:r>
+          <w:rPr>
+            <w:noProof/>
+          </w:rPr>
           <w:fldChar w:fldCharType="end"/>
         </w:r>
       </w:hyperlink>
@@ -860,10 +1460,40 @@
             <w:noProof/>
           </w:rPr>
           <w:tab/>
+        </w:r>
+        <w:r>
+          <w:rPr>
+            <w:noProof/>
+          </w:rPr>
           <w:fldChar w:fldCharType="begin"/>
+        </w:r>
+        <w:r>
+          <w:rPr>
+            <w:noProof/>
+          </w:rPr>
           <w:instrText xml:space="preserve"> PAGEREF _Toc232188601 \h </w:instrText>
+        </w:r>
+        <w:r>
+          <w:rPr>
+            <w:noProof/>
+          </w:rPr>
+        </w:r>
+        <w:r>
+          <w:rPr>
+            <w:noProof/>
+          </w:rPr>
           <w:fldChar w:fldCharType="separate"/>
+        </w:r>
+        <w:r>
+          <w:rPr>
+            <w:noProof/>
+          </w:rPr>
           <w:t>13</w:t>
+        </w:r>
+        <w:r>
+          <w:rPr>
+            <w:noProof/>
+          </w:rPr>
           <w:fldChar w:fldCharType="end"/>
         </w:r>
       </w:hyperlink>
@@ -896,10 +1526,40 @@
             <w:noProof/>
           </w:rPr>
           <w:tab/>
+        </w:r>
+        <w:r>
+          <w:rPr>
+            <w:noProof/>
+          </w:rPr>
           <w:fldChar w:fldCharType="begin"/>
+        </w:r>
+        <w:r>
+          <w:rPr>
+            <w:noProof/>
+          </w:rPr>
           <w:instrText xml:space="preserve"> PAGEREF _Toc232188503 \h </w:instrText>
+        </w:r>
+        <w:r>
+          <w:rPr>
+            <w:noProof/>
+          </w:rPr>
+        </w:r>
+        <w:r>
+          <w:rPr>
+            <w:noProof/>
+          </w:rPr>
           <w:fldChar w:fldCharType="separate"/>
+        </w:r>
+        <w:r>
+          <w:rPr>
+            <w:noProof/>
+          </w:rPr>
           <w:t>13</w:t>
+        </w:r>
+        <w:r>
+          <w:rPr>
+            <w:noProof/>
+          </w:rPr>
           <w:fldChar w:fldCharType="end"/>
         </w:r>
       </w:hyperlink>
@@ -932,10 +1592,40 @@
             <w:noProof/>
           </w:rPr>
           <w:tab/>
+        </w:r>
+        <w:r>
+          <w:rPr>
+            <w:noProof/>
+          </w:rPr>
           <w:fldChar w:fldCharType="begin"/>
+        </w:r>
+        <w:r>
+          <w:rPr>
+            <w:noProof/>
+          </w:rPr>
           <w:instrText xml:space="preserve"> PAGEREF _Toc232188504 \h </w:instrText>
+        </w:r>
+        <w:r>
+          <w:rPr>
+            <w:noProof/>
+          </w:rPr>
+        </w:r>
+        <w:r>
+          <w:rPr>
+            <w:noProof/>
+          </w:rPr>
           <w:fldChar w:fldCharType="separate"/>
+        </w:r>
+        <w:r>
+          <w:rPr>
+            <w:noProof/>
+          </w:rPr>
           <w:t>13</w:t>
+        </w:r>
+        <w:r>
+          <w:rPr>
+            <w:noProof/>
+          </w:rPr>
           <w:fldChar w:fldCharType="end"/>
         </w:r>
       </w:hyperlink>
@@ -968,10 +1658,40 @@
             <w:noProof/>
           </w:rPr>
           <w:tab/>
+        </w:r>
+        <w:r>
+          <w:rPr>
+            <w:noProof/>
+          </w:rPr>
           <w:fldChar w:fldCharType="begin"/>
+        </w:r>
+        <w:r>
+          <w:rPr>
+            <w:noProof/>
+          </w:rPr>
           <w:instrText xml:space="preserve"> PAGEREF _Toc232188505 \h </w:instrText>
+        </w:r>
+        <w:r>
+          <w:rPr>
+            <w:noProof/>
+          </w:rPr>
+        </w:r>
+        <w:r>
+          <w:rPr>
+            <w:noProof/>
+          </w:rPr>
           <w:fldChar w:fldCharType="separate"/>
+        </w:r>
+        <w:r>
+          <w:rPr>
+            <w:noProof/>
+          </w:rPr>
           <w:t>13</w:t>
+        </w:r>
+        <w:r>
+          <w:rPr>
+            <w:noProof/>
+          </w:rPr>
           <w:fldChar w:fldCharType="end"/>
         </w:r>
       </w:hyperlink>
@@ -1004,10 +1724,40 @@
             <w:noProof/>
           </w:rPr>
           <w:tab/>
+        </w:r>
+        <w:r>
+          <w:rPr>
+            <w:noProof/>
+          </w:rPr>
           <w:fldChar w:fldCharType="begin"/>
+        </w:r>
+        <w:r>
+          <w:rPr>
+            <w:noProof/>
+          </w:rPr>
           <w:instrText xml:space="preserve"> PAGEREF _Toc232188506 \h </w:instrText>
+        </w:r>
+        <w:r>
+          <w:rPr>
+            <w:noProof/>
+          </w:rPr>
+        </w:r>
+        <w:r>
+          <w:rPr>
+            <w:noProof/>
+          </w:rPr>
           <w:fldChar w:fldCharType="separate"/>
+        </w:r>
+        <w:r>
+          <w:rPr>
+            <w:noProof/>
+          </w:rPr>
           <w:t>14</w:t>
+        </w:r>
+        <w:r>
+          <w:rPr>
+            <w:noProof/>
+          </w:rPr>
           <w:fldChar w:fldCharType="end"/>
         </w:r>
       </w:hyperlink>
@@ -1040,10 +1790,40 @@
             <w:noProof/>
           </w:rPr>
           <w:tab/>
+        </w:r>
+        <w:r>
+          <w:rPr>
+            <w:noProof/>
+          </w:rPr>
           <w:fldChar w:fldCharType="begin"/>
+        </w:r>
+        <w:r>
+          <w:rPr>
+            <w:noProof/>
+          </w:rPr>
           <w:instrText xml:space="preserve"> PAGEREF _Toc232188507 \h </w:instrText>
+        </w:r>
+        <w:r>
+          <w:rPr>
+            <w:noProof/>
+          </w:rPr>
+        </w:r>
+        <w:r>
+          <w:rPr>
+            <w:noProof/>
+          </w:rPr>
           <w:fldChar w:fldCharType="separate"/>
+        </w:r>
+        <w:r>
+          <w:rPr>
+            <w:noProof/>
+          </w:rPr>
           <w:t>15</w:t>
+        </w:r>
+        <w:r>
+          <w:rPr>
+            <w:noProof/>
+          </w:rPr>
           <w:fldChar w:fldCharType="end"/>
         </w:r>
       </w:hyperlink>
@@ -1076,10 +1856,40 @@
             <w:noProof/>
           </w:rPr>
           <w:tab/>
+        </w:r>
+        <w:r>
+          <w:rPr>
+            <w:noProof/>
+          </w:rPr>
           <w:fldChar w:fldCharType="begin"/>
+        </w:r>
+        <w:r>
+          <w:rPr>
+            <w:noProof/>
+          </w:rPr>
           <w:instrText xml:space="preserve"> PAGEREF _Toc232188508 \h </w:instrText>
+        </w:r>
+        <w:r>
+          <w:rPr>
+            <w:noProof/>
+          </w:rPr>
+        </w:r>
+        <w:r>
+          <w:rPr>
+            <w:noProof/>
+          </w:rPr>
           <w:fldChar w:fldCharType="separate"/>
+        </w:r>
+        <w:r>
+          <w:rPr>
+            <w:noProof/>
+          </w:rPr>
           <w:t>16</w:t>
+        </w:r>
+        <w:r>
+          <w:rPr>
+            <w:noProof/>
+          </w:rPr>
           <w:fldChar w:fldCharType="end"/>
         </w:r>
       </w:hyperlink>
@@ -1112,10 +1922,40 @@
             <w:noProof/>
           </w:rPr>
           <w:tab/>
+        </w:r>
+        <w:r>
+          <w:rPr>
+            <w:noProof/>
+          </w:rPr>
           <w:fldChar w:fldCharType="begin"/>
+        </w:r>
+        <w:r>
+          <w:rPr>
+            <w:noProof/>
+          </w:rPr>
           <w:instrText xml:space="preserve"> PAGEREF _Toc232188509 \h </w:instrText>
+        </w:r>
+        <w:r>
+          <w:rPr>
+            <w:noProof/>
+          </w:rPr>
+        </w:r>
+        <w:r>
+          <w:rPr>
+            <w:noProof/>
+          </w:rPr>
           <w:fldChar w:fldCharType="separate"/>
+        </w:r>
+        <w:r>
+          <w:rPr>
+            <w:noProof/>
+          </w:rPr>
           <w:t>17</w:t>
+        </w:r>
+        <w:r>
+          <w:rPr>
+            <w:noProof/>
+          </w:rPr>
           <w:fldChar w:fldCharType="end"/>
         </w:r>
       </w:hyperlink>
@@ -1148,10 +1988,40 @@
             <w:noProof/>
           </w:rPr>
           <w:tab/>
+        </w:r>
+        <w:r>
+          <w:rPr>
+            <w:noProof/>
+          </w:rPr>
           <w:fldChar w:fldCharType="begin"/>
+        </w:r>
+        <w:r>
+          <w:rPr>
+            <w:noProof/>
+          </w:rPr>
           <w:instrText xml:space="preserve"> PAGEREF _Toc232188510 \h </w:instrText>
+        </w:r>
+        <w:r>
+          <w:rPr>
+            <w:noProof/>
+          </w:rPr>
+        </w:r>
+        <w:r>
+          <w:rPr>
+            <w:noProof/>
+          </w:rPr>
           <w:fldChar w:fldCharType="separate"/>
+        </w:r>
+        <w:r>
+          <w:rPr>
+            <w:noProof/>
+          </w:rPr>
           <w:t>17</w:t>
+        </w:r>
+        <w:r>
+          <w:rPr>
+            <w:noProof/>
+          </w:rPr>
           <w:fldChar w:fldCharType="end"/>
         </w:r>
       </w:hyperlink>
@@ -1184,10 +2054,40 @@
             <w:noProof/>
           </w:rPr>
           <w:tab/>
+        </w:r>
+        <w:r>
+          <w:rPr>
+            <w:noProof/>
+          </w:rPr>
           <w:fldChar w:fldCharType="begin"/>
+        </w:r>
+        <w:r>
+          <w:rPr>
+            <w:noProof/>
+          </w:rPr>
           <w:instrText xml:space="preserve"> PAGEREF _Toc232188511 \h </w:instrText>
+        </w:r>
+        <w:r>
+          <w:rPr>
+            <w:noProof/>
+          </w:rPr>
+        </w:r>
+        <w:r>
+          <w:rPr>
+            <w:noProof/>
+          </w:rPr>
           <w:fldChar w:fldCharType="separate"/>
+        </w:r>
+        <w:r>
+          <w:rPr>
+            <w:noProof/>
+          </w:rPr>
           <w:t>18</w:t>
+        </w:r>
+        <w:r>
+          <w:rPr>
+            <w:noProof/>
+          </w:rPr>
           <w:fldChar w:fldCharType="end"/>
         </w:r>
       </w:hyperlink>
@@ -1220,10 +2120,40 @@
             <w:noProof/>
           </w:rPr>
           <w:tab/>
+        </w:r>
+        <w:r>
+          <w:rPr>
+            <w:noProof/>
+          </w:rPr>
           <w:fldChar w:fldCharType="begin"/>
+        </w:r>
+        <w:r>
+          <w:rPr>
+            <w:noProof/>
+          </w:rPr>
           <w:instrText xml:space="preserve"> PAGEREF _Toc232188512 \h </w:instrText>
+        </w:r>
+        <w:r>
+          <w:rPr>
+            <w:noProof/>
+          </w:rPr>
+        </w:r>
+        <w:r>
+          <w:rPr>
+            <w:noProof/>
+          </w:rPr>
           <w:fldChar w:fldCharType="separate"/>
+        </w:r>
+        <w:r>
+          <w:rPr>
+            <w:noProof/>
+          </w:rPr>
           <w:t>18</w:t>
+        </w:r>
+        <w:r>
+          <w:rPr>
+            <w:noProof/>
+          </w:rPr>
           <w:fldChar w:fldCharType="end"/>
         </w:r>
       </w:hyperlink>
@@ -1256,10 +2186,40 @@
             <w:noProof/>
           </w:rPr>
           <w:tab/>
+        </w:r>
+        <w:r>
+          <w:rPr>
+            <w:noProof/>
+          </w:rPr>
           <w:fldChar w:fldCharType="begin"/>
+        </w:r>
+        <w:r>
+          <w:rPr>
+            <w:noProof/>
+          </w:rPr>
           <w:instrText xml:space="preserve"> PAGEREF _Toc232188513 \h </w:instrText>
+        </w:r>
+        <w:r>
+          <w:rPr>
+            <w:noProof/>
+          </w:rPr>
+        </w:r>
+        <w:r>
+          <w:rPr>
+            <w:noProof/>
+          </w:rPr>
           <w:fldChar w:fldCharType="separate"/>
+        </w:r>
+        <w:r>
+          <w:rPr>
+            <w:noProof/>
+          </w:rPr>
           <w:t>19</w:t>
+        </w:r>
+        <w:r>
+          <w:rPr>
+            <w:noProof/>
+          </w:rPr>
           <w:fldChar w:fldCharType="end"/>
         </w:r>
       </w:hyperlink>
@@ -1369,71 +2329,79 @@
         <w:spacing w:before="60" w:after="60"/>
       </w:pPr>
       <w:r>
-        <w:rPr/>
         <w:t xml:space="preserve">거시 배경: 2024년 경남은 연간 </w:t>
       </w:r>
+      <w:proofErr w:type="spellStart"/>
       <w:r>
         <w:rPr>
           <w:b/>
           <w:bCs/>
         </w:rPr>
-        <w:t>순이동 −9,069명</w:t>
-      </w:r>
-      <w:r>
-        <w:rPr/>
-        <w:t>(통계청 국내인구이동)으로 도 전체에서 인구가 빠져나가고 있다. 정주인구 감소가 구조적 상수인 만큼, 정책 여력은 ‘남은 생활인구를 소비로 전환’하는 데 집중될 수밖에 없다. 여기서 생활인구는 거주인구가 아니라 월 1회 이상·3시간 이상 체류한 인구의 월별 합계, 즉 통근·통학·관광을 포함한 방문·체류 흐름의 총량이다(통계청·행안부 공식 통계).</w:t>
-      </w:r>
-    </w:p>
-    <w:p>
-      <w:pPr>
-        <w:pStyle w:val="2"/>
-      </w:pPr>
-      <w:bookmarkStart w:id="3" w:name="_Toc232188488"/>
-      <w:r>
-        <w:t>1.2 연구 목표와 접근</w:t>
-      </w:r>
-      <w:bookmarkEnd w:id="3"/>
-    </w:p>
-    <w:p>
-      <w:pPr>
-        <w:spacing w:after="100"/>
-      </w:pPr>
-      <w:r>
-        <w:t>본 연구의 목표는 "방문이 소비로 이어지는 정도"를 측정 가능하게 만들고, 그 측정을 바탕으로 지역마다 다른 침체의 원인을 가려내어, 실행 가능한 개선방안과 기대효과까지 제시하는 것이다.</w:t>
-      </w:r>
-    </w:p>
-    <w:p>
-      <w:pPr>
-        <w:spacing w:after="100"/>
-      </w:pPr>
-      <w:r>
-        <w:t>이 질문에 답하기 위해 본 연구는 결론을 먼저 세우지 않고, 경남 인구감소지역의 카드매출과 생활인구 데이터를 직접 들여다보는 데서 출발했다. 데이터가 보여준 정보(3장)가 핵심 지표의 설계(4장)로, 유형별 분석(5장)과 개선방안(6장)으로 이어진다.</w:t>
-      </w:r>
-    </w:p>
-    <w:p>
-      <w:pPr>
-        <w:pStyle w:val="1"/>
-      </w:pPr>
-      <w:bookmarkStart w:id="4" w:name="_Toc232188489"/>
-      <w:r>
-        <w:t>2. 분석 대상</w:t>
-      </w:r>
-      <w:bookmarkEnd w:id="4"/>
-    </w:p>
-    <w:p>
-      <w:pPr>
-        <w:spacing w:after="40"/>
-      </w:pPr>
+        <w:t>순이동</w:t>
+      </w:r>
+      <w:proofErr w:type="spellEnd"/>
       <w:r>
         <w:rPr>
           <w:b/>
           <w:bCs/>
         </w:rPr>
-        <w:t>인구감소지역(11)</w:t>
-      </w:r>
-      <w:r>
-        <w:t>: 밀양·의령·함안·창녕·고성·남해·하동·산청·함양·거창·합천</w:t>
-      </w:r>
+        <w:t xml:space="preserve"> −9,069명</w:t>
+      </w:r>
+      <w:r>
+        <w:t>(통계청 국내인구이동)으로 도 전체에서 인구가 빠져나가고 있다. 정주인구 감소가 구조적 상수인 만큼, 정책 여력은 ‘남은 생활인구를 소비로 전환’하는 데 집중될 수밖에 없다. 여기서 생활인구는 거주인구가 아니라 월 1회 이상·3시간 이상 체류한 인구의 월별 합계, 즉 통근·통학·관광을 포함한 방문·체류 흐름의 총량이다(통계청·</w:t>
+      </w:r>
+      <w:proofErr w:type="spellStart"/>
+      <w:r>
+        <w:t>행안부</w:t>
+      </w:r>
+      <w:proofErr w:type="spellEnd"/>
+      <w:r>
+        <w:t xml:space="preserve"> 공식 통계).</w:t>
+      </w:r>
+    </w:p>
+    <w:p>
+      <w:pPr>
+        <w:pStyle w:val="2"/>
+      </w:pPr>
+      <w:bookmarkStart w:id="3" w:name="_Toc232188488"/>
+      <w:r>
+        <w:t>1.2 연구 목표와 접근</w:t>
+      </w:r>
+      <w:bookmarkEnd w:id="3"/>
+    </w:p>
+    <w:p>
+      <w:pPr>
+        <w:spacing w:after="100"/>
+      </w:pPr>
+      <w:r>
+        <w:t>본 연구의 목표는 "방문이 소비로 이어지는 정도"</w:t>
+      </w:r>
+      <w:proofErr w:type="spellStart"/>
+      <w:r>
+        <w:t>를</w:t>
+      </w:r>
+      <w:proofErr w:type="spellEnd"/>
+      <w:r>
+        <w:t xml:space="preserve"> 측정 가능하게 만들고, 그 측정을 바탕으로 지역마다 다른 침체의 원인을 가려내어, 실행 가능한 개선방안과 기대효과까지 제시하는 것이다.</w:t>
+      </w:r>
+    </w:p>
+    <w:p>
+      <w:pPr>
+        <w:spacing w:after="100"/>
+      </w:pPr>
+      <w:r>
+        <w:t>이 질문에 답하기 위해 본 연구는 결론을 먼저 세우지 않고, 경남 인구감소지역의 카드매출과 생활인구 데이터를 직접 들여다보는 데서 출발했다. 데이터가 보여준 정보(3장)가 핵심 지표의 설계(4장)로, 유형별 분석(5장)과 개선방안(6장)으로 이어진다.</w:t>
+      </w:r>
+    </w:p>
+    <w:p>
+      <w:pPr>
+        <w:pStyle w:val="1"/>
+      </w:pPr>
+      <w:bookmarkStart w:id="4" w:name="_Toc232188489"/>
+      <w:r>
+        <w:t>2. 분석 대상</w:t>
+      </w:r>
+      <w:bookmarkEnd w:id="4"/>
     </w:p>
     <w:p>
       <w:pPr>
@@ -1444,6 +2412,21 @@
           <w:b/>
           <w:bCs/>
         </w:rPr>
+        <w:t>인구감소지역(11)</w:t>
+      </w:r>
+      <w:r>
+        <w:t>: 밀양·의령·함안·창녕·고성·남해·하동·산청·함양·거창·합천</w:t>
+      </w:r>
+    </w:p>
+    <w:p>
+      <w:pPr>
+        <w:spacing w:after="40"/>
+      </w:pPr>
+      <w:r>
+        <w:rPr>
+          <w:b/>
+          <w:bCs/>
+        </w:rPr>
         <w:t>관심지역(2)</w:t>
       </w:r>
       <w:r>
@@ -1454,11 +2437,11 @@
       <w:pPr>
         <w:pStyle w:val="2"/>
       </w:pPr>
-      <w:bookmarkStart w:id="90" w:name="_Toc232188600"/>
+      <w:bookmarkStart w:id="5" w:name="_Toc232188600"/>
       <w:r>
         <w:t>2.1 왜 13개 시군인가</w:t>
       </w:r>
-      <w:bookmarkEnd w:id="90"/>
+      <w:bookmarkEnd w:id="5"/>
     </w:p>
     <w:p>
       <w:pPr>
@@ -1473,11 +2456,11 @@
       <w:pPr>
         <w:pStyle w:val="1"/>
       </w:pPr>
-      <w:bookmarkStart w:id="5" w:name="_Toc232188490"/>
+      <w:bookmarkStart w:id="6" w:name="_Toc232188490"/>
       <w:r>
         <w:t>3. 데이터 분석</w:t>
       </w:r>
-      <w:bookmarkEnd w:id="5"/>
+      <w:bookmarkEnd w:id="6"/>
     </w:p>
     <w:p>
       <w:pPr>
@@ -1491,11 +2474,11 @@
       <w:pPr>
         <w:pStyle w:val="2"/>
       </w:pPr>
-      <w:bookmarkStart w:id="6" w:name="_Toc232188491"/>
+      <w:bookmarkStart w:id="7" w:name="_Toc232188491"/>
       <w:r>
         <w:t>3.1 수집 데이터</w:t>
       </w:r>
-      <w:bookmarkEnd w:id="6"/>
+      <w:bookmarkEnd w:id="7"/>
     </w:p>
     <w:tbl>
       <w:tblPr>
@@ -1664,7 +2647,15 @@
                 <w:sz w:val="16"/>
                 <w:szCs w:val="16"/>
               </w:rPr>
-              <w:t>2024년 경상남도 지역별 월별 카드매출현황</w:t>
+              <w:t xml:space="preserve">2024년 경상남도 지역별 </w:t>
+            </w:r>
+            <w:r>
+              <w:rPr>
+                <w:sz w:val="16"/>
+                <w:szCs w:val="16"/>
+              </w:rPr>
+              <w:lastRenderedPageBreak/>
+              <w:t>월별 카드매출현황</w:t>
             </w:r>
           </w:p>
         </w:tc>
@@ -1685,6 +2676,7 @@
                 <w:sz w:val="16"/>
                 <w:szCs w:val="16"/>
               </w:rPr>
+              <w:lastRenderedPageBreak/>
               <w:t>경남 빅데이터 허브플랫폼</w:t>
             </w:r>
           </w:p>
@@ -1901,7 +2893,6 @@
                 <w:sz w:val="16"/>
                 <w:szCs w:val="16"/>
               </w:rPr>
-              <w:lastRenderedPageBreak/>
               <w:t>생활인구</w:t>
             </w:r>
           </w:p>
@@ -1944,7 +2935,23 @@
                 <w:sz w:val="16"/>
                 <w:szCs w:val="16"/>
               </w:rPr>
-              <w:t>KOSIS(통계청·행안부, 통신3사 기반)</w:t>
+              <w:t>KOSIS(통계청·</w:t>
+            </w:r>
+            <w:proofErr w:type="spellStart"/>
+            <w:r>
+              <w:rPr>
+                <w:sz w:val="16"/>
+                <w:szCs w:val="16"/>
+              </w:rPr>
+              <w:t>행안부</w:t>
+            </w:r>
+            <w:proofErr w:type="spellEnd"/>
+            <w:r>
+              <w:rPr>
+                <w:sz w:val="16"/>
+                <w:szCs w:val="16"/>
+              </w:rPr>
+              <w:t>, 통신3사 기반)</w:t>
             </w:r>
           </w:p>
         </w:tc>
@@ -2004,12 +3011,21 @@
             <w:vAlign w:val="center"/>
           </w:tcPr>
           <w:p>
-            <w:r>
-              <w:rPr>
-                <w:sz w:val="16"/>
-                <w:szCs w:val="16"/>
-              </w:rPr>
-              <w:t>시군구 행정경계 (시각화용)</w:t>
+            <w:proofErr w:type="spellStart"/>
+            <w:r>
+              <w:rPr>
+                <w:sz w:val="16"/>
+                <w:szCs w:val="16"/>
+              </w:rPr>
+              <w:t>시군구</w:t>
+            </w:r>
+            <w:proofErr w:type="spellEnd"/>
+            <w:r>
+              <w:rPr>
+                <w:sz w:val="16"/>
+                <w:szCs w:val="16"/>
+              </w:rPr>
+              <w:t xml:space="preserve"> 행정경계 (시각화용)</w:t>
             </w:r>
           </w:p>
         </w:tc>
@@ -2030,7 +3046,23 @@
                 <w:sz w:val="16"/>
                 <w:szCs w:val="16"/>
               </w:rPr>
-              <w:t>통계청 KOSTAT 시군구 경계</w:t>
+              <w:t xml:space="preserve">통계청 KOSTAT </w:t>
+            </w:r>
+            <w:proofErr w:type="spellStart"/>
+            <w:r>
+              <w:rPr>
+                <w:sz w:val="16"/>
+                <w:szCs w:val="16"/>
+              </w:rPr>
+              <w:t>시군구</w:t>
+            </w:r>
+            <w:proofErr w:type="spellEnd"/>
+            <w:r>
+              <w:rPr>
+                <w:sz w:val="16"/>
+                <w:szCs w:val="16"/>
+              </w:rPr>
+              <w:t xml:space="preserve"> 경계</w:t>
             </w:r>
           </w:p>
         </w:tc>
@@ -2090,12 +3122,21 @@
             <w:vAlign w:val="center"/>
           </w:tcPr>
           <w:p>
-            <w:r>
-              <w:rPr>
-                <w:sz w:val="16"/>
-                <w:szCs w:val="16"/>
-              </w:rPr>
-              <w:t>시군별 관광소비(업종·체류/통과)</w:t>
+            <w:proofErr w:type="spellStart"/>
+            <w:r>
+              <w:rPr>
+                <w:sz w:val="16"/>
+                <w:szCs w:val="16"/>
+              </w:rPr>
+              <w:t>시군별</w:t>
+            </w:r>
+            <w:proofErr w:type="spellEnd"/>
+            <w:r>
+              <w:rPr>
+                <w:sz w:val="16"/>
+                <w:szCs w:val="16"/>
+              </w:rPr>
+              <w:t xml:space="preserve"> 관광소비(업종·체류/통과)</w:t>
             </w:r>
           </w:p>
         </w:tc>
@@ -2116,7 +3157,23 @@
                 <w:sz w:val="16"/>
                 <w:szCs w:val="16"/>
               </w:rPr>
-              <w:t>한국관광 데이터랩(신한카드)</w:t>
+              <w:t xml:space="preserve">한국관광 </w:t>
+            </w:r>
+            <w:proofErr w:type="spellStart"/>
+            <w:r>
+              <w:rPr>
+                <w:sz w:val="16"/>
+                <w:szCs w:val="16"/>
+              </w:rPr>
+              <w:t>데이터랩</w:t>
+            </w:r>
+            <w:proofErr w:type="spellEnd"/>
+            <w:r>
+              <w:rPr>
+                <w:sz w:val="16"/>
+                <w:szCs w:val="16"/>
+              </w:rPr>
+              <w:t>(신한카드)</w:t>
             </w:r>
           </w:p>
         </w:tc>
@@ -2154,9 +3211,35 @@
         <w:ind w:firstLineChars="50" w:firstLine="100"/>
       </w:pPr>
       <w:r>
-        <w:t>모든 CSV 인코딩: `cp949`. 시군구명 표기 변형은 표준화 사전으로 통일.</w:t>
+        <w:t xml:space="preserve">모든 CSV 인코딩: `cp949`. </w:t>
+      </w:r>
+      <w:proofErr w:type="spellStart"/>
+      <w:r>
+        <w:t>시군구명</w:t>
+      </w:r>
+      <w:proofErr w:type="spellEnd"/>
+      <w:r>
+        <w:t xml:space="preserve"> 표기 변형은 표준화 사전으로 통일.</w:t>
+      </w:r>
+      <w:r>
         <w:br/>
-        <w:t>생활인구(2024.1~12): wide→long 변환 후 연령 합계(계) 사용. 2025년 기준 폐지/결측 항목 및 지역 미매칭 항목 제외.</w:t>
+        <w:t xml:space="preserve">생활인구(2024.1~12): </w:t>
+      </w:r>
+      <w:proofErr w:type="spellStart"/>
+      <w:r>
+        <w:t>wide→long</w:t>
+      </w:r>
+      <w:proofErr w:type="spellEnd"/>
+      <w:r>
+        <w:t xml:space="preserve"> 변환 후 연령 합계(계) 사용. 2025년 기준 폐지/결측 항목 및 지역 </w:t>
+      </w:r>
+      <w:proofErr w:type="spellStart"/>
+      <w:r>
+        <w:t>미매칭</w:t>
+      </w:r>
+      <w:proofErr w:type="spellEnd"/>
+      <w:r>
+        <w:t xml:space="preserve"> 항목 제외.</w:t>
       </w:r>
     </w:p>
     <w:p>
@@ -2164,7 +3247,31 @@
         <w:spacing w:after="100"/>
       </w:pPr>
       <w:r>
-        <w:t>Python 3 (pandas, scikit-learn, matplotlib, geopandas, shap). K-means·RandomForest 모두</w:t>
+        <w:t xml:space="preserve">Python 3 (pandas, scikit-learn, matplotlib, </w:t>
+      </w:r>
+      <w:proofErr w:type="spellStart"/>
+      <w:r>
+        <w:t>geopandas</w:t>
+      </w:r>
+      <w:proofErr w:type="spellEnd"/>
+      <w:r>
+        <w:t xml:space="preserve">, </w:t>
+      </w:r>
+      <w:proofErr w:type="spellStart"/>
+      <w:r>
+        <w:t>shap</w:t>
+      </w:r>
+      <w:proofErr w:type="spellEnd"/>
+      <w:r>
+        <w:t xml:space="preserve">). </w:t>
+      </w:r>
+      <w:proofErr w:type="spellStart"/>
+      <w:r>
+        <w:t>K-means·RandomForest</w:t>
+      </w:r>
+      <w:proofErr w:type="spellEnd"/>
+      <w:r>
+        <w:t xml:space="preserve"> 모두</w:t>
       </w:r>
     </w:p>
     <w:p>
@@ -2172,25 +3279,41 @@
         <w:spacing w:after="100"/>
       </w:pPr>
       <w:r>
-        <w:t>`random_state=42` 고정으로 재현성 확보.</w:t>
+        <w:t>`</w:t>
+      </w:r>
+      <w:proofErr w:type="spellStart"/>
+      <w:r>
+        <w:t>random_state</w:t>
+      </w:r>
+      <w:proofErr w:type="spellEnd"/>
+      <w:r>
+        <w:t>=42` 고정으로 재현성 확보.</w:t>
       </w:r>
     </w:p>
     <w:p>
       <w:pPr>
         <w:pStyle w:val="2"/>
       </w:pPr>
-      <w:bookmarkStart w:id="7" w:name="_Toc232188492"/>
+      <w:bookmarkStart w:id="8" w:name="_Toc232188492"/>
       <w:r>
         <w:t>3.2 인구감소지역 안에도 "양극화"가 있다</w:t>
       </w:r>
-      <w:bookmarkEnd w:id="7"/>
+      <w:bookmarkEnd w:id="8"/>
     </w:p>
     <w:p>
       <w:pPr>
         <w:spacing w:after="100"/>
       </w:pPr>
       <w:r>
-        <w:t>경남 빅데이터 허브플랫폼의 2024년 월별 카드매출과 KOSIS 생활인구를 결합해, 시군별 연간 카드매출을 연평균 생활인구와 12개월로 나눠 "방문 1인당 월 소비액"을 계산했다. 그 결과가 아래 그림 1(a)다. 최저 합천 11,380원, 최고 통영 86,764원 — 7.6배 차이가 난다. 같은 인구감소지역, 심지어 같은 군(郡) 단위인 거창(65,036원)과 합천도 5.7배 차이다.</w:t>
+        <w:t xml:space="preserve">경남 빅데이터 허브플랫폼의 2024년 월별 카드매출과 KOSIS 생활인구를 결합해, </w:t>
+      </w:r>
+      <w:proofErr w:type="spellStart"/>
+      <w:r>
+        <w:t>시군별</w:t>
+      </w:r>
+      <w:proofErr w:type="spellEnd"/>
+      <w:r>
+        <w:t xml:space="preserve"> 연간 카드매출을 연평균 생활인구와 12개월로 나눠 "방문 1인당 월 소비액"을 계산했다. 그 결과가 아래 그림 1(a)다. 최저 합천 11,380원, 최고 통영 86,764원 — 7.6배 차이가 난다. 같은 인구감소지역, 심지어 같은 군(郡) 단위인 거창(65,036원)과 합천도 5.7배 차이다.</w:t>
       </w:r>
     </w:p>
     <w:p>
@@ -2205,18 +3328,34 @@
       <w:pPr>
         <w:pStyle w:val="2"/>
       </w:pPr>
-      <w:bookmarkStart w:id="8" w:name="_Toc232188493"/>
+      <w:bookmarkStart w:id="9" w:name="_Toc232188493"/>
       <w:r>
         <w:t>3.3 방문은 많지만 체류 소비가 약하다</w:t>
       </w:r>
-      <w:bookmarkEnd w:id="8"/>
+      <w:bookmarkEnd w:id="9"/>
     </w:p>
     <w:p>
       <w:pPr>
         <w:spacing w:after="100"/>
       </w:pPr>
       <w:r>
-        <w:t>이번에는 같은 생활인구 데이터를 월별로 펼쳐 1월=100으로 정규화했다. 그 결과가 아래 그림 1(b)다. 산청은 성수기(6~8월) 생활인구가 비수기 대비 72% 늘어 13곳 중 가장 가파르게 치솟는다. 그런데 그림 1(a)에서 산청의 1인당 소비는 월 16,536원으로 13곳 평균(약 4만 원)의 절반에도 못 미치고, 시간대별 카드매출로 보면 야간(18~23시) 매출 비중도 19.2%로 13곳 중 가장 낮다(13곳 평균 23.5%). 즉 "낮에 왔다 그냥 가는" 방문이다 — 방문량 통계만으로는 보이지 않는 현상이다.</w:t>
+        <w:t xml:space="preserve">이번에는 같은 생활인구 데이터를 월별로 펼쳐 1월=100으로 </w:t>
+      </w:r>
+      <w:proofErr w:type="spellStart"/>
+      <w:r>
+        <w:t>정규화했다</w:t>
+      </w:r>
+      <w:proofErr w:type="spellEnd"/>
+      <w:r>
+        <w:t xml:space="preserve">. 그 결과가 아래 그림 1(b)다. 산청은 성수기(6~8월) 생활인구가 비수기 대비 72% 늘어 13곳 중 가장 가파르게 치솟는다. 그런데 그림 1(a)에서 산청의 1인당 소비는 월 16,536원으로 13곳 평균(약 4만 원)의 절반에도 못 미치고, 시간대별 카드매출로 보면 야간(18~23시) 매출 비중도 19.2%로 13곳 중 가장 낮다(13곳 평균 23.5%). 즉 "낮에 왔다 그냥 가는" 방문이다 — </w:t>
+      </w:r>
+      <w:proofErr w:type="spellStart"/>
+      <w:r>
+        <w:t>방문량</w:t>
+      </w:r>
+      <w:proofErr w:type="spellEnd"/>
+      <w:r>
+        <w:t xml:space="preserve"> 통계만으로는 보이지 않는 현상이다.</w:t>
       </w:r>
     </w:p>
     <w:p>
@@ -2240,6 +3379,7 @@
         <w:rPr>
           <w:noProof/>
         </w:rPr>
+        <w:lastRenderedPageBreak/>
         <w:drawing>
           <wp:inline distT="0" distB="0" distL="0" distR="0" wp14:anchorId="385AB7BF" wp14:editId="0B47FA26">
             <wp:extent cx="5043280" cy="2038080"/>
@@ -2284,37 +3424,52 @@
       <w:pPr>
         <w:pStyle w:val="2"/>
       </w:pPr>
-      <w:bookmarkStart w:id="9" w:name="_Toc232188494"/>
-      <w:r>
-        <w:lastRenderedPageBreak/>
+      <w:bookmarkStart w:id="10" w:name="_Toc232188494"/>
+      <w:r>
         <w:t>3.4 측정되지 않는 '소비 전환'</w:t>
       </w:r>
-      <w:bookmarkEnd w:id="9"/>
+      <w:bookmarkEnd w:id="10"/>
     </w:p>
     <w:p>
       <w:pPr>
         <w:spacing w:after="100"/>
       </w:pPr>
       <w:r>
-        <w:t>두 정보는 같은 곳을 가리킨다. 방문(생활인구)의 크기와 소비(카드매출)의 크기가 비례하지 않으며, 그 간극의 크기와 원인이 지역마다 다르다. 그러나 기존 통계와 분석 자료 어디에도 "방문이 소비로 전환되는 정도"를 직접 재는 지표는 없었다. 이 공백을 메우는 것이 다음 장의 과제다.</w:t>
+        <w:t>두 정보는 같은 곳을 가리킨다. 방문(생활인구)의 크기와 소비(카드매출)의 크기가 비례하지 않으며, 그 간극의 크기와 원인이 지역마다 다르다. 그러나 기존 통계와 분석 자료 어디에도 "방문이 소비로 전환되는 정도"</w:t>
+      </w:r>
+      <w:proofErr w:type="spellStart"/>
+      <w:r>
+        <w:t>를</w:t>
+      </w:r>
+      <w:proofErr w:type="spellEnd"/>
+      <w:r>
+        <w:t xml:space="preserve"> 직접 재는 지표는 없었다. 이 공백을 메우는 것이 다음 장의 과제다.</w:t>
       </w:r>
     </w:p>
     <w:p>
       <w:pPr>
         <w:pStyle w:val="1"/>
       </w:pPr>
-      <w:bookmarkStart w:id="10" w:name="_Toc232188495"/>
+      <w:bookmarkStart w:id="11" w:name="_Toc232188495"/>
       <w:r>
         <w:t>4. 이음(E-um)의 설계</w:t>
       </w:r>
-      <w:bookmarkEnd w:id="10"/>
+      <w:bookmarkEnd w:id="11"/>
     </w:p>
     <w:p>
       <w:pPr>
         <w:spacing w:after="100"/>
       </w:pPr>
       <w:r>
-        <w:t xml:space="preserve">3장의 정보를 하나의 지수로 정량화하기 위해, 우리는 </w:t>
+        <w:t xml:space="preserve">3장의 정보를 하나의 지수로 </w:t>
+      </w:r>
+      <w:proofErr w:type="spellStart"/>
+      <w:r>
+        <w:t>정량화하기</w:t>
+      </w:r>
+      <w:proofErr w:type="spellEnd"/>
+      <w:r>
+        <w:t xml:space="preserve"> 위해, 우리는 </w:t>
       </w:r>
       <w:r>
         <w:rPr>
@@ -2343,7 +3498,23 @@
         <w:t xml:space="preserve"> </w:t>
       </w:r>
       <w:r>
-        <w:t xml:space="preserve">‘생활인구가 지역 소비로 전환되는 정도’를 정량화하는 분석 모델 </w:t>
+        <w:t>‘생활인구가 지역 소비로 전환되는 정도’</w:t>
+      </w:r>
+      <w:proofErr w:type="spellStart"/>
+      <w:r>
+        <w:t>를</w:t>
+      </w:r>
+      <w:proofErr w:type="spellEnd"/>
+      <w:r>
+        <w:t xml:space="preserve"> </w:t>
+      </w:r>
+      <w:proofErr w:type="spellStart"/>
+      <w:r>
+        <w:t>정량화하는</w:t>
+      </w:r>
+      <w:proofErr w:type="spellEnd"/>
+      <w:r>
+        <w:t xml:space="preserve"> 분석 모델 </w:t>
       </w:r>
       <w:r>
         <w:rPr>
@@ -2382,6 +3553,8 @@
       </w:r>
       <w:r>
         <w:t xml:space="preserve">E-um은 13개 지역을 </w:t>
+      </w:r>
+      <w:r>
         <w:br/>
         <w:t xml:space="preserve">통계적으로 </w:t>
       </w:r>
@@ -2571,8 +3744,19 @@
                 <w:sz w:val="15"/>
                 <w:szCs w:val="15"/>
               </w:rPr>
-              <w:t>이음(MI)의 차별점</w:t>
-            </w:r>
+              <w:t xml:space="preserve">이음(MI)의 </w:t>
+            </w:r>
+            <w:proofErr w:type="spellStart"/>
+            <w:r>
+              <w:rPr>
+                <w:b/>
+                <w:bCs/>
+                <w:sz w:val="15"/>
+                <w:szCs w:val="15"/>
+              </w:rPr>
+              <w:t>차별점</w:t>
+            </w:r>
+            <w:proofErr w:type="spellEnd"/>
           </w:p>
         </w:tc>
       </w:tr>
@@ -2636,27 +3820,36 @@
                 <w:sz w:val="15"/>
                 <w:szCs w:val="15"/>
               </w:rPr>
-              <w:t>유동인구를 매출의 투입으로만 봄 — 소비 전환 효율은 미측정</w:t>
-            </w:r>
-          </w:p>
-        </w:tc>
-        <w:tc>
-          <w:tcPr>
-            <w:tcW w:w="2375" w:type="dxa"/>
-            <w:tcBorders>
-              <w:top w:val="single" w:sz="2" w:space="0" w:color="BBBBBB"/>
-              <w:left w:val="single" w:sz="2" w:space="0" w:color="BBBBBB"/>
-              <w:bottom w:val="single" w:sz="2" w:space="0" w:color="BBBBBB"/>
-              <w:right w:val="single" w:sz="2" w:space="0" w:color="BBBBBB"/>
-            </w:tcBorders>
-            <w:vAlign w:val="center"/>
-          </w:tcPr>
-          <w:p>
+              <w:t xml:space="preserve">유동인구를 매출의 투입으로만 봄 — 소비 전환 효율은 </w:t>
+            </w:r>
+            <w:proofErr w:type="spellStart"/>
             <w:r>
               <w:rPr>
                 <w:sz w:val="15"/>
                 <w:szCs w:val="15"/>
               </w:rPr>
+              <w:t>미측정</w:t>
+            </w:r>
+            <w:proofErr w:type="spellEnd"/>
+          </w:p>
+        </w:tc>
+        <w:tc>
+          <w:tcPr>
+            <w:tcW w:w="2375" w:type="dxa"/>
+            <w:tcBorders>
+              <w:top w:val="single" w:sz="2" w:space="0" w:color="BBBBBB"/>
+              <w:left w:val="single" w:sz="2" w:space="0" w:color="BBBBBB"/>
+              <w:bottom w:val="single" w:sz="2" w:space="0" w:color="BBBBBB"/>
+              <w:right w:val="single" w:sz="2" w:space="0" w:color="BBBBBB"/>
+            </w:tcBorders>
+            <w:vAlign w:val="center"/>
+          </w:tcPr>
+          <w:p>
+            <w:r>
+              <w:rPr>
+                <w:sz w:val="15"/>
+                <w:szCs w:val="15"/>
+              </w:rPr>
               <w:t>생활인구 대비 소비전환을 MI로 직접 정량화</w:t>
             </w:r>
           </w:p>
@@ -2808,29 +4001,54 @@
                 <w:sz w:val="15"/>
                 <w:szCs w:val="15"/>
               </w:rPr>
-              <w:t>관계 규명에 그침 — 시군별 분석지수·개선 부재</w:t>
-            </w:r>
-          </w:p>
-        </w:tc>
-        <w:tc>
-          <w:tcPr>
-            <w:tcW w:w="2375" w:type="dxa"/>
-            <w:tcBorders>
-              <w:top w:val="single" w:sz="2" w:space="0" w:color="BBBBBB"/>
-              <w:left w:val="single" w:sz="2" w:space="0" w:color="BBBBBB"/>
-              <w:bottom w:val="single" w:sz="2" w:space="0" w:color="BBBBBB"/>
-              <w:right w:val="single" w:sz="2" w:space="0" w:color="BBBBBB"/>
-            </w:tcBorders>
-            <w:vAlign w:val="center"/>
-          </w:tcPr>
-          <w:p>
+              <w:t xml:space="preserve">관계 규명에 그침 — </w:t>
+            </w:r>
+            <w:proofErr w:type="spellStart"/>
             <w:r>
               <w:rPr>
                 <w:sz w:val="15"/>
                 <w:szCs w:val="15"/>
               </w:rPr>
-              <w:t>MI·CPC로 지수화 + Detect·Simulate</w:t>
-            </w:r>
+              <w:t>시군별</w:t>
+            </w:r>
+            <w:proofErr w:type="spellEnd"/>
+            <w:r>
+              <w:rPr>
+                <w:sz w:val="15"/>
+                <w:szCs w:val="15"/>
+              </w:rPr>
+              <w:t xml:space="preserve"> 분석지수·개선 부재</w:t>
+            </w:r>
+          </w:p>
+        </w:tc>
+        <w:tc>
+          <w:tcPr>
+            <w:tcW w:w="2375" w:type="dxa"/>
+            <w:tcBorders>
+              <w:top w:val="single" w:sz="2" w:space="0" w:color="BBBBBB"/>
+              <w:left w:val="single" w:sz="2" w:space="0" w:color="BBBBBB"/>
+              <w:bottom w:val="single" w:sz="2" w:space="0" w:color="BBBBBB"/>
+              <w:right w:val="single" w:sz="2" w:space="0" w:color="BBBBBB"/>
+            </w:tcBorders>
+            <w:vAlign w:val="center"/>
+          </w:tcPr>
+          <w:p>
+            <w:r>
+              <w:rPr>
+                <w:sz w:val="15"/>
+                <w:szCs w:val="15"/>
+              </w:rPr>
+              <w:t xml:space="preserve">MI·CPC로 지수화 + </w:t>
+            </w:r>
+            <w:proofErr w:type="spellStart"/>
+            <w:r>
+              <w:rPr>
+                <w:sz w:val="15"/>
+                <w:szCs w:val="15"/>
+              </w:rPr>
+              <w:t>Detect·Simulate</w:t>
+            </w:r>
+            <w:proofErr w:type="spellEnd"/>
           </w:p>
         </w:tc>
       </w:tr>
@@ -3011,11 +4229,17 @@
       <w:pPr>
         <w:pStyle w:val="2"/>
       </w:pPr>
-      <w:bookmarkStart w:id="11" w:name="_Toc232188496"/>
-      <w:r>
+      <w:bookmarkStart w:id="12" w:name="_Toc232188496"/>
+    </w:p>
+    <w:p>
+      <w:pPr>
+        <w:pStyle w:val="2"/>
+      </w:pPr>
+      <w:r>
+        <w:lastRenderedPageBreak/>
         <w:t>4.1 MI를 만든 이유</w:t>
       </w:r>
-      <w:bookmarkEnd w:id="11"/>
+      <w:bookmarkEnd w:id="12"/>
     </w:p>
     <w:p>
       <w:pPr>
@@ -3030,11 +4254,43 @@
         <w:t>MI·CPC (생활인구 대비 소비):</w:t>
       </w:r>
       <w:r>
-        <w:t xml:space="preserve"> 생활인구는 통근·통학·관광 등 실제 체류 흐름의 합계로, 「인구감소지역 지원 특별법」(2022) 이후 정주인구를 보완하는 공식 지표로 산정된다. 통계청 「인구감소지역과 생활밀접업종 관계 분석」은 생활인구가 지역 소비(생활밀접업종 매출)와 체계적으로 연동됨을 보였다.</w:t>
+        <w:t xml:space="preserve"> 생활인구는 통근·통학·관광 등 실제 체류 흐름의 합계로, 「인구감소지역 지원 특별법」(2022) 이후 정주인구를 보완하는 공식 지표로 산정된다. 통계청 「인구감소지역과 생활밀접업종 관계 </w:t>
+      </w:r>
+      <w:proofErr w:type="spellStart"/>
+      <w:r>
+        <w:t>분석」은</w:t>
+      </w:r>
+      <w:proofErr w:type="spellEnd"/>
+      <w:r>
+        <w:t xml:space="preserve"> 생활인구가 지역 소비(생활밀접업종 매출)와 체계적으로 연동됨을 보였다.</w:t>
+      </w:r>
+      <w:r>
         <w:br/>
-      </w:r>
-      <w:r>
-        <w:t xml:space="preserve"> 본 연구의 MI·CPC는 ‘이 연동이 지역별로 얼마나 약한가’를 로그 비율로 정량화한 것으로, 분모를 정주인구가 아닌 생활인구로 둔 점이 핵심 차별점이다.</w:t>
+        <w:t xml:space="preserve"> 본 연구의 MI·CPC는 ‘이 연동이 지역별로 얼마나 </w:t>
+      </w:r>
+      <w:proofErr w:type="spellStart"/>
+      <w:r>
+        <w:t>약한가</w:t>
+      </w:r>
+      <w:proofErr w:type="spellEnd"/>
+      <w:r>
+        <w:t>’</w:t>
+      </w:r>
+      <w:proofErr w:type="spellStart"/>
+      <w:r>
+        <w:t>를</w:t>
+      </w:r>
+      <w:proofErr w:type="spellEnd"/>
+      <w:r>
+        <w:t xml:space="preserve"> 로그 비율로 </w:t>
+      </w:r>
+      <w:proofErr w:type="spellStart"/>
+      <w:r>
+        <w:t>정량화한</w:t>
+      </w:r>
+      <w:proofErr w:type="spellEnd"/>
+      <w:r>
+        <w:t xml:space="preserve"> 것으로, 분모를 정주인구가 아닌 생활인구로 둔 점이 핵심 차별점이다.</w:t>
       </w:r>
     </w:p>
     <w:p>
@@ -3051,6 +4307,7 @@
       <w:r>
         <w:t xml:space="preserve"> MI = ln( 연간매출 ÷ 연평균 생활인구 ) − 13곳 평균. 자연로그(ln)이며 ‘13곳 평균’은 ln 값의 평균이다. 로그의 빼기는 비율의 나누기와 같으므로, 지수를 되씌우면 MI는 배율로 읽힌다 — </w:t>
       </w:r>
+      <w:proofErr w:type="spellStart"/>
       <w:r>
         <w:rPr>
           <w:b/>
@@ -3066,6 +4323,7 @@
         </w:rPr>
         <w:t>MI</w:t>
       </w:r>
+      <w:proofErr w:type="spellEnd"/>
       <w:r>
         <w:rPr>
           <w:b/>
@@ -3074,7 +4332,7 @@
         <w:t xml:space="preserve"> = 그 지역의 방문 1인당 소비 ÷ 13곳의 평균적 수준(기하평균, 월 약 3.1만 원)</w:t>
       </w:r>
       <w:r>
-        <w:t xml:space="preserve">. 예시(합천): 방문 1인당 월 소비 11,380원 → ln(11,380 ÷ 31,400) ≈ −1.016으로 5.2 표의 MI와 일치한다. 환산하면 e</w:t>
+        <w:t>. 예시(합천): 방문 1인당 월 소비 11,380원 → ln(11,380 ÷ 31,400) ≈ −1.016으로 5.2 표의 MI와 일치한다. 환산하면 e</w:t>
       </w:r>
       <w:r>
         <w:rPr>
@@ -3092,7 +4350,15 @@
         <w:ind w:firstLineChars="50" w:firstLine="100"/>
       </w:pPr>
       <w:r>
-        <w:t>이 설계는 공공 통계로 뒷받침된다. 통계청 「인구감소지역 생활인구 산정 결과」(2024)에 따르면 89개 인구감소지역의 생활인구는 등록인구의 약 4배로, 정주인구 기준 소비 분석은 실제 체류 흐름을 크게 과소평가한다. 또한 개인소비 빅데이터(신한카드)와 한국은행·통계청·국민여행조사를 융합해 시군구별 1인당 소비액을 추정하고 정주인구 감소분 소비를 관광으로 대체하는 접근이 이미 공공 분석에서 활용된 바 있어, MI·CPC(생활인구 대비 소비)는 이 정립된 방법을 단일 분석지수로 조작화</w:t>
+        <w:t xml:space="preserve">이 설계는 공공 통계로 뒷받침된다. 통계청 「인구감소지역 생활인구 산정 결과」(2024)에 따르면 89개 인구감소지역의 생활인구는 등록인구의 약 4배로, 정주인구 기준 소비 분석은 실제 체류 흐름을 크게 과소평가한다. 또한 개인소비 빅데이터(신한카드)와 한국은행·통계청·국민여행조사를 융합해 </w:t>
+      </w:r>
+      <w:proofErr w:type="spellStart"/>
+      <w:r>
+        <w:t>시군구별</w:t>
+      </w:r>
+      <w:proofErr w:type="spellEnd"/>
+      <w:r>
+        <w:t xml:space="preserve"> 1인당 소비액을 추정하고 정주인구 감소분 소비를 관광으로 대체하는 접근이 이미 공공 분석에서 활용된 바 있어, MI·CPC(생활인구 대비 소비)는 이 정립된 방법을 단일 분석지수로 조작화</w:t>
       </w:r>
       <w:r>
         <w:rPr>
@@ -3108,11 +4374,11 @@
       <w:pPr>
         <w:pStyle w:val="2"/>
       </w:pPr>
-      <w:bookmarkStart w:id="92" w:name="_Toc232188602"/>
+      <w:bookmarkStart w:id="13" w:name="_Toc232188602"/>
       <w:r>
         <w:t>4.2 지표 체계</w:t>
       </w:r>
-      <w:bookmarkEnd w:id="92"/>
+      <w:bookmarkEnd w:id="13"/>
     </w:p>
     <w:p>
       <w:pPr>
@@ -3525,6 +4791,7 @@
             <w:vAlign w:val="center"/>
           </w:tcPr>
           <w:p>
+            <w:proofErr w:type="spellStart"/>
             <w:r>
               <w:rPr>
                 <w:b/>
@@ -3532,7 +4799,17 @@
                 <w:sz w:val="16"/>
                 <w:szCs w:val="16"/>
               </w:rPr>
-              <w:t>경남권 소비자 비중</w:t>
+              <w:t>경남권</w:t>
+            </w:r>
+            <w:proofErr w:type="spellEnd"/>
+            <w:r>
+              <w:rPr>
+                <w:b/>
+                <w:bCs/>
+                <w:sz w:val="16"/>
+                <w:szCs w:val="16"/>
+              </w:rPr>
+              <w:t xml:space="preserve"> 소비자 비중</w:t>
             </w:r>
             <w:r>
               <w:rPr>
@@ -3562,7 +4839,6 @@
                 <w:sz w:val="16"/>
                 <w:szCs w:val="16"/>
               </w:rPr>
-              <w:lastRenderedPageBreak/>
               <w:t>CDI (Consumption Diversity Index)</w:t>
             </w:r>
           </w:p>
@@ -3879,11 +5155,9 @@
     <w:p>
       <w:pPr>
         <w:spacing w:after="80"/>
-      </w:pPr>
-    </w:p>
-    <w:p>
-      <w:pPr>
-        <w:spacing w:after="80"/>
+        <w:rPr>
+          <w:rFonts w:hint="eastAsia"/>
+        </w:rPr>
       </w:pPr>
     </w:p>
     <w:p>
@@ -3921,7 +5195,6 @@
         <w:t>해석 주의(LRR):</w:t>
       </w:r>
       <w:r>
-        <w:rPr/>
         <w:t xml:space="preserve"> 낮은 LRR은 "자금 유출/출혈"이 </w:t>
       </w:r>
       <w:r>
@@ -3932,7 +5205,6 @@
         <w:t>아니라</w:t>
       </w:r>
       <w:r>
-        <w:rPr/>
         <w:t xml:space="preserve"> 해당 지역 매출 중 경남 외 소비자 비중이 높다는 의미, 즉 </w:t>
       </w:r>
       <w:r>
@@ -3943,7 +5215,6 @@
         <w:t>외부유입 소비 의존</w:t>
       </w:r>
       <w:r>
-        <w:rPr/>
         <w:t xml:space="preserve"> 특성이다.</w:t>
       </w:r>
     </w:p>
@@ -4002,21 +5273,21 @@
       <w:pPr>
         <w:pStyle w:val="1"/>
       </w:pPr>
-      <w:bookmarkStart w:id="12" w:name="_Toc232188497"/>
+      <w:bookmarkStart w:id="14" w:name="_Toc232188497"/>
       <w:r>
         <w:t>5. 분석 결과</w:t>
       </w:r>
-      <w:bookmarkEnd w:id="12"/>
+      <w:bookmarkEnd w:id="14"/>
     </w:p>
     <w:p>
       <w:pPr>
         <w:pStyle w:val="2"/>
       </w:pPr>
-      <w:bookmarkStart w:id="13" w:name="_Toc232188498"/>
+      <w:bookmarkStart w:id="15" w:name="_Toc232188498"/>
       <w:r>
         <w:t>5.1 유형화</w:t>
       </w:r>
-      <w:bookmarkEnd w:id="13"/>
+      <w:bookmarkEnd w:id="15"/>
     </w:p>
     <w:p>
       <w:pPr>
@@ -4024,7 +5295,23 @@
         <w:ind w:firstLineChars="50" w:firstLine="100"/>
       </w:pPr>
       <w:r>
-        <w:t xml:space="preserve">유형화는 9개 지표 중 7개(MI·CPC·LRR·CDI·NAR·AGI·TREND)를 표준화한 뒤 K-means(군집 수 k=2~7 탐색 후 4 채택, random_state=42)로 군집화한 탐색적 분류다. 그 결과 13개 시군은 네 유형으로 나뉜다 — ① </w:t>
+        <w:t xml:space="preserve">유형화는 9개 지표 중 7개(MI·CPC·LRR·CDI·NAR·AGI·TREND)를 표준화한 뒤 K-means(군집 수 k=2~7 탐색 후 4 채택, </w:t>
+      </w:r>
+      <w:proofErr w:type="spellStart"/>
+      <w:r>
+        <w:t>random_state</w:t>
+      </w:r>
+      <w:proofErr w:type="spellEnd"/>
+      <w:r>
+        <w:t xml:space="preserve">=42)로 </w:t>
+      </w:r>
+      <w:proofErr w:type="spellStart"/>
+      <w:r>
+        <w:t>군집화한</w:t>
+      </w:r>
+      <w:proofErr w:type="spellEnd"/>
+      <w:r>
+        <w:t xml:space="preserve"> 탐색적 분류다. 그 결과 13개 시군은 네 유형으로 나뉜다 — ① </w:t>
       </w:r>
       <w:r>
         <w:rPr>
@@ -4072,7 +5359,15 @@
         <w:spacing w:after="100"/>
       </w:pPr>
       <w:r>
-        <w:t>유형별 차이를 두 방식으로 확인했다. 4개 핵심지표(MI·LRR·CPC·STI)를 시군별 막대로 비교한 결과가 아래 그림 2다(막대 색 = 침체유형) — MI·CPC가 낮은 지역일수록 소비전환이 취약하다. 이어 군집에 사용한 7개 지표를 PCA로 2차원에 축약한 결과가 그림 3으로, 네 군집이 겹치지 않아 유형 구분이 유효함을 보여준다.</w:t>
+        <w:t xml:space="preserve">유형별 차이를 두 방식으로 확인했다. 4개 핵심지표(MI·LRR·CPC·STI)를 </w:t>
+      </w:r>
+      <w:proofErr w:type="spellStart"/>
+      <w:r>
+        <w:t>시군별</w:t>
+      </w:r>
+      <w:proofErr w:type="spellEnd"/>
+      <w:r>
+        <w:t xml:space="preserve"> 막대로 비교한 결과가 아래 그림 2다(막대 색 = 침체유형) — MI·CPC가 낮은 지역일수록 소비전환이 취약하다. 이어 군집에 사용한 7개 지표를 PCA로 2차원에 축약한 결과가 그림 3으로, 네 군집이 겹치지 않아 유형 구분이 유효함을 보여준다.</w:t>
       </w:r>
     </w:p>
     <w:p>
@@ -4087,7 +5382,6 @@
         <w:t>그림 2. 유형별 지표 비교</w:t>
       </w:r>
       <w:r>
-        <w:rPr/>
         <w:t xml:space="preserve"> / </w:t>
       </w:r>
       <w:r>
@@ -4107,6 +5401,7 @@
         <w:rPr>
           <w:noProof/>
         </w:rPr>
+        <w:lastRenderedPageBreak/>
         <w:drawing>
           <wp:inline distT="0" distB="0" distL="0" distR="0" wp14:anchorId="50445B64" wp14:editId="6972EED5">
             <wp:extent cx="3989832" cy="2771508"/>
@@ -4200,11 +5495,11 @@
       <w:pPr>
         <w:pStyle w:val="2"/>
       </w:pPr>
-      <w:bookmarkStart w:id="14" w:name="_Toc232188499"/>
+      <w:bookmarkStart w:id="16" w:name="_Toc232188499"/>
       <w:r>
         <w:t>5.2 13개 지역 핵심 지표</w:t>
       </w:r>
-      <w:bookmarkEnd w:id="14"/>
+      <w:bookmarkEnd w:id="16"/>
     </w:p>
     <w:p>
       <w:pPr>
@@ -4260,7 +5555,6 @@
                 <w:sz w:val="16"/>
                 <w:szCs w:val="16"/>
               </w:rPr>
-              <w:lastRenderedPageBreak/>
               <w:t>지역</w:t>
             </w:r>
           </w:p>
@@ -5333,6 +6627,7 @@
                 <w:sz w:val="16"/>
                 <w:szCs w:val="16"/>
               </w:rPr>
+              <w:lastRenderedPageBreak/>
               <w:t>산청군</w:t>
             </w:r>
           </w:p>
@@ -6699,7 +7994,6 @@
         <w:t>위험점수 산식:</w:t>
       </w:r>
       <w:r>
-        <w:rPr/>
         <w:t xml:space="preserve"> 위험점수 = 0.40·MI′ + 0.25·CPC′ + 0.20·LRR′ + 0.15·TREND′ (각 지표를 13개 지역 min-max 정규화하고, 낮을수록 위험인 지표는 부호 반전).</w:t>
       </w:r>
     </w:p>
@@ -6708,7 +8002,23 @@
         <w:spacing w:after="100"/>
       </w:pPr>
       <w:r>
-        <w:t>이 지표들로 13곳을 보면 — 핵심 두 축인 MI(소비 전환)와 LRR(경남권 소비자 비중) 평면에 각 시군을 놓은 결과가 아래 그림 4다. 좌하단(둘 다 낮음)에 외지방문 의존형(하동·함양), 우상단에 소비 안정형(통영·사천)이 자리하며, 원 크기는 생활인구 규모다.</w:t>
+        <w:t>이 지표들로 13곳을 보면 — 핵심 두 축인 MI(소비 전환)와 LRR(</w:t>
+      </w:r>
+      <w:proofErr w:type="spellStart"/>
+      <w:r>
+        <w:t>경남권</w:t>
+      </w:r>
+      <w:proofErr w:type="spellEnd"/>
+      <w:r>
+        <w:t xml:space="preserve"> 소비자 비중) 평면에 각 시군을 놓은 결과가 아래 그림 4다. </w:t>
+      </w:r>
+      <w:proofErr w:type="spellStart"/>
+      <w:r>
+        <w:t>좌하단</w:t>
+      </w:r>
+      <w:proofErr w:type="spellEnd"/>
+      <w:r>
+        <w:t>(둘 다 낮음)에 외지방문 의존형(하동·함양), 우상단에 소비 안정형(통영·사천)이 자리하며, 원 크기는 생활인구 규모다.</w:t>
       </w:r>
     </w:p>
     <w:p>
@@ -6732,7 +8042,6 @@
         <w:rPr>
           <w:noProof/>
         </w:rPr>
-        <w:lastRenderedPageBreak/>
         <w:drawing>
           <wp:inline distT="0" distB="0" distL="0" distR="0" wp14:anchorId="15133B90" wp14:editId="1DE0B31F">
             <wp:extent cx="3989832" cy="2999498"/>
@@ -6777,13 +8086,13 @@
       <w:pPr>
         <w:pStyle w:val="2"/>
       </w:pPr>
-      <w:bookmarkStart w:id="15" w:name="_Toc231757044"/>
-      <w:bookmarkStart w:id="16" w:name="_Toc232188500"/>
+      <w:bookmarkStart w:id="17" w:name="_Toc231757044"/>
+      <w:bookmarkStart w:id="18" w:name="_Toc232188500"/>
       <w:r>
         <w:t>5.3 공간 분포</w:t>
       </w:r>
-      <w:bookmarkEnd w:id="15"/>
-      <w:bookmarkEnd w:id="16"/>
+      <w:bookmarkEnd w:id="17"/>
+      <w:bookmarkEnd w:id="18"/>
     </w:p>
     <w:p>
       <w:pPr>
@@ -6791,7 +8100,15 @@
         <w:ind w:firstLineChars="50" w:firstLine="100"/>
       </w:pPr>
       <w:r>
-        <w:t>13개 지역의 분석 결과를 경남 행정경계(통계청 시군구 경계) 위에 투영하면, 침체가</w:t>
+        <w:t xml:space="preserve">13개 지역의 분석 결과를 경남 행정경계(통계청 </w:t>
+      </w:r>
+      <w:proofErr w:type="spellStart"/>
+      <w:r>
+        <w:t>시군구</w:t>
+      </w:r>
+      <w:proofErr w:type="spellEnd"/>
+      <w:r>
+        <w:t xml:space="preserve"> 경계) 위에 투영하면, 침체가</w:t>
       </w:r>
       <w:r>
         <w:rPr>
@@ -6855,10 +8172,10 @@
           <w:b/>
           <w:bCs/>
         </w:rPr>
+        <w:lastRenderedPageBreak/>
         <w:t>그림 5. 침체유형 지도</w:t>
       </w:r>
       <w:r>
-        <w:rPr/>
         <w:t xml:space="preserve"> / </w:t>
       </w:r>
       <w:r>
@@ -6878,7 +8195,6 @@
         <w:rPr>
           <w:noProof/>
         </w:rPr>
-        <w:lastRenderedPageBreak/>
         <w:drawing>
           <wp:inline distT="0" distB="0" distL="0" distR="0" wp14:anchorId="63543C86" wp14:editId="534216AA">
             <wp:extent cx="3546080" cy="3764661"/>
@@ -6972,14 +8288,13 @@
       <w:pPr>
         <w:pStyle w:val="2"/>
       </w:pPr>
-      <w:bookmarkStart w:id="17" w:name="_Toc231757045"/>
-      <w:bookmarkStart w:id="18" w:name="_Toc232188501"/>
-      <w:r>
-        <w:lastRenderedPageBreak/>
+      <w:bookmarkStart w:id="19" w:name="_Toc231757045"/>
+      <w:bookmarkStart w:id="20" w:name="_Toc232188501"/>
+      <w:r>
         <w:t>5.4 위험점수 구성 요인 분석</w:t>
       </w:r>
-      <w:bookmarkEnd w:id="17"/>
-      <w:bookmarkEnd w:id="18"/>
+      <w:bookmarkEnd w:id="19"/>
+      <w:bookmarkEnd w:id="20"/>
     </w:p>
     <w:p>
       <w:pPr>
@@ -7020,7 +8335,15 @@
         <w:t>첫 번째 층위는 위험점수의 정확 분해다.</w:t>
       </w:r>
       <w:r>
-        <w:t xml:space="preserve"> 위험점수는 4개 지표의 가중합이므로, 각 시군의</w:t>
+        <w:t xml:space="preserve"> 위험점수는 4개 지표의 </w:t>
+      </w:r>
+      <w:proofErr w:type="spellStart"/>
+      <w:r>
+        <w:t>가중합이므로</w:t>
+      </w:r>
+      <w:proofErr w:type="spellEnd"/>
+      <w:r>
+        <w:t>, 각 시군의</w:t>
       </w:r>
       <w:r>
         <w:rPr>
@@ -7029,7 +8352,11 @@
         <w:t xml:space="preserve"> </w:t>
       </w:r>
       <w:r>
-        <w:t>점수를 MI·CPC·LRR·TREND 기여항으로 정확히 나눌 수 있다(재현 오차 0). 그 결과</w:t>
+        <w:t xml:space="preserve">점수를 </w:t>
+      </w:r>
+      <w:r>
+        <w:lastRenderedPageBreak/>
+        <w:t>MI·CPC·LRR·TREND 기여항으로 정확히 나눌 수 있다(재현 오차 0). 그 결과</w:t>
       </w:r>
       <w:r>
         <w:rPr>
@@ -7062,15 +8389,36 @@
         <w:spacing w:after="100"/>
       </w:pPr>
       <w:r>
-        <w:t>반면 소비 안정군(밀양·거창)은 1인당 소비(MI·CPC) 자체가 높아 잔여 위험이 낮고, 통영은 그중 TREND가 상대적으로 주축이다.</w:t>
+        <w:t xml:space="preserve">반면 소비 </w:t>
+      </w:r>
+      <w:proofErr w:type="spellStart"/>
+      <w:r>
+        <w:t>안정군</w:t>
+      </w:r>
+      <w:proofErr w:type="spellEnd"/>
+      <w:r>
+        <w:t>(밀양·거창)은 1인당 소비(MI·CPC) 자체가 높아 잔여 위험이 낮고, 통영은 그중 TREND가 상대적으로 주축이다.</w:t>
       </w:r>
     </w:p>
     <w:p>
       <w:pPr>
         <w:spacing w:after="100"/>
       </w:pPr>
-      <w:r>
-        <w:t>시군별 분해 결과가 아래 그림 7이다 — 위험 상위 전 지역에서 MI(진빨강)가 최대 기여임이 그대로 보인다.</w:t>
+      <w:proofErr w:type="spellStart"/>
+      <w:r>
+        <w:t>시군별</w:t>
+      </w:r>
+      <w:proofErr w:type="spellEnd"/>
+      <w:r>
+        <w:t xml:space="preserve"> 분해 결과가 아래 그림 7이다 — 위험 상위 전 지역에서 MI(</w:t>
+      </w:r>
+      <w:proofErr w:type="spellStart"/>
+      <w:r>
+        <w:t>진빨강</w:t>
+      </w:r>
+      <w:proofErr w:type="spellEnd"/>
+      <w:r>
+        <w:t>)가 최대 기여임이 그대로 보인다.</w:t>
       </w:r>
     </w:p>
     <w:p>
@@ -7143,116 +8491,173 @@
           <w:b/>
           <w:bCs/>
         </w:rPr>
-        <w:t>두 번째 층위는 MI의 구조적 동인 탐색(RandomForest + SHAP)이다.</w:t>
-      </w:r>
-      <w:r>
-        <w:t xml:space="preserve"> 그렇다면 ‘소비전환 실패 자체는</w:t>
-      </w:r>
-      <w:r>
-        <w:rPr>
-          <w:rFonts w:hint="eastAsia"/>
-        </w:rPr>
-        <w:t xml:space="preserve"> </w:t>
-      </w:r>
-      <w:r>
-        <w:t>무엇과 연관되는가?’ MI를 종속변수로, 산식에 포함되지 않은 구조지표</w:t>
-      </w:r>
-      <w:r>
-        <w:rPr>
-          <w:rFonts w:hint="eastAsia"/>
-        </w:rPr>
-        <w:t xml:space="preserve"> </w:t>
-      </w:r>
-      <w:r>
-        <w:t>(LRR·CDI·NAR·AGI·YR·STI·TREND)를 독립변수로 RandomForest 회귀를 적합하고 SHAP으로</w:t>
-      </w:r>
-      <w:r>
-        <w:rPr>
-          <w:rFonts w:hint="eastAsia"/>
-        </w:rPr>
-        <w:t xml:space="preserve"> </w:t>
-      </w:r>
-      <w:r>
-        <w:t xml:space="preserve">기여도를 분해했다. 전역 기여도는 </w:t>
-      </w:r>
+        <w:t>두 번째 층위는 MI의 구조적 동인 탐색(</w:t>
+      </w:r>
+      <w:proofErr w:type="spellStart"/>
       <w:r>
         <w:rPr>
           <w:b/>
           <w:bCs/>
         </w:rPr>
-        <w:t>TREND(매출 감소세) &gt; CDI(업종 집중) &gt; NAR(야간 약함)</w:t>
-      </w:r>
-      <w:r>
-        <w:rPr>
-          <w:rFonts w:hint="eastAsia"/>
-        </w:rPr>
-        <w:t xml:space="preserve"> </w:t>
-      </w:r>
-      <w:r>
-        <w:t>순으로, 생활인구 대비 카드소비 부족은 ‘추세 악화·업종 편중·야간 상권 부재’와 가장 강하게 결부됨을</w:t>
-      </w:r>
-      <w:r>
-        <w:rPr>
-          <w:rFonts w:hint="eastAsia"/>
-        </w:rPr>
-        <w:t xml:space="preserve"> </w:t>
-      </w:r>
-      <w:r>
-        <w:t>시사한다. 시군별로 보면 합천·남해·의령은 TREND(감소세), 하동은 NAR(야간 약함),</w:t>
-      </w:r>
-      <w:r>
-        <w:rPr>
-          <w:rFonts w:hint="eastAsia"/>
-        </w:rPr>
-        <w:t xml:space="preserve"> </w:t>
-      </w:r>
-      <w:r>
-        <w:t xml:space="preserve">함양·산청은 CDI(업종 집중)가 MI를 끌어내리는 1순위 동인으로 분리되어, </w:t>
-        <w:br/>
-      </w:r>
+        <w:t>RandomForest</w:t>
+      </w:r>
+      <w:proofErr w:type="spellEnd"/>
       <w:r>
         <w:rPr>
           <w:b/>
           <w:bCs/>
         </w:rPr>
-        <w:t>유형 내에서도</w:t>
+        <w:t xml:space="preserve"> + SHAP)이다.</w:t>
+      </w:r>
+      <w:r>
+        <w:t xml:space="preserve"> 그렇다면 ‘소비전환 실패 자체는</w:t>
       </w:r>
       <w:r>
         <w:rPr>
           <w:rFonts w:hint="eastAsia"/>
         </w:rPr>
         <w:t xml:space="preserve"> </w:t>
+      </w:r>
+      <w:r>
+        <w:t>무엇과 연관되는가?’ MI를 종속변수로, 산식에 포함되지 않은 구조지표</w:t>
+      </w:r>
+      <w:r>
+        <w:rPr>
+          <w:rFonts w:hint="eastAsia"/>
+        </w:rPr>
+        <w:t xml:space="preserve"> </w:t>
+      </w:r>
+      <w:r>
+        <w:t xml:space="preserve">(LRR·CDI·NAR·AGI·YR·STI·TREND)를 독립변수로 </w:t>
+      </w:r>
+      <w:proofErr w:type="spellStart"/>
+      <w:r>
+        <w:t>RandomForest</w:t>
+      </w:r>
+      <w:proofErr w:type="spellEnd"/>
+      <w:r>
+        <w:t xml:space="preserve"> 회귀를 적합하고 SHAP으로</w:t>
+      </w:r>
+      <w:r>
+        <w:rPr>
+          <w:rFonts w:hint="eastAsia"/>
+        </w:rPr>
+        <w:t xml:space="preserve"> </w:t>
+      </w:r>
+      <w:r>
+        <w:t xml:space="preserve">기여도를 분해했다. 전역 기여도는 </w:t>
       </w:r>
       <w:r>
         <w:rPr>
           <w:b/>
           <w:bCs/>
         </w:rPr>
-        <w:t>개선의 우선순위가 달라야 함</w:t>
-      </w:r>
-      <w:r>
-        <w:t>을 뒷받침한다. 단 SHAP 분해는 처방을 단독으로 결정하는 근거가 아니라 여러 진단 렌즈 중 하나다 — 6장 처방은 이 결과에 더해 STI(관광 의존)·NAR(야간)·상가정보(읍·면 공간구조)를 종합해 도출한다. 가령 산청은 CDI(업종 집중)가 MI 동인이지만, 관광 통과형(STI 높음)이라는 유형 특성과 NAR 최저라는 약점을 함께 고려해 ‘체류 전환’을 우선 처방으로 둔다.</w:t>
-      </w:r>
-    </w:p>
-    <w:p>
-      <w:pPr>
-        <w:spacing w:after="100"/>
-      </w:pPr>
-      <w:r>
-        <w:t>분해 결과가 아래 그림 8이다 — (a)가 전역 기여도, (b)가 침체 6개 시군별 분해로, ★가 각 지역의 MI 하락 1순위 동인이다(빨강 = 하락 기여).</w:t>
-      </w:r>
-    </w:p>
-    <w:p>
-      <w:pPr>
-        <w:spacing w:before="60" w:after="60"/>
-      </w:pPr>
+        <w:t>TREND(매출 감소세) &gt; CDI(업종 집중) &gt; NAR(야간 약함)</w:t>
+      </w:r>
+      <w:r>
+        <w:rPr>
+          <w:rFonts w:hint="eastAsia"/>
+        </w:rPr>
+        <w:t xml:space="preserve"> </w:t>
+      </w:r>
+      <w:r>
+        <w:t>순으로, 생활인구 대비 카드소비 부족은 ‘추세 악화·업종 편중·야간 상권 부재’와 가장 강하게 결부됨을</w:t>
+      </w:r>
+      <w:r>
+        <w:rPr>
+          <w:rFonts w:hint="eastAsia"/>
+        </w:rPr>
+        <w:t xml:space="preserve"> </w:t>
+      </w:r>
+      <w:r>
+        <w:t xml:space="preserve">시사한다. </w:t>
+      </w:r>
+      <w:proofErr w:type="spellStart"/>
+      <w:r>
+        <w:t>시군별로</w:t>
+      </w:r>
+      <w:proofErr w:type="spellEnd"/>
+      <w:r>
+        <w:t xml:space="preserve"> 보면 합천·남해·의령은 TREND(감소세), 하동은 NAR(야간 약함),</w:t>
+      </w:r>
+      <w:r>
+        <w:rPr>
+          <w:rFonts w:hint="eastAsia"/>
+        </w:rPr>
+        <w:t xml:space="preserve"> </w:t>
+      </w:r>
+      <w:r>
+        <w:t xml:space="preserve">함양·산청은 CDI(업종 집중)가 MI를 끌어내리는 1순위 동인으로 분리되어, </w:t>
+      </w:r>
+      <w:r>
+        <w:br/>
+      </w:r>
       <w:r>
         <w:rPr>
           <w:b/>
           <w:bCs/>
         </w:rPr>
-        <w:lastRenderedPageBreak/>
-        <w:t>그림 8. MI의 구조적 동인 — (a) 전역 기여도, (b) 침체 시군별 분해 (SHAP)</w:t>
+        <w:t>유형 내에서도</w:t>
+      </w:r>
+      <w:r>
+        <w:rPr>
+          <w:rFonts w:hint="eastAsia"/>
+        </w:rPr>
+        <w:t xml:space="preserve"> </w:t>
+      </w:r>
+      <w:r>
+        <w:rPr>
+          <w:b/>
+          <w:bCs/>
+        </w:rPr>
+        <w:t>개선의 우선순위가 달라야 함</w:t>
+      </w:r>
+      <w:r>
+        <w:t>을 뒷받침한다. 단 SHAP 분해는 처방을 단독으로 결정하는 근거가 아니라 여러 진단 렌즈 중 하나다 — 6장 처방은 이 결과에 더해 STI(관광 의존)·NAR(야간)·상가정보(읍·면 공간구조)를 종합해 도출한다. 가령 산청은 CDI(업종 집중)가 MI 동인이지만, 관광 통과형(STI 높음)이라는 유형 특성과 NAR 최저라는 약점을 함께 고려해 ‘체류 전환’을 우선 처방으로 둔다.</w:t>
+      </w:r>
+    </w:p>
+    <w:p>
+      <w:pPr>
+        <w:spacing w:after="100"/>
+      </w:pPr>
+      <w:r>
+        <w:t xml:space="preserve">분해 결과가 아래 그림 8이다 — (a)가 전역 기여도, (b)가 침체 6개 </w:t>
+      </w:r>
+      <w:proofErr w:type="spellStart"/>
+      <w:r>
+        <w:t>시군별</w:t>
+      </w:r>
+      <w:proofErr w:type="spellEnd"/>
+      <w:r>
+        <w:t xml:space="preserve"> 분해로, ★가 각 지역의 MI 하락 1순위 동인이다(빨강 = 하락 기여).</w:t>
+      </w:r>
+    </w:p>
+    <w:p>
+      <w:pPr>
+        <w:spacing w:before="60" w:after="60"/>
+      </w:pPr>
+      <w:r>
+        <w:rPr>
+          <w:b/>
+          <w:bCs/>
+        </w:rPr>
+        <w:t xml:space="preserve">그림 8. MI의 구조적 동인 — (a) 전역 기여도, (b) 침체 </w:t>
+      </w:r>
+      <w:proofErr w:type="spellStart"/>
+      <w:r>
+        <w:rPr>
+          <w:b/>
+          <w:bCs/>
+        </w:rPr>
+        <w:t>시군별</w:t>
+      </w:r>
+      <w:proofErr w:type="spellEnd"/>
+      <w:r>
+        <w:rPr>
+          <w:b/>
+          <w:bCs/>
+        </w:rPr>
+        <w:t xml:space="preserve"> 분해 (SHAP)</w:t>
       </w:r>
     </w:p>
     <w:p>
@@ -7264,6 +8669,7 @@
         <w:rPr>
           <w:noProof/>
         </w:rPr>
+        <w:lastRenderedPageBreak/>
         <w:drawing>
           <wp:inline distT="0" distB="0" distL="0" distR="0" wp14:anchorId="0C0B7918" wp14:editId="2F3136EE">
             <wp:extent cx="5043280" cy="2162160"/>
@@ -7316,7 +8722,6 @@
         <w:t>해석 주의:</w:t>
       </w:r>
       <w:r>
-        <w:rPr/>
         <w:t xml:space="preserve"> 두 번째 층위(SHAP 분해)는 표본 n=13의 </w:t>
       </w:r>
       <w:r>
@@ -7327,21 +8732,36 @@
         <w:t>탐색적 기여도 분해</w:t>
       </w:r>
       <w:r>
-        <w:rPr/>
-        <w:t>다. 확정적 인과가 아니라 개선 우선순위를 좁히기 위한 패턴 탐지로 해석하며, RandomForest는 `random_state=42`로 재현성을 고정했다.</w:t>
+        <w:t xml:space="preserve">다. 확정적 인과가 아니라 개선 우선순위를 좁히기 위한 패턴 탐지로 해석하며, </w:t>
+      </w:r>
+      <w:proofErr w:type="spellStart"/>
+      <w:r>
+        <w:t>RandomForest</w:t>
+      </w:r>
+      <w:proofErr w:type="spellEnd"/>
+      <w:r>
+        <w:t>는 `</w:t>
+      </w:r>
+      <w:proofErr w:type="spellStart"/>
+      <w:r>
+        <w:t>random_state</w:t>
+      </w:r>
+      <w:proofErr w:type="spellEnd"/>
+      <w:r>
+        <w:t>=42`로 재현성을 고정했다.</w:t>
       </w:r>
     </w:p>
     <w:p>
       <w:pPr>
         <w:pStyle w:val="2"/>
       </w:pPr>
-      <w:bookmarkStart w:id="19" w:name="_Toc231757046"/>
-      <w:bookmarkStart w:id="20" w:name="_Toc232188502"/>
+      <w:bookmarkStart w:id="21" w:name="_Toc231757046"/>
+      <w:bookmarkStart w:id="22" w:name="_Toc232188502"/>
       <w:r>
         <w:t>5.5 개선 효과 시뮬레이션</w:t>
       </w:r>
-      <w:bookmarkEnd w:id="19"/>
-      <w:bookmarkEnd w:id="20"/>
+      <w:bookmarkEnd w:id="21"/>
+      <w:bookmarkEnd w:id="22"/>
     </w:p>
     <w:p>
       <w:pPr>
@@ -7357,9 +8777,19 @@
         </w:rPr>
         <w:t>"개선을 적용하면 정말 나아지는가"</w:t>
       </w:r>
-      <w:r>
-        <w:t>를 모델로 보였다(이음-Simulate). 개선을 반사실</w:t>
-      </w:r>
+      <w:proofErr w:type="spellStart"/>
+      <w:r>
+        <w:t>를</w:t>
+      </w:r>
+      <w:proofErr w:type="spellEnd"/>
+      <w:r>
+        <w:t xml:space="preserve"> 모델로 보였다(이음-Simulate). 개선을 </w:t>
+      </w:r>
+      <w:proofErr w:type="spellStart"/>
+      <w:r>
+        <w:t>반사실</w:t>
+      </w:r>
+      <w:proofErr w:type="spellEnd"/>
       <w:r>
         <w:rPr>
           <w:rFonts w:hint="eastAsia"/>
@@ -7410,7 +8840,15 @@
         <w:t xml:space="preserve"> </w:t>
       </w:r>
       <w:r>
-        <w:t>하동·함양)에 ‘방문 1인당 월 +1,000원’ 객단가 개선이 달성된다고 가정하고(부록 A와 동일 가정),</w:t>
+        <w:t xml:space="preserve">하동·함양)에 ‘방문 1인당 월 +1,000원’ </w:t>
+      </w:r>
+      <w:proofErr w:type="spellStart"/>
+      <w:r>
+        <w:t>객단가</w:t>
+      </w:r>
+      <w:proofErr w:type="spellEnd"/>
+      <w:r>
+        <w:t xml:space="preserve"> 개선이 달성된다고 가정하고(부록 A와 동일 가정),</w:t>
       </w:r>
       <w:r>
         <w:rPr>
@@ -7419,7 +8857,15 @@
         <w:t xml:space="preserve"> </w:t>
       </w:r>
       <w:r>
-        <w:t xml:space="preserve">매출→MI·CPC→위험점수를 재산정했다. </w:t>
+        <w:t xml:space="preserve">매출→MI·CPC→위험점수를 </w:t>
+      </w:r>
+      <w:proofErr w:type="spellStart"/>
+      <w:r>
+        <w:t>재산정했다</w:t>
+      </w:r>
+      <w:proofErr w:type="spellEnd"/>
+      <w:r>
+        <w:t xml:space="preserve">. </w:t>
       </w:r>
       <w:r>
         <w:rPr>
@@ -8037,7 +9483,6 @@
         <w:spacing w:before="60" w:after="60"/>
       </w:pPr>
       <w:r>
-        <w:rPr/>
         <w:t xml:space="preserve">커피 한 잔 값 미만(+1,000원)의 최소 개입으로도 위험점수가 측정 가능하게 하락하며, </w:t>
       </w:r>
       <w:r>
@@ -8048,7 +9493,6 @@
         <w:t>개선 미적용 8개 시군의 위험점수는 정확히 불변(Δ=0)</w:t>
       </w:r>
       <w:r>
-        <w:rPr/>
         <w:t xml:space="preserve"> — 효과가 대상 지역에 온전히 귀속됨을 보인다(목표 객단가를 높이면 개선폭은 선형 확대).</w:t>
       </w:r>
     </w:p>
@@ -8057,7 +9501,15 @@
         <w:spacing w:after="100"/>
       </w:pPr>
       <w:r>
-        <w:t>전·후 비교가 아래 그림 9다 — 개선 대상(진빨강)만 내려가고 미적용(파랑)은 그대로다.</w:t>
+        <w:t>전·후 비교가 아래 그림 9다 — 개선 대상(</w:t>
+      </w:r>
+      <w:proofErr w:type="spellStart"/>
+      <w:r>
+        <w:t>진빨강</w:t>
+      </w:r>
+      <w:proofErr w:type="spellEnd"/>
+      <w:r>
+        <w:t>)만 내려가고 미적용(파랑)은 그대로다.</w:t>
       </w:r>
     </w:p>
     <w:p>
@@ -8195,11 +9647,11 @@
       <w:pPr>
         <w:pStyle w:val="2"/>
       </w:pPr>
-      <w:bookmarkStart w:id="91" w:name="_Toc232188601"/>
+      <w:bookmarkStart w:id="23" w:name="_Toc232188601"/>
       <w:r>
         <w:t>5.6 방문대비 소비부족형은 우연이 아니다</w:t>
       </w:r>
-      <w:bookmarkEnd w:id="91"/>
+      <w:bookmarkEnd w:id="23"/>
     </w:p>
     <w:p>
       <w:pPr>
@@ -8232,7 +9684,26 @@
         <w:t>첫째, 같은 증상이 세 지역에서 반복된다.</w:t>
       </w:r>
       <w:r>
-        <w:t xml:space="preserve"> 산청·의령·합천은 서로 다른 생활권인데도 MI 전부 &lt; −0.6, CPC 전부 &lt; 17,000원이라는 동일한 수치 조합을 보인다. 한 곳이면 지역 특수 사정으로 볼 수 있지만, 세 곳이 같은 증상을 보이면 서로가 서로를 교차 입증하는 반복 패턴이다.</w:t>
+        <w:t xml:space="preserve"> 산청·의령·합천은 서로 다른 </w:t>
+      </w:r>
+      <w:proofErr w:type="spellStart"/>
+      <w:r>
+        <w:rPr>
+          <w:rFonts w:hint="eastAsia"/>
+        </w:rPr>
+        <w:t>생활권인데도</w:t>
+      </w:r>
+      <w:proofErr w:type="spellEnd"/>
+      <w:r>
+        <w:t xml:space="preserve"> MI 전부 &lt; −0.6, CPC 전부 </w:t>
+      </w:r>
+      <w:proofErr w:type="gramStart"/>
+      <w:r>
+        <w:t>&lt; 17,000</w:t>
+      </w:r>
+      <w:proofErr w:type="gramEnd"/>
+      <w:r>
+        <w:t>원이라는 동일한 수치 조합을 보인다. 한 곳이면 지역 특수 사정으로 볼 수 있지만, 세 곳이 같은 증상을 보이면 서로가 서로를 교차 입증하는 반복 패턴이다.</w:t>
       </w:r>
     </w:p>
     <w:p>
@@ -8247,7 +9718,16 @@
         <w:t>둘째, 사람이 아니라 알고리즘이 묶었다.</w:t>
       </w:r>
       <w:r>
-        <w:t xml:space="preserve"> K-means는 ‘방문대비 소비부족’이라는 가설을 모른 채 7개 지표의 수치 패턴만으로 군집화했는데, 그 결과가 정확히 이 세 곳을 한 유형으로 분류했다. PCA 평면에서 네 군집이 겹치지 않는 것(그림 3)도 이 구분이 결론에 맞춰 사후에 그은 선이 아님을 보여준다.</w:t>
+        <w:t xml:space="preserve"> K-means는 ‘방문대비 소비부족’이라는 가설을 모른 채 7개 지표의 수치 패턴만으로 </w:t>
+      </w:r>
+      <w:r>
+        <w:rPr>
+          <w:rFonts w:hint="eastAsia"/>
+        </w:rPr>
+        <w:t>군집화 했는데</w:t>
+      </w:r>
+      <w:r>
+        <w:t>, 그 결과가 정확히 이 세 곳을 한 유형으로 분류했다. PCA 평면에서 네 군집이 겹치지 않는 것(그림 3)도 이 구분이 결론에 맞춰 사후에 그은 선이 아님을 보여준다.</w:t>
       </w:r>
     </w:p>
     <w:p>
@@ -8270,20 +9750,20 @@
         <w:spacing w:after="100"/>
       </w:pPr>
       <w:r>
-        <w:t xml:space="preserve">단, 이는 표본 13개의 탐색적 유형화라는 한계(8장) 안에서의 판단이다. 그럼에도 동일 증상의 반복, 비지도 학습의 독립적 분류, 공간 연속성이 모두 같은 방향을 가리키므로, 본 연구는 이 유형의 실재성을 전제로 다음 장의 유형별 정책을 설계한다.</w:t>
+        <w:t>단, 이는 표본 13개의 탐색적 유형화라는 한계(8장) 안에서의 판단이다. 그럼에도 동일 증상의 반복, 비지도 학습의 독립적 분류, 공간 연속성이 모두 같은 방향을 가리키므로, 본 연구는 이 유형의 실재성을 전제로 다음 장의 유형별 정책을 설계한다.</w:t>
       </w:r>
     </w:p>
     <w:p>
       <w:pPr>
         <w:pStyle w:val="1"/>
       </w:pPr>
-      <w:bookmarkStart w:id="21" w:name="_Toc231757047"/>
-      <w:bookmarkStart w:id="22" w:name="_Toc232188503"/>
+      <w:bookmarkStart w:id="24" w:name="_Toc231757047"/>
+      <w:bookmarkStart w:id="25" w:name="_Toc232188503"/>
       <w:r>
         <w:t>6. 유형별 정책 방안</w:t>
       </w:r>
-      <w:bookmarkEnd w:id="21"/>
-      <w:bookmarkEnd w:id="22"/>
+      <w:bookmarkEnd w:id="24"/>
+      <w:bookmarkEnd w:id="25"/>
     </w:p>
     <w:p>
       <w:pPr>
@@ -8311,28 +9791,41 @@
       <w:r>
         <w:t xml:space="preserve">복수 지역으로 구성된 </w:t>
       </w:r>
+      <w:proofErr w:type="spellStart"/>
       <w:r>
         <w:rPr>
           <w:b/>
           <w:bCs/>
         </w:rPr>
-        <w:t>유형군 단위</w:t>
-      </w:r>
-      <w:r>
-        <w:t>로 심화한다(단일 사례 편향 회피). 별도 절을 두지 않은 혼합 경계형(남해·창녕·고성·함안)은 개선 대신 분기 모니터링으로 대응하며, 대표 사례인 남해의 카드를 6.4에 두었다.</w:t>
+        <w:t>유형군</w:t>
+      </w:r>
+      <w:proofErr w:type="spellEnd"/>
+      <w:r>
+        <w:rPr>
+          <w:b/>
+          <w:bCs/>
+        </w:rPr>
+        <w:t xml:space="preserve"> 단위</w:t>
+      </w:r>
+      <w:r>
+        <w:t xml:space="preserve">로 심화한다(단일 사례 편향 회피). 별도 절을 두지 않은 혼합 경계형(남해·창녕·고성·함안)은 개선 대신 분기 모니터링으로 대응하며, 대표 사례인 남해의 카드를 </w:t>
+      </w:r>
+      <w:r>
+        <w:lastRenderedPageBreak/>
+        <w:t>6.4에 두었다.</w:t>
       </w:r>
     </w:p>
     <w:p>
       <w:pPr>
         <w:pStyle w:val="2"/>
       </w:pPr>
-      <w:bookmarkStart w:id="23" w:name="_Toc231757048"/>
-      <w:bookmarkStart w:id="24" w:name="_Toc232188504"/>
+      <w:bookmarkStart w:id="26" w:name="_Toc231757048"/>
+      <w:bookmarkStart w:id="27" w:name="_Toc232188504"/>
       <w:r>
         <w:t>6.1 외지방문 의존형 (하동·함양) — 위험 1·2위</w:t>
       </w:r>
-      <w:bookmarkEnd w:id="23"/>
-      <w:bookmarkEnd w:id="24"/>
+      <w:bookmarkEnd w:id="26"/>
+      <w:bookmarkEnd w:id="27"/>
     </w:p>
     <w:p>
       <w:pPr>
@@ -8429,12 +9922,10 @@
           <w:sz w:val="18"/>
           <w:szCs w:val="18"/>
         </w:rPr>
-        <w:t>※ 시계열로도 확인된다 — 경남 빅데이터 허브플랫폼 카드매출(2023→2024)을 비교하면 하동·함양의 1인당 결제액이 약 1,400원 감소(타 유형은 보합)해 소비력 약화가 진행 중이며, 최우선 대응의 시급성을 뒷받침한다. (두 해의 집계표본 규모가 달라 절대 매출이 아닌 객단가·비중 변화만 비교한 탐색적 분석)</w:t>
-      </w:r>
-    </w:p>
-    <w:p>
-      <w:pPr>
-        <w:spacing w:before="120" w:after="120"/>
+        <w:t xml:space="preserve">※ 시계열로도 확인된다 — 경남 빅데이터 허브플랫폼 카드매출(2023→2024)을 비교하면 하동·함양의 1인당 결제액이 약 1,400원 감소(타 유형은 보합)해 소비력 약화가 진행 중이며, 최우선 대응의 시급성을 뒷받침한다. (두 해의 집계표본 규모가 달라 절대 매출이 아닌 </w:t>
+      </w:r>
+      <w:proofErr w:type="spellStart"/>
+      <w:r>
         <w:rPr>
           <w:i/>
           <w:iCs/>
@@ -8442,11 +9933,10 @@
           <w:sz w:val="18"/>
           <w:szCs w:val="18"/>
         </w:rPr>
-      </w:pPr>
-    </w:p>
-    <w:p>
-      <w:pPr>
-        <w:spacing w:before="120" w:after="120"/>
+        <w:t>객단가</w:t>
+      </w:r>
+      <w:proofErr w:type="spellEnd"/>
+      <w:r>
         <w:rPr>
           <w:i/>
           <w:iCs/>
@@ -8454,31 +9944,55 @@
           <w:sz w:val="18"/>
           <w:szCs w:val="18"/>
         </w:rPr>
-      </w:pPr>
+        <w:t>·비중 변화만 비교한 탐색적 분석)</w:t>
+      </w:r>
     </w:p>
     <w:p>
       <w:pPr>
         <w:spacing w:before="120" w:after="120"/>
+        <w:rPr>
+          <w:i/>
+          <w:iCs/>
+          <w:color w:val="555555"/>
+          <w:sz w:val="18"/>
+          <w:szCs w:val="18"/>
+        </w:rPr>
+      </w:pPr>
+    </w:p>
+    <w:p>
+      <w:pPr>
+        <w:spacing w:before="120" w:after="120"/>
+        <w:rPr>
+          <w:i/>
+          <w:iCs/>
+          <w:color w:val="555555"/>
+          <w:sz w:val="18"/>
+          <w:szCs w:val="18"/>
+        </w:rPr>
+      </w:pPr>
+    </w:p>
+    <w:p>
+      <w:pPr>
+        <w:spacing w:before="120" w:after="120"/>
       </w:pPr>
     </w:p>
     <w:p>
       <w:pPr>
         <w:pStyle w:val="2"/>
       </w:pPr>
-      <w:bookmarkStart w:id="25" w:name="_Toc231757049"/>
-      <w:bookmarkStart w:id="26" w:name="_Toc232188505"/>
+      <w:bookmarkStart w:id="28" w:name="_Toc231757049"/>
+      <w:bookmarkStart w:id="29" w:name="_Toc232188505"/>
       <w:r>
         <w:t>6.2 방문대비 소비부족형 (합천·의령·산청)</w:t>
       </w:r>
-      <w:bookmarkEnd w:id="25"/>
-      <w:bookmarkEnd w:id="26"/>
+      <w:bookmarkEnd w:id="28"/>
+      <w:bookmarkEnd w:id="29"/>
     </w:p>
     <w:p>
       <w:pPr>
         <w:spacing w:after="100"/>
       </w:pPr>
       <w:r>
-        <w:lastRenderedPageBreak/>
         <w:t xml:space="preserve">같은 증상(MI &lt; −0.6, CPC &lt; 17,000)이지만 </w:t>
       </w:r>
       <w:r>
@@ -8535,15 +10049,32 @@
         </w:numPr>
         <w:spacing w:after="40"/>
       </w:pPr>
+      <w:proofErr w:type="spellStart"/>
       <w:r>
         <w:rPr>
           <w:b/>
           <w:bCs/>
         </w:rPr>
-        <w:t>생활밀착 업종</w:t>
-      </w:r>
-      <w:r>
-        <w:t>(식료·생활서비스) 객단가 제고 — 일상 소비가 기반</w:t>
+        <w:t>생활밀착</w:t>
+      </w:r>
+      <w:proofErr w:type="spellEnd"/>
+      <w:r>
+        <w:rPr>
+          <w:b/>
+          <w:bCs/>
+        </w:rPr>
+        <w:t xml:space="preserve"> 업종</w:t>
+      </w:r>
+      <w:r>
+        <w:t xml:space="preserve">(식료·생활서비스) </w:t>
+      </w:r>
+      <w:proofErr w:type="spellStart"/>
+      <w:r>
+        <w:t>객단가</w:t>
+      </w:r>
+      <w:proofErr w:type="spellEnd"/>
+      <w:r>
+        <w:t xml:space="preserve"> 제고 — 일상 소비가 기반</w:t>
       </w:r>
     </w:p>
     <w:p>
@@ -8675,7 +10206,15 @@
         <w:spacing w:after="40"/>
       </w:pPr>
       <w:r>
-        <w:t>고령 친화·약령시 연계로 주 소비층 객단가 강화</w:t>
+        <w:t xml:space="preserve">고령 친화·약령시 연계로 주 소비층 </w:t>
+      </w:r>
+      <w:proofErr w:type="spellStart"/>
+      <w:r>
+        <w:t>객단가</w:t>
+      </w:r>
+      <w:proofErr w:type="spellEnd"/>
+      <w:r>
+        <w:t xml:space="preserve"> 강화</w:t>
       </w:r>
     </w:p>
     <w:p>
@@ -8711,7 +10250,23 @@
         <w:spacing w:before="120" w:after="100"/>
       </w:pPr>
       <w:r>
-        <w:t>관광 소비구조(한국관광 데이터랩)로 보면, 산청은 관광소비의 78%가 운송·쇼핑(통과)이고 체류성(숙박+여가)은 1.8%에 불과하다. 인접 남해(체류 23.4%, 숙박 14.8%)와 정면 대비되어, 산청 개선 방안의 핵심이 ‘통과를 체류로’ 전환하는 데 있음을 데이터로 뒷받침한다. 분석을 경남 13개 시군 전체로 넓혀도 산청의 체류전환지수(2.3)는 최저이며, 위험 1·2위인 하동·함양도 체류전환 하위(9.2·8.0)로 ‘관광 통과형’ 분석이 재확인된다.</w:t>
+        <w:t xml:space="preserve">관광 소비구조(한국관광 </w:t>
+      </w:r>
+      <w:proofErr w:type="spellStart"/>
+      <w:r>
+        <w:t>데이터랩</w:t>
+      </w:r>
+      <w:proofErr w:type="spellEnd"/>
+      <w:r>
+        <w:t xml:space="preserve">)로 보면, 산청은 관광소비의 78%가 운송·쇼핑(통과)이고 </w:t>
+      </w:r>
+      <w:proofErr w:type="spellStart"/>
+      <w:r>
+        <w:t>체류성</w:t>
+      </w:r>
+      <w:proofErr w:type="spellEnd"/>
+      <w:r>
+        <w:t>(숙박+여가)은 1.8%에 불과하다. 인접 남해(체류 23.4%, 숙박 14.8%)와 정면 대비되어, 산청 개선 방안의 핵심이 ‘통과를 체류로’ 전환하는 데 있음을 데이터로 뒷받침한다. 분석을 경남 13개 시군 전체로 넓혀도 산청의 체류전환지수(2.3)는 최저이며, 위험 1·2위인 하동·함양도 체류전환 하위(9.2·8.0)로 ‘관광 통과형’ 분석이 재확인된다.</w:t>
       </w:r>
     </w:p>
     <w:p>
@@ -8719,7 +10274,15 @@
         <w:spacing w:after="100"/>
       </w:pPr>
       <w:r>
-        <w:t>그 분포가 아래 그림 10이다. 단 합천은 골프·외식 소비로 체류전환이 높아도 전체 MI는 최악이다 — 관광 구조는 보조지표이고, 침체 판정은 MI로 한다.</w:t>
+        <w:t xml:space="preserve">그 분포가 아래 그림 10이다. 단 합천은 골프·외식 소비로 체류전환이 높아도 전체 MI는 최악이다 — 관광 구조는 </w:t>
+      </w:r>
+      <w:proofErr w:type="spellStart"/>
+      <w:r>
+        <w:t>보조지표이고</w:t>
+      </w:r>
+      <w:proofErr w:type="spellEnd"/>
+      <w:r>
+        <w:t>, 침체 판정은 MI로 한다.</w:t>
       </w:r>
     </w:p>
     <w:p>
@@ -8731,6 +10294,7 @@
         <w:rPr>
           <w:noProof/>
         </w:rPr>
+        <w:lastRenderedPageBreak/>
         <w:drawing>
           <wp:inline distT="0" distB="0" distL="0" distR="0" wp14:anchorId="0D71A5CD" wp14:editId="5BF264F7">
             <wp:extent cx="3989832" cy="2343076"/>
@@ -8781,7 +10345,23 @@
           <w:b/>
           <w:bCs/>
         </w:rPr>
-        <w:t>그림 10. 경남 13개 시군의 체류 vs 통과 소비구조 (한국관광 데이터랩, 2024)</w:t>
+        <w:t xml:space="preserve">그림 10. 경남 13개 시군의 체류 vs 통과 소비구조 (한국관광 </w:t>
+      </w:r>
+      <w:proofErr w:type="spellStart"/>
+      <w:r>
+        <w:rPr>
+          <w:b/>
+          <w:bCs/>
+        </w:rPr>
+        <w:t>데이터랩</w:t>
+      </w:r>
+      <w:proofErr w:type="spellEnd"/>
+      <w:r>
+        <w:rPr>
+          <w:b/>
+          <w:bCs/>
+        </w:rPr>
+        <w:t>, 2024)</w:t>
       </w:r>
     </w:p>
     <w:p>
@@ -8803,20 +10383,19 @@
       <w:pPr>
         <w:pStyle w:val="2"/>
       </w:pPr>
-      <w:bookmarkStart w:id="27" w:name="_Toc231757050"/>
-      <w:bookmarkStart w:id="28" w:name="_Toc232188506"/>
+      <w:bookmarkStart w:id="30" w:name="_Toc231757050"/>
+      <w:bookmarkStart w:id="31" w:name="_Toc232188506"/>
       <w:r>
         <w:t>6.3 소비 연계 거점 활용 (거창·통영)</w:t>
       </w:r>
-      <w:bookmarkEnd w:id="27"/>
-      <w:bookmarkEnd w:id="28"/>
+      <w:bookmarkEnd w:id="30"/>
+      <w:bookmarkEnd w:id="31"/>
     </w:p>
     <w:p>
       <w:pPr>
         <w:spacing w:after="100"/>
       </w:pPr>
       <w:r>
-        <w:lastRenderedPageBreak/>
         <w:t xml:space="preserve">거창(군 단위 CPC 최고)·통영(13곳 최고)을 </w:t>
       </w:r>
       <w:r>
@@ -8834,13 +10413,13 @@
       <w:pPr>
         <w:pStyle w:val="2"/>
       </w:pPr>
-      <w:bookmarkStart w:id="29" w:name="_Toc231757099"/>
-      <w:bookmarkStart w:id="30" w:name="_Toc232188507"/>
+      <w:bookmarkStart w:id="32" w:name="_Toc231757099"/>
+      <w:bookmarkStart w:id="33" w:name="_Toc232188507"/>
       <w:r>
         <w:t>6.4 지역별 개선 카드</w:t>
       </w:r>
-      <w:bookmarkEnd w:id="29"/>
-      <w:bookmarkEnd w:id="30"/>
+      <w:bookmarkEnd w:id="32"/>
+      <w:bookmarkEnd w:id="33"/>
     </w:p>
     <w:p>
       <w:pPr>
@@ -8855,7 +10434,23 @@
         <w:spacing w:after="100"/>
       </w:pPr>
       <w:r>
-        <w:t>상가정보로 네 곳의 읍·면별 점포 수와 체류 인프라 비중을 계산한 결과가 아래 그림 11이다. 하동은 하동읍·진교면이 "점포는 많지만 체류 인프라가 빈" 우선 입지로 특정되고, 합천(전체 체류 10.0%)과 거창(8.2%)은 읍 중심 상권 전반이 저체류 구조다. 반면 남해(27.3%)는 체류 거점이 고루 갖춰져 있어 예방·관리형 접근이 맞다 — 카드마다 개선 방향이 갈리는 공간적 근거다.</w:t>
+        <w:t xml:space="preserve">상가정보로 네 곳의 읍·면별 점포 수와 체류 인프라 비중을 계산한 결과가 아래 그림 11이다. 하동은 </w:t>
+      </w:r>
+      <w:proofErr w:type="spellStart"/>
+      <w:r>
+        <w:t>하동읍</w:t>
+      </w:r>
+      <w:proofErr w:type="spellEnd"/>
+      <w:r>
+        <w:t xml:space="preserve">·진교면이 "점포는 많지만 체류 인프라가 빈" 우선 입지로 특정되고, 합천(전체 체류 10.0%)과 거창(8.2%)은 읍 중심 상권 전반이 </w:t>
+      </w:r>
+      <w:proofErr w:type="spellStart"/>
+      <w:r>
+        <w:t>저체류</w:t>
+      </w:r>
+      <w:proofErr w:type="spellEnd"/>
+      <w:r>
+        <w:t xml:space="preserve"> 구조다. 반면 남해(27.3%)는 체류 거점이 고루 갖춰져 있어 예방·관리형 접근이 맞다 — 카드마다 개선 방향이 갈리는 공간적 근거다.</w:t>
       </w:r>
     </w:p>
     <w:p>
@@ -8867,6 +10462,7 @@
         <w:rPr>
           <w:noProof/>
         </w:rPr>
+        <w:lastRenderedPageBreak/>
         <w:drawing>
           <wp:inline distT="0" distB="0" distL="0" distR="0" wp14:anchorId="7D183A1C" wp14:editId="257A30F8">
             <wp:extent cx="5043280" cy="3551680"/>
@@ -9038,7 +10634,23 @@
                 <w:sz w:val="17"/>
                 <w:szCs w:val="17"/>
               </w:rPr>
-              <w:t>(이음-Detect) 야간 활성도(NAR) 최약 + 외지 의존 / 관광은 통과형(체류 6.6%)</w:t>
+              <w:t xml:space="preserve">(이음-Detect) 야간 활성도(NAR) </w:t>
+            </w:r>
+            <w:proofErr w:type="spellStart"/>
+            <w:r>
+              <w:rPr>
+                <w:sz w:val="17"/>
+                <w:szCs w:val="17"/>
+              </w:rPr>
+              <w:t>최약</w:t>
+            </w:r>
+            <w:proofErr w:type="spellEnd"/>
+            <w:r>
+              <w:rPr>
+                <w:sz w:val="17"/>
+                <w:szCs w:val="17"/>
+              </w:rPr>
+              <w:t xml:space="preserve"> + 외지 의존 / 관광은 통과형(체류 6.6%)</w:t>
             </w:r>
           </w:p>
         </w:tc>
@@ -9085,7 +10697,39 @@
                 <w:sz w:val="17"/>
                 <w:szCs w:val="17"/>
               </w:rPr>
-              <w:t>(상가정보) 체류 인프라(숙박·여가)가 화개면 28.9%·청암면 31.9%(지리산 관광지)에 편중. 점포 최다 하동읍(826)·진교면(378)은 체류비중 5%대로 공백 — [그림 11]</w:t>
+              <w:t>(상가정보) 체류 인프라(숙박·여가)가 화개면 28.9%·</w:t>
+            </w:r>
+            <w:proofErr w:type="spellStart"/>
+            <w:r>
+              <w:rPr>
+                <w:sz w:val="17"/>
+                <w:szCs w:val="17"/>
+              </w:rPr>
+              <w:t>청암면</w:t>
+            </w:r>
+            <w:proofErr w:type="spellEnd"/>
+            <w:r>
+              <w:rPr>
+                <w:sz w:val="17"/>
+                <w:szCs w:val="17"/>
+              </w:rPr>
+              <w:t xml:space="preserve"> 31.9%(지리산 관광지)에 편중. 점포 최다 </w:t>
+            </w:r>
+            <w:proofErr w:type="spellStart"/>
+            <w:r>
+              <w:rPr>
+                <w:sz w:val="17"/>
+                <w:szCs w:val="17"/>
+              </w:rPr>
+              <w:t>하동읍</w:t>
+            </w:r>
+            <w:proofErr w:type="spellEnd"/>
+            <w:r>
+              <w:rPr>
+                <w:sz w:val="17"/>
+                <w:szCs w:val="17"/>
+              </w:rPr>
+              <w:t>(826)·진교면(378)은 체류비중 5%대로 공백 — [그림 11]</w:t>
             </w:r>
           </w:p>
         </w:tc>
@@ -9132,7 +10776,39 @@
                 <w:sz w:val="17"/>
                 <w:szCs w:val="17"/>
               </w:rPr>
-              <w:t>① 하동읍·진교면에 체류·야간 콘텐츠(숙박·체험·소규모 공연) 유치 → 관광 통과를 읍 상권 체류로 전환  ② 지역화폐 페이백으로 경남 외 소비 회수(LRR↑)  ③ 화개(숙박 거점)–하동읍(생활상권) 셔틀·결제 동선 연계</w:t>
+              <w:t xml:space="preserve">① </w:t>
+            </w:r>
+            <w:proofErr w:type="spellStart"/>
+            <w:r>
+              <w:rPr>
+                <w:sz w:val="17"/>
+                <w:szCs w:val="17"/>
+              </w:rPr>
+              <w:t>하동읍</w:t>
+            </w:r>
+            <w:proofErr w:type="spellEnd"/>
+            <w:r>
+              <w:rPr>
+                <w:sz w:val="17"/>
+                <w:szCs w:val="17"/>
+              </w:rPr>
+              <w:t>·진교면에 체류·야간 콘텐츠(숙박·체험·소규모 공연) 유치 → 관광 통과를 읍 상권 체류로 전환  ② 지역화폐 페이백으로 경남 외 소비 회수(LRR↑)  ③ 화개(숙박 거점)–</w:t>
+            </w:r>
+            <w:proofErr w:type="spellStart"/>
+            <w:r>
+              <w:rPr>
+                <w:sz w:val="17"/>
+                <w:szCs w:val="17"/>
+              </w:rPr>
+              <w:t>하동읍</w:t>
+            </w:r>
+            <w:proofErr w:type="spellEnd"/>
+            <w:r>
+              <w:rPr>
+                <w:sz w:val="17"/>
+                <w:szCs w:val="17"/>
+              </w:rPr>
+              <w:t>(생활상권) 셔틀·결제 동선 연계</w:t>
             </w:r>
           </w:p>
         </w:tc>
@@ -9179,7 +10855,38 @@
                 <w:sz w:val="17"/>
                 <w:szCs w:val="17"/>
               </w:rPr>
-              <w:t>방문 1인당 객단가 +1,000원 · 하동읍·진교면 체류업종 비중 5%→10% · 야간(18–23시) 매출 비중 ↑</w:t>
+              <w:t xml:space="preserve">방문 1인당 </w:t>
+            </w:r>
+            <w:r>
+              <w:rPr>
+                <w:rFonts w:hint="eastAsia"/>
+                <w:sz w:val="17"/>
+                <w:szCs w:val="17"/>
+              </w:rPr>
+              <w:t>객 단가</w:t>
+            </w:r>
+            <w:r>
+              <w:rPr>
+                <w:sz w:val="17"/>
+                <w:szCs w:val="17"/>
+              </w:rPr>
+              <w:t xml:space="preserve"> +1,000원 · </w:t>
+            </w:r>
+            <w:proofErr w:type="spellStart"/>
+            <w:r>
+              <w:rPr>
+                <w:sz w:val="17"/>
+                <w:szCs w:val="17"/>
+              </w:rPr>
+              <w:t>하동읍</w:t>
+            </w:r>
+            <w:proofErr w:type="spellEnd"/>
+            <w:r>
+              <w:rPr>
+                <w:sz w:val="17"/>
+                <w:szCs w:val="17"/>
+              </w:rPr>
+              <w:t>·진교면 체류업종 비중 5%→10% · 야간(18–23시) 매출 비중 ↑</w:t>
             </w:r>
           </w:p>
         </w:tc>
@@ -9205,7 +10912,6 @@
                 <w:sz w:val="17"/>
                 <w:szCs w:val="17"/>
               </w:rPr>
-              <w:lastRenderedPageBreak/>
               <w:t>기대효과</w:t>
             </w:r>
           </w:p>
@@ -9274,7 +10980,117 @@
                 <w:sz w:val="17"/>
                 <w:szCs w:val="17"/>
               </w:rPr>
-              <w:t>주체 하동군·소상공인시장진흥공단·지역관광협의회 / 재원 지방소멸대응기금 기초지원계정(투자계획 사업 편성) / 1단계(~6개월) 화개·악양 관광동선에 결제 가능 로컬 상점·체류 거점 클러스터 조성 / 2단계(~1년) 야간 개장·숙박 연계 패키지 + 지역화폐 환급(강진 모델) / KPI 방문 1인당 월 객단가 13,240→14,240원, 위험점수 0.865→0.848, 야간매출 비중(NAR)·체류성 소비 비중 분기 추적(생활인구 공식통계 활용)</w:t>
+              <w:t>주체 하동군·</w:t>
+            </w:r>
+            <w:proofErr w:type="spellStart"/>
+            <w:r>
+              <w:rPr>
+                <w:sz w:val="17"/>
+                <w:szCs w:val="17"/>
+              </w:rPr>
+              <w:t>소상공인시장진흥공단</w:t>
+            </w:r>
+            <w:proofErr w:type="spellEnd"/>
+            <w:r>
+              <w:rPr>
+                <w:sz w:val="17"/>
+                <w:szCs w:val="17"/>
+              </w:rPr>
+              <w:t>·</w:t>
+            </w:r>
+            <w:proofErr w:type="gramStart"/>
+            <w:r>
+              <w:rPr>
+                <w:sz w:val="17"/>
+                <w:szCs w:val="17"/>
+              </w:rPr>
+              <w:t>지역관광협의회 /</w:t>
+            </w:r>
+            <w:proofErr w:type="gramEnd"/>
+            <w:r>
+              <w:rPr>
+                <w:sz w:val="17"/>
+                <w:szCs w:val="17"/>
+              </w:rPr>
+              <w:t xml:space="preserve"> 재원 </w:t>
+            </w:r>
+            <w:proofErr w:type="spellStart"/>
+            <w:r>
+              <w:rPr>
+                <w:sz w:val="17"/>
+                <w:szCs w:val="17"/>
+              </w:rPr>
+              <w:t>지방소멸대응기금</w:t>
+            </w:r>
+            <w:proofErr w:type="spellEnd"/>
+            <w:r>
+              <w:rPr>
+                <w:sz w:val="17"/>
+                <w:szCs w:val="17"/>
+              </w:rPr>
+              <w:t xml:space="preserve"> 기초지원계정(투자계획 사업 편성) / 1단계(~6개월) 화개·</w:t>
+            </w:r>
+            <w:proofErr w:type="spellStart"/>
+            <w:r>
+              <w:rPr>
+                <w:sz w:val="17"/>
+                <w:szCs w:val="17"/>
+              </w:rPr>
+              <w:t>악양</w:t>
+            </w:r>
+            <w:proofErr w:type="spellEnd"/>
+            <w:r>
+              <w:rPr>
+                <w:sz w:val="17"/>
+                <w:szCs w:val="17"/>
+              </w:rPr>
+              <w:t xml:space="preserve"> </w:t>
+            </w:r>
+            <w:r>
+              <w:rPr>
+                <w:rFonts w:hint="eastAsia"/>
+                <w:sz w:val="17"/>
+                <w:szCs w:val="17"/>
+              </w:rPr>
+              <w:t>관광 동선에</w:t>
+            </w:r>
+            <w:r>
+              <w:rPr>
+                <w:sz w:val="17"/>
+                <w:szCs w:val="17"/>
+              </w:rPr>
+              <w:t xml:space="preserve"> 결제 가능 로컬 상점·체류 거점 클러스터 조성 / 2단계(~1년) 야간 개장·숙박 연계 패키지 + 지역화폐 환급(강진 모델) / KPI 방문 1인당 월 </w:t>
+            </w:r>
+            <w:r>
+              <w:rPr>
+                <w:rFonts w:hint="eastAsia"/>
+                <w:sz w:val="17"/>
+                <w:szCs w:val="17"/>
+              </w:rPr>
+              <w:t>객 단가</w:t>
+            </w:r>
+            <w:r>
+              <w:rPr>
+                <w:sz w:val="17"/>
+                <w:szCs w:val="17"/>
+              </w:rPr>
+              <w:t xml:space="preserve"> 13,240→14,240원, 위험점수 0.865→0.848, 야간매출 비중(NAR)·</w:t>
+            </w:r>
+            <w:proofErr w:type="spellStart"/>
+            <w:r>
+              <w:rPr>
+                <w:sz w:val="17"/>
+                <w:szCs w:val="17"/>
+              </w:rPr>
+              <w:t>체류성</w:t>
+            </w:r>
+            <w:proofErr w:type="spellEnd"/>
+            <w:r>
+              <w:rPr>
+                <w:sz w:val="17"/>
+                <w:szCs w:val="17"/>
+              </w:rPr>
+              <w:t xml:space="preserve"> 소비 비중 분기 추적(생활인구 공식통계 활용)</w:t>
             </w:r>
           </w:p>
         </w:tc>
@@ -9445,7 +11261,23 @@
                 <w:sz w:val="16"/>
                 <w:szCs w:val="16"/>
               </w:rPr>
-              <w:t>(상가정보) 점포 1,923개 중 합천읍 40% 집중 · 음식+소매 68%(생활업종 위주)</w:t>
+              <w:t xml:space="preserve">(상가정보) 점포 1,923개 중 </w:t>
+            </w:r>
+            <w:proofErr w:type="spellStart"/>
+            <w:r>
+              <w:rPr>
+                <w:sz w:val="16"/>
+                <w:szCs w:val="16"/>
+              </w:rPr>
+              <w:t>합천읍</w:t>
+            </w:r>
+            <w:proofErr w:type="spellEnd"/>
+            <w:r>
+              <w:rPr>
+                <w:sz w:val="16"/>
+                <w:szCs w:val="16"/>
+              </w:rPr>
+              <w:t xml:space="preserve"> 40% 집중 · 음식+소매 68%(생활업종 위주)</w:t>
             </w:r>
           </w:p>
         </w:tc>
@@ -9471,6 +11303,7 @@
                 <w:sz w:val="16"/>
                 <w:szCs w:val="16"/>
               </w:rPr>
+              <w:lastRenderedPageBreak/>
               <w:t>개선</w:t>
             </w:r>
           </w:p>
@@ -9492,7 +11325,69 @@
                 <w:sz w:val="16"/>
                 <w:szCs w:val="16"/>
               </w:rPr>
-              <w:t>① 합천읍 거점 상권에 생활밀착 객단가↑ 지원  ② 매출 감소세 업종 정밀분석·맞춤지원  ③ 지역화폐로 역내 소비 결속</w:t>
+              <w:t xml:space="preserve">① </w:t>
+            </w:r>
+            <w:proofErr w:type="spellStart"/>
+            <w:r>
+              <w:rPr>
+                <w:sz w:val="16"/>
+                <w:szCs w:val="16"/>
+              </w:rPr>
+              <w:t>합천읍</w:t>
+            </w:r>
+            <w:proofErr w:type="spellEnd"/>
+            <w:r>
+              <w:rPr>
+                <w:sz w:val="16"/>
+                <w:szCs w:val="16"/>
+              </w:rPr>
+              <w:t xml:space="preserve"> 거점 상권에 </w:t>
+            </w:r>
+            <w:r>
+              <w:rPr>
+                <w:rFonts w:hint="eastAsia"/>
+                <w:sz w:val="16"/>
+                <w:szCs w:val="16"/>
+              </w:rPr>
+              <w:t>생활 밀착</w:t>
+            </w:r>
+            <w:r>
+              <w:rPr>
+                <w:sz w:val="16"/>
+                <w:szCs w:val="16"/>
+              </w:rPr>
+              <w:t xml:space="preserve"> </w:t>
+            </w:r>
+            <w:r>
+              <w:rPr>
+                <w:rFonts w:hint="eastAsia"/>
+                <w:sz w:val="16"/>
+                <w:szCs w:val="16"/>
+              </w:rPr>
+              <w:t>객 단가</w:t>
+            </w:r>
+            <w:r>
+              <w:rPr>
+                <w:sz w:val="16"/>
+                <w:szCs w:val="16"/>
+              </w:rPr>
+              <w:t xml:space="preserve">↑ </w:t>
+            </w:r>
+            <w:proofErr w:type="gramStart"/>
+            <w:r>
+              <w:rPr>
+                <w:sz w:val="16"/>
+                <w:szCs w:val="16"/>
+              </w:rPr>
+              <w:t>지원  ②</w:t>
+            </w:r>
+            <w:proofErr w:type="gramEnd"/>
+            <w:r>
+              <w:rPr>
+                <w:sz w:val="16"/>
+                <w:szCs w:val="16"/>
+              </w:rPr>
+              <w:t xml:space="preserve"> 매출 감소세 업종 정밀분석·맞춤지원  ③ 지역화폐로 역내 소비 결속</w:t>
             </w:r>
           </w:p>
         </w:tc>
@@ -9534,12 +11429,37 @@
             <w:vAlign w:val="center"/>
           </w:tcPr>
           <w:p>
-            <w:r>
-              <w:rPr>
-                <w:sz w:val="16"/>
-                <w:szCs w:val="16"/>
-              </w:rPr>
-              <w:t>객단가 +1,000원 · 합천읍 상권 매출 추세 전환(− → +)</w:t>
+            <w:proofErr w:type="spellStart"/>
+            <w:r>
+              <w:rPr>
+                <w:sz w:val="16"/>
+                <w:szCs w:val="16"/>
+              </w:rPr>
+              <w:t>객단가</w:t>
+            </w:r>
+            <w:proofErr w:type="spellEnd"/>
+            <w:r>
+              <w:rPr>
+                <w:sz w:val="16"/>
+                <w:szCs w:val="16"/>
+              </w:rPr>
+              <w:t xml:space="preserve"> +1,000원 · </w:t>
+            </w:r>
+            <w:proofErr w:type="spellStart"/>
+            <w:r>
+              <w:rPr>
+                <w:sz w:val="16"/>
+                <w:szCs w:val="16"/>
+              </w:rPr>
+              <w:t>합천읍</w:t>
+            </w:r>
+            <w:proofErr w:type="spellEnd"/>
+            <w:r>
+              <w:rPr>
+                <w:sz w:val="16"/>
+                <w:szCs w:val="16"/>
+              </w:rPr>
+              <w:t xml:space="preserve"> 상권 매출 추세 전환(− → +)</w:t>
             </w:r>
           </w:p>
         </w:tc>
@@ -9757,7 +11677,23 @@
                 <w:sz w:val="16"/>
                 <w:szCs w:val="16"/>
               </w:rPr>
-              <w:t>(상가정보) 점포 3,218개 · 남해읍 33% + 체류업종 27%로 관광자산 보유</w:t>
+              <w:t xml:space="preserve">(상가정보) 점포 3,218개 · </w:t>
+            </w:r>
+            <w:proofErr w:type="spellStart"/>
+            <w:r>
+              <w:rPr>
+                <w:sz w:val="16"/>
+                <w:szCs w:val="16"/>
+              </w:rPr>
+              <w:t>남해읍</w:t>
+            </w:r>
+            <w:proofErr w:type="spellEnd"/>
+            <w:r>
+              <w:rPr>
+                <w:sz w:val="16"/>
+                <w:szCs w:val="16"/>
+              </w:rPr>
+              <w:t xml:space="preserve"> 33% + 체류업종 27%로 관광자산 보유</w:t>
             </w:r>
           </w:p>
         </w:tc>
@@ -9804,7 +11740,53 @@
                 <w:sz w:val="16"/>
                 <w:szCs w:val="16"/>
               </w:rPr>
-              <w:t>① MI·TREND·객단가 분기 감시, 임계값(MI &lt; −0.7 또는 TREND &lt; 0) 도달 시 개선 적용 전환  ② 보유 관광 체류자산을 소비전환으로 선제 강화</w:t>
+              <w:t>① MI·TREND·</w:t>
+            </w:r>
+            <w:r>
+              <w:rPr>
+                <w:rFonts w:hint="eastAsia"/>
+                <w:sz w:val="16"/>
+                <w:szCs w:val="16"/>
+              </w:rPr>
+              <w:t>객 단가</w:t>
+            </w:r>
+            <w:r>
+              <w:rPr>
+                <w:sz w:val="16"/>
+                <w:szCs w:val="16"/>
+              </w:rPr>
+              <w:t xml:space="preserve"> 분기 감시, </w:t>
+            </w:r>
+            <w:r>
+              <w:rPr>
+                <w:rFonts w:hint="eastAsia"/>
+                <w:sz w:val="16"/>
+                <w:szCs w:val="16"/>
+              </w:rPr>
+              <w:t>임계 값</w:t>
+            </w:r>
+            <w:r>
+              <w:rPr>
+                <w:sz w:val="16"/>
+                <w:szCs w:val="16"/>
+              </w:rPr>
+              <w:t xml:space="preserve">(MI &lt; −0.7 또는 TREND </w:t>
+            </w:r>
+            <w:proofErr w:type="gramStart"/>
+            <w:r>
+              <w:rPr>
+                <w:sz w:val="16"/>
+                <w:szCs w:val="16"/>
+              </w:rPr>
+              <w:t>&lt; 0</w:t>
+            </w:r>
+            <w:proofErr w:type="gramEnd"/>
+            <w:r>
+              <w:rPr>
+                <w:sz w:val="16"/>
+                <w:szCs w:val="16"/>
+              </w:rPr>
+              <w:t>) 도달 시 개선 적용 전환  ② 보유 관광 체류자산을 소비전환으로 선제 강화</w:t>
             </w:r>
           </w:p>
         </w:tc>
@@ -9851,7 +11833,22 @@
                 <w:sz w:val="16"/>
                 <w:szCs w:val="16"/>
               </w:rPr>
-              <w:t>분기 MI·TREND 추적 · 임계값 도달 여부</w:t>
+              <w:t xml:space="preserve">분기 MI·TREND 추적 · </w:t>
+            </w:r>
+            <w:r>
+              <w:rPr>
+                <w:rFonts w:hint="eastAsia"/>
+                <w:sz w:val="16"/>
+                <w:szCs w:val="16"/>
+              </w:rPr>
+              <w:t>임계 값</w:t>
+            </w:r>
+            <w:r>
+              <w:rPr>
+                <w:sz w:val="16"/>
+                <w:szCs w:val="16"/>
+              </w:rPr>
+              <w:t xml:space="preserve"> 도달 여부</w:t>
             </w:r>
           </w:p>
         </w:tc>
@@ -10069,7 +12066,38 @@
                 <w:sz w:val="16"/>
                 <w:szCs w:val="16"/>
               </w:rPr>
-              <w:t>(상가정보) 점포 3,304개 중 거창읍 78% 초집중 = 서부내륙 상권 거점</w:t>
+              <w:t xml:space="preserve">(상가정보) 점포 3,304개 중 </w:t>
+            </w:r>
+            <w:proofErr w:type="spellStart"/>
+            <w:r>
+              <w:rPr>
+                <w:sz w:val="16"/>
+                <w:szCs w:val="16"/>
+              </w:rPr>
+              <w:t>거창읍</w:t>
+            </w:r>
+            <w:proofErr w:type="spellEnd"/>
+            <w:r>
+              <w:rPr>
+                <w:sz w:val="16"/>
+                <w:szCs w:val="16"/>
+              </w:rPr>
+              <w:t xml:space="preserve"> 78% </w:t>
+            </w:r>
+            <w:r>
+              <w:rPr>
+                <w:rFonts w:hint="eastAsia"/>
+                <w:sz w:val="16"/>
+                <w:szCs w:val="16"/>
+              </w:rPr>
+              <w:t>초 집중</w:t>
+            </w:r>
+            <w:r>
+              <w:rPr>
+                <w:sz w:val="16"/>
+                <w:szCs w:val="16"/>
+              </w:rPr>
+              <w:t xml:space="preserve"> = 서부내륙 상권 거점</w:t>
             </w:r>
           </w:p>
         </w:tc>
@@ -10116,7 +12144,23 @@
                 <w:sz w:val="16"/>
                 <w:szCs w:val="16"/>
               </w:rPr>
-              <w:t>① 거창읍을 서부내륙 광역 소비 거점으로  ② 인접 침체지역(함양·산청·합천) 방문·소비 연계  ③ 거점 기능 강화로 역외 유출 차단</w:t>
+              <w:t xml:space="preserve">① </w:t>
+            </w:r>
+            <w:proofErr w:type="spellStart"/>
+            <w:r>
+              <w:rPr>
+                <w:sz w:val="16"/>
+                <w:szCs w:val="16"/>
+              </w:rPr>
+              <w:t>거창읍을</w:t>
+            </w:r>
+            <w:proofErr w:type="spellEnd"/>
+            <w:r>
+              <w:rPr>
+                <w:sz w:val="16"/>
+                <w:szCs w:val="16"/>
+              </w:rPr>
+              <w:t xml:space="preserve"> 서부내륙 광역 소비 거점으로  ② 인접 침체지역(함양·산청·합천) 방문·소비 연계  ③ 거점 기능 강화로 역외 유출 차단</w:t>
             </w:r>
           </w:p>
         </w:tc>
@@ -10163,8 +12207,17 @@
                 <w:sz w:val="16"/>
                 <w:szCs w:val="16"/>
               </w:rPr>
-              <w:t>인접지역 방문자의 거창 경유·연계 소비율</w:t>
-            </w:r>
+              <w:t xml:space="preserve">인접지역 방문자의 거창 경유·연계 </w:t>
+            </w:r>
+            <w:proofErr w:type="spellStart"/>
+            <w:r>
+              <w:rPr>
+                <w:sz w:val="16"/>
+                <w:szCs w:val="16"/>
+              </w:rPr>
+              <w:t>소비율</w:t>
+            </w:r>
+            <w:proofErr w:type="spellEnd"/>
           </w:p>
         </w:tc>
       </w:tr>
@@ -10220,13 +12273,13 @@
       <w:pPr>
         <w:pStyle w:val="2"/>
       </w:pPr>
-      <w:bookmarkStart w:id="31" w:name="_Eum_5_4"/>
-      <w:bookmarkStart w:id="32" w:name="_Toc232188508"/>
+      <w:bookmarkStart w:id="34" w:name="_Eum_5_4"/>
+      <w:bookmarkStart w:id="35" w:name="_Toc232188508"/>
       <w:r>
         <w:t>6.5 실현 가능성 — 정책 연계와 벤치마킹</w:t>
       </w:r>
-      <w:bookmarkEnd w:id="31"/>
-      <w:bookmarkEnd w:id="32"/>
+      <w:bookmarkEnd w:id="34"/>
+      <w:bookmarkEnd w:id="35"/>
     </w:p>
     <w:p>
       <w:pPr>
@@ -10245,93 +12298,99 @@
           <w:b/>
           <w:bCs/>
         </w:rPr>
-        <w:t xml:space="preserve">먼저 재원과 제도다 — 지방소멸대응기금과 정확히 맞물린다. </w:t>
-      </w:r>
-      <w:r>
-        <w:t xml:space="preserve">정부는 지방소멸대응기금으로 매년 1조 원(2022년 7,500억)을 10년간 투입하며, 기초지원계정의 약 95%를 인구감소지역 89곳에 집중 </w:t>
-        <w:lastRenderedPageBreak/>
-        <w:t>배분한다(행정안전부, 2021 지정). 본 분석 대상인 경남 인구감소지역 11곳이 전부 이 배분 대상이다. 특히 2026년 기금 운용방향은 시설 중심에서 ‘사람이 들어오고 머무는 사업’ 우선으로 전환되었는데, 이는 생활인구를 지역 소비로 전환하라는 본 연구의 개선과 정확히 일치한다. 따라서 E-um의 위험점수·MI는 기금 투자계획의 사업 우선순위와 성과지표(KPI)로 그대로 활용될 수 있다. 또한 「인구감소지역 지원 특별법」(2022)이 생활인구를 공식 지표로 법제화했으므로, MI·CPC의 분모(생활인구)는 행정이 매년 갱신·검증하는 공식 통계이며 별도 데이터 구축 없이 개선 효과를 추적할 수 있다.</w:t>
-      </w:r>
-    </w:p>
-    <w:p>
-      <w:pPr>
-        <w:spacing w:after="100"/>
-      </w:pPr>
+        <w:t xml:space="preserve">먼저 재원과 제도다 — </w:t>
+      </w:r>
+      <w:proofErr w:type="spellStart"/>
       <w:r>
         <w:rPr>
           <w:b/>
           <w:bCs/>
         </w:rPr>
-        <w:t xml:space="preserve">다음은 벤치마킹이다 — 같은 방안이 이미 성과를 냈다. </w:t>
-      </w:r>
-      <w:r>
-        <w:t>전남 강진군 ‘반값여행’은 관광객이 지역에서 소비한 금액의 50%를 지역화폐(강진사랑상품권)로 환급하는 체류·소비 전환 모델로, 2025년 1월~5월 초 4만 724팀이 군내 1,453개 업소에서 58.7억 원을 소비했고 강진은 ‘체류형 관광도시’ 부문 대상을 받았다. 이는 산청(관광 통과형)의 ‘통과를 소비로 전환’ 방안과 합천·의령(정주형)의 지역화폐 환류 방안이 실제 매출로 이어짐을 보여주는 직접 사례다. 또한 지역사랑상품권은 환전율 99.8%로 발행액 대부분이 역내에서 소비되고, 사용 시 주민 구매처가 동네상권으로 이동하는 효과가 실증되어, 외부유입 의존(낮은 LRR)·소비 누수를 겪는 합천·의령의 ‘경남 외 소비 회수’ 방안을 뒷받침한다. 단 업종별 효과 편차가 크므로, E-um의 CDI(업종 집중) 분석으로 효과가 큰 업종을 선별해 적용해야 한다.</w:t>
-      </w:r>
-    </w:p>
-    <w:p>
-      <w:pPr>
-        <w:spacing w:after="120"/>
-      </w:pPr>
-      <w:r>
-        <w:t>요컨대 본 개선 방안은 이미 편성된 기금 재원과 법제화된 생활인구 지표, 타 지자체에서 검증된 성과 위에 서 있다. 분석에 그치지 않고 즉시 집행 가능한 실행안이다.</w:t>
-      </w:r>
-    </w:p>
-    <w:p>
-      <w:pPr>
-        <w:pStyle w:val="1"/>
-      </w:pPr>
-      <w:bookmarkStart w:id="33" w:name="_Toc231757051"/>
-      <w:bookmarkStart w:id="34" w:name="_Toc232188509"/>
-      <w:r>
-        <w:t>7. 결론 및 기대효과</w:t>
-      </w:r>
-      <w:bookmarkEnd w:id="33"/>
-      <w:bookmarkEnd w:id="34"/>
-    </w:p>
-    <w:p>
-      <w:pPr>
-        <w:spacing w:after="40"/>
-      </w:pPr>
-      <w:r>
-        <w:t xml:space="preserve">경남 인구감소지역의 상권 문제는 단순 인구 부족이 아니라 </w:t>
-      </w:r>
+        <w:t>지방소멸대응기금과</w:t>
+      </w:r>
+      <w:proofErr w:type="spellEnd"/>
       <w:r>
         <w:rPr>
           <w:b/>
           <w:bCs/>
         </w:rPr>
-        <w:t>"생활인구의 지역 소비 전환 실패"</w:t>
-      </w:r>
-      <w:r>
-        <w:t>가 핵심 축이며, 이는 MI 지표로 정량 분석된다.</w:t>
-      </w:r>
-    </w:p>
-    <w:p>
-      <w:pPr>
-        <w:spacing w:after="40"/>
-      </w:pPr>
-      <w:r>
-        <w:t xml:space="preserve">13개 지역은 </w:t>
-      </w:r>
+        <w:t xml:space="preserve"> 정확히 맞물린다. </w:t>
+      </w:r>
+      <w:r>
+        <w:t xml:space="preserve">정부는 </w:t>
+      </w:r>
+      <w:proofErr w:type="spellStart"/>
+      <w:r>
+        <w:t>지방소멸대응기금으로</w:t>
+      </w:r>
+      <w:proofErr w:type="spellEnd"/>
+      <w:r>
+        <w:t xml:space="preserve"> 매년 1조 원(2022년 7,500억)을 10년간 투입하며, 기초지원계정의 약 95%를 인구감소지역 89곳에 집중 배분한다(행정안전부, 2021 지정). 본 분석 대상인 경남 인구감소지역 11곳이 전부 이 배분 대상이다. 특히 2026년 기금 운용방향은 시설 중심에서 ‘사람이 들어오고 머무는 사업’ 우선으로 전환되었는데, 이는 생활인구를 지역 소비로 전환하라는 본 연구의 개선과 정확히 일치한다. 따라서 E-um의 위험점수·MI는 기금 투자계획의 사업 우선순위와 성과지표(KPI)로 그대로 활용될 수 있다. 또한 「인구감소지역 지원 특별법」(2022)이 생활인구를 공식 지표로 법제화했으므로, MI·CPC의 분모(생활인구)는 행정이 매년 갱신·검증하는 공식 통계이며 별도 데이터 구축 없이 개선 효과를 추적할 수 있다.</w:t>
+      </w:r>
+    </w:p>
+    <w:p>
+      <w:pPr>
+        <w:spacing w:after="100"/>
+      </w:pPr>
       <w:r>
         <w:rPr>
           <w:b/>
           <w:bCs/>
         </w:rPr>
-        <w:t>방문대비 소비부족형 / 외지방문 의존형 / 혼합 경계형 / 소비 안정형</w:t>
-      </w:r>
-      <w:r>
-        <w:t xml:space="preserve">으로 유형화되며, 인구감소지역 내부에도 </w:t>
+        <w:t xml:space="preserve">다음은 벤치마킹이다 — 같은 방안이 이미 성과를 냈다. </w:t>
+      </w:r>
+      <w:r>
+        <w:t xml:space="preserve">전남 강진군 ‘반값여행’은 관광객이 지역에서 소비한 금액의 50%를 지역화폐(강진사랑상품권)로 환급하는 체류·소비 전환 모델로, 2025년 1월~5월 초 4만 724팀이 군내 1,453개 업소에서 58.7억 원을 소비했고 강진은 ‘체류형 관광도시’ 부문 대상을 받았다. 이는 산청(관광 통과형)의 ‘통과를 소비로 전환’ 방안과 합천·의령(정주형)의 지역화폐 환류 </w:t>
+      </w:r>
+      <w:r>
+        <w:lastRenderedPageBreak/>
+        <w:t xml:space="preserve">방안이 실제 매출로 이어짐을 보여주는 직접 사례다. 또한 지역사랑상품권은 </w:t>
+      </w:r>
+      <w:proofErr w:type="spellStart"/>
+      <w:r>
+        <w:t>환전율</w:t>
+      </w:r>
+      <w:proofErr w:type="spellEnd"/>
+      <w:r>
+        <w:t xml:space="preserve"> 99.8%로 발행액 대부분이 역내에서 소비되고, 사용 시 주민 구매처가 동네상권으로 이동하는 효과가 실증되어, 외부유입 의존(낮은 LRR)·소비 누수를 겪는 합천·의령의 ‘경남 외 소비 회수’ 방안을 뒷받침한다. 단 업종별 효과 편차가 크므로, E-um의 CDI(업종 집중) 분석으로 효과가 큰 업종을 선별해 적용해야 한다.</w:t>
+      </w:r>
+    </w:p>
+    <w:p>
+      <w:pPr>
+        <w:spacing w:after="120"/>
+      </w:pPr>
+      <w:r>
+        <w:t>요컨대 본 개선 방안은 이미 편성된 기금 재원과 법제화된 생활인구 지표, 타 지자체에서 검증된 성과 위에 서 있다. 분석에 그치지 않고 즉시 집행 가능한 실행안이다.</w:t>
+      </w:r>
+    </w:p>
+    <w:p>
+      <w:pPr>
+        <w:pStyle w:val="1"/>
+      </w:pPr>
+      <w:bookmarkStart w:id="36" w:name="_Toc231757051"/>
+      <w:bookmarkStart w:id="37" w:name="_Toc232188509"/>
+      <w:r>
+        <w:t>7. 결론 및 기대효과</w:t>
+      </w:r>
+      <w:bookmarkEnd w:id="36"/>
+      <w:bookmarkEnd w:id="37"/>
+    </w:p>
+    <w:p>
+      <w:pPr>
+        <w:spacing w:after="40"/>
+      </w:pPr>
+      <w:r>
+        <w:t xml:space="preserve">경남 인구감소지역의 상권 문제는 단순 인구 부족이 아니라 </w:t>
       </w:r>
       <w:r>
         <w:rPr>
           <w:b/>
           <w:bCs/>
         </w:rPr>
-        <w:t>7.6배의 양극화</w:t>
-      </w:r>
-      <w:r>
-        <w:t>가 존재한다.</w:t>
+        <w:t>"생활인구의 지역 소비 전환 실패"</w:t>
+      </w:r>
+      <w:r>
+        <w:t>가 핵심 축이며, 이는 MI 지표로 정량 분석된다.</w:t>
       </w:r>
     </w:p>
     <w:p>
@@ -10339,106 +12398,94 @@
         <w:spacing w:after="40"/>
       </w:pPr>
       <w:r>
-        <w:t xml:space="preserve">위험점수 기준 우선 개선 대상은 </w:t>
+        <w:t xml:space="preserve">13개 지역은 </w:t>
       </w:r>
       <w:r>
         <w:rPr>
           <w:b/>
           <w:bCs/>
         </w:rPr>
-        <w:t>하동·함양·합천·남해·의령</w:t>
-      </w:r>
-      <w:r>
-        <w:t>(TOP 5)이며, 유형별로 개선이 다르다.</w:t>
-      </w:r>
-    </w:p>
-    <w:p>
-      <w:pPr>
-        <w:spacing w:after="40"/>
+        <w:t xml:space="preserve">방문대비 </w:t>
+      </w:r>
+      <w:proofErr w:type="gramStart"/>
+      <w:r>
         <w:rPr>
           <w:b/>
           <w:bCs/>
         </w:rPr>
-      </w:pPr>
-    </w:p>
-    <w:p>
-      <w:pPr>
-        <w:spacing w:after="40"/>
-      </w:pPr>
+        <w:t>소비부족형 /</w:t>
+      </w:r>
+      <w:proofErr w:type="gramEnd"/>
       <w:r>
         <w:rPr>
           <w:b/>
           <w:bCs/>
         </w:rPr>
-        <w:t>기대효과(탐색적 추정):</w:t>
-      </w:r>
-      <w:r>
-        <w:t xml:space="preserve"> 방문대비 소비부족형 3곳에서 방문 1인당 월 +1,000원(커피 한 잔 값 미만)의</w:t>
+        <w:t xml:space="preserve"> 외지방문 의존형 / 혼합 경계형 / 소비 안정형</w:t>
+      </w:r>
+      <w:r>
+        <w:t xml:space="preserve">으로 </w:t>
       </w:r>
       <w:r>
         <w:rPr>
           <w:rFonts w:hint="eastAsia"/>
         </w:rPr>
-        <w:t xml:space="preserve"> </w:t>
-      </w:r>
-      <w:r>
-        <w:t xml:space="preserve">소비 증가만으로도 </w:t>
+        <w:t>유형화 되며</w:t>
+      </w:r>
+      <w:r>
+        <w:t xml:space="preserve">, 인구감소지역 내부에도 </w:t>
       </w:r>
       <w:r>
         <w:rPr>
           <w:b/>
           <w:bCs/>
         </w:rPr>
-        <w:t>연 약 +78억</w:t>
-      </w:r>
-      <w:r>
-        <w:t xml:space="preserve">의 지역 매출 증가가 가능하다(산출 근거는 </w:t>
+        <w:t>7.6배의 양극화</w:t>
+      </w:r>
+      <w:r>
+        <w:t>가 존재한다.</w:t>
+      </w:r>
+    </w:p>
+    <w:p>
+      <w:pPr>
+        <w:spacing w:after="40"/>
+      </w:pPr>
+      <w:r>
+        <w:t xml:space="preserve">위험점수 기준 우선 개선 대상은 </w:t>
       </w:r>
       <w:r>
         <w:rPr>
           <w:b/>
           <w:bCs/>
         </w:rPr>
-        <w:t>부록 A</w:t>
-      </w:r>
-      <w:r>
-        <w:t>). '생활인구'가</w:t>
-      </w:r>
-    </w:p>
-    <w:p>
-      <w:pPr>
-        <w:spacing w:after="100"/>
-      </w:pPr>
-      <w:r>
-        <w:t xml:space="preserve">방문 흐름 합계이므로 </w:t>
-      </w:r>
-      <w:r>
+        <w:t>하동·함양·합천·남해·의령</w:t>
+      </w:r>
+      <w:r>
+        <w:t>(TOP 5)이며, 유형별로 개선이 다르다.</w:t>
+      </w:r>
+    </w:p>
+    <w:p>
+      <w:pPr>
+        <w:spacing w:after="40"/>
         <w:rPr>
           <w:b/>
           <w:bCs/>
         </w:rPr>
-        <w:t>작은 1인당 변화가 큰 총량 효과</w:t>
-      </w:r>
-      <w:r>
-        <w:t>로 이어진다. 이 규모감은 실측으로도 뒷받침된다 — 동일 모델(체류·소비 전환 + 지역화폐 환급)을 적용한 전남 강진군은 2025년 1~5월 초에만 군내 1,453개 업소에서 실제 58.7억 원의 역내 소비를 창출했다. 본 추정(연 +78억)이 과장이 아니라 정책적으로 달성 가능한 규모임을 보여주는 외부 준거다.</w:t>
-      </w:r>
-    </w:p>
-    <w:p>
-      <w:pPr>
-        <w:spacing w:after="100"/>
-      </w:pPr>
-      <w:r>
-        <w:t xml:space="preserve">E-um은 "어디가 침체됐는가"를 넘어 </w:t>
-      </w:r>
+      </w:pPr>
+    </w:p>
+    <w:p>
+      <w:pPr>
+        <w:spacing w:after="40"/>
+      </w:pPr>
       <w:r>
         <w:rPr>
           <w:b/>
           <w:bCs/>
         </w:rPr>
-        <w:t>"왜 침체됐고, 무엇을 하면 되는가"</w:t>
-      </w:r>
-      <w:r>
-        <w:t>를 데이터로 답하는</w:t>
+        <w:t>기대효과(탐색적 추정):</w:t>
+      </w:r>
+      <w:r>
+        <w:t xml:space="preserve"> 방문대비 소비부족형 3곳에서 방문 1인당 월 +1,000원(커피 한 잔 값 미만)의</w:t>
       </w:r>
       <w:r>
         <w:rPr>
@@ -10447,110 +12494,115 @@
         <w:t xml:space="preserve"> </w:t>
       </w:r>
       <w:r>
-        <w:t>재현 가능한 분석 프레임을 제공한다.</w:t>
-      </w:r>
-    </w:p>
-    <w:p>
-      <w:pPr>
-        <w:pStyle w:val="1"/>
-      </w:pPr>
-      <w:bookmarkStart w:id="35" w:name="_Toc231757052"/>
-      <w:bookmarkStart w:id="36" w:name="_Toc232188510"/>
-      <w:r>
-        <w:t>8. 한계 및 향후 과제</w:t>
-      </w:r>
-      <w:bookmarkEnd w:id="35"/>
-      <w:bookmarkEnd w:id="36"/>
-    </w:p>
-    <w:p>
-      <w:pPr>
-        <w:spacing w:after="40"/>
-      </w:pPr>
-      <w:r>
-        <w:lastRenderedPageBreak/>
-        <w:t xml:space="preserve">표본 13개 → K-means는 </w:t>
+        <w:t xml:space="preserve">소비 증가만으로도 </w:t>
       </w:r>
       <w:r>
         <w:rPr>
           <w:b/>
           <w:bCs/>
         </w:rPr>
-        <w:t>탐색적 유형화</w:t>
-      </w:r>
-      <w:r>
-        <w:t>(확정 분류 아님).</w:t>
-      </w:r>
-    </w:p>
-    <w:p>
-      <w:pPr>
-        <w:spacing w:after="40"/>
-      </w:pPr>
-      <w:r>
-        <w:t xml:space="preserve">MI의 </w:t>
+        <w:t>연 약 +78억</w:t>
+      </w:r>
+      <w:r>
+        <w:t xml:space="preserve">의 지역 매출 증가가 가능하다(산출 근거는 </w:t>
       </w:r>
       <w:r>
         <w:rPr>
           <w:b/>
           <w:bCs/>
         </w:rPr>
-        <w:t>외부 타당성 검증은 미완</w:t>
-      </w:r>
-      <w:r>
-        <w:t xml:space="preserve"> — 국세청 사업자 증감·관광소비 구조와 교차 검증을 시도했으나 유의한 상관은 확인되지 않았다. MI가 기존 지표로 포착되지 않는 별개 차원을 측정함을 시사하는 동시에, 시군 단위 폐업률·다년 매출 패널을 통한 직접 검증이 핵심 후속 과제임을 뜻한다.</w:t>
-      </w:r>
-    </w:p>
-    <w:p>
-      <w:pPr>
-        <w:spacing w:after="40"/>
-      </w:pPr>
-      <w:r>
-        <w:t xml:space="preserve">MI와 CPC는 모두 방문 1인당 소비(연간매출/생활인구)에서 출발한 지표로, MI는 그 로그·중심화 형태이고 CPC는 절대 금액 형태다 — 13곳 </w:t>
+        <w:t>부록 A</w:t>
+      </w:r>
+      <w:r>
+        <w:t>). '생활인구'가</w:t>
+      </w:r>
+    </w:p>
+    <w:p>
+      <w:pPr>
+        <w:spacing w:after="100"/>
+      </w:pPr>
+      <w:r>
+        <w:t xml:space="preserve">방문 흐름 합계이므로 </w:t>
       </w:r>
       <w:r>
         <w:rPr>
           <w:b/>
           <w:bCs/>
         </w:rPr>
-        <w:t>순위가 사실상 동일</w:t>
-      </w:r>
-      <w:r>
-        <w:t>하다. 위험점수에서 두 지표에 합산 0.65를 둔 것은 독립된 두 차원의 합이 아니라, 핵심 가설(생활인구 대비 소비전환)에 의도적으로 비중을 집중한 설계다. 따라서 5.4에서 MI가 위험 1위 요인으로 분해되는 것은 외부 타당성의 증거가 아니라 이 설계의 구조적 귀결로 해석해야 한다.</w:t>
-      </w:r>
-    </w:p>
-    <w:p>
-      <w:pPr>
-        <w:spacing w:after="40"/>
-      </w:pPr>
-      <w:r>
-        <w:t xml:space="preserve">'생활인구'는 안정 거주인구가 아닌 월별 방문 흐름 합계 → MI·CPC는 </w:t>
+        <w:t>작은 1인당 변화가 큰 총량 효과</w:t>
+      </w:r>
+      <w:r>
+        <w:t>로 이어진다. 이 규모감은 실측으로도 뒷받침된다 — 동일 모델(체류·소비 전환 + 지역화폐 환급)을 적용한 전남 강진군은 2025년 1~5월 초에만 군내 1,453개 업소에서 실제 58.7억 원의 역내 소비를 창출했다. 본 추정(연 +78억)이 과장이 아니라 정책적으로 달성 가능한 규모임을 보여주는 외부 준거다.</w:t>
+      </w:r>
+    </w:p>
+    <w:p>
+      <w:pPr>
+        <w:spacing w:after="100"/>
+      </w:pPr>
+      <w:r>
+        <w:t>E-um은 "어디가 침체됐는가"</w:t>
+      </w:r>
+      <w:proofErr w:type="spellStart"/>
+      <w:r>
+        <w:t>를</w:t>
+      </w:r>
+      <w:proofErr w:type="spellEnd"/>
+      <w:r>
+        <w:t xml:space="preserve"> 넘어 </w:t>
       </w:r>
       <w:r>
         <w:rPr>
           <w:b/>
           <w:bCs/>
         </w:rPr>
-        <w:t>상대 비교 지표</w:t>
-      </w:r>
-      <w:r>
-        <w:t>로 해석.</w:t>
-      </w:r>
+        <w:t>"왜 침체됐고, 무엇을 하면 되는가"</w:t>
+      </w:r>
+      <w:proofErr w:type="spellStart"/>
+      <w:r>
+        <w:t>를</w:t>
+      </w:r>
+      <w:proofErr w:type="spellEnd"/>
+      <w:r>
+        <w:t xml:space="preserve"> 데이터로 답하는</w:t>
+      </w:r>
+      <w:r>
+        <w:rPr>
+          <w:rFonts w:hint="eastAsia"/>
+        </w:rPr>
+        <w:t xml:space="preserve"> </w:t>
+      </w:r>
+      <w:r>
+        <w:t>재현 가능한 분석 프레임을 제공한다.</w:t>
+      </w:r>
+    </w:p>
+    <w:p>
+      <w:pPr>
+        <w:pStyle w:val="1"/>
+      </w:pPr>
+      <w:bookmarkStart w:id="38" w:name="_Toc231757052"/>
+      <w:bookmarkStart w:id="39" w:name="_Toc232188510"/>
+      <w:r>
+        <w:t>8. 한계 및 향후 과제</w:t>
+      </w:r>
+      <w:bookmarkEnd w:id="38"/>
+      <w:bookmarkEnd w:id="39"/>
     </w:p>
     <w:p>
       <w:pPr>
         <w:spacing w:after="40"/>
       </w:pPr>
       <w:r>
-        <w:t xml:space="preserve">기대효과는 가정 기반 </w:t>
+        <w:t xml:space="preserve">표본 13개 → K-means는 </w:t>
       </w:r>
       <w:r>
         <w:rPr>
           <w:b/>
           <w:bCs/>
         </w:rPr>
-        <w:t>탐색적 추정</w:t>
-      </w:r>
-      <w:r>
-        <w:t>(객단가 개선이 방문을 위축시키지 않는다는 전제).</w:t>
+        <w:t>탐색적 유형화</w:t>
+      </w:r>
+      <w:r>
+        <w:t>(확정 분류 아님).</w:t>
       </w:r>
     </w:p>
     <w:p>
@@ -10558,33 +12610,25 @@
         <w:spacing w:after="40"/>
       </w:pPr>
       <w:r>
-        <w:t>카드매출 시·군 단위 → 읍·면·동 정밀 개선은 SGIS 집계구 데이터 확보 시 확장 가능.</w:t>
-      </w:r>
-    </w:p>
-    <w:p>
-      <w:pPr>
-        <w:spacing w:after="40"/>
-      </w:pPr>
-      <w:r>
-        <w:t xml:space="preserve">이음-Detect(RandomForest+SHAP)는 n=13의 </w:t>
+        <w:t xml:space="preserve">MI의 </w:t>
       </w:r>
       <w:r>
         <w:rPr>
           <w:b/>
           <w:bCs/>
         </w:rPr>
-        <w:t>탐색적</w:t>
-      </w:r>
-      <w:r>
-        <w:t xml:space="preserve"> 기여도 분해이므로, 표본 확대(타 시·도</w:t>
-      </w:r>
-    </w:p>
-    <w:p>
-      <w:pPr>
-        <w:spacing w:after="100"/>
-      </w:pPr>
-      <w:r>
-        <w:t>인구감소지역 결합) 시 확정 모델로 발전 가능.</w:t>
+        <w:t>외부 타당성 검증은 미완</w:t>
+      </w:r>
+      <w:r>
+        <w:t xml:space="preserve"> — 국세청 사업자 증감·관광소비 구조와 교차 검증을 시도했으나 유의한 상관은 확인되지 않았다. MI가 기존 지표로 포착되지 않는 별개 차원을 측정함을 시사하는 동시에, 시군 단위 </w:t>
+      </w:r>
+      <w:proofErr w:type="spellStart"/>
+      <w:r>
+        <w:t>폐업률</w:t>
+      </w:r>
+      <w:proofErr w:type="spellEnd"/>
+      <w:r>
+        <w:t>·다년 매출 패널을 통한 직접 검증이 핵심 후속 과제임을 뜻한다.</w:t>
       </w:r>
     </w:p>
     <w:p>
@@ -10592,25 +12636,197 @@
         <w:spacing w:after="40"/>
       </w:pPr>
       <w:r>
-        <w:t xml:space="preserve">외지방문 의존형(하동·함양)의 인구 유출입 검증은 </w:t>
+        <w:t xml:space="preserve">MI와 CPC는 모두 방문 1인당 소비(연간매출/생활인구)에서 출발한 지표로, MI는 그 로그·중심화 형태이고 CPC는 절대 금액 형태다 — 13곳 </w:t>
       </w:r>
       <w:r>
         <w:rPr>
           <w:b/>
           <w:bCs/>
         </w:rPr>
-        <w:t>시·군 단위 순이동</w:t>
-      </w:r>
+        <w:t>순위가 사실상 동일</w:t>
+      </w:r>
+      <w:r>
+        <w:t>하다. 위험점수에서 두 지표에 합산 0.65를 둔 것은 독립된 두 차원의 합이 아니라, 핵심 가설(생활인구 대비 소비전환)에 의도적으로 비중을 집중한 설계다. 따라서 5.4에서 MI가 위험 1위 요인으로 분해되는 것은 외부 타당성의 증거가 아니라 이 설계의 구조적 귀결로 해석해야 한다.</w:t>
+      </w:r>
+    </w:p>
+    <w:p>
+      <w:pPr>
+        <w:spacing w:after="40"/>
+      </w:pPr>
+      <w:r>
+        <w:t xml:space="preserve">'생활인구'는 안정 거주인구가 아닌 월별 방문 흐름 합계 → MI·CPC는 </w:t>
+      </w:r>
+      <w:r>
+        <w:rPr>
+          <w:b/>
+          <w:bCs/>
+        </w:rPr>
+        <w:t>상대 비교 지표</w:t>
+      </w:r>
+      <w:r>
+        <w:t>로 해석.</w:t>
+      </w:r>
+    </w:p>
+    <w:p>
+      <w:pPr>
+        <w:spacing w:after="40"/>
+      </w:pPr>
+      <w:r>
+        <w:t xml:space="preserve">기대효과는 가정 기반 </w:t>
+      </w:r>
+      <w:r>
+        <w:rPr>
+          <w:b/>
+          <w:bCs/>
+        </w:rPr>
+        <w:t>탐색적 추정</w:t>
+      </w:r>
+      <w:r>
+        <w:t>(</w:t>
+      </w:r>
+      <w:proofErr w:type="spellStart"/>
+      <w:r>
+        <w:t>객단가</w:t>
+      </w:r>
+      <w:proofErr w:type="spellEnd"/>
+      <w:r>
+        <w:t xml:space="preserve"> 개선이 방문을 위축시키지 않는다는 전제).</w:t>
+      </w:r>
+    </w:p>
+    <w:p>
+      <w:pPr>
+        <w:spacing w:after="40"/>
+      </w:pPr>
+      <w:r>
+        <w:t>카드매출 시·군 단위 → 읍·면·동 정밀 개선은 SGIS 집계구 데이터 확보 시 확장 가능.</w:t>
+      </w:r>
+    </w:p>
+    <w:p>
+      <w:pPr>
+        <w:spacing w:after="40"/>
+      </w:pPr>
+      <w:r>
+        <w:t>이음-Detect(</w:t>
+      </w:r>
+      <w:proofErr w:type="spellStart"/>
+      <w:r>
+        <w:t>RandomForest+SHAP</w:t>
+      </w:r>
+      <w:proofErr w:type="spellEnd"/>
+      <w:r>
+        <w:t xml:space="preserve">)는 n=13의 </w:t>
+      </w:r>
+      <w:r>
+        <w:rPr>
+          <w:b/>
+          <w:bCs/>
+        </w:rPr>
+        <w:t>탐색적</w:t>
+      </w:r>
+      <w:r>
+        <w:t xml:space="preserve"> 기여도 분해이므로, 표본 확대(타 시·도</w:t>
+      </w:r>
+      <w:r>
+        <w:rPr>
+          <w:rFonts w:hint="eastAsia"/>
+        </w:rPr>
+        <w:t xml:space="preserve"> </w:t>
+      </w:r>
+      <w:r>
+        <w:t>인구감소지역 결합) 시 확정 모델로 발전 가능.</w:t>
+      </w:r>
+    </w:p>
+    <w:p>
+      <w:pPr>
+        <w:spacing w:after="40"/>
+      </w:pPr>
+      <w:r>
+        <w:lastRenderedPageBreak/>
+        <w:t xml:space="preserve">외지방문 의존형(하동·함양)의 인구 </w:t>
+      </w:r>
+      <w:proofErr w:type="spellStart"/>
+      <w:r>
+        <w:t>유출입</w:t>
+      </w:r>
+      <w:proofErr w:type="spellEnd"/>
+      <w:r>
+        <w:t xml:space="preserve"> 검증은 </w:t>
+      </w:r>
+      <w:r>
+        <w:rPr>
+          <w:b/>
+          <w:bCs/>
+        </w:rPr>
+        <w:t xml:space="preserve">시·군 단위 </w:t>
+      </w:r>
+      <w:proofErr w:type="spellStart"/>
+      <w:r>
+        <w:rPr>
+          <w:b/>
+          <w:bCs/>
+        </w:rPr>
+        <w:t>순이동</w:t>
+      </w:r>
+      <w:proofErr w:type="spellEnd"/>
       <w:r>
         <w:t xml:space="preserve"> 데이터가 필요하나, 현재</w:t>
       </w:r>
+      <w:r>
+        <w:rPr>
+          <w:rFonts w:hint="eastAsia"/>
+        </w:rPr>
+        <w:t xml:space="preserve"> </w:t>
+      </w:r>
+      <w:r>
+        <w:t xml:space="preserve">공개 국내인구이동 통계는 시·도 </w:t>
+      </w:r>
+      <w:proofErr w:type="spellStart"/>
+      <w:r>
+        <w:t>단위까지만</w:t>
+      </w:r>
+      <w:proofErr w:type="spellEnd"/>
+      <w:r>
+        <w:t xml:space="preserve"> 매칭되어 본 분석에는 거시 배경으로만 반영했다.</w:t>
+      </w:r>
     </w:p>
     <w:p>
       <w:pPr>
         <w:spacing w:after="100"/>
       </w:pPr>
       <w:r>
-        <w:t>공개 국내인구이동 통계는 시·도 단위까지만 매칭되어 본 분석에는 거시 배경으로만 반영했다.</w:t>
+        <w:t xml:space="preserve">KOSIS </w:t>
+      </w:r>
+      <w:proofErr w:type="spellStart"/>
+      <w:r>
+        <w:t>시군구</w:t>
+      </w:r>
+      <w:proofErr w:type="spellEnd"/>
+      <w:r>
+        <w:t xml:space="preserve"> 전입·전출 </w:t>
+      </w:r>
+      <w:proofErr w:type="spellStart"/>
+      <w:r>
+        <w:t>마이크로데이터</w:t>
+      </w:r>
+      <w:proofErr w:type="spellEnd"/>
+      <w:r>
+        <w:t xml:space="preserve"> 확보 시 외부의존 구조를 직접 검증할 수 있다.</w:t>
+      </w:r>
+    </w:p>
+    <w:p>
+      <w:pPr>
+        <w:spacing w:after="40"/>
+      </w:pPr>
+      <w:r>
+        <w:t xml:space="preserve">향후: Folium 기반 인터랙티브 지도 대시보드(클릭 시 </w:t>
+      </w:r>
+      <w:proofErr w:type="spellStart"/>
+      <w:r>
+        <w:t>시군별</w:t>
+      </w:r>
+      <w:proofErr w:type="spellEnd"/>
+      <w:r>
+        <w:t xml:space="preserve"> 개선 팝업), 카드·생활인구의</w:t>
       </w:r>
     </w:p>
     <w:p>
@@ -10618,22 +12834,6 @@
         <w:spacing w:after="100"/>
       </w:pPr>
       <w:r>
-        <w:t>KOSIS 시군구 전입·전출 마이크로데이터 확보 시 외부의존 구조를 직접 검증할 수 있다.</w:t>
-      </w:r>
-    </w:p>
-    <w:p>
-      <w:pPr>
-        <w:spacing w:after="40"/>
-      </w:pPr>
-      <w:r>
-        <w:t>향후: Folium 기반 인터랙티브 지도 대시보드(클릭 시 시군별 개선 팝업), 카드·생활인구의</w:t>
-      </w:r>
-    </w:p>
-    <w:p>
-      <w:pPr>
-        <w:spacing w:after="100"/>
-      </w:pPr>
-      <w:r>
         <w:t>시계열 확장을 통한 동적 추적.</w:t>
       </w:r>
     </w:p>
@@ -10646,7 +12846,7 @@
       <w:pPr>
         <w:pStyle w:val="1"/>
       </w:pPr>
-      <w:bookmarkStart w:id="37" w:name="_Toc232188511"/>
+      <w:bookmarkStart w:id="40" w:name="_Toc232188511"/>
       <w:r>
         <w:rPr>
           <w:rFonts w:hint="eastAsia"/>
@@ -10662,14 +12862,22 @@
         </w:rPr>
         <w:t>팀원 역할 분담</w:t>
       </w:r>
-      <w:bookmarkEnd w:id="37"/>
+      <w:bookmarkEnd w:id="40"/>
     </w:p>
     <w:p>
       <w:pPr>
         <w:spacing w:after="80" w:line="260" w:lineRule="auto"/>
       </w:pPr>
       <w:r>
-        <w:t>※ 본 프로젝트는 3인 팀(김재민·강원준·오수환)의 협업으로 수행하며, 단계별 주관 담당자를 정해 일정과 산출물 품질을 공동으로 관리한다. 전체 일정 관리, 산출물 점검, 대외 커뮤니케이션은 PM 역할</w:t>
+        <w:t>※ 본 프로젝트는 3인 팀(김재민·</w:t>
+      </w:r>
+      <w:proofErr w:type="spellStart"/>
+      <w:r>
+        <w:t>강원준</w:t>
+      </w:r>
+      <w:proofErr w:type="spellEnd"/>
+      <w:r>
+        <w:t>·오수환)의 협업으로 수행하며, 단계별 주관 담당자를 정해 일정과 산출물 품질을 공동으로 관리한다. 전체 일정 관리, 산출물 점검, 대외 커뮤니케이션은 PM 역할</w:t>
       </w:r>
       <w:r>
         <w:rPr>
@@ -10958,7 +13166,55 @@
                 <w:sz w:val="16"/>
                 <w:szCs w:val="16"/>
               </w:rPr>
-              <w:t>카드 매출, 생활인구, 공공데이터 수집 및 전처리, 결측치·이상치 처리, 시·군명 표준화, 시계열 정규화</w:t>
+              <w:t xml:space="preserve">카드 매출, 생활인구, 공공데이터 수집 및 </w:t>
+            </w:r>
+            <w:proofErr w:type="spellStart"/>
+            <w:r>
+              <w:rPr>
+                <w:sz w:val="16"/>
+                <w:szCs w:val="16"/>
+              </w:rPr>
+              <w:t>전처리</w:t>
+            </w:r>
+            <w:proofErr w:type="spellEnd"/>
+            <w:r>
+              <w:rPr>
+                <w:sz w:val="16"/>
+                <w:szCs w:val="16"/>
+              </w:rPr>
+              <w:t xml:space="preserve">, </w:t>
+            </w:r>
+            <w:proofErr w:type="spellStart"/>
+            <w:r>
+              <w:rPr>
+                <w:sz w:val="16"/>
+                <w:szCs w:val="16"/>
+              </w:rPr>
+              <w:t>결측치</w:t>
+            </w:r>
+            <w:proofErr w:type="spellEnd"/>
+            <w:r>
+              <w:rPr>
+                <w:sz w:val="16"/>
+                <w:szCs w:val="16"/>
+              </w:rPr>
+              <w:t>·이상치 처리, 시·</w:t>
+            </w:r>
+            <w:proofErr w:type="spellStart"/>
+            <w:r>
+              <w:rPr>
+                <w:sz w:val="16"/>
+                <w:szCs w:val="16"/>
+              </w:rPr>
+              <w:t>군명</w:t>
+            </w:r>
+            <w:proofErr w:type="spellEnd"/>
+            <w:r>
+              <w:rPr>
+                <w:sz w:val="16"/>
+                <w:szCs w:val="16"/>
+              </w:rPr>
+              <w:t xml:space="preserve"> 표준화, 시계열 정규화</w:t>
             </w:r>
           </w:p>
         </w:tc>
@@ -11019,12 +13275,21 @@
                 <w:szCs w:val="16"/>
               </w:rPr>
             </w:pPr>
-            <w:r>
-              <w:rPr>
-                <w:sz w:val="16"/>
-                <w:szCs w:val="16"/>
-              </w:rPr>
-              <w:t>강원준, 오수환</w:t>
+            <w:proofErr w:type="spellStart"/>
+            <w:r>
+              <w:rPr>
+                <w:sz w:val="16"/>
+                <w:szCs w:val="16"/>
+              </w:rPr>
+              <w:t>강원준</w:t>
+            </w:r>
+            <w:proofErr w:type="spellEnd"/>
+            <w:r>
+              <w:rPr>
+                <w:sz w:val="16"/>
+                <w:szCs w:val="16"/>
+              </w:rPr>
+              <w:t>, 오수환</w:t>
             </w:r>
           </w:p>
         </w:tc>
@@ -11191,8 +13456,17 @@
                 <w:sz w:val="16"/>
                 <w:szCs w:val="16"/>
               </w:rPr>
-              <w:t>김재민, 강원준</w:t>
-            </w:r>
+              <w:t xml:space="preserve">김재민, </w:t>
+            </w:r>
+            <w:proofErr w:type="spellStart"/>
+            <w:r>
+              <w:rPr>
+                <w:sz w:val="16"/>
+                <w:szCs w:val="16"/>
+              </w:rPr>
+              <w:t>강원준</w:t>
+            </w:r>
+            <w:proofErr w:type="spellEnd"/>
           </w:p>
         </w:tc>
         <w:tc>
@@ -11320,6 +13594,7 @@
                 <w:szCs w:val="16"/>
               </w:rPr>
             </w:pPr>
+            <w:proofErr w:type="spellStart"/>
             <w:r>
               <w:rPr>
                 <w:sz w:val="16"/>
@@ -11327,6 +13602,7 @@
               </w:rPr>
               <w:t>강원준</w:t>
             </w:r>
+            <w:proofErr w:type="spellEnd"/>
           </w:p>
         </w:tc>
         <w:tc>
@@ -11571,8 +13847,17 @@
                 <w:sz w:val="16"/>
                 <w:szCs w:val="16"/>
               </w:rPr>
-              <w:t>김재민, 강원준</w:t>
-            </w:r>
+              <w:t xml:space="preserve">김재민, </w:t>
+            </w:r>
+            <w:proofErr w:type="spellStart"/>
+            <w:r>
+              <w:rPr>
+                <w:sz w:val="16"/>
+                <w:szCs w:val="16"/>
+              </w:rPr>
+              <w:t>강원준</w:t>
+            </w:r>
+            <w:proofErr w:type="spellEnd"/>
           </w:p>
         </w:tc>
         <w:tc>
@@ -11672,7 +13957,23 @@
                 <w:sz w:val="16"/>
                 <w:szCs w:val="16"/>
               </w:rPr>
-              <w:t>프로젝트 매니징(일정·산출물 점검·위험관리·문서 버전관리)</w:t>
+              <w:t xml:space="preserve">프로젝트 </w:t>
+            </w:r>
+            <w:proofErr w:type="spellStart"/>
+            <w:r>
+              <w:rPr>
+                <w:sz w:val="16"/>
+                <w:szCs w:val="16"/>
+              </w:rPr>
+              <w:t>매니징</w:t>
+            </w:r>
+            <w:proofErr w:type="spellEnd"/>
+            <w:r>
+              <w:rPr>
+                <w:sz w:val="16"/>
+                <w:szCs w:val="16"/>
+              </w:rPr>
+              <w:t>(일정·산출물 점검·위험관리·문서 버전관리)</w:t>
             </w:r>
           </w:p>
         </w:tc>
@@ -11733,12 +14034,21 @@
                 <w:szCs w:val="16"/>
               </w:rPr>
             </w:pPr>
-            <w:r>
-              <w:rPr>
-                <w:sz w:val="16"/>
-                <w:szCs w:val="16"/>
-              </w:rPr>
-              <w:t>강원준, 오수환</w:t>
+            <w:proofErr w:type="spellStart"/>
+            <w:r>
+              <w:rPr>
+                <w:sz w:val="16"/>
+                <w:szCs w:val="16"/>
+              </w:rPr>
+              <w:t>강원준</w:t>
+            </w:r>
+            <w:proofErr w:type="spellEnd"/>
+            <w:r>
+              <w:rPr>
+                <w:sz w:val="16"/>
+                <w:szCs w:val="16"/>
+              </w:rPr>
+              <w:t>, 오수환</w:t>
             </w:r>
           </w:p>
         </w:tc>
@@ -11781,20 +14091,19 @@
       <w:pPr>
         <w:pStyle w:val="1"/>
       </w:pPr>
-      <w:bookmarkStart w:id="38" w:name="_Toc231757053"/>
-      <w:bookmarkStart w:id="39" w:name="_Toc232188512"/>
+      <w:bookmarkStart w:id="41" w:name="_Toc231757053"/>
+      <w:bookmarkStart w:id="42" w:name="_Toc232188512"/>
       <w:r>
         <w:t>부록 A. 기대효과 산출 근거</w:t>
       </w:r>
-      <w:bookmarkEnd w:id="38"/>
-      <w:bookmarkEnd w:id="39"/>
+      <w:bookmarkEnd w:id="41"/>
+      <w:bookmarkEnd w:id="42"/>
     </w:p>
     <w:p>
       <w:pPr>
         <w:spacing w:after="100"/>
       </w:pPr>
       <w:r>
-        <w:lastRenderedPageBreak/>
         <w:t xml:space="preserve">기대효과는 다음 단일 가정에서 출발한 </w:t>
       </w:r>
       <w:r>
@@ -11817,7 +14126,23 @@
           <w:b/>
           <w:bCs/>
         </w:rPr>
-        <w:t>추가 연간매출 = 연평균 생활인구 × 12개월 × Δ월 객단가(+1,000원)</w:t>
+        <w:t xml:space="preserve">추가 연간매출 = 연평균 생활인구 × 12개월 × Δ월 </w:t>
+      </w:r>
+      <w:proofErr w:type="spellStart"/>
+      <w:r>
+        <w:rPr>
+          <w:b/>
+          <w:bCs/>
+        </w:rPr>
+        <w:t>객단가</w:t>
+      </w:r>
+      <w:proofErr w:type="spellEnd"/>
+      <w:r>
+        <w:rPr>
+          <w:b/>
+          <w:bCs/>
+        </w:rPr>
+        <w:t>(+1,000원)</w:t>
       </w:r>
     </w:p>
     <w:p>
@@ -11825,8 +14150,13 @@
         <w:spacing w:after="100"/>
       </w:pPr>
       <w:r>
-        <w:t>생활인구는 "월 1회 이상 3시간 이상 체류한 인구의 월별 합계"이므로 12를 곱해 연간 체류량으로</w:t>
-      </w:r>
+        <w:t xml:space="preserve">생활인구는 "월 1회 이상 3시간 이상 체류한 인구의 월별 합계"이므로 12를 곱해 연간 </w:t>
+      </w:r>
+      <w:proofErr w:type="spellStart"/>
+      <w:r>
+        <w:t>체류량으로</w:t>
+      </w:r>
+      <w:proofErr w:type="spellEnd"/>
     </w:p>
     <w:p>
       <w:pPr>
@@ -12331,6 +14661,7 @@
                 <w:sz w:val="16"/>
                 <w:szCs w:val="16"/>
               </w:rPr>
+              <w:lastRenderedPageBreak/>
               <w:t>남해군</w:t>
             </w:r>
           </w:p>
@@ -12666,7 +14997,6 @@
     <w:p>
       <w:pPr>
         <w:spacing w:before="60" w:after="60"/>
-        <w:rPr/>
       </w:pPr>
       <w:r>
         <w:rPr>
@@ -12676,32 +15006,47 @@
         <w:t>추정의 한계:</w:t>
       </w:r>
       <w:r>
-        <w:rPr/>
-        <w:t xml:space="preserve"> 객단가 개선이 방문 빈도를 위축시키지 않는다고 가정하고, 생활인구를 결제 가능 인구로 간주한다(미성년·중복 체류 보정 없음). 따라서 본 수치는 정책 목표의 </w:t>
-      </w:r>
+        <w:t xml:space="preserve"> </w:t>
+      </w:r>
+      <w:proofErr w:type="spellStart"/>
+      <w:r>
+        <w:t>객단가</w:t>
+      </w:r>
+      <w:proofErr w:type="spellEnd"/>
+      <w:r>
+        <w:t xml:space="preserve"> 개선이 방문 빈도를 위축시키지 않는다고 가정하고, 생활인구를 결제 가능 인구로 간주한다(미성년·중복 체류 보정 없음). 따라서 본 수치는 정책 목표의 </w:t>
+      </w:r>
+      <w:proofErr w:type="spellStart"/>
       <w:r>
         <w:rPr>
           <w:b/>
           <w:bCs/>
         </w:rPr>
-        <w:t>규모감(order of magnitude)</w:t>
-      </w:r>
-      <w:r>
-        <w:rPr/>
+        <w:t>규모감</w:t>
+      </w:r>
+      <w:proofErr w:type="spellEnd"/>
+      <w:r>
+        <w:rPr>
+          <w:b/>
+          <w:bCs/>
+        </w:rPr>
+        <w:t>(order of magnitude)</w:t>
+      </w:r>
+      <w:r>
         <w:t>을 보이기 위한 것이며, 정밀 수요예측이 아니다.</w:t>
       </w:r>
-      <w:bookmarkStart w:id="40" w:name="_Toc231757054"/>
+      <w:bookmarkStart w:id="43" w:name="_Toc231757054"/>
     </w:p>
     <w:p>
       <w:pPr>
         <w:pStyle w:val="1"/>
       </w:pPr>
-      <w:bookmarkStart w:id="41" w:name="_Toc232188513"/>
+      <w:bookmarkStart w:id="44" w:name="_Toc232188513"/>
       <w:r>
         <w:t>참고문헌</w:t>
       </w:r>
-      <w:bookmarkEnd w:id="40"/>
-      <w:bookmarkEnd w:id="41"/>
+      <w:bookmarkEnd w:id="43"/>
+      <w:bookmarkEnd w:id="44"/>
     </w:p>
     <w:p>
       <w:pPr>
@@ -12764,7 +15109,15 @@
         <w:spacing w:after="40"/>
       </w:pPr>
       <w:r>
-        <w:t xml:space="preserve">통계청(KOSTAT), 시군구 행정경계 경계자료. </w:t>
+        <w:t xml:space="preserve">통계청(KOSTAT), </w:t>
+      </w:r>
+      <w:proofErr w:type="spellStart"/>
+      <w:r>
+        <w:t>시군구</w:t>
+      </w:r>
+      <w:proofErr w:type="spellEnd"/>
+      <w:r>
+        <w:t xml:space="preserve"> 행정경계 경계자료. </w:t>
       </w:r>
       <w:r>
         <w:rPr>
@@ -12810,7 +15163,15 @@
         <w:spacing w:after="40"/>
       </w:pPr>
       <w:r>
-        <w:t>행정안전부, 「지방소멸대응기금」 운용·배분 제도(연 1조 원, 인구감소지역 89곳 집중) 및 2026년 인구유입·체류 중심 운용 방향.</w:t>
+        <w:t>행정안전부, 「</w:t>
+      </w:r>
+      <w:proofErr w:type="spellStart"/>
+      <w:r>
+        <w:t>지방소멸대응기금</w:t>
+      </w:r>
+      <w:proofErr w:type="spellEnd"/>
+      <w:r>
+        <w:t>」 운용·배분 제도(연 1조 원, 인구감소지역 89곳 집중) 및 2026년 인구유입·체류 중심 운용 방향.</w:t>
       </w:r>
     </w:p>
     <w:p>
@@ -12836,7 +15197,15 @@
         <w:spacing w:after="40"/>
       </w:pPr>
       <w:r>
-        <w:t>지역사랑상품권 정책효과 분석 — 역내 소비 환류(환전율 99.8%) 및 동네상권 전환 효과.</w:t>
+        <w:t>지역사랑상품권 정책효과 분석 — 역내 소비 환류(</w:t>
+      </w:r>
+      <w:proofErr w:type="spellStart"/>
+      <w:r>
+        <w:t>환전율</w:t>
+      </w:r>
+      <w:proofErr w:type="spellEnd"/>
+      <w:r>
+        <w:t xml:space="preserve"> 99.8%) 및 동네상권 전환 효과.</w:t>
       </w:r>
     </w:p>
     <w:p>
@@ -12862,8 +15231,23 @@
         <w:spacing w:after="40"/>
       </w:pPr>
       <w:r>
-        <w:lastRenderedPageBreak/>
-        <w:t>한국관광 데이터랩, 개인소비 빅데이터(신한카드)·한국은행·통계청·국민여행조사 융합 시군구 1인당 소비 추정 분석.</w:t>
+        <w:t xml:space="preserve">한국관광 </w:t>
+      </w:r>
+      <w:proofErr w:type="spellStart"/>
+      <w:r>
+        <w:t>데이터랩</w:t>
+      </w:r>
+      <w:proofErr w:type="spellEnd"/>
+      <w:r>
+        <w:t xml:space="preserve">, 개인소비 빅데이터(신한카드)·한국은행·통계청·국민여행조사 융합 </w:t>
+      </w:r>
+      <w:proofErr w:type="spellStart"/>
+      <w:r>
+        <w:t>시군구</w:t>
+      </w:r>
+      <w:proofErr w:type="spellEnd"/>
+      <w:r>
+        <w:t xml:space="preserve"> 1인당 소비 추정 분석.</w:t>
       </w:r>
     </w:p>
     <w:p>
@@ -12923,8 +15307,13 @@
         </w:numPr>
         <w:spacing w:after="40"/>
       </w:pPr>
-      <w:r>
-        <w:t xml:space="preserve">Breiman, L. (2001). Random Forests. </w:t>
+      <w:proofErr w:type="spellStart"/>
+      <w:r>
+        <w:t>Breiman</w:t>
+      </w:r>
+      <w:proofErr w:type="spellEnd"/>
+      <w:r>
+        <w:t xml:space="preserve">, L. (2001). Random Forests. </w:t>
       </w:r>
       <w:r>
         <w:rPr>
@@ -12949,6 +15338,7 @@
       <w:r>
         <w:t xml:space="preserve">Lundberg, S. M., &amp; Lee, S.-I. (2017). A Unified Approach to Interpreting Model Predictions. </w:t>
       </w:r>
+      <w:proofErr w:type="spellStart"/>
       <w:r>
         <w:rPr>
           <w:i/>
@@ -12956,6 +15346,7 @@
         </w:rPr>
         <w:t>NeurIPS</w:t>
       </w:r>
+      <w:proofErr w:type="spellEnd"/>
       <w:r>
         <w:t>. — SHAP 기여도 분해.</w:t>
       </w:r>

--- a/eum_package/이음_보고서_v7.docx
+++ b/eum_package/이음_보고서_v7.docx
@@ -35,6 +35,9 @@
     <w:p>
       <w:pPr>
         <w:jc w:val="center"/>
+        <w:rPr>
+          <w:rFonts w:hint="eastAsia"/>
+        </w:rPr>
       </w:pPr>
       <w:r>
         <w:rPr>
@@ -43,7 +46,26 @@
           <w:sz w:val="32"/>
           <w:szCs w:val="32"/>
         </w:rPr>
-        <w:t>생활인구는 왜 지역 소비로 이어지지 않는가</w:t>
+        <w:t xml:space="preserve">생활인구는 왜 지역 소비로 이어지지 </w:t>
+      </w:r>
+      <w:r>
+        <w:rPr>
+          <w:rFonts w:hint="eastAsia"/>
+          <w:b/>
+          <w:bCs/>
+          <w:sz w:val="32"/>
+          <w:szCs w:val="32"/>
+        </w:rPr>
+        <w:t>않는가</w:t>
+      </w:r>
+      <w:r>
+        <w:rPr>
+          <w:b/>
+          <w:bCs/>
+          <w:sz w:val="32"/>
+          <w:szCs w:val="32"/>
+        </w:rPr>
+        <w:t>?</w:t>
       </w:r>
     </w:p>
     <w:p>
@@ -62,7 +84,59 @@
           <w:sz w:val="24"/>
           <w:szCs w:val="24"/>
         </w:rPr>
-        <w:t>— 경남 인구감소지역의 생활인구 대비 카드매출 부족 위험도 분석과 지역 유형 분류 —</w:t>
+        <w:t>— 경남 인구감소지역</w:t>
+      </w:r>
+      <w:r>
+        <w:rPr>
+          <w:rFonts w:hint="eastAsia"/>
+          <w:color w:val="555555"/>
+          <w:sz w:val="24"/>
+          <w:szCs w:val="24"/>
+        </w:rPr>
+        <w:t xml:space="preserve"> </w:t>
+      </w:r>
+      <w:r>
+        <w:rPr>
+          <w:color w:val="555555"/>
+          <w:sz w:val="24"/>
+          <w:szCs w:val="24"/>
+        </w:rPr>
+        <w:t>생활인구</w:t>
+      </w:r>
+      <w:r>
+        <w:rPr>
+          <w:rFonts w:hint="eastAsia"/>
+          <w:color w:val="555555"/>
+          <w:sz w:val="24"/>
+          <w:szCs w:val="24"/>
+        </w:rPr>
+        <w:t xml:space="preserve">와 지역 내 소비지출 과 관계 분석을 통한      </w:t>
+      </w:r>
+      <w:r>
+        <w:rPr>
+          <w:rFonts w:hint="eastAsia"/>
+          <w:color w:val="555555"/>
+          <w:sz w:val="24"/>
+          <w:szCs w:val="24"/>
+        </w:rPr>
+        <w:t xml:space="preserve">   </w:t>
+      </w:r>
+      <w:r>
+        <w:rPr>
+          <w:rFonts w:hint="eastAsia"/>
+          <w:color w:val="555555"/>
+          <w:sz w:val="24"/>
+          <w:szCs w:val="24"/>
+        </w:rPr>
+        <w:t xml:space="preserve">지역경제 활성화 방안 </w:t>
+      </w:r>
+      <w:r>
+        <w:rPr>
+          <w:color w:val="555555"/>
+          <w:sz w:val="24"/>
+          <w:szCs w:val="24"/>
+        </w:rPr>
+        <w:t>—</w:t>
       </w:r>
     </w:p>
     <w:p>
@@ -110,7 +184,7 @@
           <w:sz w:val="24"/>
           <w:szCs w:val="24"/>
         </w:rPr>
-        <w:t xml:space="preserve"> E-um   |   팀원 김재민 · </w:t>
+        <w:t xml:space="preserve"> E-um   |   팀원 김재민 · 강원준 · </w:t>
       </w:r>
       <w:proofErr w:type="spellStart"/>
       <w:r>
@@ -118,16 +192,9 @@
           <w:sz w:val="24"/>
           <w:szCs w:val="24"/>
         </w:rPr>
-        <w:t>강원준</w:t>
+        <w:t>오수환</w:t>
       </w:r>
       <w:proofErr w:type="spellEnd"/>
-      <w:r>
-        <w:rPr>
-          <w:sz w:val="24"/>
-          <w:szCs w:val="24"/>
-        </w:rPr>
-        <w:t xml:space="preserve"> · 오수환</w:t>
-      </w:r>
     </w:p>
     <w:p>
       <w:pPr>
@@ -3122,21 +3189,12 @@
             <w:vAlign w:val="center"/>
           </w:tcPr>
           <w:p>
-            <w:proofErr w:type="spellStart"/>
-            <w:r>
-              <w:rPr>
-                <w:sz w:val="16"/>
-                <w:szCs w:val="16"/>
-              </w:rPr>
-              <w:t>시군별</w:t>
-            </w:r>
-            <w:proofErr w:type="spellEnd"/>
-            <w:r>
-              <w:rPr>
-                <w:sz w:val="16"/>
-                <w:szCs w:val="16"/>
-              </w:rPr>
-              <w:t xml:space="preserve"> 관광소비(업종·체류/통과)</w:t>
+            <w:r>
+              <w:rPr>
+                <w:sz w:val="16"/>
+                <w:szCs w:val="16"/>
+              </w:rPr>
+              <w:t>시군별 관광소비(업종·체류/통과)</w:t>
             </w:r>
           </w:p>
         </w:tc>
@@ -3305,15 +3363,7 @@
         <w:spacing w:after="100"/>
       </w:pPr>
       <w:r>
-        <w:t xml:space="preserve">경남 빅데이터 허브플랫폼의 2024년 월별 카드매출과 KOSIS 생활인구를 결합해, </w:t>
-      </w:r>
-      <w:proofErr w:type="spellStart"/>
-      <w:r>
-        <w:t>시군별</w:t>
-      </w:r>
-      <w:proofErr w:type="spellEnd"/>
-      <w:r>
-        <w:t xml:space="preserve"> 연간 카드매출을 연평균 생활인구와 12개월로 나눠 "방문 1인당 월 소비액"을 계산했다. 그 결과가 아래 그림 1(a)다. 최저 합천 11,380원, 최고 통영 86,764원 — 7.6배 차이가 난다. 같은 인구감소지역, 심지어 같은 군(郡) 단위인 거창(65,036원)과 합천도 5.7배 차이다.</w:t>
+        <w:t>경남 빅데이터 허브플랫폼의 2024년 월별 카드매출과 KOSIS 생활인구를 결합해, 시군별 연간 카드매출을 연평균 생활인구와 12개월로 나눠 "방문 1인당 월 소비액"을 계산했다. 그 결과가 아래 그림 1(a)다. 최저 합천 11,380원, 최고 통영 86,764원 — 7.6배 차이가 난다. 같은 인구감소지역, 심지어 같은 군(郡) 단위인 거창(65,036원)과 합천도 5.7배 차이다.</w:t>
       </w:r>
     </w:p>
     <w:p>
@@ -4001,23 +4051,7 @@
                 <w:sz w:val="15"/>
                 <w:szCs w:val="15"/>
               </w:rPr>
-              <w:t xml:space="preserve">관계 규명에 그침 — </w:t>
-            </w:r>
-            <w:proofErr w:type="spellStart"/>
-            <w:r>
-              <w:rPr>
-                <w:sz w:val="15"/>
-                <w:szCs w:val="15"/>
-              </w:rPr>
-              <w:t>시군별</w:t>
-            </w:r>
-            <w:proofErr w:type="spellEnd"/>
-            <w:r>
-              <w:rPr>
-                <w:sz w:val="15"/>
-                <w:szCs w:val="15"/>
-              </w:rPr>
-              <w:t xml:space="preserve"> 분석지수·개선 부재</w:t>
+              <w:t>관계 규명에 그침 — 시군별 분석지수·개선 부재</w:t>
             </w:r>
           </w:p>
         </w:tc>
@@ -5155,9 +5189,6 @@
     <w:p>
       <w:pPr>
         <w:spacing w:after="80"/>
-        <w:rPr>
-          <w:rFonts w:hint="eastAsia"/>
-        </w:rPr>
       </w:pPr>
     </w:p>
     <w:p>
@@ -5359,15 +5390,7 @@
         <w:spacing w:after="100"/>
       </w:pPr>
       <w:r>
-        <w:t xml:space="preserve">유형별 차이를 두 방식으로 확인했다. 4개 핵심지표(MI·LRR·CPC·STI)를 </w:t>
-      </w:r>
-      <w:proofErr w:type="spellStart"/>
-      <w:r>
-        <w:t>시군별</w:t>
-      </w:r>
-      <w:proofErr w:type="spellEnd"/>
-      <w:r>
-        <w:t xml:space="preserve"> 막대로 비교한 결과가 아래 그림 2다(막대 색 = 침체유형) — MI·CPC가 낮은 지역일수록 소비전환이 취약하다. 이어 군집에 사용한 7개 지표를 PCA로 2차원에 축약한 결과가 그림 3으로, 네 군집이 겹치지 않아 유형 구분이 유효함을 보여준다.</w:t>
+        <w:t>유형별 차이를 두 방식으로 확인했다. 4개 핵심지표(MI·LRR·CPC·STI)를 시군별 막대로 비교한 결과가 아래 그림 2다(막대 색 = 침체유형) — MI·CPC가 낮은 지역일수록 소비전환이 취약하다. 이어 군집에 사용한 7개 지표를 PCA로 2차원에 축약한 결과가 그림 3으로, 네 군집이 겹치지 않아 유형 구분이 유효함을 보여준다.</w:t>
       </w:r>
     </w:p>
     <w:p>
@@ -8404,13 +8427,8 @@
       <w:pPr>
         <w:spacing w:after="100"/>
       </w:pPr>
-      <w:proofErr w:type="spellStart"/>
-      <w:r>
-        <w:t>시군별</w:t>
-      </w:r>
-      <w:proofErr w:type="spellEnd"/>
-      <w:r>
-        <w:t xml:space="preserve"> 분해 결과가 아래 그림 7이다 — 위험 상위 전 지역에서 MI(</w:t>
+      <w:r>
+        <w:t>시군별 분해 결과가 아래 그림 7이다 — 위험 상위 전 지역에서 MI(</w:t>
       </w:r>
       <w:proofErr w:type="spellStart"/>
       <w:r>
@@ -8570,15 +8588,7 @@
         <w:t xml:space="preserve"> </w:t>
       </w:r>
       <w:r>
-        <w:t xml:space="preserve">시사한다. </w:t>
-      </w:r>
-      <w:proofErr w:type="spellStart"/>
-      <w:r>
-        <w:t>시군별로</w:t>
-      </w:r>
-      <w:proofErr w:type="spellEnd"/>
-      <w:r>
-        <w:t xml:space="preserve"> 보면 합천·남해·의령은 TREND(감소세), 하동은 NAR(야간 약함),</w:t>
+        <w:t>시사한다. 시군별로 보면 합천·남해·의령은 TREND(감소세), 하동은 NAR(야간 약함),</w:t>
       </w:r>
       <w:r>
         <w:rPr>
@@ -8621,15 +8631,7 @@
         <w:spacing w:after="100"/>
       </w:pPr>
       <w:r>
-        <w:t xml:space="preserve">분해 결과가 아래 그림 8이다 — (a)가 전역 기여도, (b)가 침체 6개 </w:t>
-      </w:r>
-      <w:proofErr w:type="spellStart"/>
-      <w:r>
-        <w:t>시군별</w:t>
-      </w:r>
-      <w:proofErr w:type="spellEnd"/>
-      <w:r>
-        <w:t xml:space="preserve"> 분해로, ★가 각 지역의 MI 하락 1순위 동인이다(빨강 = 하락 기여).</w:t>
+        <w:t>분해 결과가 아래 그림 8이다 — (a)가 전역 기여도, (b)가 침체 6개 시군별 분해로, ★가 각 지역의 MI 하락 1순위 동인이다(빨강 = 하락 기여).</w:t>
       </w:r>
     </w:p>
     <w:p>
@@ -8641,23 +8643,7 @@
           <w:b/>
           <w:bCs/>
         </w:rPr>
-        <w:t xml:space="preserve">그림 8. MI의 구조적 동인 — (a) 전역 기여도, (b) 침체 </w:t>
-      </w:r>
-      <w:proofErr w:type="spellStart"/>
-      <w:r>
-        <w:rPr>
-          <w:b/>
-          <w:bCs/>
-        </w:rPr>
-        <w:t>시군별</w:t>
-      </w:r>
-      <w:proofErr w:type="spellEnd"/>
-      <w:r>
-        <w:rPr>
-          <w:b/>
-          <w:bCs/>
-        </w:rPr>
-        <w:t xml:space="preserve"> 분해 (SHAP)</w:t>
+        <w:t>그림 8. MI의 구조적 동인 — (a) 전역 기여도, (b) 침체 시군별 분해 (SHAP)</w:t>
       </w:r>
     </w:p>
     <w:p>
@@ -9695,15 +9681,7 @@
       </w:r>
       <w:proofErr w:type="spellEnd"/>
       <w:r>
-        <w:t xml:space="preserve"> MI 전부 &lt; −0.6, CPC 전부 </w:t>
-      </w:r>
-      <w:proofErr w:type="gramStart"/>
-      <w:r>
-        <w:t>&lt; 17,000</w:t>
-      </w:r>
-      <w:proofErr w:type="gramEnd"/>
-      <w:r>
-        <w:t>원이라는 동일한 수치 조합을 보인다. 한 곳이면 지역 특수 사정으로 볼 수 있지만, 세 곳이 같은 증상을 보이면 서로가 서로를 교차 입증하는 반복 패턴이다.</w:t>
+        <w:t xml:space="preserve"> MI 전부 &lt; −0.6, CPC 전부 &lt; 17,000원이라는 동일한 수치 조합을 보인다. 한 곳이면 지역 특수 사정으로 볼 수 있지만, 세 곳이 같은 증상을 보이면 서로가 서로를 교차 입증하는 반복 패턴이다.</w:t>
       </w:r>
     </w:p>
     <w:p>
@@ -10996,23 +10974,7 @@
                 <w:sz w:val="17"/>
                 <w:szCs w:val="17"/>
               </w:rPr>
-              <w:t>·</w:t>
-            </w:r>
-            <w:proofErr w:type="gramStart"/>
-            <w:r>
-              <w:rPr>
-                <w:sz w:val="17"/>
-                <w:szCs w:val="17"/>
-              </w:rPr>
-              <w:t>지역관광협의회 /</w:t>
-            </w:r>
-            <w:proofErr w:type="gramEnd"/>
-            <w:r>
-              <w:rPr>
-                <w:sz w:val="17"/>
-                <w:szCs w:val="17"/>
-              </w:rPr>
-              <w:t xml:space="preserve"> 재원 </w:t>
+              <w:t xml:space="preserve">·지역관광협의회 / 재원 </w:t>
             </w:r>
             <w:proofErr w:type="spellStart"/>
             <w:r>
@@ -11371,23 +11333,7 @@
                 <w:sz w:val="16"/>
                 <w:szCs w:val="16"/>
               </w:rPr>
-              <w:t xml:space="preserve">↑ </w:t>
-            </w:r>
-            <w:proofErr w:type="gramStart"/>
-            <w:r>
-              <w:rPr>
-                <w:sz w:val="16"/>
-                <w:szCs w:val="16"/>
-              </w:rPr>
-              <w:t>지원  ②</w:t>
-            </w:r>
-            <w:proofErr w:type="gramEnd"/>
-            <w:r>
-              <w:rPr>
-                <w:sz w:val="16"/>
-                <w:szCs w:val="16"/>
-              </w:rPr>
-              <w:t xml:space="preserve"> 매출 감소세 업종 정밀분석·맞춤지원  ③ 지역화폐로 역내 소비 결속</w:t>
+              <w:t>↑ 지원  ② 매출 감소세 업종 정밀분석·맞춤지원  ③ 지역화폐로 역내 소비 결속</w:t>
             </w:r>
           </w:p>
         </w:tc>
@@ -11770,23 +11716,7 @@
                 <w:sz w:val="16"/>
                 <w:szCs w:val="16"/>
               </w:rPr>
-              <w:t xml:space="preserve">(MI &lt; −0.7 또는 TREND </w:t>
-            </w:r>
-            <w:proofErr w:type="gramStart"/>
-            <w:r>
-              <w:rPr>
-                <w:sz w:val="16"/>
-                <w:szCs w:val="16"/>
-              </w:rPr>
-              <w:t>&lt; 0</w:t>
-            </w:r>
-            <w:proofErr w:type="gramEnd"/>
-            <w:r>
-              <w:rPr>
-                <w:sz w:val="16"/>
-                <w:szCs w:val="16"/>
-              </w:rPr>
-              <w:t>) 도달 시 개선 적용 전환  ② 보유 관광 체류자산을 소비전환으로 선제 강화</w:t>
+              <w:t>(MI &lt; −0.7 또는 TREND &lt; 0) 도달 시 개선 적용 전환  ② 보유 관광 체류자산을 소비전환으로 선제 강화</w:t>
             </w:r>
           </w:p>
         </w:tc>
@@ -12405,204 +12335,232 @@
           <w:b/>
           <w:bCs/>
         </w:rPr>
-        <w:t xml:space="preserve">방문대비 </w:t>
-      </w:r>
-      <w:proofErr w:type="gramStart"/>
+        <w:t>방문대비 소비부족형 / 외지방문 의존형 / 혼합 경계형 / 소비 안정형</w:t>
+      </w:r>
+      <w:r>
+        <w:t xml:space="preserve">으로 </w:t>
+      </w:r>
+      <w:r>
+        <w:rPr>
+          <w:rFonts w:hint="eastAsia"/>
+        </w:rPr>
+        <w:t>유형화 되며</w:t>
+      </w:r>
+      <w:r>
+        <w:t xml:space="preserve">, 인구감소지역 내부에도 </w:t>
+      </w:r>
       <w:r>
         <w:rPr>
           <w:b/>
           <w:bCs/>
         </w:rPr>
-        <w:t>소비부족형 /</w:t>
-      </w:r>
-      <w:proofErr w:type="gramEnd"/>
+        <w:t>7.6배의 양극화</w:t>
+      </w:r>
+      <w:r>
+        <w:t>가 존재한다.</w:t>
+      </w:r>
+    </w:p>
+    <w:p>
+      <w:pPr>
+        <w:spacing w:after="40"/>
+      </w:pPr>
+      <w:r>
+        <w:t xml:space="preserve">위험점수 기준 우선 개선 대상은 </w:t>
+      </w:r>
       <w:r>
         <w:rPr>
           <w:b/>
           <w:bCs/>
         </w:rPr>
-        <w:t xml:space="preserve"> 외지방문 의존형 / 혼합 경계형 / 소비 안정형</w:t>
-      </w:r>
-      <w:r>
-        <w:t xml:space="preserve">으로 </w:t>
-      </w:r>
-      <w:r>
-        <w:rPr>
-          <w:rFonts w:hint="eastAsia"/>
-        </w:rPr>
-        <w:t>유형화 되며</w:t>
-      </w:r>
-      <w:r>
-        <w:t xml:space="preserve">, 인구감소지역 내부에도 </w:t>
-      </w:r>
-      <w:r>
+        <w:t>하동·함양·합천·남해·의령</w:t>
+      </w:r>
+      <w:r>
+        <w:t>(TOP 5)이며, 유형별로 개선이 다르다.</w:t>
+      </w:r>
+    </w:p>
+    <w:p>
+      <w:pPr>
+        <w:spacing w:after="40"/>
         <w:rPr>
           <w:b/>
           <w:bCs/>
         </w:rPr>
-        <w:t>7.6배의 양극화</w:t>
-      </w:r>
-      <w:r>
-        <w:t>가 존재한다.</w:t>
-      </w:r>
+      </w:pPr>
     </w:p>
     <w:p>
       <w:pPr>
         <w:spacing w:after="40"/>
       </w:pPr>
-      <w:r>
-        <w:t xml:space="preserve">위험점수 기준 우선 개선 대상은 </w:t>
-      </w:r>
       <w:r>
         <w:rPr>
           <w:b/>
           <w:bCs/>
         </w:rPr>
-        <w:t>하동·함양·합천·남해·의령</w:t>
-      </w:r>
-      <w:r>
-        <w:t>(TOP 5)이며, 유형별로 개선이 다르다.</w:t>
-      </w:r>
-    </w:p>
-    <w:p>
-      <w:pPr>
-        <w:spacing w:after="40"/>
+        <w:t>기대효과(탐색적 추정):</w:t>
+      </w:r>
+      <w:r>
+        <w:t xml:space="preserve"> 방문대비 소비부족형 3곳에서 방문 1인당 월 +1,000원(커피 한 잔 값 미만)의</w:t>
+      </w:r>
+      <w:r>
+        <w:rPr>
+          <w:rFonts w:hint="eastAsia"/>
+        </w:rPr>
+        <w:t xml:space="preserve"> </w:t>
+      </w:r>
+      <w:r>
+        <w:t xml:space="preserve">소비 증가만으로도 </w:t>
+      </w:r>
+      <w:r>
         <w:rPr>
           <w:b/>
           <w:bCs/>
         </w:rPr>
-      </w:pPr>
-    </w:p>
-    <w:p>
-      <w:pPr>
-        <w:spacing w:after="40"/>
-      </w:pPr>
+        <w:t>연 약 +78억</w:t>
+      </w:r>
+      <w:r>
+        <w:t xml:space="preserve">의 지역 매출 증가가 가능하다(산출 근거는 </w:t>
+      </w:r>
       <w:r>
         <w:rPr>
           <w:b/>
           <w:bCs/>
         </w:rPr>
-        <w:t>기대효과(탐색적 추정):</w:t>
-      </w:r>
-      <w:r>
-        <w:t xml:space="preserve"> 방문대비 소비부족형 3곳에서 방문 1인당 월 +1,000원(커피 한 잔 값 미만)의</w:t>
-      </w:r>
-      <w:r>
-        <w:rPr>
-          <w:rFonts w:hint="eastAsia"/>
-        </w:rPr>
-        <w:t xml:space="preserve"> </w:t>
-      </w:r>
-      <w:r>
-        <w:t xml:space="preserve">소비 증가만으로도 </w:t>
+        <w:t>부록 A</w:t>
+      </w:r>
+      <w:r>
+        <w:t>). '생활인구'가</w:t>
+      </w:r>
+    </w:p>
+    <w:p>
+      <w:pPr>
+        <w:spacing w:after="100"/>
+      </w:pPr>
+      <w:r>
+        <w:t xml:space="preserve">방문 흐름 합계이므로 </w:t>
       </w:r>
       <w:r>
         <w:rPr>
           <w:b/>
           <w:bCs/>
         </w:rPr>
-        <w:t>연 약 +78억</w:t>
-      </w:r>
-      <w:r>
-        <w:t xml:space="preserve">의 지역 매출 증가가 가능하다(산출 근거는 </w:t>
+        <w:t>작은 1인당 변화가 큰 총량 효과</w:t>
+      </w:r>
+      <w:r>
+        <w:t>로 이어진다. 이 규모감은 실측으로도 뒷받침된다 — 동일 모델(체류·소비 전환 + 지역화폐 환급)을 적용한 전남 강진군은 2025년 1~5월 초에만 군내 1,453개 업소에서 실제 58.7억 원의 역내 소비를 창출했다. 본 추정(연 +78억)이 과장이 아니라 정책적으로 달성 가능한 규모임을 보여주는 외부 준거다.</w:t>
+      </w:r>
+    </w:p>
+    <w:p>
+      <w:pPr>
+        <w:spacing w:after="100"/>
+      </w:pPr>
+      <w:r>
+        <w:t>E-um은 "어디가 침체됐는가"</w:t>
+      </w:r>
+      <w:proofErr w:type="spellStart"/>
+      <w:r>
+        <w:t>를</w:t>
+      </w:r>
+      <w:proofErr w:type="spellEnd"/>
+      <w:r>
+        <w:t xml:space="preserve"> 넘어 </w:t>
       </w:r>
       <w:r>
         <w:rPr>
           <w:b/>
           <w:bCs/>
         </w:rPr>
-        <w:t>부록 A</w:t>
-      </w:r>
-      <w:r>
-        <w:t>). '생활인구'가</w:t>
-      </w:r>
-    </w:p>
-    <w:p>
-      <w:pPr>
-        <w:spacing w:after="100"/>
-      </w:pPr>
-      <w:r>
-        <w:t xml:space="preserve">방문 흐름 합계이므로 </w:t>
+        <w:t>"왜 침체됐고, 무엇을 하면 되는가"</w:t>
+      </w:r>
+      <w:proofErr w:type="spellStart"/>
+      <w:r>
+        <w:t>를</w:t>
+      </w:r>
+      <w:proofErr w:type="spellEnd"/>
+      <w:r>
+        <w:t xml:space="preserve"> 데이터로 답하는</w:t>
+      </w:r>
+      <w:r>
+        <w:rPr>
+          <w:rFonts w:hint="eastAsia"/>
+        </w:rPr>
+        <w:t xml:space="preserve"> </w:t>
+      </w:r>
+      <w:r>
+        <w:t>재현 가능한 분석 프레임을 제공한다.</w:t>
+      </w:r>
+    </w:p>
+    <w:p>
+      <w:pPr>
+        <w:pStyle w:val="1"/>
+      </w:pPr>
+      <w:bookmarkStart w:id="38" w:name="_Toc231757052"/>
+      <w:bookmarkStart w:id="39" w:name="_Toc232188510"/>
+      <w:r>
+        <w:t>8. 한계 및 향후 과제</w:t>
+      </w:r>
+      <w:bookmarkEnd w:id="38"/>
+      <w:bookmarkEnd w:id="39"/>
+    </w:p>
+    <w:p>
+      <w:pPr>
+        <w:spacing w:after="40"/>
+      </w:pPr>
+      <w:r>
+        <w:t xml:space="preserve">표본 13개 → K-means는 </w:t>
       </w:r>
       <w:r>
         <w:rPr>
           <w:b/>
           <w:bCs/>
         </w:rPr>
-        <w:t>작은 1인당 변화가 큰 총량 효과</w:t>
-      </w:r>
-      <w:r>
-        <w:t>로 이어진다. 이 규모감은 실측으로도 뒷받침된다 — 동일 모델(체류·소비 전환 + 지역화폐 환급)을 적용한 전남 강진군은 2025년 1~5월 초에만 군내 1,453개 업소에서 실제 58.7억 원의 역내 소비를 창출했다. 본 추정(연 +78억)이 과장이 아니라 정책적으로 달성 가능한 규모임을 보여주는 외부 준거다.</w:t>
-      </w:r>
-    </w:p>
-    <w:p>
-      <w:pPr>
-        <w:spacing w:after="100"/>
-      </w:pPr>
-      <w:r>
-        <w:t>E-um은 "어디가 침체됐는가"</w:t>
-      </w:r>
-      <w:proofErr w:type="spellStart"/>
-      <w:r>
-        <w:t>를</w:t>
-      </w:r>
-      <w:proofErr w:type="spellEnd"/>
-      <w:r>
-        <w:t xml:space="preserve"> 넘어 </w:t>
+        <w:t>탐색적 유형화</w:t>
+      </w:r>
+      <w:r>
+        <w:t>(확정 분류 아님).</w:t>
+      </w:r>
+    </w:p>
+    <w:p>
+      <w:pPr>
+        <w:spacing w:after="40"/>
+      </w:pPr>
+      <w:r>
+        <w:t xml:space="preserve">MI의 </w:t>
       </w:r>
       <w:r>
         <w:rPr>
           <w:b/>
           <w:bCs/>
         </w:rPr>
-        <w:t>"왜 침체됐고, 무엇을 하면 되는가"</w:t>
+        <w:t>외부 타당성 검증은 미완</w:t>
+      </w:r>
+      <w:r>
+        <w:t xml:space="preserve"> — 국세청 사업자 증감·관광소비 구조와 교차 검증을 시도했으나 유의한 상관은 확인되지 않았다. MI가 기존 지표로 포착되지 않는 별개 차원을 측정함을 시사하는 동시에, 시군 단위 </w:t>
       </w:r>
       <w:proofErr w:type="spellStart"/>
       <w:r>
-        <w:t>를</w:t>
+        <w:t>폐업률</w:t>
       </w:r>
       <w:proofErr w:type="spellEnd"/>
       <w:r>
-        <w:t xml:space="preserve"> 데이터로 답하는</w:t>
-      </w:r>
-      <w:r>
-        <w:rPr>
-          <w:rFonts w:hint="eastAsia"/>
-        </w:rPr>
-        <w:t xml:space="preserve"> </w:t>
-      </w:r>
-      <w:r>
-        <w:t>재현 가능한 분석 프레임을 제공한다.</w:t>
-      </w:r>
-    </w:p>
-    <w:p>
-      <w:pPr>
-        <w:pStyle w:val="1"/>
-      </w:pPr>
-      <w:bookmarkStart w:id="38" w:name="_Toc231757052"/>
-      <w:bookmarkStart w:id="39" w:name="_Toc232188510"/>
-      <w:r>
-        <w:t>8. 한계 및 향후 과제</w:t>
-      </w:r>
-      <w:bookmarkEnd w:id="38"/>
-      <w:bookmarkEnd w:id="39"/>
+        <w:t>·다년 매출 패널을 통한 직접 검증이 핵심 후속 과제임을 뜻한다.</w:t>
+      </w:r>
     </w:p>
     <w:p>
       <w:pPr>
         <w:spacing w:after="40"/>
       </w:pPr>
       <w:r>
-        <w:t xml:space="preserve">표본 13개 → K-means는 </w:t>
+        <w:t xml:space="preserve">MI와 CPC는 모두 방문 1인당 소비(연간매출/생활인구)에서 출발한 지표로, MI는 그 로그·중심화 형태이고 CPC는 절대 금액 형태다 — 13곳 </w:t>
       </w:r>
       <w:r>
         <w:rPr>
           <w:b/>
           <w:bCs/>
         </w:rPr>
-        <w:t>탐색적 유형화</w:t>
-      </w:r>
-      <w:r>
-        <w:t>(확정 분류 아님).</w:t>
+        <w:t>순위가 사실상 동일</w:t>
+      </w:r>
+      <w:r>
+        <w:t>하다. 위험점수에서 두 지표에 합산 0.65를 둔 것은 독립된 두 차원의 합이 아니라, 핵심 가설(생활인구 대비 소비전환)에 의도적으로 비중을 집중한 설계다. 따라서 5.4에서 MI가 위험 1위 요인으로 분해되는 것은 외부 타당성의 증거가 아니라 이 설계의 구조적 귀결로 해석해야 한다.</w:t>
       </w:r>
     </w:p>
     <w:p>
@@ -12610,25 +12568,17 @@
         <w:spacing w:after="40"/>
       </w:pPr>
       <w:r>
-        <w:t xml:space="preserve">MI의 </w:t>
+        <w:t xml:space="preserve">'생활인구'는 안정 거주인구가 아닌 월별 방문 흐름 합계 → MI·CPC는 </w:t>
       </w:r>
       <w:r>
         <w:rPr>
           <w:b/>
           <w:bCs/>
         </w:rPr>
-        <w:t>외부 타당성 검증은 미완</w:t>
-      </w:r>
-      <w:r>
-        <w:t xml:space="preserve"> — 국세청 사업자 증감·관광소비 구조와 교차 검증을 시도했으나 유의한 상관은 확인되지 않았다. MI가 기존 지표로 포착되지 않는 별개 차원을 측정함을 시사하는 동시에, 시군 단위 </w:t>
-      </w:r>
-      <w:proofErr w:type="spellStart"/>
-      <w:r>
-        <w:t>폐업률</w:t>
-      </w:r>
-      <w:proofErr w:type="spellEnd"/>
-      <w:r>
-        <w:t>·다년 매출 패널을 통한 직접 검증이 핵심 후속 과제임을 뜻한다.</w:t>
+        <w:t>상대 비교 지표</w:t>
+      </w:r>
+      <w:r>
+        <w:t>로 해석.</w:t>
       </w:r>
     </w:p>
     <w:p>
@@ -12636,17 +12586,25 @@
         <w:spacing w:after="40"/>
       </w:pPr>
       <w:r>
-        <w:t xml:space="preserve">MI와 CPC는 모두 방문 1인당 소비(연간매출/생활인구)에서 출발한 지표로, MI는 그 로그·중심화 형태이고 CPC는 절대 금액 형태다 — 13곳 </w:t>
+        <w:t xml:space="preserve">기대효과는 가정 기반 </w:t>
       </w:r>
       <w:r>
         <w:rPr>
           <w:b/>
           <w:bCs/>
         </w:rPr>
-        <w:t>순위가 사실상 동일</w:t>
-      </w:r>
-      <w:r>
-        <w:t>하다. 위험점수에서 두 지표에 합산 0.65를 둔 것은 독립된 두 차원의 합이 아니라, 핵심 가설(생활인구 대비 소비전환)에 의도적으로 비중을 집중한 설계다. 따라서 5.4에서 MI가 위험 1위 요인으로 분해되는 것은 외부 타당성의 증거가 아니라 이 설계의 구조적 귀결로 해석해야 한다.</w:t>
+        <w:t>탐색적 추정</w:t>
+      </w:r>
+      <w:r>
+        <w:t>(</w:t>
+      </w:r>
+      <w:proofErr w:type="spellStart"/>
+      <w:r>
+        <w:t>객단가</w:t>
+      </w:r>
+      <w:proofErr w:type="spellEnd"/>
+      <w:r>
+        <w:t xml:space="preserve"> 개선이 방문을 위축시키지 않는다는 전제).</w:t>
       </w:r>
     </w:p>
     <w:p>
@@ -12654,17 +12612,42 @@
         <w:spacing w:after="40"/>
       </w:pPr>
       <w:r>
-        <w:t xml:space="preserve">'생활인구'는 안정 거주인구가 아닌 월별 방문 흐름 합계 → MI·CPC는 </w:t>
+        <w:t>카드매출 시·군 단위 → 읍·면·동 정밀 개선은 SGIS 집계구 데이터 확보 시 확장 가능.</w:t>
+      </w:r>
+    </w:p>
+    <w:p>
+      <w:pPr>
+        <w:spacing w:after="40"/>
+      </w:pPr>
+      <w:r>
+        <w:t>이음-Detect(</w:t>
+      </w:r>
+      <w:proofErr w:type="spellStart"/>
+      <w:r>
+        <w:t>RandomForest+SHAP</w:t>
+      </w:r>
+      <w:proofErr w:type="spellEnd"/>
+      <w:r>
+        <w:t xml:space="preserve">)는 n=13의 </w:t>
       </w:r>
       <w:r>
         <w:rPr>
           <w:b/>
           <w:bCs/>
         </w:rPr>
-        <w:t>상대 비교 지표</w:t>
-      </w:r>
-      <w:r>
-        <w:t>로 해석.</w:t>
+        <w:t>탐색적</w:t>
+      </w:r>
+      <w:r>
+        <w:t xml:space="preserve"> 기여도 분해이므로, 표본 확대(타 시·도</w:t>
+      </w:r>
+      <w:r>
+        <w:rPr>
+          <w:rFonts w:hint="eastAsia"/>
+        </w:rPr>
+        <w:t xml:space="preserve"> </w:t>
+      </w:r>
+      <w:r>
+        <w:t>인구감소지역 결합) 시 확정 모델로 발전 가능.</w:t>
       </w:r>
     </w:p>
     <w:p>
@@ -12672,59 +12655,35 @@
         <w:spacing w:after="40"/>
       </w:pPr>
       <w:r>
-        <w:t xml:space="preserve">기대효과는 가정 기반 </w:t>
+        <w:lastRenderedPageBreak/>
+        <w:t xml:space="preserve">외지방문 의존형(하동·함양)의 인구 </w:t>
+      </w:r>
+      <w:proofErr w:type="spellStart"/>
+      <w:r>
+        <w:t>유출입</w:t>
+      </w:r>
+      <w:proofErr w:type="spellEnd"/>
+      <w:r>
+        <w:t xml:space="preserve"> 검증은 </w:t>
       </w:r>
       <w:r>
         <w:rPr>
           <w:b/>
           <w:bCs/>
         </w:rPr>
-        <w:t>탐색적 추정</w:t>
-      </w:r>
-      <w:r>
-        <w:t>(</w:t>
+        <w:t xml:space="preserve">시·군 단위 </w:t>
       </w:r>
       <w:proofErr w:type="spellStart"/>
-      <w:r>
-        <w:t>객단가</w:t>
-      </w:r>
-      <w:proofErr w:type="spellEnd"/>
-      <w:r>
-        <w:t xml:space="preserve"> 개선이 방문을 위축시키지 않는다는 전제).</w:t>
-      </w:r>
-    </w:p>
-    <w:p>
-      <w:pPr>
-        <w:spacing w:after="40"/>
-      </w:pPr>
-      <w:r>
-        <w:t>카드매출 시·군 단위 → 읍·면·동 정밀 개선은 SGIS 집계구 데이터 확보 시 확장 가능.</w:t>
-      </w:r>
-    </w:p>
-    <w:p>
-      <w:pPr>
-        <w:spacing w:after="40"/>
-      </w:pPr>
-      <w:r>
-        <w:t>이음-Detect(</w:t>
-      </w:r>
-      <w:proofErr w:type="spellStart"/>
-      <w:r>
-        <w:t>RandomForest+SHAP</w:t>
-      </w:r>
-      <w:proofErr w:type="spellEnd"/>
-      <w:r>
-        <w:t xml:space="preserve">)는 n=13의 </w:t>
-      </w:r>
       <w:r>
         <w:rPr>
           <w:b/>
           <w:bCs/>
         </w:rPr>
-        <w:t>탐색적</w:t>
-      </w:r>
-      <w:r>
-        <w:t xml:space="preserve"> 기여도 분해이므로, 표본 확대(타 시·도</w:t>
+        <w:t>순이동</w:t>
+      </w:r>
+      <w:proofErr w:type="spellEnd"/>
+      <w:r>
+        <w:t xml:space="preserve"> 데이터가 필요하나, 현재</w:t>
       </w:r>
       <w:r>
         <w:rPr>
@@ -12733,7 +12692,39 @@
         <w:t xml:space="preserve"> </w:t>
       </w:r>
       <w:r>
-        <w:t>인구감소지역 결합) 시 확정 모델로 발전 가능.</w:t>
+        <w:t xml:space="preserve">공개 국내인구이동 통계는 시·도 </w:t>
+      </w:r>
+      <w:proofErr w:type="spellStart"/>
+      <w:r>
+        <w:t>단위까지만</w:t>
+      </w:r>
+      <w:proofErr w:type="spellEnd"/>
+      <w:r>
+        <w:t xml:space="preserve"> 매칭되어 본 분석에는 거시 배경으로만 반영했다.</w:t>
+      </w:r>
+    </w:p>
+    <w:p>
+      <w:pPr>
+        <w:spacing w:after="100"/>
+      </w:pPr>
+      <w:r>
+        <w:t xml:space="preserve">KOSIS </w:t>
+      </w:r>
+      <w:proofErr w:type="spellStart"/>
+      <w:r>
+        <w:t>시군구</w:t>
+      </w:r>
+      <w:proofErr w:type="spellEnd"/>
+      <w:r>
+        <w:t xml:space="preserve"> 전입·전출 </w:t>
+      </w:r>
+      <w:proofErr w:type="spellStart"/>
+      <w:r>
+        <w:t>마이크로데이터</w:t>
+      </w:r>
+      <w:proofErr w:type="spellEnd"/>
+      <w:r>
+        <w:t xml:space="preserve"> 확보 시 외부의존 구조를 직접 검증할 수 있다.</w:t>
       </w:r>
     </w:p>
     <w:p>
@@ -12741,143 +12732,58 @@
         <w:spacing w:after="40"/>
       </w:pPr>
       <w:r>
-        <w:lastRenderedPageBreak/>
-        <w:t xml:space="preserve">외지방문 의존형(하동·함양)의 인구 </w:t>
+        <w:t>향후: Folium 기반 인터랙티브 지도 대시보드(클릭 시 시군별 개선 팝업), 카드·생활인구의</w:t>
+      </w:r>
+    </w:p>
+    <w:p>
+      <w:pPr>
+        <w:spacing w:after="100"/>
+      </w:pPr>
+      <w:r>
+        <w:t>시계열 확장을 통한 동적 추적.</w:t>
+      </w:r>
+    </w:p>
+    <w:p>
+      <w:pPr>
+        <w:pStyle w:val="1"/>
+      </w:pPr>
+    </w:p>
+    <w:p>
+      <w:pPr>
+        <w:pStyle w:val="1"/>
+      </w:pPr>
+      <w:bookmarkStart w:id="40" w:name="_Toc232188511"/>
+      <w:r>
+        <w:rPr>
+          <w:rFonts w:hint="eastAsia"/>
+        </w:rPr>
+        <w:t>9</w:t>
+      </w:r>
+      <w:r>
+        <w:t xml:space="preserve">. </w:t>
+      </w:r>
+      <w:r>
+        <w:rPr>
+          <w:rFonts w:hint="eastAsia"/>
+        </w:rPr>
+        <w:t>팀원 역할 분담</w:t>
+      </w:r>
+      <w:bookmarkEnd w:id="40"/>
+    </w:p>
+    <w:p>
+      <w:pPr>
+        <w:spacing w:after="80" w:line="260" w:lineRule="auto"/>
+      </w:pPr>
+      <w:r>
+        <w:t>※ 본 프로젝트는 3인 팀(김재민·강원준·</w:t>
       </w:r>
       <w:proofErr w:type="spellStart"/>
       <w:r>
-        <w:t>유출입</w:t>
+        <w:t>오수환</w:t>
       </w:r>
       <w:proofErr w:type="spellEnd"/>
       <w:r>
-        <w:t xml:space="preserve"> 검증은 </w:t>
-      </w:r>
-      <w:r>
-        <w:rPr>
-          <w:b/>
-          <w:bCs/>
-        </w:rPr>
-        <w:t xml:space="preserve">시·군 단위 </w:t>
-      </w:r>
-      <w:proofErr w:type="spellStart"/>
-      <w:r>
-        <w:rPr>
-          <w:b/>
-          <w:bCs/>
-        </w:rPr>
-        <w:t>순이동</w:t>
-      </w:r>
-      <w:proofErr w:type="spellEnd"/>
-      <w:r>
-        <w:t xml:space="preserve"> 데이터가 필요하나, 현재</w:t>
-      </w:r>
-      <w:r>
-        <w:rPr>
-          <w:rFonts w:hint="eastAsia"/>
-        </w:rPr>
-        <w:t xml:space="preserve"> </w:t>
-      </w:r>
-      <w:r>
-        <w:t xml:space="preserve">공개 국내인구이동 통계는 시·도 </w:t>
-      </w:r>
-      <w:proofErr w:type="spellStart"/>
-      <w:r>
-        <w:t>단위까지만</w:t>
-      </w:r>
-      <w:proofErr w:type="spellEnd"/>
-      <w:r>
-        <w:t xml:space="preserve"> 매칭되어 본 분석에는 거시 배경으로만 반영했다.</w:t>
-      </w:r>
-    </w:p>
-    <w:p>
-      <w:pPr>
-        <w:spacing w:after="100"/>
-      </w:pPr>
-      <w:r>
-        <w:t xml:space="preserve">KOSIS </w:t>
-      </w:r>
-      <w:proofErr w:type="spellStart"/>
-      <w:r>
-        <w:t>시군구</w:t>
-      </w:r>
-      <w:proofErr w:type="spellEnd"/>
-      <w:r>
-        <w:t xml:space="preserve"> 전입·전출 </w:t>
-      </w:r>
-      <w:proofErr w:type="spellStart"/>
-      <w:r>
-        <w:t>마이크로데이터</w:t>
-      </w:r>
-      <w:proofErr w:type="spellEnd"/>
-      <w:r>
-        <w:t xml:space="preserve"> 확보 시 외부의존 구조를 직접 검증할 수 있다.</w:t>
-      </w:r>
-    </w:p>
-    <w:p>
-      <w:pPr>
-        <w:spacing w:after="40"/>
-      </w:pPr>
-      <w:r>
-        <w:t xml:space="preserve">향후: Folium 기반 인터랙티브 지도 대시보드(클릭 시 </w:t>
-      </w:r>
-      <w:proofErr w:type="spellStart"/>
-      <w:r>
-        <w:t>시군별</w:t>
-      </w:r>
-      <w:proofErr w:type="spellEnd"/>
-      <w:r>
-        <w:t xml:space="preserve"> 개선 팝업), 카드·생활인구의</w:t>
-      </w:r>
-    </w:p>
-    <w:p>
-      <w:pPr>
-        <w:spacing w:after="100"/>
-      </w:pPr>
-      <w:r>
-        <w:t>시계열 확장을 통한 동적 추적.</w:t>
-      </w:r>
-    </w:p>
-    <w:p>
-      <w:pPr>
-        <w:pStyle w:val="1"/>
-      </w:pPr>
-    </w:p>
-    <w:p>
-      <w:pPr>
-        <w:pStyle w:val="1"/>
-      </w:pPr>
-      <w:bookmarkStart w:id="40" w:name="_Toc232188511"/>
-      <w:r>
-        <w:rPr>
-          <w:rFonts w:hint="eastAsia"/>
-        </w:rPr>
-        <w:t>9</w:t>
-      </w:r>
-      <w:r>
-        <w:t xml:space="preserve">. </w:t>
-      </w:r>
-      <w:r>
-        <w:rPr>
-          <w:rFonts w:hint="eastAsia"/>
-        </w:rPr>
-        <w:t>팀원 역할 분담</w:t>
-      </w:r>
-      <w:bookmarkEnd w:id="40"/>
-    </w:p>
-    <w:p>
-      <w:pPr>
-        <w:spacing w:after="80" w:line="260" w:lineRule="auto"/>
-      </w:pPr>
-      <w:r>
-        <w:t>※ 본 프로젝트는 3인 팀(김재민·</w:t>
-      </w:r>
-      <w:proofErr w:type="spellStart"/>
-      <w:r>
-        <w:t>강원준</w:t>
-      </w:r>
-      <w:proofErr w:type="spellEnd"/>
-      <w:r>
-        <w:t>·오수환)의 협업으로 수행하며, 단계별 주관 담당자를 정해 일정과 산출물 품질을 공동으로 관리한다. 전체 일정 관리, 산출물 점검, 대외 커뮤니케이션은 PM 역할</w:t>
+        <w:t>)의 협업으로 수행하며, 단계별 주관 담당자를 정해 일정과 산출물 품질을 공동으로 관리한다. 전체 일정 관리, 산출물 점검, 대외 커뮤니케이션은 PM 역할</w:t>
       </w:r>
       <w:r>
         <w:rPr>
@@ -13275,21 +13181,12 @@
                 <w:szCs w:val="16"/>
               </w:rPr>
             </w:pPr>
-            <w:proofErr w:type="spellStart"/>
-            <w:r>
-              <w:rPr>
-                <w:sz w:val="16"/>
-                <w:szCs w:val="16"/>
-              </w:rPr>
-              <w:t>강원준</w:t>
-            </w:r>
-            <w:proofErr w:type="spellEnd"/>
-            <w:r>
-              <w:rPr>
-                <w:sz w:val="16"/>
-                <w:szCs w:val="16"/>
-              </w:rPr>
-              <w:t>, 오수환</w:t>
+            <w:r>
+              <w:rPr>
+                <w:sz w:val="16"/>
+                <w:szCs w:val="16"/>
+              </w:rPr>
+              <w:t>강원준, 오수환</w:t>
             </w:r>
           </w:p>
         </w:tc>
@@ -13456,17 +13353,8 @@
                 <w:sz w:val="16"/>
                 <w:szCs w:val="16"/>
               </w:rPr>
-              <w:t xml:space="preserve">김재민, </w:t>
-            </w:r>
-            <w:proofErr w:type="spellStart"/>
-            <w:r>
-              <w:rPr>
-                <w:sz w:val="16"/>
-                <w:szCs w:val="16"/>
-              </w:rPr>
-              <w:t>강원준</w:t>
-            </w:r>
-            <w:proofErr w:type="spellEnd"/>
+              <w:t>김재민, 강원준</w:t>
+            </w:r>
           </w:p>
         </w:tc>
         <w:tc>
@@ -13594,7 +13482,6 @@
                 <w:szCs w:val="16"/>
               </w:rPr>
             </w:pPr>
-            <w:proofErr w:type="spellStart"/>
             <w:r>
               <w:rPr>
                 <w:sz w:val="16"/>
@@ -13602,7 +13489,6 @@
               </w:rPr>
               <w:t>강원준</w:t>
             </w:r>
-            <w:proofErr w:type="spellEnd"/>
           </w:p>
         </w:tc>
         <w:tc>
@@ -13847,17 +13733,8 @@
                 <w:sz w:val="16"/>
                 <w:szCs w:val="16"/>
               </w:rPr>
-              <w:t xml:space="preserve">김재민, </w:t>
-            </w:r>
-            <w:proofErr w:type="spellStart"/>
-            <w:r>
-              <w:rPr>
-                <w:sz w:val="16"/>
-                <w:szCs w:val="16"/>
-              </w:rPr>
-              <w:t>강원준</w:t>
-            </w:r>
-            <w:proofErr w:type="spellEnd"/>
+              <w:t>김재민, 강원준</w:t>
+            </w:r>
           </w:p>
         </w:tc>
         <w:tc>
@@ -14034,21 +13911,12 @@
                 <w:szCs w:val="16"/>
               </w:rPr>
             </w:pPr>
-            <w:proofErr w:type="spellStart"/>
-            <w:r>
-              <w:rPr>
-                <w:sz w:val="16"/>
-                <w:szCs w:val="16"/>
-              </w:rPr>
-              <w:t>강원준</w:t>
-            </w:r>
-            <w:proofErr w:type="spellEnd"/>
-            <w:r>
-              <w:rPr>
-                <w:sz w:val="16"/>
-                <w:szCs w:val="16"/>
-              </w:rPr>
-              <w:t>, 오수환</w:t>
+            <w:r>
+              <w:rPr>
+                <w:sz w:val="16"/>
+                <w:szCs w:val="16"/>
+              </w:rPr>
+              <w:t>강원준, 오수환</w:t>
             </w:r>
           </w:p>
         </w:tc>

--- a/eum_package/이음_보고서_v7.docx
+++ b/eum_package/이음_보고서_v7.docx
@@ -35,9 +35,6 @@
     <w:p>
       <w:pPr>
         <w:jc w:val="center"/>
-        <w:rPr>
-          <w:rFonts w:hint="eastAsia"/>
-        </w:rPr>
       </w:pPr>
       <w:r>
         <w:rPr>
@@ -110,91 +107,55 @@
           <w:sz w:val="24"/>
           <w:szCs w:val="24"/>
         </w:rPr>
-        <w:t xml:space="preserve">와 지역 내 소비지출 과 관계 분석을 통한      </w:t>
-      </w:r>
-      <w:r>
-        <w:rPr>
-          <w:rFonts w:hint="eastAsia"/>
+        <w:t xml:space="preserve">와 지역 내 소비지출 과 관계 분석을 통한         지역경제 활성화 방안 </w:t>
+      </w:r>
+      <w:r>
+        <w:rPr>
           <w:color w:val="555555"/>
           <w:sz w:val="24"/>
           <w:szCs w:val="24"/>
         </w:rPr>
-        <w:t xml:space="preserve">   </w:t>
-      </w:r>
-      <w:r>
-        <w:rPr>
-          <w:rFonts w:hint="eastAsia"/>
-          <w:color w:val="555555"/>
+        <w:t>—</w:t>
+      </w:r>
+    </w:p>
+    <w:p>
+      <w:pPr>
+        <w:spacing w:before="200" w:after="60"/>
+        <w:jc w:val="center"/>
+      </w:pPr>
+      <w:r>
+        <w:rPr>
+          <w:sz w:val="22"/>
+          <w:szCs w:val="22"/>
+        </w:rPr>
+        <w:t>분석 대상: 경남 13개 인구감소·관심지역</w:t>
+      </w:r>
+    </w:p>
+    <w:p>
+      <w:pPr>
+        <w:spacing w:after="1200"/>
+        <w:jc w:val="center"/>
+      </w:pPr>
+      <w:r>
+        <w:rPr>
+          <w:sz w:val="22"/>
+          <w:szCs w:val="22"/>
+        </w:rPr>
+        <w:t>데이터: 2024년 카드매출 3종 + KOSIS 생활인구</w:t>
+      </w:r>
+    </w:p>
+    <w:p>
+      <w:pPr>
+        <w:spacing w:after="60"/>
+        <w:jc w:val="center"/>
+      </w:pPr>
+      <w:r>
+        <w:rPr>
           <w:sz w:val="24"/>
           <w:szCs w:val="24"/>
         </w:rPr>
-        <w:t xml:space="preserve">지역경제 활성화 방안 </w:t>
-      </w:r>
-      <w:r>
-        <w:rPr>
-          <w:color w:val="555555"/>
-          <w:sz w:val="24"/>
-          <w:szCs w:val="24"/>
-        </w:rPr>
-        <w:t>—</w:t>
-      </w:r>
-    </w:p>
-    <w:p>
-      <w:pPr>
-        <w:spacing w:before="200" w:after="60"/>
-        <w:jc w:val="center"/>
-      </w:pPr>
-      <w:r>
-        <w:rPr>
-          <w:sz w:val="22"/>
-          <w:szCs w:val="22"/>
-        </w:rPr>
-        <w:t>분석 대상: 경남 13개 인구감소·관심지역</w:t>
-      </w:r>
-    </w:p>
-    <w:p>
-      <w:pPr>
-        <w:spacing w:after="1200"/>
-        <w:jc w:val="center"/>
-      </w:pPr>
-      <w:r>
-        <w:rPr>
-          <w:sz w:val="22"/>
-          <w:szCs w:val="22"/>
-        </w:rPr>
-        <w:t>데이터: 2024년 카드매출 3종 + KOSIS 생활인구</w:t>
-      </w:r>
-    </w:p>
-    <w:p>
-      <w:pPr>
-        <w:spacing w:after="60"/>
-        <w:jc w:val="center"/>
-      </w:pPr>
-      <w:proofErr w:type="spellStart"/>
-      <w:r>
-        <w:rPr>
-          <w:sz w:val="24"/>
-          <w:szCs w:val="24"/>
-        </w:rPr>
-        <w:t>팀명</w:t>
-      </w:r>
-      <w:proofErr w:type="spellEnd"/>
-      <w:r>
-        <w:rPr>
-          <w:sz w:val="24"/>
-          <w:szCs w:val="24"/>
-        </w:rPr>
-        <w:t xml:space="preserve"> E-um   |   팀원 김재민 · 강원준 · </w:t>
-      </w:r>
-      <w:proofErr w:type="spellStart"/>
-      <w:r>
-        <w:rPr>
-          <w:sz w:val="24"/>
-          <w:szCs w:val="24"/>
-        </w:rPr>
-        <w:t>오수환</w:t>
-      </w:r>
-      <w:proofErr w:type="spellEnd"/>
+        <w:t>팀명 E-um   |   팀원 김재민 · 강원준 · 오수환</w:t>
+      </w:r>
     </w:p>
     <w:p>
       <w:pPr>
@@ -253,11 +214,6 @@
           <w:rStyle w:val="IndexLink"/>
         </w:rPr>
         <w:instrText xml:space="preserve"> TOC \o "1-2" \h</w:instrText>
-      </w:r>
-      <w:r>
-        <w:rPr>
-          <w:rStyle w:val="IndexLink"/>
-        </w:rPr>
         <w:fldChar w:fldCharType="separate"/>
       </w:r>
       <w:hyperlink w:anchor="_Toc232188486" w:history="1">
@@ -273,40 +229,10 @@
             <w:noProof/>
           </w:rPr>
           <w:tab/>
-        </w:r>
-        <w:r>
-          <w:rPr>
-            <w:noProof/>
-          </w:rPr>
           <w:fldChar w:fldCharType="begin"/>
-        </w:r>
-        <w:r>
-          <w:rPr>
-            <w:noProof/>
-          </w:rPr>
           <w:instrText xml:space="preserve"> PAGEREF _Toc232188486 \h </w:instrText>
-        </w:r>
-        <w:r>
-          <w:rPr>
-            <w:noProof/>
-          </w:rPr>
-        </w:r>
-        <w:r>
-          <w:rPr>
-            <w:noProof/>
-          </w:rPr>
           <w:fldChar w:fldCharType="separate"/>
-        </w:r>
-        <w:r>
-          <w:rPr>
-            <w:noProof/>
-          </w:rPr>
           <w:t>3</w:t>
-        </w:r>
-        <w:r>
-          <w:rPr>
-            <w:noProof/>
-          </w:rPr>
           <w:fldChar w:fldCharType="end"/>
         </w:r>
       </w:hyperlink>
@@ -339,40 +265,10 @@
             <w:noProof/>
           </w:rPr>
           <w:tab/>
-        </w:r>
-        <w:r>
-          <w:rPr>
-            <w:noProof/>
-          </w:rPr>
           <w:fldChar w:fldCharType="begin"/>
-        </w:r>
-        <w:r>
-          <w:rPr>
-            <w:noProof/>
-          </w:rPr>
           <w:instrText xml:space="preserve"> PAGEREF _Toc232188487 \h </w:instrText>
-        </w:r>
-        <w:r>
-          <w:rPr>
-            <w:noProof/>
-          </w:rPr>
-        </w:r>
-        <w:r>
-          <w:rPr>
-            <w:noProof/>
-          </w:rPr>
           <w:fldChar w:fldCharType="separate"/>
-        </w:r>
-        <w:r>
-          <w:rPr>
-            <w:noProof/>
-          </w:rPr>
           <w:t>3</w:t>
-        </w:r>
-        <w:r>
-          <w:rPr>
-            <w:noProof/>
-          </w:rPr>
           <w:fldChar w:fldCharType="end"/>
         </w:r>
       </w:hyperlink>
@@ -405,40 +301,10 @@
             <w:noProof/>
           </w:rPr>
           <w:tab/>
-        </w:r>
-        <w:r>
-          <w:rPr>
-            <w:noProof/>
-          </w:rPr>
           <w:fldChar w:fldCharType="begin"/>
-        </w:r>
-        <w:r>
-          <w:rPr>
-            <w:noProof/>
-          </w:rPr>
           <w:instrText xml:space="preserve"> PAGEREF _Toc232188488 \h </w:instrText>
-        </w:r>
-        <w:r>
-          <w:rPr>
-            <w:noProof/>
-          </w:rPr>
-        </w:r>
-        <w:r>
-          <w:rPr>
-            <w:noProof/>
-          </w:rPr>
           <w:fldChar w:fldCharType="separate"/>
-        </w:r>
-        <w:r>
-          <w:rPr>
-            <w:noProof/>
-          </w:rPr>
           <w:t>3</w:t>
-        </w:r>
-        <w:r>
-          <w:rPr>
-            <w:noProof/>
-          </w:rPr>
           <w:fldChar w:fldCharType="end"/>
         </w:r>
       </w:hyperlink>
@@ -471,40 +337,10 @@
             <w:noProof/>
           </w:rPr>
           <w:tab/>
-        </w:r>
-        <w:r>
-          <w:rPr>
-            <w:noProof/>
-          </w:rPr>
           <w:fldChar w:fldCharType="begin"/>
-        </w:r>
-        <w:r>
-          <w:rPr>
-            <w:noProof/>
-          </w:rPr>
           <w:instrText xml:space="preserve"> PAGEREF _Toc232188489 \h </w:instrText>
-        </w:r>
-        <w:r>
-          <w:rPr>
-            <w:noProof/>
-          </w:rPr>
-        </w:r>
-        <w:r>
-          <w:rPr>
-            <w:noProof/>
-          </w:rPr>
           <w:fldChar w:fldCharType="separate"/>
-        </w:r>
-        <w:r>
-          <w:rPr>
-            <w:noProof/>
-          </w:rPr>
           <w:t>3</w:t>
-        </w:r>
-        <w:r>
-          <w:rPr>
-            <w:noProof/>
-          </w:rPr>
           <w:fldChar w:fldCharType="end"/>
         </w:r>
       </w:hyperlink>
@@ -537,40 +373,10 @@
             <w:noProof/>
           </w:rPr>
           <w:tab/>
-        </w:r>
-        <w:r>
-          <w:rPr>
-            <w:noProof/>
-          </w:rPr>
           <w:fldChar w:fldCharType="begin"/>
-        </w:r>
-        <w:r>
-          <w:rPr>
-            <w:noProof/>
-          </w:rPr>
           <w:instrText xml:space="preserve"> PAGEREF _Toc232188600 \h </w:instrText>
-        </w:r>
-        <w:r>
-          <w:rPr>
-            <w:noProof/>
-          </w:rPr>
-        </w:r>
-        <w:r>
-          <w:rPr>
-            <w:noProof/>
-          </w:rPr>
           <w:fldChar w:fldCharType="separate"/>
-        </w:r>
-        <w:r>
-          <w:rPr>
-            <w:noProof/>
-          </w:rPr>
           <w:t>3</w:t>
-        </w:r>
-        <w:r>
-          <w:rPr>
-            <w:noProof/>
-          </w:rPr>
           <w:fldChar w:fldCharType="end"/>
         </w:r>
       </w:hyperlink>
@@ -603,40 +409,10 @@
             <w:noProof/>
           </w:rPr>
           <w:tab/>
-        </w:r>
-        <w:r>
-          <w:rPr>
-            <w:noProof/>
-          </w:rPr>
           <w:fldChar w:fldCharType="begin"/>
-        </w:r>
-        <w:r>
-          <w:rPr>
-            <w:noProof/>
-          </w:rPr>
           <w:instrText xml:space="preserve"> PAGEREF _Toc232188490 \h </w:instrText>
-        </w:r>
-        <w:r>
-          <w:rPr>
-            <w:noProof/>
-          </w:rPr>
-        </w:r>
-        <w:r>
-          <w:rPr>
-            <w:noProof/>
-          </w:rPr>
           <w:fldChar w:fldCharType="separate"/>
-        </w:r>
-        <w:r>
-          <w:rPr>
-            <w:noProof/>
-          </w:rPr>
           <w:t>3</w:t>
-        </w:r>
-        <w:r>
-          <w:rPr>
-            <w:noProof/>
-          </w:rPr>
           <w:fldChar w:fldCharType="end"/>
         </w:r>
       </w:hyperlink>
@@ -669,40 +445,10 @@
             <w:noProof/>
           </w:rPr>
           <w:tab/>
-        </w:r>
-        <w:r>
-          <w:rPr>
-            <w:noProof/>
-          </w:rPr>
           <w:fldChar w:fldCharType="begin"/>
-        </w:r>
-        <w:r>
-          <w:rPr>
-            <w:noProof/>
-          </w:rPr>
           <w:instrText xml:space="preserve"> PAGEREF _Toc232188491 \h </w:instrText>
-        </w:r>
-        <w:r>
-          <w:rPr>
-            <w:noProof/>
-          </w:rPr>
-        </w:r>
-        <w:r>
-          <w:rPr>
-            <w:noProof/>
-          </w:rPr>
           <w:fldChar w:fldCharType="separate"/>
-        </w:r>
-        <w:r>
-          <w:rPr>
-            <w:noProof/>
-          </w:rPr>
           <w:t>3</w:t>
-        </w:r>
-        <w:r>
-          <w:rPr>
-            <w:noProof/>
-          </w:rPr>
           <w:fldChar w:fldCharType="end"/>
         </w:r>
       </w:hyperlink>
@@ -735,40 +481,10 @@
             <w:noProof/>
           </w:rPr>
           <w:tab/>
-        </w:r>
-        <w:r>
-          <w:rPr>
-            <w:noProof/>
-          </w:rPr>
           <w:fldChar w:fldCharType="begin"/>
-        </w:r>
-        <w:r>
-          <w:rPr>
-            <w:noProof/>
-          </w:rPr>
           <w:instrText xml:space="preserve"> PAGEREF _Toc232188492 \h </w:instrText>
-        </w:r>
-        <w:r>
-          <w:rPr>
-            <w:noProof/>
-          </w:rPr>
-        </w:r>
-        <w:r>
-          <w:rPr>
-            <w:noProof/>
-          </w:rPr>
           <w:fldChar w:fldCharType="separate"/>
-        </w:r>
-        <w:r>
-          <w:rPr>
-            <w:noProof/>
-          </w:rPr>
           <w:t>4</w:t>
-        </w:r>
-        <w:r>
-          <w:rPr>
-            <w:noProof/>
-          </w:rPr>
           <w:fldChar w:fldCharType="end"/>
         </w:r>
       </w:hyperlink>
@@ -801,40 +517,10 @@
             <w:noProof/>
           </w:rPr>
           <w:tab/>
-        </w:r>
-        <w:r>
-          <w:rPr>
-            <w:noProof/>
-          </w:rPr>
           <w:fldChar w:fldCharType="begin"/>
-        </w:r>
-        <w:r>
-          <w:rPr>
-            <w:noProof/>
-          </w:rPr>
           <w:instrText xml:space="preserve"> PAGEREF _Toc232188493 \h </w:instrText>
-        </w:r>
-        <w:r>
-          <w:rPr>
-            <w:noProof/>
-          </w:rPr>
-        </w:r>
-        <w:r>
-          <w:rPr>
-            <w:noProof/>
-          </w:rPr>
           <w:fldChar w:fldCharType="separate"/>
-        </w:r>
-        <w:r>
-          <w:rPr>
-            <w:noProof/>
-          </w:rPr>
           <w:t>4</w:t>
-        </w:r>
-        <w:r>
-          <w:rPr>
-            <w:noProof/>
-          </w:rPr>
           <w:fldChar w:fldCharType="end"/>
         </w:r>
       </w:hyperlink>
@@ -867,40 +553,10 @@
             <w:noProof/>
           </w:rPr>
           <w:tab/>
-        </w:r>
-        <w:r>
-          <w:rPr>
-            <w:noProof/>
-          </w:rPr>
           <w:fldChar w:fldCharType="begin"/>
-        </w:r>
-        <w:r>
-          <w:rPr>
-            <w:noProof/>
-          </w:rPr>
           <w:instrText xml:space="preserve"> PAGEREF _Toc232188494 \h </w:instrText>
-        </w:r>
-        <w:r>
-          <w:rPr>
-            <w:noProof/>
-          </w:rPr>
-        </w:r>
-        <w:r>
-          <w:rPr>
-            <w:noProof/>
-          </w:rPr>
           <w:fldChar w:fldCharType="separate"/>
-        </w:r>
-        <w:r>
-          <w:rPr>
-            <w:noProof/>
-          </w:rPr>
           <w:t>5</w:t>
-        </w:r>
-        <w:r>
-          <w:rPr>
-            <w:noProof/>
-          </w:rPr>
           <w:fldChar w:fldCharType="end"/>
         </w:r>
       </w:hyperlink>
@@ -933,40 +589,10 @@
             <w:noProof/>
           </w:rPr>
           <w:tab/>
-        </w:r>
-        <w:r>
-          <w:rPr>
-            <w:noProof/>
-          </w:rPr>
           <w:fldChar w:fldCharType="begin"/>
-        </w:r>
-        <w:r>
-          <w:rPr>
-            <w:noProof/>
-          </w:rPr>
           <w:instrText xml:space="preserve"> PAGEREF _Toc232188495 \h </w:instrText>
-        </w:r>
-        <w:r>
-          <w:rPr>
-            <w:noProof/>
-          </w:rPr>
-        </w:r>
-        <w:r>
-          <w:rPr>
-            <w:noProof/>
-          </w:rPr>
           <w:fldChar w:fldCharType="separate"/>
-        </w:r>
-        <w:r>
-          <w:rPr>
-            <w:noProof/>
-          </w:rPr>
           <w:t>5</w:t>
-        </w:r>
-        <w:r>
-          <w:rPr>
-            <w:noProof/>
-          </w:rPr>
           <w:fldChar w:fldCharType="end"/>
         </w:r>
       </w:hyperlink>
@@ -999,40 +625,10 @@
             <w:noProof/>
           </w:rPr>
           <w:tab/>
-        </w:r>
-        <w:r>
-          <w:rPr>
-            <w:noProof/>
-          </w:rPr>
           <w:fldChar w:fldCharType="begin"/>
-        </w:r>
-        <w:r>
-          <w:rPr>
-            <w:noProof/>
-          </w:rPr>
           <w:instrText xml:space="preserve"> PAGEREF _Toc232188496 \h </w:instrText>
-        </w:r>
-        <w:r>
-          <w:rPr>
-            <w:noProof/>
-          </w:rPr>
-        </w:r>
-        <w:r>
-          <w:rPr>
-            <w:noProof/>
-          </w:rPr>
           <w:fldChar w:fldCharType="separate"/>
-        </w:r>
-        <w:r>
-          <w:rPr>
-            <w:noProof/>
-          </w:rPr>
           <w:t>6</w:t>
-        </w:r>
-        <w:r>
-          <w:rPr>
-            <w:noProof/>
-          </w:rPr>
           <w:fldChar w:fldCharType="end"/>
         </w:r>
       </w:hyperlink>
@@ -1065,40 +661,10 @@
             <w:noProof/>
           </w:rPr>
           <w:tab/>
-        </w:r>
-        <w:r>
-          <w:rPr>
-            <w:noProof/>
-          </w:rPr>
           <w:fldChar w:fldCharType="begin"/>
-        </w:r>
-        <w:r>
-          <w:rPr>
-            <w:noProof/>
-          </w:rPr>
           <w:instrText xml:space="preserve"> PAGEREF _Toc232188602 \h </w:instrText>
-        </w:r>
-        <w:r>
-          <w:rPr>
-            <w:noProof/>
-          </w:rPr>
-        </w:r>
-        <w:r>
-          <w:rPr>
-            <w:noProof/>
-          </w:rPr>
           <w:fldChar w:fldCharType="separate"/>
-        </w:r>
-        <w:r>
-          <w:rPr>
-            <w:noProof/>
-          </w:rPr>
           <w:t>6</w:t>
-        </w:r>
-        <w:r>
-          <w:rPr>
-            <w:noProof/>
-          </w:rPr>
           <w:fldChar w:fldCharType="end"/>
         </w:r>
       </w:hyperlink>
@@ -1131,40 +697,10 @@
             <w:noProof/>
           </w:rPr>
           <w:tab/>
-        </w:r>
-        <w:r>
-          <w:rPr>
-            <w:noProof/>
-          </w:rPr>
           <w:fldChar w:fldCharType="begin"/>
-        </w:r>
-        <w:r>
-          <w:rPr>
-            <w:noProof/>
-          </w:rPr>
           <w:instrText xml:space="preserve"> PAGEREF _Toc232188497 \h </w:instrText>
-        </w:r>
-        <w:r>
-          <w:rPr>
-            <w:noProof/>
-          </w:rPr>
-        </w:r>
-        <w:r>
-          <w:rPr>
-            <w:noProof/>
-          </w:rPr>
           <w:fldChar w:fldCharType="separate"/>
-        </w:r>
-        <w:r>
-          <w:rPr>
-            <w:noProof/>
-          </w:rPr>
           <w:t>6</w:t>
-        </w:r>
-        <w:r>
-          <w:rPr>
-            <w:noProof/>
-          </w:rPr>
           <w:fldChar w:fldCharType="end"/>
         </w:r>
       </w:hyperlink>
@@ -1197,40 +733,10 @@
             <w:noProof/>
           </w:rPr>
           <w:tab/>
-        </w:r>
-        <w:r>
-          <w:rPr>
-            <w:noProof/>
-          </w:rPr>
           <w:fldChar w:fldCharType="begin"/>
-        </w:r>
-        <w:r>
-          <w:rPr>
-            <w:noProof/>
-          </w:rPr>
           <w:instrText xml:space="preserve"> PAGEREF _Toc232188498 \h </w:instrText>
-        </w:r>
-        <w:r>
-          <w:rPr>
-            <w:noProof/>
-          </w:rPr>
-        </w:r>
-        <w:r>
-          <w:rPr>
-            <w:noProof/>
-          </w:rPr>
           <w:fldChar w:fldCharType="separate"/>
-        </w:r>
-        <w:r>
-          <w:rPr>
-            <w:noProof/>
-          </w:rPr>
           <w:t>6</w:t>
-        </w:r>
-        <w:r>
-          <w:rPr>
-            <w:noProof/>
-          </w:rPr>
           <w:fldChar w:fldCharType="end"/>
         </w:r>
       </w:hyperlink>
@@ -1263,40 +769,10 @@
             <w:noProof/>
           </w:rPr>
           <w:tab/>
-        </w:r>
-        <w:r>
-          <w:rPr>
-            <w:noProof/>
-          </w:rPr>
           <w:fldChar w:fldCharType="begin"/>
-        </w:r>
-        <w:r>
-          <w:rPr>
-            <w:noProof/>
-          </w:rPr>
           <w:instrText xml:space="preserve"> PAGEREF _Toc232188499 \h </w:instrText>
-        </w:r>
-        <w:r>
-          <w:rPr>
-            <w:noProof/>
-          </w:rPr>
-        </w:r>
-        <w:r>
-          <w:rPr>
-            <w:noProof/>
-          </w:rPr>
           <w:fldChar w:fldCharType="separate"/>
-        </w:r>
-        <w:r>
-          <w:rPr>
-            <w:noProof/>
-          </w:rPr>
           <w:t>7</w:t>
-        </w:r>
-        <w:r>
-          <w:rPr>
-            <w:noProof/>
-          </w:rPr>
           <w:fldChar w:fldCharType="end"/>
         </w:r>
       </w:hyperlink>
@@ -1329,40 +805,10 @@
             <w:noProof/>
           </w:rPr>
           <w:tab/>
-        </w:r>
-        <w:r>
-          <w:rPr>
-            <w:noProof/>
-          </w:rPr>
           <w:fldChar w:fldCharType="begin"/>
-        </w:r>
-        <w:r>
-          <w:rPr>
-            <w:noProof/>
-          </w:rPr>
           <w:instrText xml:space="preserve"> PAGEREF _Toc232188500 \h </w:instrText>
-        </w:r>
-        <w:r>
-          <w:rPr>
-            <w:noProof/>
-          </w:rPr>
-        </w:r>
-        <w:r>
-          <w:rPr>
-            <w:noProof/>
-          </w:rPr>
           <w:fldChar w:fldCharType="separate"/>
-        </w:r>
-        <w:r>
-          <w:rPr>
-            <w:noProof/>
-          </w:rPr>
           <w:t>9</w:t>
-        </w:r>
-        <w:r>
-          <w:rPr>
-            <w:noProof/>
-          </w:rPr>
           <w:fldChar w:fldCharType="end"/>
         </w:r>
       </w:hyperlink>
@@ -1395,40 +841,10 @@
             <w:noProof/>
           </w:rPr>
           <w:tab/>
-        </w:r>
-        <w:r>
-          <w:rPr>
-            <w:noProof/>
-          </w:rPr>
           <w:fldChar w:fldCharType="begin"/>
-        </w:r>
-        <w:r>
-          <w:rPr>
-            <w:noProof/>
-          </w:rPr>
           <w:instrText xml:space="preserve"> PAGEREF _Toc232188501 \h </w:instrText>
-        </w:r>
-        <w:r>
-          <w:rPr>
-            <w:noProof/>
-          </w:rPr>
-        </w:r>
-        <w:r>
-          <w:rPr>
-            <w:noProof/>
-          </w:rPr>
           <w:fldChar w:fldCharType="separate"/>
-        </w:r>
-        <w:r>
-          <w:rPr>
-            <w:noProof/>
-          </w:rPr>
           <w:t>11</w:t>
-        </w:r>
-        <w:r>
-          <w:rPr>
-            <w:noProof/>
-          </w:rPr>
           <w:fldChar w:fldCharType="end"/>
         </w:r>
       </w:hyperlink>
@@ -1461,40 +877,10 @@
             <w:noProof/>
           </w:rPr>
           <w:tab/>
-        </w:r>
-        <w:r>
-          <w:rPr>
-            <w:noProof/>
-          </w:rPr>
           <w:fldChar w:fldCharType="begin"/>
-        </w:r>
-        <w:r>
-          <w:rPr>
-            <w:noProof/>
-          </w:rPr>
           <w:instrText xml:space="preserve"> PAGEREF _Toc232188502 \h </w:instrText>
-        </w:r>
-        <w:r>
-          <w:rPr>
-            <w:noProof/>
-          </w:rPr>
-        </w:r>
-        <w:r>
-          <w:rPr>
-            <w:noProof/>
-          </w:rPr>
           <w:fldChar w:fldCharType="separate"/>
-        </w:r>
-        <w:r>
-          <w:rPr>
-            <w:noProof/>
-          </w:rPr>
           <w:t>12</w:t>
-        </w:r>
-        <w:r>
-          <w:rPr>
-            <w:noProof/>
-          </w:rPr>
           <w:fldChar w:fldCharType="end"/>
         </w:r>
       </w:hyperlink>
@@ -1527,40 +913,10 @@
             <w:noProof/>
           </w:rPr>
           <w:tab/>
-        </w:r>
-        <w:r>
-          <w:rPr>
-            <w:noProof/>
-          </w:rPr>
           <w:fldChar w:fldCharType="begin"/>
-        </w:r>
-        <w:r>
-          <w:rPr>
-            <w:noProof/>
-          </w:rPr>
           <w:instrText xml:space="preserve"> PAGEREF _Toc232188601 \h </w:instrText>
-        </w:r>
-        <w:r>
-          <w:rPr>
-            <w:noProof/>
-          </w:rPr>
-        </w:r>
-        <w:r>
-          <w:rPr>
-            <w:noProof/>
-          </w:rPr>
           <w:fldChar w:fldCharType="separate"/>
-        </w:r>
-        <w:r>
-          <w:rPr>
-            <w:noProof/>
-          </w:rPr>
           <w:t>13</w:t>
-        </w:r>
-        <w:r>
-          <w:rPr>
-            <w:noProof/>
-          </w:rPr>
           <w:fldChar w:fldCharType="end"/>
         </w:r>
       </w:hyperlink>
@@ -1593,40 +949,10 @@
             <w:noProof/>
           </w:rPr>
           <w:tab/>
-        </w:r>
-        <w:r>
-          <w:rPr>
-            <w:noProof/>
-          </w:rPr>
           <w:fldChar w:fldCharType="begin"/>
-        </w:r>
-        <w:r>
-          <w:rPr>
-            <w:noProof/>
-          </w:rPr>
           <w:instrText xml:space="preserve"> PAGEREF _Toc232188503 \h </w:instrText>
-        </w:r>
-        <w:r>
-          <w:rPr>
-            <w:noProof/>
-          </w:rPr>
-        </w:r>
-        <w:r>
-          <w:rPr>
-            <w:noProof/>
-          </w:rPr>
           <w:fldChar w:fldCharType="separate"/>
-        </w:r>
-        <w:r>
-          <w:rPr>
-            <w:noProof/>
-          </w:rPr>
           <w:t>13</w:t>
-        </w:r>
-        <w:r>
-          <w:rPr>
-            <w:noProof/>
-          </w:rPr>
           <w:fldChar w:fldCharType="end"/>
         </w:r>
       </w:hyperlink>
@@ -1659,40 +985,10 @@
             <w:noProof/>
           </w:rPr>
           <w:tab/>
-        </w:r>
-        <w:r>
-          <w:rPr>
-            <w:noProof/>
-          </w:rPr>
           <w:fldChar w:fldCharType="begin"/>
-        </w:r>
-        <w:r>
-          <w:rPr>
-            <w:noProof/>
-          </w:rPr>
           <w:instrText xml:space="preserve"> PAGEREF _Toc232188504 \h </w:instrText>
-        </w:r>
-        <w:r>
-          <w:rPr>
-            <w:noProof/>
-          </w:rPr>
-        </w:r>
-        <w:r>
-          <w:rPr>
-            <w:noProof/>
-          </w:rPr>
           <w:fldChar w:fldCharType="separate"/>
-        </w:r>
-        <w:r>
-          <w:rPr>
-            <w:noProof/>
-          </w:rPr>
           <w:t>13</w:t>
-        </w:r>
-        <w:r>
-          <w:rPr>
-            <w:noProof/>
-          </w:rPr>
           <w:fldChar w:fldCharType="end"/>
         </w:r>
       </w:hyperlink>
@@ -1725,40 +1021,10 @@
             <w:noProof/>
           </w:rPr>
           <w:tab/>
-        </w:r>
-        <w:r>
-          <w:rPr>
-            <w:noProof/>
-          </w:rPr>
           <w:fldChar w:fldCharType="begin"/>
-        </w:r>
-        <w:r>
-          <w:rPr>
-            <w:noProof/>
-          </w:rPr>
           <w:instrText xml:space="preserve"> PAGEREF _Toc232188505 \h </w:instrText>
-        </w:r>
-        <w:r>
-          <w:rPr>
-            <w:noProof/>
-          </w:rPr>
-        </w:r>
-        <w:r>
-          <w:rPr>
-            <w:noProof/>
-          </w:rPr>
           <w:fldChar w:fldCharType="separate"/>
-        </w:r>
-        <w:r>
-          <w:rPr>
-            <w:noProof/>
-          </w:rPr>
           <w:t>13</w:t>
-        </w:r>
-        <w:r>
-          <w:rPr>
-            <w:noProof/>
-          </w:rPr>
           <w:fldChar w:fldCharType="end"/>
         </w:r>
       </w:hyperlink>
@@ -1791,40 +1057,10 @@
             <w:noProof/>
           </w:rPr>
           <w:tab/>
-        </w:r>
-        <w:r>
-          <w:rPr>
-            <w:noProof/>
-          </w:rPr>
           <w:fldChar w:fldCharType="begin"/>
-        </w:r>
-        <w:r>
-          <w:rPr>
-            <w:noProof/>
-          </w:rPr>
           <w:instrText xml:space="preserve"> PAGEREF _Toc232188506 \h </w:instrText>
-        </w:r>
-        <w:r>
-          <w:rPr>
-            <w:noProof/>
-          </w:rPr>
-        </w:r>
-        <w:r>
-          <w:rPr>
-            <w:noProof/>
-          </w:rPr>
           <w:fldChar w:fldCharType="separate"/>
-        </w:r>
-        <w:r>
-          <w:rPr>
-            <w:noProof/>
-          </w:rPr>
           <w:t>14</w:t>
-        </w:r>
-        <w:r>
-          <w:rPr>
-            <w:noProof/>
-          </w:rPr>
           <w:fldChar w:fldCharType="end"/>
         </w:r>
       </w:hyperlink>
@@ -1857,40 +1093,10 @@
             <w:noProof/>
           </w:rPr>
           <w:tab/>
-        </w:r>
-        <w:r>
-          <w:rPr>
-            <w:noProof/>
-          </w:rPr>
           <w:fldChar w:fldCharType="begin"/>
-        </w:r>
-        <w:r>
-          <w:rPr>
-            <w:noProof/>
-          </w:rPr>
           <w:instrText xml:space="preserve"> PAGEREF _Toc232188507 \h </w:instrText>
-        </w:r>
-        <w:r>
-          <w:rPr>
-            <w:noProof/>
-          </w:rPr>
-        </w:r>
-        <w:r>
-          <w:rPr>
-            <w:noProof/>
-          </w:rPr>
           <w:fldChar w:fldCharType="separate"/>
-        </w:r>
-        <w:r>
-          <w:rPr>
-            <w:noProof/>
-          </w:rPr>
           <w:t>15</w:t>
-        </w:r>
-        <w:r>
-          <w:rPr>
-            <w:noProof/>
-          </w:rPr>
           <w:fldChar w:fldCharType="end"/>
         </w:r>
       </w:hyperlink>
@@ -1923,40 +1129,10 @@
             <w:noProof/>
           </w:rPr>
           <w:tab/>
-        </w:r>
-        <w:r>
-          <w:rPr>
-            <w:noProof/>
-          </w:rPr>
           <w:fldChar w:fldCharType="begin"/>
-        </w:r>
-        <w:r>
-          <w:rPr>
-            <w:noProof/>
-          </w:rPr>
           <w:instrText xml:space="preserve"> PAGEREF _Toc232188508 \h </w:instrText>
-        </w:r>
-        <w:r>
-          <w:rPr>
-            <w:noProof/>
-          </w:rPr>
-        </w:r>
-        <w:r>
-          <w:rPr>
-            <w:noProof/>
-          </w:rPr>
           <w:fldChar w:fldCharType="separate"/>
-        </w:r>
-        <w:r>
-          <w:rPr>
-            <w:noProof/>
-          </w:rPr>
           <w:t>16</w:t>
-        </w:r>
-        <w:r>
-          <w:rPr>
-            <w:noProof/>
-          </w:rPr>
           <w:fldChar w:fldCharType="end"/>
         </w:r>
       </w:hyperlink>
@@ -1989,40 +1165,10 @@
             <w:noProof/>
           </w:rPr>
           <w:tab/>
-        </w:r>
-        <w:r>
-          <w:rPr>
-            <w:noProof/>
-          </w:rPr>
           <w:fldChar w:fldCharType="begin"/>
-        </w:r>
-        <w:r>
-          <w:rPr>
-            <w:noProof/>
-          </w:rPr>
           <w:instrText xml:space="preserve"> PAGEREF _Toc232188509 \h </w:instrText>
-        </w:r>
-        <w:r>
-          <w:rPr>
-            <w:noProof/>
-          </w:rPr>
-        </w:r>
-        <w:r>
-          <w:rPr>
-            <w:noProof/>
-          </w:rPr>
           <w:fldChar w:fldCharType="separate"/>
-        </w:r>
-        <w:r>
-          <w:rPr>
-            <w:noProof/>
-          </w:rPr>
           <w:t>17</w:t>
-        </w:r>
-        <w:r>
-          <w:rPr>
-            <w:noProof/>
-          </w:rPr>
           <w:fldChar w:fldCharType="end"/>
         </w:r>
       </w:hyperlink>
@@ -2055,40 +1201,10 @@
             <w:noProof/>
           </w:rPr>
           <w:tab/>
-        </w:r>
-        <w:r>
-          <w:rPr>
-            <w:noProof/>
-          </w:rPr>
           <w:fldChar w:fldCharType="begin"/>
-        </w:r>
-        <w:r>
-          <w:rPr>
-            <w:noProof/>
-          </w:rPr>
           <w:instrText xml:space="preserve"> PAGEREF _Toc232188510 \h </w:instrText>
-        </w:r>
-        <w:r>
-          <w:rPr>
-            <w:noProof/>
-          </w:rPr>
-        </w:r>
-        <w:r>
-          <w:rPr>
-            <w:noProof/>
-          </w:rPr>
           <w:fldChar w:fldCharType="separate"/>
-        </w:r>
-        <w:r>
-          <w:rPr>
-            <w:noProof/>
-          </w:rPr>
           <w:t>17</w:t>
-        </w:r>
-        <w:r>
-          <w:rPr>
-            <w:noProof/>
-          </w:rPr>
           <w:fldChar w:fldCharType="end"/>
         </w:r>
       </w:hyperlink>
@@ -2121,40 +1237,10 @@
             <w:noProof/>
           </w:rPr>
           <w:tab/>
-        </w:r>
-        <w:r>
-          <w:rPr>
-            <w:noProof/>
-          </w:rPr>
           <w:fldChar w:fldCharType="begin"/>
-        </w:r>
-        <w:r>
-          <w:rPr>
-            <w:noProof/>
-          </w:rPr>
           <w:instrText xml:space="preserve"> PAGEREF _Toc232188511 \h </w:instrText>
-        </w:r>
-        <w:r>
-          <w:rPr>
-            <w:noProof/>
-          </w:rPr>
-        </w:r>
-        <w:r>
-          <w:rPr>
-            <w:noProof/>
-          </w:rPr>
           <w:fldChar w:fldCharType="separate"/>
-        </w:r>
-        <w:r>
-          <w:rPr>
-            <w:noProof/>
-          </w:rPr>
           <w:t>18</w:t>
-        </w:r>
-        <w:r>
-          <w:rPr>
-            <w:noProof/>
-          </w:rPr>
           <w:fldChar w:fldCharType="end"/>
         </w:r>
       </w:hyperlink>
@@ -2187,40 +1273,10 @@
             <w:noProof/>
           </w:rPr>
           <w:tab/>
-        </w:r>
-        <w:r>
-          <w:rPr>
-            <w:noProof/>
-          </w:rPr>
           <w:fldChar w:fldCharType="begin"/>
-        </w:r>
-        <w:r>
-          <w:rPr>
-            <w:noProof/>
-          </w:rPr>
           <w:instrText xml:space="preserve"> PAGEREF _Toc232188512 \h </w:instrText>
-        </w:r>
-        <w:r>
-          <w:rPr>
-            <w:noProof/>
-          </w:rPr>
-        </w:r>
-        <w:r>
-          <w:rPr>
-            <w:noProof/>
-          </w:rPr>
           <w:fldChar w:fldCharType="separate"/>
-        </w:r>
-        <w:r>
-          <w:rPr>
-            <w:noProof/>
-          </w:rPr>
           <w:t>18</w:t>
-        </w:r>
-        <w:r>
-          <w:rPr>
-            <w:noProof/>
-          </w:rPr>
           <w:fldChar w:fldCharType="end"/>
         </w:r>
       </w:hyperlink>
@@ -2253,40 +1309,10 @@
             <w:noProof/>
           </w:rPr>
           <w:tab/>
-        </w:r>
-        <w:r>
-          <w:rPr>
-            <w:noProof/>
-          </w:rPr>
           <w:fldChar w:fldCharType="begin"/>
-        </w:r>
-        <w:r>
-          <w:rPr>
-            <w:noProof/>
-          </w:rPr>
           <w:instrText xml:space="preserve"> PAGEREF _Toc232188513 \h </w:instrText>
-        </w:r>
-        <w:r>
-          <w:rPr>
-            <w:noProof/>
-          </w:rPr>
-        </w:r>
-        <w:r>
-          <w:rPr>
-            <w:noProof/>
-          </w:rPr>
           <w:fldChar w:fldCharType="separate"/>
-        </w:r>
-        <w:r>
-          <w:rPr>
-            <w:noProof/>
-          </w:rPr>
           <w:t>19</w:t>
-        </w:r>
-        <w:r>
-          <w:rPr>
-            <w:noProof/>
-          </w:rPr>
           <w:fldChar w:fldCharType="end"/>
         </w:r>
       </w:hyperlink>
@@ -2398,32 +1424,15 @@
       <w:r>
         <w:t xml:space="preserve">거시 배경: 2024년 경남은 연간 </w:t>
       </w:r>
-      <w:proofErr w:type="spellStart"/>
       <w:r>
         <w:rPr>
           <w:b/>
           <w:bCs/>
         </w:rPr>
-        <w:t>순이동</w:t>
-      </w:r>
-      <w:proofErr w:type="spellEnd"/>
-      <w:r>
-        <w:rPr>
-          <w:b/>
-          <w:bCs/>
-        </w:rPr>
-        <w:t xml:space="preserve"> −9,069명</w:t>
-      </w:r>
-      <w:r>
-        <w:t>(통계청 국내인구이동)으로 도 전체에서 인구가 빠져나가고 있다. 정주인구 감소가 구조적 상수인 만큼, 정책 여력은 ‘남은 생활인구를 소비로 전환’하는 데 집중될 수밖에 없다. 여기서 생활인구는 거주인구가 아니라 월 1회 이상·3시간 이상 체류한 인구의 월별 합계, 즉 통근·통학·관광을 포함한 방문·체류 흐름의 총량이다(통계청·</w:t>
-      </w:r>
-      <w:proofErr w:type="spellStart"/>
-      <w:r>
-        <w:t>행안부</w:t>
-      </w:r>
-      <w:proofErr w:type="spellEnd"/>
-      <w:r>
-        <w:t xml:space="preserve"> 공식 통계).</w:t>
+        <w:t>순이동 −9,069명</w:t>
+      </w:r>
+      <w:r>
+        <w:t>(통계청 국내인구이동)으로 도 전체에서 인구가 빠져나가고 있다. 정주인구 감소가 구조적 상수인 만큼, 정책 여력은 ‘남은 생활인구를 소비로 전환’하는 데 집중될 수밖에 없다. 여기서 생활인구는 거주인구가 아니라 월 1회 이상·3시간 이상 체류한 인구의 월별 합계, 즉 통근·통학·관광을 포함한 방문·체류 흐름의 총량이다(통계청·행안부 공식 통계).</w:t>
       </w:r>
     </w:p>
     <w:p>
@@ -2441,15 +1450,7 @@
         <w:spacing w:after="100"/>
       </w:pPr>
       <w:r>
-        <w:t>본 연구의 목표는 "방문이 소비로 이어지는 정도"</w:t>
-      </w:r>
-      <w:proofErr w:type="spellStart"/>
-      <w:r>
-        <w:t>를</w:t>
-      </w:r>
-      <w:proofErr w:type="spellEnd"/>
-      <w:r>
-        <w:t xml:space="preserve"> 측정 가능하게 만들고, 그 측정을 바탕으로 지역마다 다른 침체의 원인을 가려내어, 실행 가능한 개선방안과 기대효과까지 제시하는 것이다.</w:t>
+        <w:t>본 연구의 목표는 "방문이 소비로 이어지는 정도"를 측정 가능하게 만들고, 그 측정을 바탕으로 지역마다 다른 침체의 원인을 가려내어, 실행 가능한 개선방안과 기대효과까지 제시하는 것이다.</w:t>
       </w:r>
     </w:p>
     <w:p>
@@ -2589,6 +1590,7 @@
                 <w:sz w:val="16"/>
                 <w:szCs w:val="16"/>
               </w:rPr>
+              <w:lastRenderedPageBreak/>
               <w:t>데이터</w:t>
             </w:r>
           </w:p>
@@ -2714,15 +1716,7 @@
                 <w:sz w:val="16"/>
                 <w:szCs w:val="16"/>
               </w:rPr>
-              <w:t xml:space="preserve">2024년 경상남도 지역별 </w:t>
-            </w:r>
-            <w:r>
-              <w:rPr>
-                <w:sz w:val="16"/>
-                <w:szCs w:val="16"/>
-              </w:rPr>
-              <w:lastRenderedPageBreak/>
-              <w:t>월별 카드매출현황</w:t>
+              <w:t>2024년 경상남도 지역별 월별 카드매출현황</w:t>
             </w:r>
           </w:p>
         </w:tc>
@@ -2743,7 +1737,6 @@
                 <w:sz w:val="16"/>
                 <w:szCs w:val="16"/>
               </w:rPr>
-              <w:lastRenderedPageBreak/>
               <w:t>경남 빅데이터 허브플랫폼</w:t>
             </w:r>
           </w:p>
@@ -3002,23 +1995,7 @@
                 <w:sz w:val="16"/>
                 <w:szCs w:val="16"/>
               </w:rPr>
-              <w:t>KOSIS(통계청·</w:t>
-            </w:r>
-            <w:proofErr w:type="spellStart"/>
-            <w:r>
-              <w:rPr>
-                <w:sz w:val="16"/>
-                <w:szCs w:val="16"/>
-              </w:rPr>
-              <w:t>행안부</w:t>
-            </w:r>
-            <w:proofErr w:type="spellEnd"/>
-            <w:r>
-              <w:rPr>
-                <w:sz w:val="16"/>
-                <w:szCs w:val="16"/>
-              </w:rPr>
-              <w:t>, 통신3사 기반)</w:t>
+              <w:t>KOSIS(통계청·행안부, 통신3사 기반)</w:t>
             </w:r>
           </w:p>
         </w:tc>
@@ -3078,21 +2055,12 @@
             <w:vAlign w:val="center"/>
           </w:tcPr>
           <w:p>
-            <w:proofErr w:type="spellStart"/>
-            <w:r>
-              <w:rPr>
-                <w:sz w:val="16"/>
-                <w:szCs w:val="16"/>
-              </w:rPr>
-              <w:t>시군구</w:t>
-            </w:r>
-            <w:proofErr w:type="spellEnd"/>
-            <w:r>
-              <w:rPr>
-                <w:sz w:val="16"/>
-                <w:szCs w:val="16"/>
-              </w:rPr>
-              <w:t xml:space="preserve"> 행정경계 (시각화용)</w:t>
+            <w:r>
+              <w:rPr>
+                <w:sz w:val="16"/>
+                <w:szCs w:val="16"/>
+              </w:rPr>
+              <w:t>시군구 행정경계 (시각화용)</w:t>
             </w:r>
           </w:p>
         </w:tc>
@@ -3113,23 +2081,7 @@
                 <w:sz w:val="16"/>
                 <w:szCs w:val="16"/>
               </w:rPr>
-              <w:t xml:space="preserve">통계청 KOSTAT </w:t>
-            </w:r>
-            <w:proofErr w:type="spellStart"/>
-            <w:r>
-              <w:rPr>
-                <w:sz w:val="16"/>
-                <w:szCs w:val="16"/>
-              </w:rPr>
-              <w:t>시군구</w:t>
-            </w:r>
-            <w:proofErr w:type="spellEnd"/>
-            <w:r>
-              <w:rPr>
-                <w:sz w:val="16"/>
-                <w:szCs w:val="16"/>
-              </w:rPr>
-              <w:t xml:space="preserve"> 경계</w:t>
+              <w:t>통계청 KOSTAT 시군구 경계</w:t>
             </w:r>
           </w:p>
         </w:tc>
@@ -3215,23 +2167,7 @@
                 <w:sz w:val="16"/>
                 <w:szCs w:val="16"/>
               </w:rPr>
-              <w:t xml:space="preserve">한국관광 </w:t>
-            </w:r>
-            <w:proofErr w:type="spellStart"/>
-            <w:r>
-              <w:rPr>
-                <w:sz w:val="16"/>
-                <w:szCs w:val="16"/>
-              </w:rPr>
-              <w:t>데이터랩</w:t>
-            </w:r>
-            <w:proofErr w:type="spellEnd"/>
-            <w:r>
-              <w:rPr>
-                <w:sz w:val="16"/>
-                <w:szCs w:val="16"/>
-              </w:rPr>
-              <w:t>(신한카드)</w:t>
+              <w:t>한국관광 데이터랩(신한카드)</w:t>
             </w:r>
           </w:p>
         </w:tc>
@@ -3269,35 +2205,9 @@
         <w:ind w:firstLineChars="50" w:firstLine="100"/>
       </w:pPr>
       <w:r>
-        <w:t xml:space="preserve">모든 CSV 인코딩: `cp949`. </w:t>
-      </w:r>
-      <w:proofErr w:type="spellStart"/>
-      <w:r>
-        <w:t>시군구명</w:t>
-      </w:r>
-      <w:proofErr w:type="spellEnd"/>
-      <w:r>
-        <w:t xml:space="preserve"> 표기 변형은 표준화 사전으로 통일.</w:t>
-      </w:r>
-      <w:r>
+        <w:t>모든 CSV 인코딩: `cp949`. 시군구명 표기 변형은 표준화 사전으로 통일.</w:t>
         <w:br/>
-        <w:t xml:space="preserve">생활인구(2024.1~12): </w:t>
-      </w:r>
-      <w:proofErr w:type="spellStart"/>
-      <w:r>
-        <w:t>wide→long</w:t>
-      </w:r>
-      <w:proofErr w:type="spellEnd"/>
-      <w:r>
-        <w:t xml:space="preserve"> 변환 후 연령 합계(계) 사용. 2025년 기준 폐지/결측 항목 및 지역 </w:t>
-      </w:r>
-      <w:proofErr w:type="spellStart"/>
-      <w:r>
-        <w:t>미매칭</w:t>
-      </w:r>
-      <w:proofErr w:type="spellEnd"/>
-      <w:r>
-        <w:t xml:space="preserve"> 항목 제외.</w:t>
+        <w:t>생활인구(2024.1~12): wide→long 변환 후 연령 합계(계) 사용. 2025년 기준 폐지/결측 항목 및 지역 미매칭 항목 제외.</w:t>
       </w:r>
     </w:p>
     <w:p>
@@ -3305,31 +2215,7 @@
         <w:spacing w:after="100"/>
       </w:pPr>
       <w:r>
-        <w:t xml:space="preserve">Python 3 (pandas, scikit-learn, matplotlib, </w:t>
-      </w:r>
-      <w:proofErr w:type="spellStart"/>
-      <w:r>
-        <w:t>geopandas</w:t>
-      </w:r>
-      <w:proofErr w:type="spellEnd"/>
-      <w:r>
-        <w:t xml:space="preserve">, </w:t>
-      </w:r>
-      <w:proofErr w:type="spellStart"/>
-      <w:r>
-        <w:t>shap</w:t>
-      </w:r>
-      <w:proofErr w:type="spellEnd"/>
-      <w:r>
-        <w:t xml:space="preserve">). </w:t>
-      </w:r>
-      <w:proofErr w:type="spellStart"/>
-      <w:r>
-        <w:t>K-means·RandomForest</w:t>
-      </w:r>
-      <w:proofErr w:type="spellEnd"/>
-      <w:r>
-        <w:t xml:space="preserve"> 모두</w:t>
+        <w:t>Python 3 (pandas, scikit-learn, matplotlib, geopandas, shap). K-means·RandomForest 모두</w:t>
       </w:r>
     </w:p>
     <w:p>
@@ -3337,15 +2223,7 @@
         <w:spacing w:after="100"/>
       </w:pPr>
       <w:r>
-        <w:t>`</w:t>
-      </w:r>
-      <w:proofErr w:type="spellStart"/>
-      <w:r>
-        <w:t>random_state</w:t>
-      </w:r>
-      <w:proofErr w:type="spellEnd"/>
-      <w:r>
-        <w:t>=42` 고정으로 재현성 확보.</w:t>
+        <w:t>`random_state=42` 고정으로 재현성 확보.</w:t>
       </w:r>
     </w:p>
     <w:p>
@@ -3389,23 +2267,7 @@
         <w:spacing w:after="100"/>
       </w:pPr>
       <w:r>
-        <w:t xml:space="preserve">이번에는 같은 생활인구 데이터를 월별로 펼쳐 1월=100으로 </w:t>
-      </w:r>
-      <w:proofErr w:type="spellStart"/>
-      <w:r>
-        <w:t>정규화했다</w:t>
-      </w:r>
-      <w:proofErr w:type="spellEnd"/>
-      <w:r>
-        <w:t xml:space="preserve">. 그 결과가 아래 그림 1(b)다. 산청은 성수기(6~8월) 생활인구가 비수기 대비 72% 늘어 13곳 중 가장 가파르게 치솟는다. 그런데 그림 1(a)에서 산청의 1인당 소비는 월 16,536원으로 13곳 평균(약 4만 원)의 절반에도 못 미치고, 시간대별 카드매출로 보면 야간(18~23시) 매출 비중도 19.2%로 13곳 중 가장 낮다(13곳 평균 23.5%). 즉 "낮에 왔다 그냥 가는" 방문이다 — </w:t>
-      </w:r>
-      <w:proofErr w:type="spellStart"/>
-      <w:r>
-        <w:t>방문량</w:t>
-      </w:r>
-      <w:proofErr w:type="spellEnd"/>
-      <w:r>
-        <w:t xml:space="preserve"> 통계만으로는 보이지 않는 현상이다.</w:t>
+        <w:t>이번에는 같은 생활인구 데이터를 월별로 펼쳐 1월=100으로 정규화했다. 그 결과가 아래 그림 1(b)다. 산청은 성수기(6~8월) 생활인구가 비수기 대비 72% 늘어 13곳 중 가장 가파르게 치솟는다. 그런데 그림 1(a)에서 산청의 1인당 소비는 월 16,536원으로 13곳 평균(약 4만 원)의 절반에도 못 미치고, 시간대별 카드매출로 보면 야간(18~23시) 매출 비중도 19.2%로 13곳 중 가장 낮다(13곳 평균 23.5%). 즉 "낮에 왔다 그냥 가는" 방문이다 — 방문량 통계만으로는 보이지 않는 현상이다.</w:t>
       </w:r>
     </w:p>
     <w:p>
@@ -3485,15 +2347,7 @@
         <w:spacing w:after="100"/>
       </w:pPr>
       <w:r>
-        <w:t>두 정보는 같은 곳을 가리킨다. 방문(생활인구)의 크기와 소비(카드매출)의 크기가 비례하지 않으며, 그 간극의 크기와 원인이 지역마다 다르다. 그러나 기존 통계와 분석 자료 어디에도 "방문이 소비로 전환되는 정도"</w:t>
-      </w:r>
-      <w:proofErr w:type="spellStart"/>
-      <w:r>
-        <w:t>를</w:t>
-      </w:r>
-      <w:proofErr w:type="spellEnd"/>
-      <w:r>
-        <w:t xml:space="preserve"> 직접 재는 지표는 없었다. 이 공백을 메우는 것이 다음 장의 과제다.</w:t>
+        <w:t>두 정보는 같은 곳을 가리킨다. 방문(생활인구)의 크기와 소비(카드매출)의 크기가 비례하지 않으며, 그 간극의 크기와 원인이 지역마다 다르다. 그러나 기존 통계와 분석 자료 어디에도 "방문이 소비로 전환되는 정도"를 직접 재는 지표는 없었다. 이 공백을 메우는 것이 다음 장의 과제다.</w:t>
       </w:r>
     </w:p>
     <w:p>
@@ -3511,15 +2365,7 @@
         <w:spacing w:after="100"/>
       </w:pPr>
       <w:r>
-        <w:t xml:space="preserve">3장의 정보를 하나의 지수로 </w:t>
-      </w:r>
-      <w:proofErr w:type="spellStart"/>
-      <w:r>
-        <w:t>정량화하기</w:t>
-      </w:r>
-      <w:proofErr w:type="spellEnd"/>
-      <w:r>
-        <w:t xml:space="preserve"> 위해, 우리는 </w:t>
+        <w:t xml:space="preserve">3장의 정보를 하나의 지수로 정량화하기 위해, 우리는 </w:t>
       </w:r>
       <w:r>
         <w:rPr>
@@ -3548,23 +2394,7 @@
         <w:t xml:space="preserve"> </w:t>
       </w:r>
       <w:r>
-        <w:t>‘생활인구가 지역 소비로 전환되는 정도’</w:t>
-      </w:r>
-      <w:proofErr w:type="spellStart"/>
-      <w:r>
-        <w:t>를</w:t>
-      </w:r>
-      <w:proofErr w:type="spellEnd"/>
-      <w:r>
-        <w:t xml:space="preserve"> </w:t>
-      </w:r>
-      <w:proofErr w:type="spellStart"/>
-      <w:r>
-        <w:t>정량화하는</w:t>
-      </w:r>
-      <w:proofErr w:type="spellEnd"/>
-      <w:r>
-        <w:t xml:space="preserve"> 분석 모델 </w:t>
+        <w:t xml:space="preserve">‘생활인구가 지역 소비로 전환되는 정도’를 정량화하는 분석 모델 </w:t>
       </w:r>
       <w:r>
         <w:rPr>
@@ -3603,8 +2433,6 @@
       </w:r>
       <w:r>
         <w:t xml:space="preserve">E-um은 13개 지역을 </w:t>
-      </w:r>
-      <w:r>
         <w:br/>
         <w:t xml:space="preserve">통계적으로 </w:t>
       </w:r>
@@ -3794,19 +2622,94 @@
                 <w:sz w:val="15"/>
                 <w:szCs w:val="15"/>
               </w:rPr>
-              <w:t xml:space="preserve">이음(MI)의 </w:t>
-            </w:r>
-            <w:proofErr w:type="spellStart"/>
-            <w:r>
-              <w:rPr>
-                <w:b/>
-                <w:bCs/>
+              <w:t>이음(MI)의 차별점</w:t>
+            </w:r>
+          </w:p>
+        </w:tc>
+      </w:tr>
+      <w:tr>
+        <w:tc>
+          <w:tcPr>
+            <w:tcW w:w="2600" w:type="dxa"/>
+            <w:tcBorders>
+              <w:top w:val="single" w:sz="2" w:space="0" w:color="BBBBBB"/>
+              <w:left w:val="single" w:sz="2" w:space="0" w:color="BBBBBB"/>
+              <w:bottom w:val="single" w:sz="2" w:space="0" w:color="BBBBBB"/>
+              <w:right w:val="single" w:sz="2" w:space="0" w:color="BBBBBB"/>
+            </w:tcBorders>
+            <w:vAlign w:val="center"/>
+          </w:tcPr>
+          <w:p>
+            <w:r>
+              <w:rPr>
                 <w:sz w:val="15"/>
                 <w:szCs w:val="15"/>
               </w:rPr>
-              <w:t>차별점</w:t>
-            </w:r>
-            <w:proofErr w:type="spellEnd"/>
+              <w:t>상권–유동인구 실증연구 (대한교통학회)</w:t>
+            </w:r>
+          </w:p>
+        </w:tc>
+        <w:tc>
+          <w:tcPr>
+            <w:tcW w:w="1900" w:type="dxa"/>
+            <w:tcBorders>
+              <w:top w:val="single" w:sz="2" w:space="0" w:color="BBBBBB"/>
+              <w:left w:val="single" w:sz="2" w:space="0" w:color="BBBBBB"/>
+              <w:bottom w:val="single" w:sz="2" w:space="0" w:color="BBBBBB"/>
+              <w:right w:val="single" w:sz="2" w:space="0" w:color="BBBBBB"/>
+            </w:tcBorders>
+            <w:vAlign w:val="center"/>
+          </w:tcPr>
+          <w:p>
+            <w:r>
+              <w:rPr>
+                <w:sz w:val="15"/>
+                <w:szCs w:val="15"/>
+              </w:rPr>
+              <w:t>유동인구↔매출 양(+)의 상관 규명</w:t>
+            </w:r>
+          </w:p>
+        </w:tc>
+        <w:tc>
+          <w:tcPr>
+            <w:tcW w:w="2150" w:type="dxa"/>
+            <w:tcBorders>
+              <w:top w:val="single" w:sz="2" w:space="0" w:color="BBBBBB"/>
+              <w:left w:val="single" w:sz="2" w:space="0" w:color="BBBBBB"/>
+              <w:bottom w:val="single" w:sz="2" w:space="0" w:color="BBBBBB"/>
+              <w:right w:val="single" w:sz="2" w:space="0" w:color="BBBBBB"/>
+            </w:tcBorders>
+            <w:vAlign w:val="center"/>
+          </w:tcPr>
+          <w:p>
+            <w:r>
+              <w:rPr>
+                <w:sz w:val="15"/>
+                <w:szCs w:val="15"/>
+              </w:rPr>
+              <w:t>유동인구를 매출의 투입으로만 봄 — 소비 전환 효율은 미측정</w:t>
+            </w:r>
+          </w:p>
+        </w:tc>
+        <w:tc>
+          <w:tcPr>
+            <w:tcW w:w="2375" w:type="dxa"/>
+            <w:tcBorders>
+              <w:top w:val="single" w:sz="2" w:space="0" w:color="BBBBBB"/>
+              <w:left w:val="single" w:sz="2" w:space="0" w:color="BBBBBB"/>
+              <w:bottom w:val="single" w:sz="2" w:space="0" w:color="BBBBBB"/>
+              <w:right w:val="single" w:sz="2" w:space="0" w:color="BBBBBB"/>
+            </w:tcBorders>
+            <w:vAlign w:val="center"/>
+          </w:tcPr>
+          <w:p>
+            <w:r>
+              <w:rPr>
+                <w:sz w:val="15"/>
+                <w:szCs w:val="15"/>
+              </w:rPr>
+              <w:t>생활인구 대비 소비전환을 MI로 직접 정량화</w:t>
+            </w:r>
           </w:p>
         </w:tc>
       </w:tr>
@@ -3828,7 +2731,7 @@
                 <w:sz w:val="15"/>
                 <w:szCs w:val="15"/>
               </w:rPr>
-              <w:t>상권–유동인구 실증연구 (대한교통학회)</w:t>
+              <w:t>서울시 상권분석 서비스 (KT 생활인구 기반)</w:t>
             </w:r>
           </w:p>
         </w:tc>
@@ -3849,7 +2752,7 @@
                 <w:sz w:val="15"/>
                 <w:szCs w:val="15"/>
               </w:rPr>
-              <w:t>유동인구↔매출 양(+)의 상관 규명</w:t>
+              <w:t>생활인구로 점포·매출·유동 지표 제공</w:t>
             </w:r>
           </w:p>
         </w:tc>
@@ -3870,22 +2773,36 @@
                 <w:sz w:val="15"/>
                 <w:szCs w:val="15"/>
               </w:rPr>
-              <w:t xml:space="preserve">유동인구를 매출의 투입으로만 봄 — 소비 전환 효율은 </w:t>
-            </w:r>
-            <w:proofErr w:type="spellStart"/>
+              <w:t>지표 나열식 — 생활인구 대비 카드소비 부족 분석·유형분류·개선 없음(대도시 중심)</w:t>
+            </w:r>
+          </w:p>
+        </w:tc>
+        <w:tc>
+          <w:tcPr>
+            <w:tcW w:w="2375" w:type="dxa"/>
+            <w:tcBorders>
+              <w:top w:val="single" w:sz="2" w:space="0" w:color="BBBBBB"/>
+              <w:left w:val="single" w:sz="2" w:space="0" w:color="BBBBBB"/>
+              <w:bottom w:val="single" w:sz="2" w:space="0" w:color="BBBBBB"/>
+              <w:right w:val="single" w:sz="2" w:space="0" w:color="BBBBBB"/>
+            </w:tcBorders>
+            <w:vAlign w:val="center"/>
+          </w:tcPr>
+          <w:p>
             <w:r>
               <w:rPr>
                 <w:sz w:val="15"/>
                 <w:szCs w:val="15"/>
               </w:rPr>
-              <w:t>미측정</w:t>
-            </w:r>
-            <w:proofErr w:type="spellEnd"/>
-          </w:p>
-        </w:tc>
-        <w:tc>
-          <w:tcPr>
-            <w:tcW w:w="2375" w:type="dxa"/>
+              <w:t>인구감소 시군 특화 + 4유형 분류·개선</w:t>
+            </w:r>
+          </w:p>
+        </w:tc>
+      </w:tr>
+      <w:tr>
+        <w:tc>
+          <w:tcPr>
+            <w:tcW w:w="2600" w:type="dxa"/>
             <w:tcBorders>
               <w:top w:val="single" w:sz="2" w:space="0" w:color="BBBBBB"/>
               <w:left w:val="single" w:sz="2" w:space="0" w:color="BBBBBB"/>
@@ -3900,7 +2817,70 @@
                 <w:sz w:val="15"/>
                 <w:szCs w:val="15"/>
               </w:rPr>
-              <w:t>생활인구 대비 소비전환을 MI로 직접 정량화</w:t>
+              <w:t>통계청 「인구감소지역과 생활밀접업종 관계 분석」</w:t>
+            </w:r>
+          </w:p>
+        </w:tc>
+        <w:tc>
+          <w:tcPr>
+            <w:tcW w:w="1900" w:type="dxa"/>
+            <w:tcBorders>
+              <w:top w:val="single" w:sz="2" w:space="0" w:color="BBBBBB"/>
+              <w:left w:val="single" w:sz="2" w:space="0" w:color="BBBBBB"/>
+              <w:bottom w:val="single" w:sz="2" w:space="0" w:color="BBBBBB"/>
+              <w:right w:val="single" w:sz="2" w:space="0" w:color="BBBBBB"/>
+            </w:tcBorders>
+            <w:vAlign w:val="center"/>
+          </w:tcPr>
+          <w:p>
+            <w:r>
+              <w:rPr>
+                <w:sz w:val="15"/>
+                <w:szCs w:val="15"/>
+              </w:rPr>
+              <w:t>생활인구↔소비(생활밀접업종) 연동 입증</w:t>
+            </w:r>
+          </w:p>
+        </w:tc>
+        <w:tc>
+          <w:tcPr>
+            <w:tcW w:w="2150" w:type="dxa"/>
+            <w:tcBorders>
+              <w:top w:val="single" w:sz="2" w:space="0" w:color="BBBBBB"/>
+              <w:left w:val="single" w:sz="2" w:space="0" w:color="BBBBBB"/>
+              <w:bottom w:val="single" w:sz="2" w:space="0" w:color="BBBBBB"/>
+              <w:right w:val="single" w:sz="2" w:space="0" w:color="BBBBBB"/>
+            </w:tcBorders>
+            <w:vAlign w:val="center"/>
+          </w:tcPr>
+          <w:p>
+            <w:r>
+              <w:rPr>
+                <w:sz w:val="15"/>
+                <w:szCs w:val="15"/>
+              </w:rPr>
+              <w:t>관계 규명에 그침 — 시군별 분석지수·개선 부재</w:t>
+            </w:r>
+          </w:p>
+        </w:tc>
+        <w:tc>
+          <w:tcPr>
+            <w:tcW w:w="2375" w:type="dxa"/>
+            <w:tcBorders>
+              <w:top w:val="single" w:sz="2" w:space="0" w:color="BBBBBB"/>
+              <w:left w:val="single" w:sz="2" w:space="0" w:color="BBBBBB"/>
+              <w:bottom w:val="single" w:sz="2" w:space="0" w:color="BBBBBB"/>
+              <w:right w:val="single" w:sz="2" w:space="0" w:color="BBBBBB"/>
+            </w:tcBorders>
+            <w:vAlign w:val="center"/>
+          </w:tcPr>
+          <w:p>
+            <w:r>
+              <w:rPr>
+                <w:sz w:val="15"/>
+                <w:szCs w:val="15"/>
+              </w:rPr>
+              <w:t>MI·CPC로 지수화 + Detect·Simulate</w:t>
             </w:r>
           </w:p>
         </w:tc>
@@ -3923,7 +2903,7 @@
                 <w:sz w:val="15"/>
                 <w:szCs w:val="15"/>
               </w:rPr>
-              <w:t>서울시 상권분석 서비스 (KT 생활인구 기반)</w:t>
+              <w:t>통계청 「인구감소지역 생활인구 산정」(2024)</w:t>
             </w:r>
           </w:p>
         </w:tc>
@@ -3944,7 +2924,7 @@
                 <w:sz w:val="15"/>
                 <w:szCs w:val="15"/>
               </w:rPr>
-              <w:t>생활인구로 점포·매출·유동 지표 제공</w:t>
+              <w:t>생활인구=등록인구 약 4배 공식 산정</w:t>
             </w:r>
           </w:p>
         </w:tc>
@@ -3965,7 +2945,7 @@
                 <w:sz w:val="15"/>
                 <w:szCs w:val="15"/>
               </w:rPr>
-              <w:t>지표 나열식 — 생활인구 대비 카드소비 부족 분석·유형분류·개선 없음(대도시 중심)</w:t>
+              <w:t>인구 통계만 — 소비 결합 없음</w:t>
             </w:r>
           </w:p>
         </w:tc>
@@ -3986,7 +2966,7 @@
                 <w:sz w:val="15"/>
                 <w:szCs w:val="15"/>
               </w:rPr>
-              <w:t>인구감소 시군 특화 + 4유형 분류·개선</w:t>
+              <w:t>카드매출 결합으로 소비전환 측정</w:t>
             </w:r>
           </w:p>
         </w:tc>
@@ -4009,7 +2989,7 @@
                 <w:sz w:val="15"/>
                 <w:szCs w:val="15"/>
               </w:rPr>
-              <w:t>통계청 「인구감소지역과 생활밀접업종 관계 분석」</w:t>
+              <w:t>KDI 「인구 요인이 소비성향에 미치는 영향」</w:t>
             </w:r>
           </w:p>
         </w:tc>
@@ -4030,7 +3010,7 @@
                 <w:sz w:val="15"/>
                 <w:szCs w:val="15"/>
               </w:rPr>
-              <w:t>생활인구↔소비(생활밀접업종) 연동 입증</w:t>
+              <w:t>인구–소비 거시 연계 규명</w:t>
             </w:r>
           </w:p>
         </w:tc>
@@ -4051,7 +3031,7 @@
                 <w:sz w:val="15"/>
                 <w:szCs w:val="15"/>
               </w:rPr>
-              <w:t>관계 규명에 그침 — 시군별 분석지수·개선 부재</w:t>
+              <w:t>거시·전국 단위 — 시군 상권 미시분석 아님</w:t>
             </w:r>
           </w:p>
         </w:tc>
@@ -4072,187 +3052,6 @@
                 <w:sz w:val="15"/>
                 <w:szCs w:val="15"/>
               </w:rPr>
-              <w:t xml:space="preserve">MI·CPC로 지수화 + </w:t>
-            </w:r>
-            <w:proofErr w:type="spellStart"/>
-            <w:r>
-              <w:rPr>
-                <w:sz w:val="15"/>
-                <w:szCs w:val="15"/>
-              </w:rPr>
-              <w:t>Detect·Simulate</w:t>
-            </w:r>
-            <w:proofErr w:type="spellEnd"/>
-          </w:p>
-        </w:tc>
-      </w:tr>
-      <w:tr>
-        <w:tc>
-          <w:tcPr>
-            <w:tcW w:w="2600" w:type="dxa"/>
-            <w:tcBorders>
-              <w:top w:val="single" w:sz="2" w:space="0" w:color="BBBBBB"/>
-              <w:left w:val="single" w:sz="2" w:space="0" w:color="BBBBBB"/>
-              <w:bottom w:val="single" w:sz="2" w:space="0" w:color="BBBBBB"/>
-              <w:right w:val="single" w:sz="2" w:space="0" w:color="BBBBBB"/>
-            </w:tcBorders>
-            <w:vAlign w:val="center"/>
-          </w:tcPr>
-          <w:p>
-            <w:r>
-              <w:rPr>
-                <w:sz w:val="15"/>
-                <w:szCs w:val="15"/>
-              </w:rPr>
-              <w:t>통계청 「인구감소지역 생활인구 산정」(2024)</w:t>
-            </w:r>
-          </w:p>
-        </w:tc>
-        <w:tc>
-          <w:tcPr>
-            <w:tcW w:w="1900" w:type="dxa"/>
-            <w:tcBorders>
-              <w:top w:val="single" w:sz="2" w:space="0" w:color="BBBBBB"/>
-              <w:left w:val="single" w:sz="2" w:space="0" w:color="BBBBBB"/>
-              <w:bottom w:val="single" w:sz="2" w:space="0" w:color="BBBBBB"/>
-              <w:right w:val="single" w:sz="2" w:space="0" w:color="BBBBBB"/>
-            </w:tcBorders>
-            <w:vAlign w:val="center"/>
-          </w:tcPr>
-          <w:p>
-            <w:r>
-              <w:rPr>
-                <w:sz w:val="15"/>
-                <w:szCs w:val="15"/>
-              </w:rPr>
-              <w:t>생활인구=등록인구 약 4배 공식 산정</w:t>
-            </w:r>
-          </w:p>
-        </w:tc>
-        <w:tc>
-          <w:tcPr>
-            <w:tcW w:w="2150" w:type="dxa"/>
-            <w:tcBorders>
-              <w:top w:val="single" w:sz="2" w:space="0" w:color="BBBBBB"/>
-              <w:left w:val="single" w:sz="2" w:space="0" w:color="BBBBBB"/>
-              <w:bottom w:val="single" w:sz="2" w:space="0" w:color="BBBBBB"/>
-              <w:right w:val="single" w:sz="2" w:space="0" w:color="BBBBBB"/>
-            </w:tcBorders>
-            <w:vAlign w:val="center"/>
-          </w:tcPr>
-          <w:p>
-            <w:r>
-              <w:rPr>
-                <w:sz w:val="15"/>
-                <w:szCs w:val="15"/>
-              </w:rPr>
-              <w:t>인구 통계만 — 소비 결합 없음</w:t>
-            </w:r>
-          </w:p>
-        </w:tc>
-        <w:tc>
-          <w:tcPr>
-            <w:tcW w:w="2375" w:type="dxa"/>
-            <w:tcBorders>
-              <w:top w:val="single" w:sz="2" w:space="0" w:color="BBBBBB"/>
-              <w:left w:val="single" w:sz="2" w:space="0" w:color="BBBBBB"/>
-              <w:bottom w:val="single" w:sz="2" w:space="0" w:color="BBBBBB"/>
-              <w:right w:val="single" w:sz="2" w:space="0" w:color="BBBBBB"/>
-            </w:tcBorders>
-            <w:vAlign w:val="center"/>
-          </w:tcPr>
-          <w:p>
-            <w:r>
-              <w:rPr>
-                <w:sz w:val="15"/>
-                <w:szCs w:val="15"/>
-              </w:rPr>
-              <w:t>카드매출 결합으로 소비전환 측정</w:t>
-            </w:r>
-          </w:p>
-        </w:tc>
-      </w:tr>
-      <w:tr>
-        <w:tc>
-          <w:tcPr>
-            <w:tcW w:w="2600" w:type="dxa"/>
-            <w:tcBorders>
-              <w:top w:val="single" w:sz="2" w:space="0" w:color="BBBBBB"/>
-              <w:left w:val="single" w:sz="2" w:space="0" w:color="BBBBBB"/>
-              <w:bottom w:val="single" w:sz="2" w:space="0" w:color="BBBBBB"/>
-              <w:right w:val="single" w:sz="2" w:space="0" w:color="BBBBBB"/>
-            </w:tcBorders>
-            <w:vAlign w:val="center"/>
-          </w:tcPr>
-          <w:p>
-            <w:r>
-              <w:rPr>
-                <w:sz w:val="15"/>
-                <w:szCs w:val="15"/>
-              </w:rPr>
-              <w:t>KDI 「인구 요인이 소비성향에 미치는 영향」</w:t>
-            </w:r>
-          </w:p>
-        </w:tc>
-        <w:tc>
-          <w:tcPr>
-            <w:tcW w:w="1900" w:type="dxa"/>
-            <w:tcBorders>
-              <w:top w:val="single" w:sz="2" w:space="0" w:color="BBBBBB"/>
-              <w:left w:val="single" w:sz="2" w:space="0" w:color="BBBBBB"/>
-              <w:bottom w:val="single" w:sz="2" w:space="0" w:color="BBBBBB"/>
-              <w:right w:val="single" w:sz="2" w:space="0" w:color="BBBBBB"/>
-            </w:tcBorders>
-            <w:vAlign w:val="center"/>
-          </w:tcPr>
-          <w:p>
-            <w:r>
-              <w:rPr>
-                <w:sz w:val="15"/>
-                <w:szCs w:val="15"/>
-              </w:rPr>
-              <w:t>인구–소비 거시 연계 규명</w:t>
-            </w:r>
-          </w:p>
-        </w:tc>
-        <w:tc>
-          <w:tcPr>
-            <w:tcW w:w="2150" w:type="dxa"/>
-            <w:tcBorders>
-              <w:top w:val="single" w:sz="2" w:space="0" w:color="BBBBBB"/>
-              <w:left w:val="single" w:sz="2" w:space="0" w:color="BBBBBB"/>
-              <w:bottom w:val="single" w:sz="2" w:space="0" w:color="BBBBBB"/>
-              <w:right w:val="single" w:sz="2" w:space="0" w:color="BBBBBB"/>
-            </w:tcBorders>
-            <w:vAlign w:val="center"/>
-          </w:tcPr>
-          <w:p>
-            <w:r>
-              <w:rPr>
-                <w:sz w:val="15"/>
-                <w:szCs w:val="15"/>
-              </w:rPr>
-              <w:t>거시·전국 단위 — 시군 상권 미시분석 아님</w:t>
-            </w:r>
-          </w:p>
-        </w:tc>
-        <w:tc>
-          <w:tcPr>
-            <w:tcW w:w="2375" w:type="dxa"/>
-            <w:tcBorders>
-              <w:top w:val="single" w:sz="2" w:space="0" w:color="BBBBBB"/>
-              <w:left w:val="single" w:sz="2" w:space="0" w:color="BBBBBB"/>
-              <w:bottom w:val="single" w:sz="2" w:space="0" w:color="BBBBBB"/>
-              <w:right w:val="single" w:sz="2" w:space="0" w:color="BBBBBB"/>
-            </w:tcBorders>
-            <w:vAlign w:val="center"/>
-          </w:tcPr>
-          <w:p>
-            <w:r>
-              <w:rPr>
-                <w:sz w:val="15"/>
-                <w:szCs w:val="15"/>
-              </w:rPr>
               <w:t>시군 단위 미시 분석·개선</w:t>
             </w:r>
           </w:p>
@@ -4270,7 +3069,6 @@
         <w:pStyle w:val="2"/>
       </w:pPr>
       <w:r>
-        <w:lastRenderedPageBreak/>
         <w:t>4.1 MI를 만든 이유</w:t>
       </w:r>
       <w:bookmarkEnd w:id="12"/>
@@ -4288,43 +3086,9 @@
         <w:t>MI·CPC (생활인구 대비 소비):</w:t>
       </w:r>
       <w:r>
-        <w:t xml:space="preserve"> 생활인구는 통근·통학·관광 등 실제 체류 흐름의 합계로, 「인구감소지역 지원 특별법」(2022) 이후 정주인구를 보완하는 공식 지표로 산정된다. 통계청 「인구감소지역과 생활밀접업종 관계 </w:t>
-      </w:r>
-      <w:proofErr w:type="spellStart"/>
-      <w:r>
-        <w:t>분석」은</w:t>
-      </w:r>
-      <w:proofErr w:type="spellEnd"/>
-      <w:r>
-        <w:t xml:space="preserve"> 생활인구가 지역 소비(생활밀접업종 매출)와 체계적으로 연동됨을 보였다.</w:t>
-      </w:r>
-      <w:r>
+        <w:t xml:space="preserve"> 생활인구는 통근·통학·관광 등 실제 체류 흐름의 합계로, 「인구감소지역 지원 특별법」(2022) 이후 정주인구를 보완하는 공식 지표로 산정된다. 통계청 「인구감소지역과 생활밀접업종 관계 분석」은 생활인구가 지역 소비(생활밀접업종 매출)와 체계적으로 연동됨을 보였다.</w:t>
         <w:br/>
-        <w:t xml:space="preserve"> 본 연구의 MI·CPC는 ‘이 연동이 지역별로 얼마나 </w:t>
-      </w:r>
-      <w:proofErr w:type="spellStart"/>
-      <w:r>
-        <w:t>약한가</w:t>
-      </w:r>
-      <w:proofErr w:type="spellEnd"/>
-      <w:r>
-        <w:t>’</w:t>
-      </w:r>
-      <w:proofErr w:type="spellStart"/>
-      <w:r>
-        <w:t>를</w:t>
-      </w:r>
-      <w:proofErr w:type="spellEnd"/>
-      <w:r>
-        <w:t xml:space="preserve"> 로그 비율로 </w:t>
-      </w:r>
-      <w:proofErr w:type="spellStart"/>
-      <w:r>
-        <w:t>정량화한</w:t>
-      </w:r>
-      <w:proofErr w:type="spellEnd"/>
-      <w:r>
-        <w:t xml:space="preserve"> 것으로, 분모를 정주인구가 아닌 생활인구로 둔 점이 핵심 차별점이다.</w:t>
+        <w:t xml:space="preserve"> 본 연구의 MI·CPC는 ‘이 연동이 지역별로 얼마나 약한가’를 로그 비율로 정량화한 것으로, 분모를 정주인구가 아닌 생활인구로 둔 점이 핵심 차별점이다.</w:t>
       </w:r>
     </w:p>
     <w:p>
@@ -4341,7 +3105,6 @@
       <w:r>
         <w:t xml:space="preserve"> MI = ln( 연간매출 ÷ 연평균 생활인구 ) − 13곳 평균. 자연로그(ln)이며 ‘13곳 평균’은 ln 값의 평균이다. 로그의 빼기는 비율의 나누기와 같으므로, 지수를 되씌우면 MI는 배율로 읽힌다 — </w:t>
       </w:r>
-      <w:proofErr w:type="spellStart"/>
       <w:r>
         <w:rPr>
           <w:b/>
@@ -4357,7 +3120,6 @@
         </w:rPr>
         <w:t>MI</w:t>
       </w:r>
-      <w:proofErr w:type="spellEnd"/>
       <w:r>
         <w:rPr>
           <w:b/>
@@ -4384,15 +3146,7 @@
         <w:ind w:firstLineChars="50" w:firstLine="100"/>
       </w:pPr>
       <w:r>
-        <w:t xml:space="preserve">이 설계는 공공 통계로 뒷받침된다. 통계청 「인구감소지역 생활인구 산정 결과」(2024)에 따르면 89개 인구감소지역의 생활인구는 등록인구의 약 4배로, 정주인구 기준 소비 분석은 실제 체류 흐름을 크게 과소평가한다. 또한 개인소비 빅데이터(신한카드)와 한국은행·통계청·국민여행조사를 융합해 </w:t>
-      </w:r>
-      <w:proofErr w:type="spellStart"/>
-      <w:r>
-        <w:t>시군구별</w:t>
-      </w:r>
-      <w:proofErr w:type="spellEnd"/>
-      <w:r>
-        <w:t xml:space="preserve"> 1인당 소비액을 추정하고 정주인구 감소분 소비를 관광으로 대체하는 접근이 이미 공공 분석에서 활용된 바 있어, MI·CPC(생활인구 대비 소비)는 이 정립된 방법을 단일 분석지수로 조작화</w:t>
+        <w:t>이 설계는 공공 통계로 뒷받침된다. 통계청 「인구감소지역 생활인구 산정 결과」(2024)에 따르면 89개 인구감소지역의 생활인구는 등록인구의 약 4배로, 정주인구 기준 소비 분석은 실제 체류 흐름을 크게 과소평가한다. 또한 개인소비 빅데이터(신한카드)와 한국은행·통계청·국민여행조사를 융합해 시군구별 1인당 소비액을 추정하고 정주인구 감소분 소비를 관광으로 대체하는 접근이 이미 공공 분석에서 활용된 바 있어, MI·CPC(생활인구 대비 소비)는 이 정립된 방법을 단일 분석지수로 조작화</w:t>
       </w:r>
       <w:r>
         <w:rPr>
@@ -4825,7 +3579,6 @@
             <w:vAlign w:val="center"/>
           </w:tcPr>
           <w:p>
-            <w:proofErr w:type="spellStart"/>
             <w:r>
               <w:rPr>
                 <w:b/>
@@ -4833,17 +3586,7 @@
                 <w:sz w:val="16"/>
                 <w:szCs w:val="16"/>
               </w:rPr>
-              <w:t>경남권</w:t>
-            </w:r>
-            <w:proofErr w:type="spellEnd"/>
-            <w:r>
-              <w:rPr>
-                <w:b/>
-                <w:bCs/>
-                <w:sz w:val="16"/>
-                <w:szCs w:val="16"/>
-              </w:rPr>
-              <w:t xml:space="preserve"> 소비자 비중</w:t>
+              <w:t>경남권 소비자 비중</w:t>
             </w:r>
             <w:r>
               <w:rPr>
@@ -5068,6 +3811,7 @@
                 <w:sz w:val="16"/>
                 <w:szCs w:val="16"/>
               </w:rPr>
+              <w:lastRenderedPageBreak/>
               <w:t>YR (Youth Ratio)</w:t>
             </w:r>
           </w:p>
@@ -5326,23 +4070,15 @@
         <w:ind w:firstLineChars="50" w:firstLine="100"/>
       </w:pPr>
       <w:r>
-        <w:t xml:space="preserve">유형화는 9개 지표 중 7개(MI·CPC·LRR·CDI·NAR·AGI·TREND)를 표준화한 뒤 K-means(군집 수 k=2~7 탐색 후 4 채택, </w:t>
-      </w:r>
-      <w:proofErr w:type="spellStart"/>
-      <w:r>
-        <w:t>random_state</w:t>
-      </w:r>
-      <w:proofErr w:type="spellEnd"/>
-      <w:r>
-        <w:t xml:space="preserve">=42)로 </w:t>
-      </w:r>
-      <w:proofErr w:type="spellStart"/>
-      <w:r>
-        <w:t>군집화한</w:t>
-      </w:r>
-      <w:proofErr w:type="spellEnd"/>
-      <w:r>
-        <w:t xml:space="preserve"> 탐색적 분류다. 그 결과 13개 시군은 네 유형으로 나뉜다 — ① </w:t>
+        <w:t>유형화는 9개 지표 중 7개(MI·CPC·LRR·CDI·NAR·AGI·TREND)를 표준화한 뒤 K-means(군집 수 k=2~7 탐색 후 4 채택, random_state=42)로 군집화한 탐색적 분류다. 그 결과 13개 시군은 네 유형으로 나뉜다</w:t>
+      </w:r>
+    </w:p>
+    <w:p>
+      <w:pPr>
+        <w:spacing w:after="100"/>
+      </w:pPr>
+      <w:r>
+        <w:t xml:space="preserve">① </w:t>
       </w:r>
       <w:r>
         <w:rPr>
@@ -5352,7 +4088,15 @@
         <w:t>방문대비 소비부족형</w:t>
       </w:r>
       <w:r>
-        <w:t xml:space="preserve">(산청·의령·합천): MI 전부 &lt; −0.6, CPC 전부 &lt; 17,000원 — 생활인구 대비 카드소비가 가장 부족, ② </w:t>
+        <w:t>(산청·의령·합천): MI 전부 &lt; −0.6, CPC 전부 &lt; 17,000원 — 생활인구 대비 카드소비가 가장 부족</w:t>
+      </w:r>
+    </w:p>
+    <w:p>
+      <w:pPr>
+        <w:spacing w:after="100"/>
+      </w:pPr>
+      <w:r>
+        <w:t xml:space="preserve">② </w:t>
       </w:r>
       <w:r>
         <w:rPr>
@@ -5362,7 +4106,15 @@
         <w:t>외지방문 의존형</w:t>
       </w:r>
       <w:r>
-        <w:t xml:space="preserve">(하동·함양): 경남 외 소비자 비중이 높고(LRR 낮음) 매출 감소세(TREND ≤ 0), ③ </w:t>
+        <w:t>(하동·함양): 경남 외 소비자 비중이 높고(LRR 낮음) 매출 감소세(TREND ≤ 0)</w:t>
+      </w:r>
+    </w:p>
+    <w:p>
+      <w:pPr>
+        <w:spacing w:after="100"/>
+      </w:pPr>
+      <w:r>
+        <w:t xml:space="preserve">③ </w:t>
       </w:r>
       <w:r>
         <w:rPr>
@@ -5372,7 +4124,15 @@
         <w:t>혼합 경계형</w:t>
       </w:r>
       <w:r>
-        <w:t xml:space="preserve">(남해·창녕·고성·함안): 침체·안정 특성이 혼재한 경계 집단, ④ </w:t>
+        <w:t>(남해·창녕·고성·함안): 침체·안정 특성이 혼재한 경계 집단</w:t>
+      </w:r>
+    </w:p>
+    <w:p>
+      <w:pPr>
+        <w:spacing w:after="100"/>
+      </w:pPr>
+      <w:r>
+        <w:t xml:space="preserve">④ </w:t>
       </w:r>
       <w:r>
         <w:rPr>
@@ -5382,7 +4142,7 @@
         <w:t>소비 안정형</w:t>
       </w:r>
       <w:r>
-        <w:t>(밀양·거창·사천·통영): MI 양수·CPC 상위. 유형명은 각 군집의 지표 특성을 사후 해석해 붙인 라벨이며, 판정 수치 역시 군집 결과를 사후에 기술한 것이다. 기준선에 걸치는 남해(MI −0.610, CPC 17,074원)는 혼합 경계형에 속하며, 악화 시 방문대비 소비부족형으로 전락할 수 있는 경계 사례다(6장에서 모니터링 대상으로 다룬다).</w:t>
+        <w:t xml:space="preserve">(밀양·거창·사천·통영): MI 양수·CPC 상위. 유형명은 각 군집의 지표 특성을 사후 해석해 붙인 라벨이며, 판정 수치 역시 군집 결과를 사후에 기술한 것이다. </w:t>
       </w:r>
     </w:p>
     <w:p>
@@ -5390,7 +4150,7 @@
         <w:spacing w:after="100"/>
       </w:pPr>
       <w:r>
-        <w:t>유형별 차이를 두 방식으로 확인했다. 4개 핵심지표(MI·LRR·CPC·STI)를 시군별 막대로 비교한 결과가 아래 그림 2다(막대 색 = 침체유형) — MI·CPC가 낮은 지역일수록 소비전환이 취약하다. 이어 군집에 사용한 7개 지표를 PCA로 2차원에 축약한 결과가 그림 3으로, 네 군집이 겹치지 않아 유형 구분이 유효함을 보여준다.</w:t>
+        <w:t>유형별 차이를 두 방식으로 확인했다. 먼저 4개 핵심지표(MI·LRR·CPC·STI)를 시군별 막대로 비교한 결과가 아래 그림 2다(막대 색 = 침체유형) — MI·CPC가 낮은 지역일수록 소비전환이 취약하다.</w:t>
       </w:r>
     </w:p>
     <w:p>
@@ -5403,16 +4163,6 @@
           <w:bCs/>
         </w:rPr>
         <w:t>그림 2. 유형별 지표 비교</w:t>
-      </w:r>
-      <w:r>
-        <w:t xml:space="preserve"> / </w:t>
-      </w:r>
-      <w:r>
-        <w:rPr>
-          <w:b/>
-          <w:bCs/>
-        </w:rPr>
-        <w:t>그림 3. PCA 군집 시각화</w:t>
       </w:r>
     </w:p>
     <w:p>
@@ -5467,6 +4217,26 @@
     </w:p>
     <w:p>
       <w:pPr>
+        <w:spacing w:before="60" w:after="100"/>
+      </w:pPr>
+      <w:r>
+        <w:t>다음으로 군집에 사용한 7개 지표를 PCA로 2차원에 축약한 결과가 아래 그림 3으로, 네 군집이 겹치지 않아 유형 구분이 유효함을 보여준다.</w:t>
+      </w:r>
+    </w:p>
+    <w:p>
+      <w:pPr>
+        <w:spacing w:before="60" w:after="60"/>
+      </w:pPr>
+      <w:r>
+        <w:rPr>
+          <w:b/>
+          <w:bCs/>
+        </w:rPr>
+        <w:t>그림 3. PCA 군집 시각화</w:t>
+      </w:r>
+    </w:p>
+    <w:p>
+      <w:pPr>
         <w:spacing w:before="120" w:after="120"/>
         <w:jc w:val="center"/>
       </w:pPr>
@@ -6266,7 +5036,9 @@
                 <w:sz w:val="16"/>
                 <w:szCs w:val="16"/>
               </w:rPr>
-              <w:t>방문대비 소비부족형</w:t>
+              <w:t xml:space="preserve">방문대비 </w:t>
+              <w:lastRenderedPageBreak/>
+              <w:t>소비부족형</w:t>
             </w:r>
           </w:p>
         </w:tc>
@@ -6287,6 +5059,7 @@
                 <w:sz w:val="16"/>
                 <w:szCs w:val="16"/>
               </w:rPr>
+              <w:lastRenderedPageBreak/>
               <w:t>0.775</w:t>
             </w:r>
           </w:p>
@@ -6650,7 +5423,6 @@
                 <w:sz w:val="16"/>
                 <w:szCs w:val="16"/>
               </w:rPr>
-              <w:lastRenderedPageBreak/>
               <w:t>산청군</w:t>
             </w:r>
           </w:p>
@@ -8025,23 +6797,7 @@
         <w:spacing w:after="100"/>
       </w:pPr>
       <w:r>
-        <w:t>이 지표들로 13곳을 보면 — 핵심 두 축인 MI(소비 전환)와 LRR(</w:t>
-      </w:r>
-      <w:proofErr w:type="spellStart"/>
-      <w:r>
-        <w:t>경남권</w:t>
-      </w:r>
-      <w:proofErr w:type="spellEnd"/>
-      <w:r>
-        <w:t xml:space="preserve"> 소비자 비중) 평면에 각 시군을 놓은 결과가 아래 그림 4다. </w:t>
-      </w:r>
-      <w:proofErr w:type="spellStart"/>
-      <w:r>
-        <w:t>좌하단</w:t>
-      </w:r>
-      <w:proofErr w:type="spellEnd"/>
-      <w:r>
-        <w:t>(둘 다 낮음)에 외지방문 의존형(하동·함양), 우상단에 소비 안정형(통영·사천)이 자리하며, 원 크기는 생활인구 규모다.</w:t>
+        <w:t>이 지표들로 13곳을 보면 — 핵심 두 축인 MI(소비 전환)와 LRR(경남권 소비자 비중) 평면에 각 시군을 놓은 결과가 아래 그림 4다. 좌하단(둘 다 낮음)에 외지방문 의존형(하동·함양), 우상단에 소비 안정형(통영·사천)이 자리하며, 원 크기는 생활인구 규모다.</w:t>
       </w:r>
     </w:p>
     <w:p>
@@ -8123,15 +6879,7 @@
         <w:ind w:firstLineChars="50" w:firstLine="100"/>
       </w:pPr>
       <w:r>
-        <w:t xml:space="preserve">13개 지역의 분석 결과를 경남 행정경계(통계청 </w:t>
-      </w:r>
-      <w:proofErr w:type="spellStart"/>
-      <w:r>
-        <w:t>시군구</w:t>
-      </w:r>
-      <w:proofErr w:type="spellEnd"/>
-      <w:r>
-        <w:t xml:space="preserve"> 경계) 위에 투영하면, 침체가</w:t>
+        <w:t>13개 지역의 분석 결과를 경남 행정경계(통계청 시군구 경계) 위에 투영하면, 침체가</w:t>
       </w:r>
       <w:r>
         <w:rPr>
@@ -8163,7 +6911,9 @@
           <w:b/>
           <w:bCs/>
         </w:rPr>
-        <w:t>공간적으로 인접한 구조적 침체 벨트</w:t>
+        <w:t xml:space="preserve">공간적으로 </w:t>
+        <w:lastRenderedPageBreak/>
+        <w:t>인접한 구조적 침체 벨트</w:t>
       </w:r>
       <w:r>
         <w:t>라는 점은 광역 단위 개선의 근거가 된다.</w:t>
@@ -8195,7 +6945,6 @@
           <w:b/>
           <w:bCs/>
         </w:rPr>
-        <w:lastRenderedPageBreak/>
         <w:t>그림 5. 침체유형 지도</w:t>
       </w:r>
       <w:r>
@@ -8314,6 +7063,7 @@
       <w:bookmarkStart w:id="19" w:name="_Toc231757045"/>
       <w:bookmarkStart w:id="20" w:name="_Toc232188501"/>
       <w:r>
+        <w:lastRenderedPageBreak/>
         <w:t>5.4 위험점수 구성 요인 분석</w:t>
       </w:r>
       <w:bookmarkEnd w:id="19"/>
@@ -8358,15 +7108,7 @@
         <w:t>첫 번째 층위는 위험점수의 정확 분해다.</w:t>
       </w:r>
       <w:r>
-        <w:t xml:space="preserve"> 위험점수는 4개 지표의 </w:t>
-      </w:r>
-      <w:proofErr w:type="spellStart"/>
-      <w:r>
-        <w:t>가중합이므로</w:t>
-      </w:r>
-      <w:proofErr w:type="spellEnd"/>
-      <w:r>
-        <w:t>, 각 시군의</w:t>
+        <w:t xml:space="preserve"> 위험점수는 4개 지표의 가중합이므로, 각 시군의</w:t>
       </w:r>
       <w:r>
         <w:rPr>
@@ -8375,11 +7117,7 @@
         <w:t xml:space="preserve"> </w:t>
       </w:r>
       <w:r>
-        <w:t xml:space="preserve">점수를 </w:t>
-      </w:r>
-      <w:r>
-        <w:lastRenderedPageBreak/>
-        <w:t>MI·CPC·LRR·TREND 기여항으로 정확히 나눌 수 있다(재현 오차 0). 그 결과</w:t>
+        <w:t>점수를 MI·CPC·LRR·TREND 기여항으로 정확히 나눌 수 있다(재현 오차 0). 그 결과</w:t>
       </w:r>
       <w:r>
         <w:rPr>
@@ -8412,15 +7150,7 @@
         <w:spacing w:after="100"/>
       </w:pPr>
       <w:r>
-        <w:t xml:space="preserve">반면 소비 </w:t>
-      </w:r>
-      <w:proofErr w:type="spellStart"/>
-      <w:r>
-        <w:t>안정군</w:t>
-      </w:r>
-      <w:proofErr w:type="spellEnd"/>
-      <w:r>
-        <w:t>(밀양·거창)은 1인당 소비(MI·CPC) 자체가 높아 잔여 위험이 낮고, 통영은 그중 TREND가 상대적으로 주축이다.</w:t>
+        <w:t>반면 소비 안정군(밀양·거창)은 1인당 소비(MI·CPC) 자체가 높아 잔여 위험이 낮고, 통영은 그중 TREND가 상대적으로 주축이다.</w:t>
       </w:r>
     </w:p>
     <w:p>
@@ -8428,15 +7158,7 @@
         <w:spacing w:after="100"/>
       </w:pPr>
       <w:r>
-        <w:t>시군별 분해 결과가 아래 그림 7이다 — 위험 상위 전 지역에서 MI(</w:t>
-      </w:r>
-      <w:proofErr w:type="spellStart"/>
-      <w:r>
-        <w:t>진빨강</w:t>
-      </w:r>
-      <w:proofErr w:type="spellEnd"/>
-      <w:r>
-        <w:t>)가 최대 기여임이 그대로 보인다.</w:t>
+        <w:t>시군별 분해 결과가 아래 그림 7이다 — 위험 상위 전 지역에서 MI(진빨강)가 최대 기여임이 그대로 보인다.</w:t>
       </w:r>
     </w:p>
     <w:p>
@@ -8509,140 +7231,116 @@
           <w:b/>
           <w:bCs/>
         </w:rPr>
-        <w:t>두 번째 층위는 MI의 구조적 동인 탐색(</w:t>
-      </w:r>
-      <w:proofErr w:type="spellStart"/>
+        <w:t>두 번째 층위는 MI의 구조적 동인 탐색(RandomForest + SHAP)이다.</w:t>
+      </w:r>
+      <w:r>
+        <w:t xml:space="preserve"> 그렇다면 ‘소비전환 실패 자체는</w:t>
+      </w:r>
+      <w:r>
+        <w:rPr>
+          <w:rFonts w:hint="eastAsia"/>
+        </w:rPr>
+        <w:t xml:space="preserve"> </w:t>
+      </w:r>
+      <w:r>
+        <w:t>무엇과 연관되는가?’ MI를 종속변수로, 산식에 포함되지 않은 구조지표</w:t>
+      </w:r>
+      <w:r>
+        <w:rPr>
+          <w:rFonts w:hint="eastAsia"/>
+        </w:rPr>
+        <w:t xml:space="preserve"> </w:t>
+      </w:r>
+      <w:r>
+        <w:t>(LRR·CDI·NAR·AGI·YR·STI·TREND)를 독립변수로 RandomForest 회귀를 적합하고 SHAP으로</w:t>
+      </w:r>
+      <w:r>
+        <w:rPr>
+          <w:rFonts w:hint="eastAsia"/>
+        </w:rPr>
+        <w:t xml:space="preserve"> </w:t>
+      </w:r>
+      <w:r>
+        <w:t xml:space="preserve">기여도를 분해했다. 전역 기여도는 </w:t>
+      </w:r>
       <w:r>
         <w:rPr>
           <w:b/>
           <w:bCs/>
         </w:rPr>
-        <w:t>RandomForest</w:t>
-      </w:r>
-      <w:proofErr w:type="spellEnd"/>
+        <w:t>TREND(매출 감소세) &gt; CDI(업종 집중) &gt; NAR(야간 약함)</w:t>
+      </w:r>
+      <w:r>
+        <w:rPr>
+          <w:rFonts w:hint="eastAsia"/>
+        </w:rPr>
+        <w:t xml:space="preserve"> </w:t>
+      </w:r>
+      <w:r>
+        <w:t>순으로, 생활인구 대비 카드소비 부족은 ‘추세 악화·업종 편중·야간 상권 부재’와 가장 강하게 결부됨을</w:t>
+      </w:r>
+      <w:r>
+        <w:rPr>
+          <w:rFonts w:hint="eastAsia"/>
+        </w:rPr>
+        <w:t xml:space="preserve"> </w:t>
+      </w:r>
+      <w:r>
+        <w:t>시사한다. 시군별로 보면 합천·남해·의령은 TREND(감소세), 하동은 NAR(야간 약함),</w:t>
+      </w:r>
+      <w:r>
+        <w:rPr>
+          <w:rFonts w:hint="eastAsia"/>
+        </w:rPr>
+        <w:t xml:space="preserve"> </w:t>
+      </w:r>
+      <w:r>
+        <w:t xml:space="preserve">함양·산청은 CDI(업종 집중)가 MI를 끌어내리는 1순위 동인으로 분리되어, </w:t>
+        <w:br/>
+      </w:r>
       <w:r>
         <w:rPr>
           <w:b/>
           <w:bCs/>
         </w:rPr>
-        <w:t xml:space="preserve"> + SHAP)이다.</w:t>
-      </w:r>
-      <w:r>
-        <w:t xml:space="preserve"> 그렇다면 ‘소비전환 실패 자체는</w:t>
+        <w:t>유형 내에서도</w:t>
       </w:r>
       <w:r>
         <w:rPr>
           <w:rFonts w:hint="eastAsia"/>
         </w:rPr>
         <w:t xml:space="preserve"> </w:t>
-      </w:r>
-      <w:r>
-        <w:t>무엇과 연관되는가?’ MI를 종속변수로, 산식에 포함되지 않은 구조지표</w:t>
-      </w:r>
-      <w:r>
-        <w:rPr>
-          <w:rFonts w:hint="eastAsia"/>
-        </w:rPr>
-        <w:t xml:space="preserve"> </w:t>
-      </w:r>
-      <w:r>
-        <w:t xml:space="preserve">(LRR·CDI·NAR·AGI·YR·STI·TREND)를 독립변수로 </w:t>
-      </w:r>
-      <w:proofErr w:type="spellStart"/>
-      <w:r>
-        <w:t>RandomForest</w:t>
-      </w:r>
-      <w:proofErr w:type="spellEnd"/>
-      <w:r>
-        <w:t xml:space="preserve"> 회귀를 적합하고 SHAP으로</w:t>
-      </w:r>
-      <w:r>
-        <w:rPr>
-          <w:rFonts w:hint="eastAsia"/>
-        </w:rPr>
-        <w:t xml:space="preserve"> </w:t>
-      </w:r>
-      <w:r>
-        <w:t xml:space="preserve">기여도를 분해했다. 전역 기여도는 </w:t>
       </w:r>
       <w:r>
         <w:rPr>
           <w:b/>
           <w:bCs/>
         </w:rPr>
-        <w:t>TREND(매출 감소세) &gt; CDI(업종 집중) &gt; NAR(야간 약함)</w:t>
-      </w:r>
-      <w:r>
-        <w:rPr>
-          <w:rFonts w:hint="eastAsia"/>
-        </w:rPr>
-        <w:t xml:space="preserve"> </w:t>
-      </w:r>
-      <w:r>
-        <w:t>순으로, 생활인구 대비 카드소비 부족은 ‘추세 악화·업종 편중·야간 상권 부재’와 가장 강하게 결부됨을</w:t>
-      </w:r>
-      <w:r>
-        <w:rPr>
-          <w:rFonts w:hint="eastAsia"/>
-        </w:rPr>
-        <w:t xml:space="preserve"> </w:t>
-      </w:r>
-      <w:r>
-        <w:t>시사한다. 시군별로 보면 합천·남해·의령은 TREND(감소세), 하동은 NAR(야간 약함),</w:t>
-      </w:r>
-      <w:r>
-        <w:rPr>
-          <w:rFonts w:hint="eastAsia"/>
-        </w:rPr>
-        <w:t xml:space="preserve"> </w:t>
-      </w:r>
-      <w:r>
-        <w:t xml:space="preserve">함양·산청은 CDI(업종 집중)가 MI를 끌어내리는 1순위 동인으로 분리되어, </w:t>
-      </w:r>
-      <w:r>
-        <w:br/>
-      </w:r>
+        <w:t>개선의 우선순위가 달라야 함</w:t>
+      </w:r>
+      <w:r>
+        <w:t xml:space="preserve">을 뒷받침한다. 단 SHAP 분해는 처방을 단독으로 결정하는 근거가 아니라 여러 진단 렌즈 중 하나다 — 6장 처방은 이 결과에 더해 STI(관광 의존)·NAR(야간)·상가정보(읍·면 공간구조)를 종합해 도출한다. 가령 산청은 CDI(업종 집중)가 MI </w:t>
+        <w:lastRenderedPageBreak/>
+        <w:t>동인이지만, 관광 통과형(STI 높음)이라는 유형 특성과 NAR 최저라는 약점을 함께 고려해 ‘체류 전환’을 우선 처방으로 둔다.</w:t>
+      </w:r>
+    </w:p>
+    <w:p>
+      <w:pPr>
+        <w:spacing w:after="100"/>
+      </w:pPr>
+      <w:r>
+        <w:t>분해 결과가 아래 그림 8이다 — (a)가 전역 기여도, (b)가 침체 6개 시군별 분해로, ★가 각 지역의 MI 하락 1순위 동인이다(빨강 = 하락 기여).</w:t>
+      </w:r>
+    </w:p>
+    <w:p>
+      <w:pPr>
+        <w:spacing w:before="60" w:after="60"/>
+      </w:pPr>
       <w:r>
         <w:rPr>
           <w:b/>
           <w:bCs/>
         </w:rPr>
-        <w:t>유형 내에서도</w:t>
-      </w:r>
-      <w:r>
-        <w:rPr>
-          <w:rFonts w:hint="eastAsia"/>
-        </w:rPr>
-        <w:t xml:space="preserve"> </w:t>
-      </w:r>
-      <w:r>
-        <w:rPr>
-          <w:b/>
-          <w:bCs/>
-        </w:rPr>
-        <w:t>개선의 우선순위가 달라야 함</w:t>
-      </w:r>
-      <w:r>
-        <w:t>을 뒷받침한다. 단 SHAP 분해는 처방을 단독으로 결정하는 근거가 아니라 여러 진단 렌즈 중 하나다 — 6장 처방은 이 결과에 더해 STI(관광 의존)·NAR(야간)·상가정보(읍·면 공간구조)를 종합해 도출한다. 가령 산청은 CDI(업종 집중)가 MI 동인이지만, 관광 통과형(STI 높음)이라는 유형 특성과 NAR 최저라는 약점을 함께 고려해 ‘체류 전환’을 우선 처방으로 둔다.</w:t>
-      </w:r>
-    </w:p>
-    <w:p>
-      <w:pPr>
-        <w:spacing w:after="100"/>
-      </w:pPr>
-      <w:r>
-        <w:t>분해 결과가 아래 그림 8이다 — (a)가 전역 기여도, (b)가 침체 6개 시군별 분해로, ★가 각 지역의 MI 하락 1순위 동인이다(빨강 = 하락 기여).</w:t>
-      </w:r>
-    </w:p>
-    <w:p>
-      <w:pPr>
-        <w:spacing w:before="60" w:after="60"/>
-      </w:pPr>
-      <w:r>
-        <w:rPr>
-          <w:b/>
-          <w:bCs/>
-        </w:rPr>
         <w:t>그림 8. MI의 구조적 동인 — (a) 전역 기여도, (b) 침체 시군별 분해 (SHAP)</w:t>
       </w:r>
     </w:p>
@@ -8655,7 +7353,6 @@
         <w:rPr>
           <w:noProof/>
         </w:rPr>
-        <w:lastRenderedPageBreak/>
         <w:drawing>
           <wp:inline distT="0" distB="0" distL="0" distR="0" wp14:anchorId="0C0B7918" wp14:editId="2F3136EE">
             <wp:extent cx="5043280" cy="2162160"/>
@@ -8718,23 +7415,7 @@
         <w:t>탐색적 기여도 분해</w:t>
       </w:r>
       <w:r>
-        <w:t xml:space="preserve">다. 확정적 인과가 아니라 개선 우선순위를 좁히기 위한 패턴 탐지로 해석하며, </w:t>
-      </w:r>
-      <w:proofErr w:type="spellStart"/>
-      <w:r>
-        <w:t>RandomForest</w:t>
-      </w:r>
-      <w:proofErr w:type="spellEnd"/>
-      <w:r>
-        <w:t>는 `</w:t>
-      </w:r>
-      <w:proofErr w:type="spellStart"/>
-      <w:r>
-        <w:t>random_state</w:t>
-      </w:r>
-      <w:proofErr w:type="spellEnd"/>
-      <w:r>
-        <w:t>=42`로 재현성을 고정했다.</w:t>
+        <w:t>다. 확정적 인과가 아니라 개선 우선순위를 좁히기 위한 패턴 탐지로 해석하며, RandomForest는 `random_state=42`로 재현성을 고정했다.</w:t>
       </w:r>
     </w:p>
     <w:p>
@@ -8763,19 +7444,9 @@
         </w:rPr>
         <w:t>"개선을 적용하면 정말 나아지는가"</w:t>
       </w:r>
-      <w:proofErr w:type="spellStart"/>
-      <w:r>
-        <w:t>를</w:t>
-      </w:r>
-      <w:proofErr w:type="spellEnd"/>
-      <w:r>
-        <w:t xml:space="preserve"> 모델로 보였다(이음-Simulate). 개선을 </w:t>
-      </w:r>
-      <w:proofErr w:type="spellStart"/>
-      <w:r>
-        <w:t>반사실</w:t>
-      </w:r>
-      <w:proofErr w:type="spellEnd"/>
+      <w:r>
+        <w:t>를 모델로 보였다(이음-Simulate). 개선을 반사실</w:t>
+      </w:r>
       <w:r>
         <w:rPr>
           <w:rFonts w:hint="eastAsia"/>
@@ -8826,15 +7497,7 @@
         <w:t xml:space="preserve"> </w:t>
       </w:r>
       <w:r>
-        <w:t xml:space="preserve">하동·함양)에 ‘방문 1인당 월 +1,000원’ </w:t>
-      </w:r>
-      <w:proofErr w:type="spellStart"/>
-      <w:r>
-        <w:t>객단가</w:t>
-      </w:r>
-      <w:proofErr w:type="spellEnd"/>
-      <w:r>
-        <w:t xml:space="preserve"> 개선이 달성된다고 가정하고(부록 A와 동일 가정),</w:t>
+        <w:t>하동·함양)에 ‘방문 1인당 월 +1,000원’ 객단가 개선이 달성된다고 가정하고(부록 A와 동일 가정),</w:t>
       </w:r>
       <w:r>
         <w:rPr>
@@ -8843,15 +7506,7 @@
         <w:t xml:space="preserve"> </w:t>
       </w:r>
       <w:r>
-        <w:t xml:space="preserve">매출→MI·CPC→위험점수를 </w:t>
-      </w:r>
-      <w:proofErr w:type="spellStart"/>
-      <w:r>
-        <w:t>재산정했다</w:t>
-      </w:r>
-      <w:proofErr w:type="spellEnd"/>
-      <w:r>
-        <w:t xml:space="preserve">. </w:t>
+        <w:t xml:space="preserve">매출→MI·CPC→위험점수를 재산정했다. </w:t>
       </w:r>
       <w:r>
         <w:rPr>
@@ -9487,15 +8142,8 @@
         <w:spacing w:after="100"/>
       </w:pPr>
       <w:r>
-        <w:t>전·후 비교가 아래 그림 9다 — 개선 대상(</w:t>
-      </w:r>
-      <w:proofErr w:type="spellStart"/>
-      <w:r>
-        <w:t>진빨강</w:t>
-      </w:r>
-      <w:proofErr w:type="spellEnd"/>
-      <w:r>
-        <w:t>)만 내려가고 미적용(파랑)은 그대로다.</w:t>
+        <w:lastRenderedPageBreak/>
+        <w:t>전·후 비교가 아래 그림 9다 — 개선 대상(진빨강)만 내려가고 미적용(파랑)은 그대로다.</w:t>
       </w:r>
     </w:p>
     <w:p>
@@ -9519,7 +8167,6 @@
         <w:rPr>
           <w:noProof/>
         </w:rPr>
-        <w:lastRenderedPageBreak/>
         <w:drawing>
           <wp:inline distT="0" distB="0" distL="0" distR="0" wp14:anchorId="0E151E8F" wp14:editId="5B41FC1C">
             <wp:extent cx="3989832" cy="2878378"/>
@@ -9672,14 +8319,12 @@
       <w:r>
         <w:t xml:space="preserve"> 산청·의령·합천은 서로 다른 </w:t>
       </w:r>
-      <w:proofErr w:type="spellStart"/>
       <w:r>
         <w:rPr>
           <w:rFonts w:hint="eastAsia"/>
         </w:rPr>
         <w:t>생활권인데도</w:t>
       </w:r>
-      <w:proofErr w:type="spellEnd"/>
       <w:r>
         <w:t xml:space="preserve"> MI 전부 &lt; −0.6, CPC 전부 &lt; 17,000원이라는 동일한 수치 조합을 보인다. 한 곳이면 지역 특수 사정으로 볼 수 있지만, 세 곳이 같은 증상을 보이면 서로가 서로를 교차 입증하는 반복 패턴이다.</w:t>
       </w:r>
@@ -9748,6 +8393,7 @@
         <w:spacing w:after="100"/>
       </w:pPr>
       <w:r>
+        <w:lastRenderedPageBreak/>
         <w:t xml:space="preserve">설계 원칙: </w:t>
       </w:r>
       <w:r>
@@ -9769,28 +8415,15 @@
       <w:r>
         <w:t xml:space="preserve">복수 지역으로 구성된 </w:t>
       </w:r>
-      <w:proofErr w:type="spellStart"/>
       <w:r>
         <w:rPr>
           <w:b/>
           <w:bCs/>
         </w:rPr>
-        <w:t>유형군</w:t>
-      </w:r>
-      <w:proofErr w:type="spellEnd"/>
-      <w:r>
-        <w:rPr>
-          <w:b/>
-          <w:bCs/>
-        </w:rPr>
-        <w:t xml:space="preserve"> 단위</w:t>
-      </w:r>
-      <w:r>
-        <w:t xml:space="preserve">로 심화한다(단일 사례 편향 회피). 별도 절을 두지 않은 혼합 경계형(남해·창녕·고성·함안)은 개선 대신 분기 모니터링으로 대응하며, 대표 사례인 남해의 카드를 </w:t>
-      </w:r>
-      <w:r>
-        <w:lastRenderedPageBreak/>
-        <w:t>6.4에 두었다.</w:t>
+        <w:t>유형군 단위</w:t>
+      </w:r>
+      <w:r>
+        <w:t>로 심화한다(단일 사례 편향 회피). 별도 절을 두지 않은 혼합 경계형(남해·창녕·고성·함안)은 개선 대신 분기 모니터링으로 대응하며, 대표 사례인 남해의 카드를 6.4에 두었다.</w:t>
       </w:r>
     </w:p>
     <w:p>
@@ -9900,29 +8533,7 @@
           <w:sz w:val="18"/>
           <w:szCs w:val="18"/>
         </w:rPr>
-        <w:t xml:space="preserve">※ 시계열로도 확인된다 — 경남 빅데이터 허브플랫폼 카드매출(2023→2024)을 비교하면 하동·함양의 1인당 결제액이 약 1,400원 감소(타 유형은 보합)해 소비력 약화가 진행 중이며, 최우선 대응의 시급성을 뒷받침한다. (두 해의 집계표본 규모가 달라 절대 매출이 아닌 </w:t>
-      </w:r>
-      <w:proofErr w:type="spellStart"/>
-      <w:r>
-        <w:rPr>
-          <w:i/>
-          <w:iCs/>
-          <w:color w:val="555555"/>
-          <w:sz w:val="18"/>
-          <w:szCs w:val="18"/>
-        </w:rPr>
-        <w:t>객단가</w:t>
-      </w:r>
-      <w:proofErr w:type="spellEnd"/>
-      <w:r>
-        <w:rPr>
-          <w:i/>
-          <w:iCs/>
-          <w:color w:val="555555"/>
-          <w:sz w:val="18"/>
-          <w:szCs w:val="18"/>
-        </w:rPr>
-        <w:t>·비중 변화만 비교한 탐색적 분석)</w:t>
+        <w:t>※ 시계열로도 확인된다 — 경남 빅데이터 허브플랫폼 카드매출(2023→2024)을 비교하면 하동·함양의 1인당 결제액이 약 1,400원 감소(타 유형은 보합)해 소비력 약화가 진행 중이며, 최우선 대응의 시급성을 뒷받침한다. (두 해의 집계표본 규모가 달라 절대 매출이 아닌 객단가·비중 변화만 비교한 탐색적 분석)</w:t>
       </w:r>
     </w:p>
     <w:p>
@@ -10027,32 +8638,15 @@
         </w:numPr>
         <w:spacing w:after="40"/>
       </w:pPr>
-      <w:proofErr w:type="spellStart"/>
       <w:r>
         <w:rPr>
           <w:b/>
           <w:bCs/>
         </w:rPr>
-        <w:t>생활밀착</w:t>
-      </w:r>
-      <w:proofErr w:type="spellEnd"/>
-      <w:r>
-        <w:rPr>
-          <w:b/>
-          <w:bCs/>
-        </w:rPr>
-        <w:t xml:space="preserve"> 업종</w:t>
-      </w:r>
-      <w:r>
-        <w:t xml:space="preserve">(식료·생활서비스) </w:t>
-      </w:r>
-      <w:proofErr w:type="spellStart"/>
-      <w:r>
-        <w:t>객단가</w:t>
-      </w:r>
-      <w:proofErr w:type="spellEnd"/>
-      <w:r>
-        <w:t xml:space="preserve"> 제고 — 일상 소비가 기반</w:t>
+        <w:t>생활밀착 업종</w:t>
+      </w:r>
+      <w:r>
+        <w:t>(식료·생활서비스) 객단가 제고 — 일상 소비가 기반</w:t>
       </w:r>
     </w:p>
     <w:p>
@@ -10184,15 +8778,7 @@
         <w:spacing w:after="40"/>
       </w:pPr>
       <w:r>
-        <w:t xml:space="preserve">고령 친화·약령시 연계로 주 소비층 </w:t>
-      </w:r>
-      <w:proofErr w:type="spellStart"/>
-      <w:r>
-        <w:t>객단가</w:t>
-      </w:r>
-      <w:proofErr w:type="spellEnd"/>
-      <w:r>
-        <w:t xml:space="preserve"> 강화</w:t>
+        <w:t>고령 친화·약령시 연계로 주 소비층 객단가 강화</w:t>
       </w:r>
     </w:p>
     <w:p>
@@ -10228,23 +8814,7 @@
         <w:spacing w:before="120" w:after="100"/>
       </w:pPr>
       <w:r>
-        <w:t xml:space="preserve">관광 소비구조(한국관광 </w:t>
-      </w:r>
-      <w:proofErr w:type="spellStart"/>
-      <w:r>
-        <w:t>데이터랩</w:t>
-      </w:r>
-      <w:proofErr w:type="spellEnd"/>
-      <w:r>
-        <w:t xml:space="preserve">)로 보면, 산청은 관광소비의 78%가 운송·쇼핑(통과)이고 </w:t>
-      </w:r>
-      <w:proofErr w:type="spellStart"/>
-      <w:r>
-        <w:t>체류성</w:t>
-      </w:r>
-      <w:proofErr w:type="spellEnd"/>
-      <w:r>
-        <w:t>(숙박+여가)은 1.8%에 불과하다. 인접 남해(체류 23.4%, 숙박 14.8%)와 정면 대비되어, 산청 개선 방안의 핵심이 ‘통과를 체류로’ 전환하는 데 있음을 데이터로 뒷받침한다. 분석을 경남 13개 시군 전체로 넓혀도 산청의 체류전환지수(2.3)는 최저이며, 위험 1·2위인 하동·함양도 체류전환 하위(9.2·8.0)로 ‘관광 통과형’ 분석이 재확인된다.</w:t>
+        <w:t>관광 소비구조(한국관광 데이터랩)로 보면, 산청은 관광소비의 78%가 운송·쇼핑(통과)이고 체류성(숙박+여가)은 1.8%에 불과하다. 인접 남해(체류 23.4%, 숙박 14.8%)와 정면 대비되어, 산청 개선 방안의 핵심이 ‘통과를 체류로’ 전환하는 데 있음을 데이터로 뒷받침한다. 분석을 경남 13개 시군 전체로 넓혀도 산청의 체류전환지수(2.3)는 최저이며, 위험 1·2위인 하동·함양도 체류전환 하위(9.2·8.0)로 ‘관광 통과형’ 분석이 재확인된다.</w:t>
       </w:r>
     </w:p>
     <w:p>
@@ -10252,15 +8822,8 @@
         <w:spacing w:after="100"/>
       </w:pPr>
       <w:r>
-        <w:t xml:space="preserve">그 분포가 아래 그림 10이다. 단 합천은 골프·외식 소비로 체류전환이 높아도 전체 MI는 최악이다 — 관광 구조는 </w:t>
-      </w:r>
-      <w:proofErr w:type="spellStart"/>
-      <w:r>
-        <w:t>보조지표이고</w:t>
-      </w:r>
-      <w:proofErr w:type="spellEnd"/>
-      <w:r>
-        <w:t>, 침체 판정은 MI로 한다.</w:t>
+        <w:lastRenderedPageBreak/>
+        <w:t>그 분포가 아래 그림 10이다. 단 합천은 골프·외식 소비로 체류전환이 높아도 전체 MI는 최악이다 — 관광 구조는 보조지표이고, 침체 판정은 MI로 한다.</w:t>
       </w:r>
     </w:p>
     <w:p>
@@ -10272,7 +8835,6 @@
         <w:rPr>
           <w:noProof/>
         </w:rPr>
-        <w:lastRenderedPageBreak/>
         <w:drawing>
           <wp:inline distT="0" distB="0" distL="0" distR="0" wp14:anchorId="0D71A5CD" wp14:editId="5BF264F7">
             <wp:extent cx="3989832" cy="2343076"/>
@@ -10323,23 +8885,7 @@
           <w:b/>
           <w:bCs/>
         </w:rPr>
-        <w:t xml:space="preserve">그림 10. 경남 13개 시군의 체류 vs 통과 소비구조 (한국관광 </w:t>
-      </w:r>
-      <w:proofErr w:type="spellStart"/>
-      <w:r>
-        <w:rPr>
-          <w:b/>
-          <w:bCs/>
-        </w:rPr>
-        <w:t>데이터랩</w:t>
-      </w:r>
-      <w:proofErr w:type="spellEnd"/>
-      <w:r>
-        <w:rPr>
-          <w:b/>
-          <w:bCs/>
-        </w:rPr>
-        <w:t>, 2024)</w:t>
+        <w:t>그림 10. 경남 13개 시군의 체류 vs 통과 소비구조 (한국관광 데이터랩, 2024)</w:t>
       </w:r>
     </w:p>
     <w:p>
@@ -10412,23 +8958,7 @@
         <w:spacing w:after="100"/>
       </w:pPr>
       <w:r>
-        <w:t xml:space="preserve">상가정보로 네 곳의 읍·면별 점포 수와 체류 인프라 비중을 계산한 결과가 아래 그림 11이다. 하동은 </w:t>
-      </w:r>
-      <w:proofErr w:type="spellStart"/>
-      <w:r>
-        <w:t>하동읍</w:t>
-      </w:r>
-      <w:proofErr w:type="spellEnd"/>
-      <w:r>
-        <w:t xml:space="preserve">·진교면이 "점포는 많지만 체류 인프라가 빈" 우선 입지로 특정되고, 합천(전체 체류 10.0%)과 거창(8.2%)은 읍 중심 상권 전반이 </w:t>
-      </w:r>
-      <w:proofErr w:type="spellStart"/>
-      <w:r>
-        <w:t>저체류</w:t>
-      </w:r>
-      <w:proofErr w:type="spellEnd"/>
-      <w:r>
-        <w:t xml:space="preserve"> 구조다. 반면 남해(27.3%)는 체류 거점이 고루 갖춰져 있어 예방·관리형 접근이 맞다 — 카드마다 개선 방향이 갈리는 공간적 근거다.</w:t>
+        <w:t>상가정보로 네 곳의 읍·면별 점포 수와 체류 인프라 비중을 계산한 결과가 아래 그림 11이다. 하동은 하동읍·진교면이 "점포는 많지만 체류 인프라가 빈" 우선 입지로 특정되고, 합천(전체 체류 10.0%)과 거창(8.2%)은 읍 중심 상권 전반이 저체류 구조다. 반면 남해(27.3%)는 체류 거점이 고루 갖춰져 있어 예방·관리형 접근이 맞다 — 카드마다 개선 방향이 갈리는 공간적 근거다.</w:t>
       </w:r>
     </w:p>
     <w:p>
@@ -10612,23 +9142,7 @@
                 <w:sz w:val="17"/>
                 <w:szCs w:val="17"/>
               </w:rPr>
-              <w:t xml:space="preserve">(이음-Detect) 야간 활성도(NAR) </w:t>
-            </w:r>
-            <w:proofErr w:type="spellStart"/>
-            <w:r>
-              <w:rPr>
-                <w:sz w:val="17"/>
-                <w:szCs w:val="17"/>
-              </w:rPr>
-              <w:t>최약</w:t>
-            </w:r>
-            <w:proofErr w:type="spellEnd"/>
-            <w:r>
-              <w:rPr>
-                <w:sz w:val="17"/>
-                <w:szCs w:val="17"/>
-              </w:rPr>
-              <w:t xml:space="preserve"> + 외지 의존 / 관광은 통과형(체류 6.6%)</w:t>
+              <w:t>(이음-Detect) 야간 활성도(NAR) 최약 + 외지 의존 / 관광은 통과형(체류 6.6%)</w:t>
             </w:r>
           </w:p>
         </w:tc>
@@ -10675,39 +9189,7 @@
                 <w:sz w:val="17"/>
                 <w:szCs w:val="17"/>
               </w:rPr>
-              <w:t>(상가정보) 체류 인프라(숙박·여가)가 화개면 28.9%·</w:t>
-            </w:r>
-            <w:proofErr w:type="spellStart"/>
-            <w:r>
-              <w:rPr>
-                <w:sz w:val="17"/>
-                <w:szCs w:val="17"/>
-              </w:rPr>
-              <w:t>청암면</w:t>
-            </w:r>
-            <w:proofErr w:type="spellEnd"/>
-            <w:r>
-              <w:rPr>
-                <w:sz w:val="17"/>
-                <w:szCs w:val="17"/>
-              </w:rPr>
-              <w:t xml:space="preserve"> 31.9%(지리산 관광지)에 편중. 점포 최다 </w:t>
-            </w:r>
-            <w:proofErr w:type="spellStart"/>
-            <w:r>
-              <w:rPr>
-                <w:sz w:val="17"/>
-                <w:szCs w:val="17"/>
-              </w:rPr>
-              <w:t>하동읍</w:t>
-            </w:r>
-            <w:proofErr w:type="spellEnd"/>
-            <w:r>
-              <w:rPr>
-                <w:sz w:val="17"/>
-                <w:szCs w:val="17"/>
-              </w:rPr>
-              <w:t>(826)·진교면(378)은 체류비중 5%대로 공백 — [그림 11]</w:t>
+              <w:t>(상가정보) 체류 인프라(숙박·여가)가 화개면 28.9%·청암면 31.9%(지리산 관광지)에 편중. 점포 최다 하동읍(826)·진교면(378)은 체류비중 5%대로 공백 — [그림 11]</w:t>
             </w:r>
           </w:p>
         </w:tc>
@@ -10754,39 +9236,7 @@
                 <w:sz w:val="17"/>
                 <w:szCs w:val="17"/>
               </w:rPr>
-              <w:t xml:space="preserve">① </w:t>
-            </w:r>
-            <w:proofErr w:type="spellStart"/>
-            <w:r>
-              <w:rPr>
-                <w:sz w:val="17"/>
-                <w:szCs w:val="17"/>
-              </w:rPr>
-              <w:t>하동읍</w:t>
-            </w:r>
-            <w:proofErr w:type="spellEnd"/>
-            <w:r>
-              <w:rPr>
-                <w:sz w:val="17"/>
-                <w:szCs w:val="17"/>
-              </w:rPr>
-              <w:t>·진교면에 체류·야간 콘텐츠(숙박·체험·소규모 공연) 유치 → 관광 통과를 읍 상권 체류로 전환  ② 지역화폐 페이백으로 경남 외 소비 회수(LRR↑)  ③ 화개(숙박 거점)–</w:t>
-            </w:r>
-            <w:proofErr w:type="spellStart"/>
-            <w:r>
-              <w:rPr>
-                <w:sz w:val="17"/>
-                <w:szCs w:val="17"/>
-              </w:rPr>
-              <w:t>하동읍</w:t>
-            </w:r>
-            <w:proofErr w:type="spellEnd"/>
-            <w:r>
-              <w:rPr>
-                <w:sz w:val="17"/>
-                <w:szCs w:val="17"/>
-              </w:rPr>
-              <w:t>(생활상권) 셔틀·결제 동선 연계</w:t>
+              <w:t>① 하동읍·진교면에 체류·야간 콘텐츠(숙박·체험·소규모 공연) 유치 → 관광 통과를 읍 상권 체류로 전환  ② 지역화폐 페이백으로 경남 외 소비 회수(LRR↑)  ③ 화개(숙박 거점)–하동읍(생활상권) 셔틀·결제 동선 연계</w:t>
             </w:r>
           </w:p>
         </w:tc>
@@ -10848,23 +9298,7 @@
                 <w:sz w:val="17"/>
                 <w:szCs w:val="17"/>
               </w:rPr>
-              <w:t xml:space="preserve"> +1,000원 · </w:t>
-            </w:r>
-            <w:proofErr w:type="spellStart"/>
-            <w:r>
-              <w:rPr>
-                <w:sz w:val="17"/>
-                <w:szCs w:val="17"/>
-              </w:rPr>
-              <w:t>하동읍</w:t>
-            </w:r>
-            <w:proofErr w:type="spellEnd"/>
-            <w:r>
-              <w:rPr>
-                <w:sz w:val="17"/>
-                <w:szCs w:val="17"/>
-              </w:rPr>
-              <w:t>·진교면 체류업종 비중 5%→10% · 야간(18–23시) 매출 비중 ↑</w:t>
+              <w:t xml:space="preserve"> +1,000원 · 하동읍·진교면 체류업종 비중 5%→10% · 야간(18–23시) 매출 비중 ↑</w:t>
             </w:r>
           </w:p>
         </w:tc>
@@ -10958,55 +9392,7 @@
                 <w:sz w:val="17"/>
                 <w:szCs w:val="17"/>
               </w:rPr>
-              <w:t>주체 하동군·</w:t>
-            </w:r>
-            <w:proofErr w:type="spellStart"/>
-            <w:r>
-              <w:rPr>
-                <w:sz w:val="17"/>
-                <w:szCs w:val="17"/>
-              </w:rPr>
-              <w:t>소상공인시장진흥공단</w:t>
-            </w:r>
-            <w:proofErr w:type="spellEnd"/>
-            <w:r>
-              <w:rPr>
-                <w:sz w:val="17"/>
-                <w:szCs w:val="17"/>
-              </w:rPr>
-              <w:t xml:space="preserve">·지역관광협의회 / 재원 </w:t>
-            </w:r>
-            <w:proofErr w:type="spellStart"/>
-            <w:r>
-              <w:rPr>
-                <w:sz w:val="17"/>
-                <w:szCs w:val="17"/>
-              </w:rPr>
-              <w:t>지방소멸대응기금</w:t>
-            </w:r>
-            <w:proofErr w:type="spellEnd"/>
-            <w:r>
-              <w:rPr>
-                <w:sz w:val="17"/>
-                <w:szCs w:val="17"/>
-              </w:rPr>
-              <w:t xml:space="preserve"> 기초지원계정(투자계획 사업 편성) / 1단계(~6개월) 화개·</w:t>
-            </w:r>
-            <w:proofErr w:type="spellStart"/>
-            <w:r>
-              <w:rPr>
-                <w:sz w:val="17"/>
-                <w:szCs w:val="17"/>
-              </w:rPr>
-              <w:t>악양</w:t>
-            </w:r>
-            <w:proofErr w:type="spellEnd"/>
-            <w:r>
-              <w:rPr>
-                <w:sz w:val="17"/>
-                <w:szCs w:val="17"/>
-              </w:rPr>
-              <w:t xml:space="preserve"> </w:t>
+              <w:t xml:space="preserve">주체 하동군·소상공인시장진흥공단·지역관광협의회 / 재원 지방소멸대응기금 기초지원계정(투자계획 사업 편성) / 1단계(~6개월) 화개·악양 </w:t>
             </w:r>
             <w:r>
               <w:rPr>
@@ -11036,23 +9422,7 @@
                 <w:sz w:val="17"/>
                 <w:szCs w:val="17"/>
               </w:rPr>
-              <w:t xml:space="preserve"> 13,240→14,240원, 위험점수 0.865→0.848, 야간매출 비중(NAR)·</w:t>
-            </w:r>
-            <w:proofErr w:type="spellStart"/>
-            <w:r>
-              <w:rPr>
-                <w:sz w:val="17"/>
-                <w:szCs w:val="17"/>
-              </w:rPr>
-              <w:t>체류성</w:t>
-            </w:r>
-            <w:proofErr w:type="spellEnd"/>
-            <w:r>
-              <w:rPr>
-                <w:sz w:val="17"/>
-                <w:szCs w:val="17"/>
-              </w:rPr>
-              <w:t xml:space="preserve"> 소비 비중 분기 추적(생활인구 공식통계 활용)</w:t>
+              <w:t xml:space="preserve"> 13,240→14,240원, 위험점수 0.865→0.848, 야간매출 비중(NAR)·체류성 소비 비중 분기 추적(생활인구 공식통계 활용)</w:t>
             </w:r>
           </w:p>
         </w:tc>
@@ -11223,23 +9593,7 @@
                 <w:sz w:val="16"/>
                 <w:szCs w:val="16"/>
               </w:rPr>
-              <w:t xml:space="preserve">(상가정보) 점포 1,923개 중 </w:t>
-            </w:r>
-            <w:proofErr w:type="spellStart"/>
-            <w:r>
-              <w:rPr>
-                <w:sz w:val="16"/>
-                <w:szCs w:val="16"/>
-              </w:rPr>
-              <w:t>합천읍</w:t>
-            </w:r>
-            <w:proofErr w:type="spellEnd"/>
-            <w:r>
-              <w:rPr>
-                <w:sz w:val="16"/>
-                <w:szCs w:val="16"/>
-              </w:rPr>
-              <w:t xml:space="preserve"> 40% 집중 · 음식+소매 68%(생활업종 위주)</w:t>
+              <w:t>(상가정보) 점포 1,923개 중 합천읍 40% 집중 · 음식+소매 68%(생활업종 위주)</w:t>
             </w:r>
           </w:p>
         </w:tc>
@@ -11287,23 +9641,7 @@
                 <w:sz w:val="16"/>
                 <w:szCs w:val="16"/>
               </w:rPr>
-              <w:t xml:space="preserve">① </w:t>
-            </w:r>
-            <w:proofErr w:type="spellStart"/>
-            <w:r>
-              <w:rPr>
-                <w:sz w:val="16"/>
-                <w:szCs w:val="16"/>
-              </w:rPr>
-              <w:t>합천읍</w:t>
-            </w:r>
-            <w:proofErr w:type="spellEnd"/>
-            <w:r>
-              <w:rPr>
-                <w:sz w:val="16"/>
-                <w:szCs w:val="16"/>
-              </w:rPr>
-              <w:t xml:space="preserve"> 거점 상권에 </w:t>
+              <w:t xml:space="preserve">① 합천읍 거점 상권에 </w:t>
             </w:r>
             <w:r>
               <w:rPr>
@@ -11375,37 +9713,12 @@
             <w:vAlign w:val="center"/>
           </w:tcPr>
           <w:p>
-            <w:proofErr w:type="spellStart"/>
-            <w:r>
-              <w:rPr>
-                <w:sz w:val="16"/>
-                <w:szCs w:val="16"/>
-              </w:rPr>
-              <w:t>객단가</w:t>
-            </w:r>
-            <w:proofErr w:type="spellEnd"/>
-            <w:r>
-              <w:rPr>
-                <w:sz w:val="16"/>
-                <w:szCs w:val="16"/>
-              </w:rPr>
-              <w:t xml:space="preserve"> +1,000원 · </w:t>
-            </w:r>
-            <w:proofErr w:type="spellStart"/>
-            <w:r>
-              <w:rPr>
-                <w:sz w:val="16"/>
-                <w:szCs w:val="16"/>
-              </w:rPr>
-              <w:t>합천읍</w:t>
-            </w:r>
-            <w:proofErr w:type="spellEnd"/>
-            <w:r>
-              <w:rPr>
-                <w:sz w:val="16"/>
-                <w:szCs w:val="16"/>
-              </w:rPr>
-              <w:t xml:space="preserve"> 상권 매출 추세 전환(− → +)</w:t>
+            <w:r>
+              <w:rPr>
+                <w:sz w:val="16"/>
+                <w:szCs w:val="16"/>
+              </w:rPr>
+              <w:t>객단가 +1,000원 · 합천읍 상권 매출 추세 전환(− → +)</w:t>
             </w:r>
           </w:p>
         </w:tc>
@@ -11623,23 +9936,7 @@
                 <w:sz w:val="16"/>
                 <w:szCs w:val="16"/>
               </w:rPr>
-              <w:t xml:space="preserve">(상가정보) 점포 3,218개 · </w:t>
-            </w:r>
-            <w:proofErr w:type="spellStart"/>
-            <w:r>
-              <w:rPr>
-                <w:sz w:val="16"/>
-                <w:szCs w:val="16"/>
-              </w:rPr>
-              <w:t>남해읍</w:t>
-            </w:r>
-            <w:proofErr w:type="spellEnd"/>
-            <w:r>
-              <w:rPr>
-                <w:sz w:val="16"/>
-                <w:szCs w:val="16"/>
-              </w:rPr>
-              <w:t xml:space="preserve"> 33% + 체류업종 27%로 관광자산 보유</w:t>
+              <w:t>(상가정보) 점포 3,218개 · 남해읍 33% + 체류업종 27%로 관광자산 보유</w:t>
             </w:r>
           </w:p>
         </w:tc>
@@ -11996,23 +10293,7 @@
                 <w:sz w:val="16"/>
                 <w:szCs w:val="16"/>
               </w:rPr>
-              <w:t xml:space="preserve">(상가정보) 점포 3,304개 중 </w:t>
-            </w:r>
-            <w:proofErr w:type="spellStart"/>
-            <w:r>
-              <w:rPr>
-                <w:sz w:val="16"/>
-                <w:szCs w:val="16"/>
-              </w:rPr>
-              <w:t>거창읍</w:t>
-            </w:r>
-            <w:proofErr w:type="spellEnd"/>
-            <w:r>
-              <w:rPr>
-                <w:sz w:val="16"/>
-                <w:szCs w:val="16"/>
-              </w:rPr>
-              <w:t xml:space="preserve"> 78% </w:t>
+              <w:t xml:space="preserve">(상가정보) 점포 3,304개 중 거창읍 78% </w:t>
             </w:r>
             <w:r>
               <w:rPr>
@@ -12074,23 +10355,7 @@
                 <w:sz w:val="16"/>
                 <w:szCs w:val="16"/>
               </w:rPr>
-              <w:t xml:space="preserve">① </w:t>
-            </w:r>
-            <w:proofErr w:type="spellStart"/>
-            <w:r>
-              <w:rPr>
-                <w:sz w:val="16"/>
-                <w:szCs w:val="16"/>
-              </w:rPr>
-              <w:t>거창읍을</w:t>
-            </w:r>
-            <w:proofErr w:type="spellEnd"/>
-            <w:r>
-              <w:rPr>
-                <w:sz w:val="16"/>
-                <w:szCs w:val="16"/>
-              </w:rPr>
-              <w:t xml:space="preserve"> 서부내륙 광역 소비 거점으로  ② 인접 침체지역(함양·산청·합천) 방문·소비 연계  ③ 거점 기능 강화로 역외 유출 차단</w:t>
+              <w:t>① 거창읍을 서부내륙 광역 소비 거점으로  ② 인접 침체지역(함양·산청·합천) 방문·소비 연계  ③ 거점 기능 강화로 역외 유출 차단</w:t>
             </w:r>
           </w:p>
         </w:tc>
@@ -12137,17 +10402,8 @@
                 <w:sz w:val="16"/>
                 <w:szCs w:val="16"/>
               </w:rPr>
-              <w:t xml:space="preserve">인접지역 방문자의 거창 경유·연계 </w:t>
-            </w:r>
-            <w:proofErr w:type="spellStart"/>
-            <w:r>
-              <w:rPr>
-                <w:sz w:val="16"/>
-                <w:szCs w:val="16"/>
-              </w:rPr>
-              <w:t>소비율</w:t>
-            </w:r>
-            <w:proofErr w:type="spellEnd"/>
+              <w:t>인접지역 방문자의 거창 경유·연계 소비율</w:t>
+            </w:r>
           </w:p>
         </w:tc>
       </w:tr>
@@ -12228,99 +10484,102 @@
           <w:b/>
           <w:bCs/>
         </w:rPr>
-        <w:t xml:space="preserve">먼저 재원과 제도다 — </w:t>
-      </w:r>
-      <w:proofErr w:type="spellStart"/>
+        <w:t xml:space="preserve">먼저 재원과 제도다 — 지방소멸대응기금과 정확히 맞물린다. </w:t>
+      </w:r>
+      <w:r>
+        <w:t>정부는 지방소멸대응기금으로 매년 1조 원(2022년 7,500억)을 10년간 투입하며, 기초지원계정의 약 95%를 인구감소지역 89곳에 집중 배분한다(행정안전부, 2021 지정). 본 분석 대상인 경남 인구감소지역 11곳이 전부 이 배분 대상이다. 특히 2026년 기금 운용방향은 시설 중심에서 ‘사람이 들어오고 머무는 사업’ 우선으로 전환되었는데, 이는 생활인구를 지역 소비로 전환하라는 본 연구의 개선과 정확히 일치한다. 따라서 E-um의 위험점수·MI는 기금 투자계획의 사업 우선순위와 성과지표(KPI)로 그대로 활용될 수 있다. 또한 「인구감소지역 지원 특별법」(2022)이 생활인구를 공식 지표로 법제화했으므로, MI·CPC의 분모(생활인구)는 행정이 매년 갱신·검증하는 공식 통계이며 별도 데이터 구축 없이 개선 효과를 추적할 수 있다.</w:t>
+      </w:r>
+    </w:p>
+    <w:p>
+      <w:pPr>
+        <w:spacing w:after="100"/>
+      </w:pPr>
       <w:r>
         <w:rPr>
           <w:b/>
           <w:bCs/>
         </w:rPr>
-        <w:t>지방소멸대응기금과</w:t>
-      </w:r>
-      <w:proofErr w:type="spellEnd"/>
+        <w:t xml:space="preserve">다음은 벤치마킹이다 — 같은 방안이 이미 성과를 냈다. </w:t>
+      </w:r>
+      <w:r>
+        <w:t xml:space="preserve">전남 강진군 ‘반값여행’은 관광객이 지역에서 소비한 금액의 50%를 지역화폐(강진사랑상품권)로 환급하는 체류·소비 전환 모델로, 2025년 1월~5월 초 4만 724팀이 군내 1,453개 업소에서 58.7억 원을 소비했고 강진은 ‘체류형 관광도시’ 부문 대상을 받았다. 이는 산청(관광 통과형)의 ‘통과를 소비로 전환’ 방안과 합천·의령(정주형)의 </w:t>
+        <w:lastRenderedPageBreak/>
+        <w:t>지역화폐 환류 방안이 실제 매출로 이어짐을 보여주는 직접 사례다. 또한 지역사랑상품권은 환전율 99.8%로 발행액 대부분이 역내에서 소비되고, 사용 시 주민 구매처가 동네상권으로 이동하는 효과가 실증되어, 외부유입 의존(낮은 LRR)·소비 누수를 겪는 합천·의령의 ‘경남 외 소비 회수’ 방안을 뒷받침한다. 단 업종별 효과 편차가 크므로, E-um의 CDI(업종 집중) 분석으로 효과가 큰 업종을 선별해 적용해야 한다.</w:t>
+      </w:r>
+    </w:p>
+    <w:p>
+      <w:pPr>
+        <w:spacing w:after="120"/>
+      </w:pPr>
+      <w:r>
+        <w:t>요컨대 본 개선 방안은 이미 편성된 기금 재원과 법제화된 생활인구 지표, 타 지자체에서 검증된 성과 위에 서 있다. 분석에 그치지 않고 즉시 집행 가능한 실행안이다.</w:t>
+      </w:r>
+    </w:p>
+    <w:p>
+      <w:pPr>
+        <w:pStyle w:val="1"/>
+      </w:pPr>
+      <w:bookmarkStart w:id="36" w:name="_Toc231757051"/>
+      <w:bookmarkStart w:id="37" w:name="_Toc232188509"/>
+      <w:r>
+        <w:t>7. 결론 및 기대효과</w:t>
+      </w:r>
+      <w:bookmarkEnd w:id="36"/>
+      <w:bookmarkEnd w:id="37"/>
+    </w:p>
+    <w:p>
+      <w:pPr>
+        <w:spacing w:after="40"/>
+      </w:pPr>
+      <w:r>
+        <w:t xml:space="preserve">경남 인구감소지역의 상권 문제는 단순 인구 부족이 아니라 </w:t>
+      </w:r>
       <w:r>
         <w:rPr>
           <w:b/>
           <w:bCs/>
         </w:rPr>
-        <w:t xml:space="preserve"> 정확히 맞물린다. </w:t>
-      </w:r>
-      <w:r>
-        <w:t xml:space="preserve">정부는 </w:t>
-      </w:r>
-      <w:proofErr w:type="spellStart"/>
-      <w:r>
-        <w:t>지방소멸대응기금으로</w:t>
-      </w:r>
-      <w:proofErr w:type="spellEnd"/>
-      <w:r>
-        <w:t xml:space="preserve"> 매년 1조 원(2022년 7,500억)을 10년간 투입하며, 기초지원계정의 약 95%를 인구감소지역 89곳에 집중 배분한다(행정안전부, 2021 지정). 본 분석 대상인 경남 인구감소지역 11곳이 전부 이 배분 대상이다. 특히 2026년 기금 운용방향은 시설 중심에서 ‘사람이 들어오고 머무는 사업’ 우선으로 전환되었는데, 이는 생활인구를 지역 소비로 전환하라는 본 연구의 개선과 정확히 일치한다. 따라서 E-um의 위험점수·MI는 기금 투자계획의 사업 우선순위와 성과지표(KPI)로 그대로 활용될 수 있다. 또한 「인구감소지역 지원 특별법」(2022)이 생활인구를 공식 지표로 법제화했으므로, MI·CPC의 분모(생활인구)는 행정이 매년 갱신·검증하는 공식 통계이며 별도 데이터 구축 없이 개선 효과를 추적할 수 있다.</w:t>
-      </w:r>
-    </w:p>
-    <w:p>
-      <w:pPr>
-        <w:spacing w:after="100"/>
-      </w:pPr>
+        <w:t>"생활인구의 지역 소비 전환 실패"</w:t>
+      </w:r>
+      <w:r>
+        <w:t>가 핵심 축이며, 이는 MI 지표로 정량 분석된다.</w:t>
+      </w:r>
+    </w:p>
+    <w:p>
+      <w:pPr>
+        <w:spacing w:after="40"/>
+      </w:pPr>
+      <w:r>
+        <w:t xml:space="preserve">13개 지역은 </w:t>
+      </w:r>
       <w:r>
         <w:rPr>
           <w:b/>
           <w:bCs/>
         </w:rPr>
-        <w:t xml:space="preserve">다음은 벤치마킹이다 — 같은 방안이 이미 성과를 냈다. </w:t>
-      </w:r>
-      <w:r>
-        <w:t xml:space="preserve">전남 강진군 ‘반값여행’은 관광객이 지역에서 소비한 금액의 50%를 지역화폐(강진사랑상품권)로 환급하는 체류·소비 전환 모델로, 2025년 1월~5월 초 4만 724팀이 군내 1,453개 업소에서 58.7억 원을 소비했고 강진은 ‘체류형 관광도시’ 부문 대상을 받았다. 이는 산청(관광 통과형)의 ‘통과를 소비로 전환’ 방안과 합천·의령(정주형)의 지역화폐 환류 </w:t>
-      </w:r>
-      <w:r>
-        <w:lastRenderedPageBreak/>
-        <w:t xml:space="preserve">방안이 실제 매출로 이어짐을 보여주는 직접 사례다. 또한 지역사랑상품권은 </w:t>
-      </w:r>
-      <w:proofErr w:type="spellStart"/>
-      <w:r>
-        <w:t>환전율</w:t>
-      </w:r>
-      <w:proofErr w:type="spellEnd"/>
-      <w:r>
-        <w:t xml:space="preserve"> 99.8%로 발행액 대부분이 역내에서 소비되고, 사용 시 주민 구매처가 동네상권으로 이동하는 효과가 실증되어, 외부유입 의존(낮은 LRR)·소비 누수를 겪는 합천·의령의 ‘경남 외 소비 회수’ 방안을 뒷받침한다. 단 업종별 효과 편차가 크므로, E-um의 CDI(업종 집중) 분석으로 효과가 큰 업종을 선별해 적용해야 한다.</w:t>
-      </w:r>
-    </w:p>
-    <w:p>
-      <w:pPr>
-        <w:spacing w:after="120"/>
-      </w:pPr>
-      <w:r>
-        <w:t>요컨대 본 개선 방안은 이미 편성된 기금 재원과 법제화된 생활인구 지표, 타 지자체에서 검증된 성과 위에 서 있다. 분석에 그치지 않고 즉시 집행 가능한 실행안이다.</w:t>
-      </w:r>
-    </w:p>
-    <w:p>
-      <w:pPr>
-        <w:pStyle w:val="1"/>
-      </w:pPr>
-      <w:bookmarkStart w:id="36" w:name="_Toc231757051"/>
-      <w:bookmarkStart w:id="37" w:name="_Toc232188509"/>
-      <w:r>
-        <w:t>7. 결론 및 기대효과</w:t>
-      </w:r>
-      <w:bookmarkEnd w:id="36"/>
-      <w:bookmarkEnd w:id="37"/>
-    </w:p>
-    <w:p>
-      <w:pPr>
-        <w:spacing w:after="40"/>
-      </w:pPr>
-      <w:r>
-        <w:t xml:space="preserve">경남 인구감소지역의 상권 문제는 단순 인구 부족이 아니라 </w:t>
+        <w:t>방문대비 소비부족형 / 외지방문 의존형 / 혼합 경계형 / 소비 안정형</w:t>
+      </w:r>
+      <w:r>
+        <w:t xml:space="preserve">으로 </w:t>
+      </w:r>
+      <w:r>
+        <w:rPr>
+          <w:rFonts w:hint="eastAsia"/>
+        </w:rPr>
+        <w:t>유형화 되며</w:t>
+      </w:r>
+      <w:r>
+        <w:t xml:space="preserve">, 인구감소지역 내부에도 </w:t>
       </w:r>
       <w:r>
         <w:rPr>
           <w:b/>
           <w:bCs/>
         </w:rPr>
-        <w:t>"생활인구의 지역 소비 전환 실패"</w:t>
-      </w:r>
-      <w:r>
-        <w:t>가 핵심 축이며, 이는 MI 지표로 정량 분석된다.</w:t>
+        <w:t>7.6배의 양극화</w:t>
+      </w:r>
+      <w:r>
+        <w:t>가 존재한다.</w:t>
       </w:r>
     </w:p>
     <w:p>
@@ -12328,195 +10587,181 @@
         <w:spacing w:after="40"/>
       </w:pPr>
       <w:r>
-        <w:t xml:space="preserve">13개 지역은 </w:t>
+        <w:t xml:space="preserve">위험점수 기준 우선 개선 대상은 </w:t>
       </w:r>
       <w:r>
         <w:rPr>
           <w:b/>
           <w:bCs/>
         </w:rPr>
-        <w:t>방문대비 소비부족형 / 외지방문 의존형 / 혼합 경계형 / 소비 안정형</w:t>
-      </w:r>
-      <w:r>
-        <w:t xml:space="preserve">으로 </w:t>
-      </w:r>
-      <w:r>
-        <w:rPr>
-          <w:rFonts w:hint="eastAsia"/>
-        </w:rPr>
-        <w:t>유형화 되며</w:t>
-      </w:r>
-      <w:r>
-        <w:t xml:space="preserve">, 인구감소지역 내부에도 </w:t>
-      </w:r>
-      <w:r>
+        <w:t>하동·함양·합천·남해·의령</w:t>
+      </w:r>
+      <w:r>
+        <w:t>(TOP 5)이며, 유형별로 개선이 다르다.</w:t>
+      </w:r>
+    </w:p>
+    <w:p>
+      <w:pPr>
+        <w:spacing w:after="40"/>
         <w:rPr>
           <w:b/>
           <w:bCs/>
         </w:rPr>
-        <w:t>7.6배의 양극화</w:t>
-      </w:r>
-      <w:r>
-        <w:t>가 존재한다.</w:t>
-      </w:r>
+      </w:pPr>
     </w:p>
     <w:p>
       <w:pPr>
         <w:spacing w:after="40"/>
       </w:pPr>
-      <w:r>
-        <w:t xml:space="preserve">위험점수 기준 우선 개선 대상은 </w:t>
-      </w:r>
       <w:r>
         <w:rPr>
           <w:b/>
           <w:bCs/>
         </w:rPr>
-        <w:t>하동·함양·합천·남해·의령</w:t>
-      </w:r>
-      <w:r>
-        <w:t>(TOP 5)이며, 유형별로 개선이 다르다.</w:t>
-      </w:r>
-    </w:p>
-    <w:p>
-      <w:pPr>
-        <w:spacing w:after="40"/>
+        <w:t>기대효과(탐색적 추정):</w:t>
+      </w:r>
+      <w:r>
+        <w:t xml:space="preserve"> 방문대비 소비부족형 3곳에서 방문 1인당 월 +1,000원(커피 한 잔 값 미만)의</w:t>
+      </w:r>
+      <w:r>
+        <w:rPr>
+          <w:rFonts w:hint="eastAsia"/>
+        </w:rPr>
+        <w:t xml:space="preserve"> </w:t>
+      </w:r>
+      <w:r>
+        <w:t xml:space="preserve">소비 증가만으로도 </w:t>
+      </w:r>
+      <w:r>
         <w:rPr>
           <w:b/>
           <w:bCs/>
         </w:rPr>
-      </w:pPr>
-    </w:p>
-    <w:p>
-      <w:pPr>
-        <w:spacing w:after="40"/>
-      </w:pPr>
+        <w:t>연 약 +78억</w:t>
+      </w:r>
+      <w:r>
+        <w:t xml:space="preserve">의 지역 매출 증가가 가능하다(산출 근거는 </w:t>
+      </w:r>
       <w:r>
         <w:rPr>
           <w:b/>
           <w:bCs/>
         </w:rPr>
-        <w:t>기대효과(탐색적 추정):</w:t>
-      </w:r>
-      <w:r>
-        <w:t xml:space="preserve"> 방문대비 소비부족형 3곳에서 방문 1인당 월 +1,000원(커피 한 잔 값 미만)의</w:t>
-      </w:r>
-      <w:r>
-        <w:rPr>
-          <w:rFonts w:hint="eastAsia"/>
-        </w:rPr>
-        <w:t xml:space="preserve"> </w:t>
-      </w:r>
-      <w:r>
-        <w:t xml:space="preserve">소비 증가만으로도 </w:t>
+        <w:t>부록 A</w:t>
+      </w:r>
+      <w:r>
+        <w:t>). '생활인구'가</w:t>
+      </w:r>
+    </w:p>
+    <w:p>
+      <w:pPr>
+        <w:spacing w:after="100"/>
+      </w:pPr>
+      <w:r>
+        <w:t xml:space="preserve">방문 흐름 합계이므로 </w:t>
       </w:r>
       <w:r>
         <w:rPr>
           <w:b/>
           <w:bCs/>
         </w:rPr>
-        <w:t>연 약 +78억</w:t>
-      </w:r>
-      <w:r>
-        <w:t xml:space="preserve">의 지역 매출 증가가 가능하다(산출 근거는 </w:t>
+        <w:t>작은 1인당 변화가 큰 총량 효과</w:t>
+      </w:r>
+      <w:r>
+        <w:t>로 이어진다. 이 규모감은 실측으로도 뒷받침된다 — 동일 모델(체류·소비 전환 + 지역화폐 환급)을 적용한 전남 강진군은 2025년 1~5월 초에만 군내 1,453개 업소에서 실제 58.7억 원의 역내 소비를 창출했다. 본 추정(연 +78억)이 과장이 아니라 정책적으로 달성 가능한 규모임을 보여주는 외부 준거다.</w:t>
+      </w:r>
+    </w:p>
+    <w:p>
+      <w:pPr>
+        <w:spacing w:after="100"/>
+      </w:pPr>
+      <w:r>
+        <w:t xml:space="preserve">E-um은 "어디가 침체됐는가"를 넘어 </w:t>
       </w:r>
       <w:r>
         <w:rPr>
           <w:b/>
           <w:bCs/>
         </w:rPr>
-        <w:t>부록 A</w:t>
-      </w:r>
-      <w:r>
-        <w:t>). '생활인구'가</w:t>
-      </w:r>
-    </w:p>
-    <w:p>
-      <w:pPr>
-        <w:spacing w:after="100"/>
-      </w:pPr>
-      <w:r>
-        <w:t xml:space="preserve">방문 흐름 합계이므로 </w:t>
+        <w:t>"왜 침체됐고, 무엇을 하면 되는가"</w:t>
+      </w:r>
+      <w:r>
+        <w:t>를 데이터로 답하는</w:t>
+      </w:r>
+      <w:r>
+        <w:rPr>
+          <w:rFonts w:hint="eastAsia"/>
+        </w:rPr>
+        <w:t xml:space="preserve"> </w:t>
+      </w:r>
+      <w:r>
+        <w:t>재현 가능한 분석 프레임을 제공한다.</w:t>
+      </w:r>
+    </w:p>
+    <w:p>
+      <w:pPr>
+        <w:pStyle w:val="1"/>
+      </w:pPr>
+      <w:bookmarkStart w:id="38" w:name="_Toc231757052"/>
+      <w:bookmarkStart w:id="39" w:name="_Toc232188510"/>
+      <w:r>
+        <w:t>8. 한계 및 향후 과제</w:t>
+      </w:r>
+      <w:bookmarkEnd w:id="38"/>
+      <w:bookmarkEnd w:id="39"/>
+    </w:p>
+    <w:p>
+      <w:pPr>
+        <w:spacing w:after="40"/>
+      </w:pPr>
+      <w:r>
+        <w:t xml:space="preserve">표본 13개 → K-means는 </w:t>
       </w:r>
       <w:r>
         <w:rPr>
           <w:b/>
           <w:bCs/>
         </w:rPr>
-        <w:t>작은 1인당 변화가 큰 총량 효과</w:t>
-      </w:r>
-      <w:r>
-        <w:t>로 이어진다. 이 규모감은 실측으로도 뒷받침된다 — 동일 모델(체류·소비 전환 + 지역화폐 환급)을 적용한 전남 강진군은 2025년 1~5월 초에만 군내 1,453개 업소에서 실제 58.7억 원의 역내 소비를 창출했다. 본 추정(연 +78억)이 과장이 아니라 정책적으로 달성 가능한 규모임을 보여주는 외부 준거다.</w:t>
-      </w:r>
-    </w:p>
-    <w:p>
-      <w:pPr>
-        <w:spacing w:after="100"/>
-      </w:pPr>
-      <w:r>
-        <w:t>E-um은 "어디가 침체됐는가"</w:t>
-      </w:r>
-      <w:proofErr w:type="spellStart"/>
-      <w:r>
-        <w:t>를</w:t>
-      </w:r>
-      <w:proofErr w:type="spellEnd"/>
-      <w:r>
-        <w:t xml:space="preserve"> 넘어 </w:t>
+        <w:t>탐색적 유형화</w:t>
+      </w:r>
+      <w:r>
+        <w:t>(확정 분류 아님).</w:t>
+      </w:r>
+    </w:p>
+    <w:p>
+      <w:pPr>
+        <w:spacing w:after="40"/>
+      </w:pPr>
+      <w:r>
+        <w:t xml:space="preserve">MI의 </w:t>
       </w:r>
       <w:r>
         <w:rPr>
           <w:b/>
           <w:bCs/>
         </w:rPr>
-        <w:t>"왜 침체됐고, 무엇을 하면 되는가"</w:t>
-      </w:r>
-      <w:proofErr w:type="spellStart"/>
-      <w:r>
-        <w:t>를</w:t>
-      </w:r>
-      <w:proofErr w:type="spellEnd"/>
-      <w:r>
-        <w:t xml:space="preserve"> 데이터로 답하는</w:t>
-      </w:r>
-      <w:r>
-        <w:rPr>
-          <w:rFonts w:hint="eastAsia"/>
-        </w:rPr>
-        <w:t xml:space="preserve"> </w:t>
-      </w:r>
-      <w:r>
-        <w:t>재현 가능한 분석 프레임을 제공한다.</w:t>
-      </w:r>
-    </w:p>
-    <w:p>
-      <w:pPr>
-        <w:pStyle w:val="1"/>
-      </w:pPr>
-      <w:bookmarkStart w:id="38" w:name="_Toc231757052"/>
-      <w:bookmarkStart w:id="39" w:name="_Toc232188510"/>
-      <w:r>
-        <w:t>8. 한계 및 향후 과제</w:t>
-      </w:r>
-      <w:bookmarkEnd w:id="38"/>
-      <w:bookmarkEnd w:id="39"/>
+        <w:t>외부 타당성 검증은 미완</w:t>
+      </w:r>
+      <w:r>
+        <w:t xml:space="preserve"> — 국세청 사업자 증감·관광소비 구조와 교차 검증을 시도했으나 유의한 상관은 확인되지 않았다. MI가 기존 지표로 포착되지 않는 별개 차원을 측정함을 시사하는 동시에, 시군 단위 폐업률·다년 매출 패널을 통한 직접 검증이 핵심 후속 과제임을 뜻한다.</w:t>
+      </w:r>
     </w:p>
     <w:p>
       <w:pPr>
         <w:spacing w:after="40"/>
       </w:pPr>
       <w:r>
-        <w:t xml:space="preserve">표본 13개 → K-means는 </w:t>
+        <w:t xml:space="preserve">MI와 CPC는 모두 방문 1인당 소비(연간매출/생활인구)에서 출발한 지표로, MI는 그 로그·중심화 형태이고 CPC는 절대 금액 형태다 — 13곳 </w:t>
       </w:r>
       <w:r>
         <w:rPr>
           <w:b/>
           <w:bCs/>
         </w:rPr>
-        <w:t>탐색적 유형화</w:t>
-      </w:r>
-      <w:r>
-        <w:t>(확정 분류 아님).</w:t>
+        <w:t>순위가 사실상 동일</w:t>
+      </w:r>
+      <w:r>
+        <w:t>하다. 위험점수에서 두 지표에 합산 0.65를 둔 것은 독립된 두 차원의 합이 아니라, 핵심 가설(생활인구 대비 소비전환)에 의도적으로 비중을 집중한 설계다. 따라서 5.4에서 MI가 위험 1위 요인으로 분해되는 것은 외부 타당성의 증거가 아니라 이 설계의 구조적 귀결로 해석해야 한다.</w:t>
       </w:r>
     </w:p>
     <w:p>
@@ -12524,25 +10769,17 @@
         <w:spacing w:after="40"/>
       </w:pPr>
       <w:r>
-        <w:t xml:space="preserve">MI의 </w:t>
+        <w:t xml:space="preserve">'생활인구'는 안정 거주인구가 아닌 월별 방문 흐름 합계 → MI·CPC는 </w:t>
       </w:r>
       <w:r>
         <w:rPr>
           <w:b/>
           <w:bCs/>
         </w:rPr>
-        <w:t>외부 타당성 검증은 미완</w:t>
-      </w:r>
-      <w:r>
-        <w:t xml:space="preserve"> — 국세청 사업자 증감·관광소비 구조와 교차 검증을 시도했으나 유의한 상관은 확인되지 않았다. MI가 기존 지표로 포착되지 않는 별개 차원을 측정함을 시사하는 동시에, 시군 단위 </w:t>
-      </w:r>
-      <w:proofErr w:type="spellStart"/>
-      <w:r>
-        <w:t>폐업률</w:t>
-      </w:r>
-      <w:proofErr w:type="spellEnd"/>
-      <w:r>
-        <w:t>·다년 매출 패널을 통한 직접 검증이 핵심 후속 과제임을 뜻한다.</w:t>
+        <w:t>상대 비교 지표</w:t>
+      </w:r>
+      <w:r>
+        <w:t>로 해석.</w:t>
       </w:r>
     </w:p>
     <w:p>
@@ -12550,17 +10787,17 @@
         <w:spacing w:after="40"/>
       </w:pPr>
       <w:r>
-        <w:t xml:space="preserve">MI와 CPC는 모두 방문 1인당 소비(연간매출/생활인구)에서 출발한 지표로, MI는 그 로그·중심화 형태이고 CPC는 절대 금액 형태다 — 13곳 </w:t>
+        <w:t xml:space="preserve">기대효과는 가정 기반 </w:t>
       </w:r>
       <w:r>
         <w:rPr>
           <w:b/>
           <w:bCs/>
         </w:rPr>
-        <w:t>순위가 사실상 동일</w:t>
-      </w:r>
-      <w:r>
-        <w:t>하다. 위험점수에서 두 지표에 합산 0.65를 둔 것은 독립된 두 차원의 합이 아니라, 핵심 가설(생활인구 대비 소비전환)에 의도적으로 비중을 집중한 설계다. 따라서 5.4에서 MI가 위험 1위 요인으로 분해되는 것은 외부 타당성의 증거가 아니라 이 설계의 구조적 귀결로 해석해야 한다.</w:t>
+        <w:t>탐색적 추정</w:t>
+      </w:r>
+      <w:r>
+        <w:t>(객단가 개선이 방문을 위축시키지 않는다는 전제).</w:t>
       </w:r>
     </w:p>
     <w:p>
@@ -12568,17 +10805,35 @@
         <w:spacing w:after="40"/>
       </w:pPr>
       <w:r>
-        <w:t xml:space="preserve">'생활인구'는 안정 거주인구가 아닌 월별 방문 흐름 합계 → MI·CPC는 </w:t>
+        <w:lastRenderedPageBreak/>
+        <w:t>카드매출 시·군 단위 → 읍·면·동 정밀 개선은 SGIS 집계구 데이터 확보 시 확장 가능.</w:t>
+      </w:r>
+    </w:p>
+    <w:p>
+      <w:pPr>
+        <w:spacing w:after="40"/>
+      </w:pPr>
+      <w:r>
+        <w:t xml:space="preserve">이음-Detect(RandomForest+SHAP)는 n=13의 </w:t>
       </w:r>
       <w:r>
         <w:rPr>
           <w:b/>
           <w:bCs/>
         </w:rPr>
-        <w:t>상대 비교 지표</w:t>
-      </w:r>
-      <w:r>
-        <w:t>로 해석.</w:t>
+        <w:t>탐색적</w:t>
+      </w:r>
+      <w:r>
+        <w:t xml:space="preserve"> 기여도 분해이므로, 표본 확대(타 시·도</w:t>
+      </w:r>
+      <w:r>
+        <w:rPr>
+          <w:rFonts w:hint="eastAsia"/>
+        </w:rPr>
+        <w:t xml:space="preserve"> </w:t>
+      </w:r>
+      <w:r>
+        <w:t>인구감소지역 결합) 시 확정 모델로 발전 가능.</w:t>
       </w:r>
     </w:p>
     <w:p>
@@ -12586,25 +10841,34 @@
         <w:spacing w:after="40"/>
       </w:pPr>
       <w:r>
-        <w:t xml:space="preserve">기대효과는 가정 기반 </w:t>
+        <w:t xml:space="preserve">외지방문 의존형(하동·함양)의 인구 유출입 검증은 </w:t>
       </w:r>
       <w:r>
         <w:rPr>
           <w:b/>
           <w:bCs/>
         </w:rPr>
-        <w:t>탐색적 추정</w:t>
-      </w:r>
-      <w:r>
-        <w:t>(</w:t>
-      </w:r>
-      <w:proofErr w:type="spellStart"/>
-      <w:r>
-        <w:t>객단가</w:t>
-      </w:r>
-      <w:proofErr w:type="spellEnd"/>
-      <w:r>
-        <w:t xml:space="preserve"> 개선이 방문을 위축시키지 않는다는 전제).</w:t>
+        <w:t>시·군 단위 순이동</w:t>
+      </w:r>
+      <w:r>
+        <w:t xml:space="preserve"> 데이터가 필요하나, 현재</w:t>
+      </w:r>
+      <w:r>
+        <w:rPr>
+          <w:rFonts w:hint="eastAsia"/>
+        </w:rPr>
+        <w:t xml:space="preserve"> </w:t>
+      </w:r>
+      <w:r>
+        <w:t>공개 국내인구이동 통계는 시·도 단위까지만 매칭되어 본 분석에는 거시 배경으로만 반영했다.</w:t>
+      </w:r>
+    </w:p>
+    <w:p>
+      <w:pPr>
+        <w:spacing w:after="100"/>
+      </w:pPr>
+      <w:r>
+        <w:t>KOSIS 시군구 전입·전출 마이크로데이터 확보 시 외부의존 구조를 직접 검증할 수 있다.</w:t>
       </w:r>
     </w:p>
     <w:p>
@@ -12612,160 +10876,40 @@
         <w:spacing w:after="40"/>
       </w:pPr>
       <w:r>
-        <w:t>카드매출 시·군 단위 → 읍·면·동 정밀 개선은 SGIS 집계구 데이터 확보 시 확장 가능.</w:t>
-      </w:r>
-    </w:p>
-    <w:p>
-      <w:pPr>
-        <w:spacing w:after="40"/>
-      </w:pPr>
-      <w:r>
-        <w:t>이음-Detect(</w:t>
-      </w:r>
-      <w:proofErr w:type="spellStart"/>
-      <w:r>
-        <w:t>RandomForest+SHAP</w:t>
-      </w:r>
-      <w:proofErr w:type="spellEnd"/>
-      <w:r>
-        <w:t xml:space="preserve">)는 n=13의 </w:t>
-      </w:r>
-      <w:r>
-        <w:rPr>
-          <w:b/>
-          <w:bCs/>
-        </w:rPr>
-        <w:t>탐색적</w:t>
-      </w:r>
-      <w:r>
-        <w:t xml:space="preserve"> 기여도 분해이므로, 표본 확대(타 시·도</w:t>
-      </w:r>
+        <w:t>향후: Folium 기반 인터랙티브 지도 대시보드(클릭 시 시군별 개선 팝업), 카드·생활인구의</w:t>
+      </w:r>
+    </w:p>
+    <w:p>
+      <w:pPr>
+        <w:spacing w:after="100"/>
+      </w:pPr>
+      <w:r>
+        <w:t>시계열 확장을 통한 동적 추적.</w:t>
+      </w:r>
+    </w:p>
+    <w:p>
+      <w:pPr>
+        <w:pStyle w:val="1"/>
+      </w:pPr>
+    </w:p>
+    <w:p>
+      <w:pPr>
+        <w:pStyle w:val="1"/>
+      </w:pPr>
+      <w:bookmarkStart w:id="40" w:name="_Toc232188511"/>
       <w:r>
         <w:rPr>
           <w:rFonts w:hint="eastAsia"/>
         </w:rPr>
-        <w:t xml:space="preserve"> </w:t>
-      </w:r>
-      <w:r>
-        <w:t>인구감소지역 결합) 시 확정 모델로 발전 가능.</w:t>
-      </w:r>
-    </w:p>
-    <w:p>
-      <w:pPr>
-        <w:spacing w:after="40"/>
-      </w:pPr>
-      <w:r>
-        <w:lastRenderedPageBreak/>
-        <w:t xml:space="preserve">외지방문 의존형(하동·함양)의 인구 </w:t>
-      </w:r>
-      <w:proofErr w:type="spellStart"/>
-      <w:r>
-        <w:t>유출입</w:t>
-      </w:r>
-      <w:proofErr w:type="spellEnd"/>
-      <w:r>
-        <w:t xml:space="preserve"> 검증은 </w:t>
-      </w:r>
-      <w:r>
-        <w:rPr>
-          <w:b/>
-          <w:bCs/>
-        </w:rPr>
-        <w:t xml:space="preserve">시·군 단위 </w:t>
-      </w:r>
-      <w:proofErr w:type="spellStart"/>
-      <w:r>
-        <w:rPr>
-          <w:b/>
-          <w:bCs/>
-        </w:rPr>
-        <w:t>순이동</w:t>
-      </w:r>
-      <w:proofErr w:type="spellEnd"/>
-      <w:r>
-        <w:t xml:space="preserve"> 데이터가 필요하나, 현재</w:t>
+        <w:t>9</w:t>
+      </w:r>
+      <w:r>
+        <w:t xml:space="preserve">. </w:t>
       </w:r>
       <w:r>
         <w:rPr>
           <w:rFonts w:hint="eastAsia"/>
         </w:rPr>
-        <w:t xml:space="preserve"> </w:t>
-      </w:r>
-      <w:r>
-        <w:t xml:space="preserve">공개 국내인구이동 통계는 시·도 </w:t>
-      </w:r>
-      <w:proofErr w:type="spellStart"/>
-      <w:r>
-        <w:t>단위까지만</w:t>
-      </w:r>
-      <w:proofErr w:type="spellEnd"/>
-      <w:r>
-        <w:t xml:space="preserve"> 매칭되어 본 분석에는 거시 배경으로만 반영했다.</w:t>
-      </w:r>
-    </w:p>
-    <w:p>
-      <w:pPr>
-        <w:spacing w:after="100"/>
-      </w:pPr>
-      <w:r>
-        <w:t xml:space="preserve">KOSIS </w:t>
-      </w:r>
-      <w:proofErr w:type="spellStart"/>
-      <w:r>
-        <w:t>시군구</w:t>
-      </w:r>
-      <w:proofErr w:type="spellEnd"/>
-      <w:r>
-        <w:t xml:space="preserve"> 전입·전출 </w:t>
-      </w:r>
-      <w:proofErr w:type="spellStart"/>
-      <w:r>
-        <w:t>마이크로데이터</w:t>
-      </w:r>
-      <w:proofErr w:type="spellEnd"/>
-      <w:r>
-        <w:t xml:space="preserve"> 확보 시 외부의존 구조를 직접 검증할 수 있다.</w:t>
-      </w:r>
-    </w:p>
-    <w:p>
-      <w:pPr>
-        <w:spacing w:after="40"/>
-      </w:pPr>
-      <w:r>
-        <w:t>향후: Folium 기반 인터랙티브 지도 대시보드(클릭 시 시군별 개선 팝업), 카드·생활인구의</w:t>
-      </w:r>
-    </w:p>
-    <w:p>
-      <w:pPr>
-        <w:spacing w:after="100"/>
-      </w:pPr>
-      <w:r>
-        <w:t>시계열 확장을 통한 동적 추적.</w:t>
-      </w:r>
-    </w:p>
-    <w:p>
-      <w:pPr>
-        <w:pStyle w:val="1"/>
-      </w:pPr>
-    </w:p>
-    <w:p>
-      <w:pPr>
-        <w:pStyle w:val="1"/>
-      </w:pPr>
-      <w:bookmarkStart w:id="40" w:name="_Toc232188511"/>
-      <w:r>
-        <w:rPr>
-          <w:rFonts w:hint="eastAsia"/>
-        </w:rPr>
-        <w:t>9</w:t>
-      </w:r>
-      <w:r>
-        <w:t xml:space="preserve">. </w:t>
-      </w:r>
-      <w:r>
-        <w:rPr>
-          <w:rFonts w:hint="eastAsia"/>
-        </w:rPr>
         <w:t>팀원 역할 분담</w:t>
       </w:r>
       <w:bookmarkEnd w:id="40"/>
@@ -12775,15 +10919,7 @@
         <w:spacing w:after="80" w:line="260" w:lineRule="auto"/>
       </w:pPr>
       <w:r>
-        <w:t>※ 본 프로젝트는 3인 팀(김재민·강원준·</w:t>
-      </w:r>
-      <w:proofErr w:type="spellStart"/>
-      <w:r>
-        <w:t>오수환</w:t>
-      </w:r>
-      <w:proofErr w:type="spellEnd"/>
-      <w:r>
-        <w:t>)의 협업으로 수행하며, 단계별 주관 담당자를 정해 일정과 산출물 품질을 공동으로 관리한다. 전체 일정 관리, 산출물 점검, 대외 커뮤니케이션은 PM 역할</w:t>
+        <w:t>※ 본 프로젝트는 3인 팀(김재민·강원준·오수환)의 협업으로 수행하며, 단계별 주관 담당자를 정해 일정과 산출물 품질을 공동으로 관리한다. 전체 일정 관리, 산출물 점검, 대외 커뮤니케이션은 PM 역할</w:t>
       </w:r>
       <w:r>
         <w:rPr>
@@ -13072,55 +11208,7 @@
                 <w:sz w:val="16"/>
                 <w:szCs w:val="16"/>
               </w:rPr>
-              <w:t xml:space="preserve">카드 매출, 생활인구, 공공데이터 수집 및 </w:t>
-            </w:r>
-            <w:proofErr w:type="spellStart"/>
-            <w:r>
-              <w:rPr>
-                <w:sz w:val="16"/>
-                <w:szCs w:val="16"/>
-              </w:rPr>
-              <w:t>전처리</w:t>
-            </w:r>
-            <w:proofErr w:type="spellEnd"/>
-            <w:r>
-              <w:rPr>
-                <w:sz w:val="16"/>
-                <w:szCs w:val="16"/>
-              </w:rPr>
-              <w:t xml:space="preserve">, </w:t>
-            </w:r>
-            <w:proofErr w:type="spellStart"/>
-            <w:r>
-              <w:rPr>
-                <w:sz w:val="16"/>
-                <w:szCs w:val="16"/>
-              </w:rPr>
-              <w:t>결측치</w:t>
-            </w:r>
-            <w:proofErr w:type="spellEnd"/>
-            <w:r>
-              <w:rPr>
-                <w:sz w:val="16"/>
-                <w:szCs w:val="16"/>
-              </w:rPr>
-              <w:t>·이상치 처리, 시·</w:t>
-            </w:r>
-            <w:proofErr w:type="spellStart"/>
-            <w:r>
-              <w:rPr>
-                <w:sz w:val="16"/>
-                <w:szCs w:val="16"/>
-              </w:rPr>
-              <w:t>군명</w:t>
-            </w:r>
-            <w:proofErr w:type="spellEnd"/>
-            <w:r>
-              <w:rPr>
-                <w:sz w:val="16"/>
-                <w:szCs w:val="16"/>
-              </w:rPr>
-              <w:t xml:space="preserve"> 표준화, 시계열 정규화</w:t>
+              <w:t>카드 매출, 생활인구, 공공데이터 수집 및 전처리, 결측치·이상치 처리, 시·군명 표준화, 시계열 정규화</w:t>
             </w:r>
           </w:p>
         </w:tc>
@@ -13834,23 +11922,7 @@
                 <w:sz w:val="16"/>
                 <w:szCs w:val="16"/>
               </w:rPr>
-              <w:t xml:space="preserve">프로젝트 </w:t>
-            </w:r>
-            <w:proofErr w:type="spellStart"/>
-            <w:r>
-              <w:rPr>
-                <w:sz w:val="16"/>
-                <w:szCs w:val="16"/>
-              </w:rPr>
-              <w:t>매니징</w:t>
-            </w:r>
-            <w:proofErr w:type="spellEnd"/>
-            <w:r>
-              <w:rPr>
-                <w:sz w:val="16"/>
-                <w:szCs w:val="16"/>
-              </w:rPr>
-              <w:t>(일정·산출물 점검·위험관리·문서 버전관리)</w:t>
+              <w:t>프로젝트 매니징(일정·산출물 점검·위험관리·문서 버전관리)</w:t>
             </w:r>
           </w:p>
         </w:tc>
@@ -13994,23 +12066,7 @@
           <w:b/>
           <w:bCs/>
         </w:rPr>
-        <w:t xml:space="preserve">추가 연간매출 = 연평균 생활인구 × 12개월 × Δ월 </w:t>
-      </w:r>
-      <w:proofErr w:type="spellStart"/>
-      <w:r>
-        <w:rPr>
-          <w:b/>
-          <w:bCs/>
-        </w:rPr>
-        <w:t>객단가</w:t>
-      </w:r>
-      <w:proofErr w:type="spellEnd"/>
-      <w:r>
-        <w:rPr>
-          <w:b/>
-          <w:bCs/>
-        </w:rPr>
-        <w:t>(+1,000원)</w:t>
+        <w:t>추가 연간매출 = 연평균 생활인구 × 12개월 × Δ월 객단가(+1,000원)</w:t>
       </w:r>
     </w:p>
     <w:p>
@@ -14018,13 +12074,8 @@
         <w:spacing w:after="100"/>
       </w:pPr>
       <w:r>
-        <w:t xml:space="preserve">생활인구는 "월 1회 이상 3시간 이상 체류한 인구의 월별 합계"이므로 12를 곱해 연간 </w:t>
-      </w:r>
-      <w:proofErr w:type="spellStart"/>
-      <w:r>
-        <w:t>체류량으로</w:t>
-      </w:r>
-      <w:proofErr w:type="spellEnd"/>
+        <w:t>생활인구는 "월 1회 이상 3시간 이상 체류한 인구의 월별 합계"이므로 12를 곱해 연간 체류량으로</w:t>
+      </w:r>
     </w:p>
     <w:p>
       <w:pPr>
@@ -14077,6 +12128,7 @@
                 <w:sz w:val="16"/>
                 <w:szCs w:val="16"/>
               </w:rPr>
+              <w:lastRenderedPageBreak/>
               <w:t>지역</w:t>
             </w:r>
           </w:p>
@@ -14529,7 +12581,6 @@
                 <w:sz w:val="16"/>
                 <w:szCs w:val="16"/>
               </w:rPr>
-              <w:lastRenderedPageBreak/>
               <w:t>남해군</w:t>
             </w:r>
           </w:p>
@@ -14874,31 +12925,14 @@
         <w:t>추정의 한계:</w:t>
       </w:r>
       <w:r>
-        <w:t xml:space="preserve"> </w:t>
-      </w:r>
-      <w:proofErr w:type="spellStart"/>
-      <w:r>
-        <w:t>객단가</w:t>
-      </w:r>
-      <w:proofErr w:type="spellEnd"/>
-      <w:r>
-        <w:t xml:space="preserve"> 개선이 방문 빈도를 위축시키지 않는다고 가정하고, 생활인구를 결제 가능 인구로 간주한다(미성년·중복 체류 보정 없음). 따라서 본 수치는 정책 목표의 </w:t>
-      </w:r>
-      <w:proofErr w:type="spellStart"/>
+        <w:t xml:space="preserve"> 객단가 개선이 방문 빈도를 위축시키지 않는다고 가정하고, 생활인구를 결제 가능 인구로 간주한다(미성년·중복 체류 보정 없음). 따라서 본 수치는 정책 목표의 </w:t>
+      </w:r>
       <w:r>
         <w:rPr>
           <w:b/>
           <w:bCs/>
         </w:rPr>
-        <w:t>규모감</w:t>
-      </w:r>
-      <w:proofErr w:type="spellEnd"/>
-      <w:r>
-        <w:rPr>
-          <w:b/>
-          <w:bCs/>
-        </w:rPr>
-        <w:t>(order of magnitude)</w:t>
+        <w:t>규모감(order of magnitude)</w:t>
       </w:r>
       <w:r>
         <w:t>을 보이기 위한 것이며, 정밀 수요예측이 아니다.</w:t>
@@ -14977,15 +13011,7 @@
         <w:spacing w:after="40"/>
       </w:pPr>
       <w:r>
-        <w:t xml:space="preserve">통계청(KOSTAT), </w:t>
-      </w:r>
-      <w:proofErr w:type="spellStart"/>
-      <w:r>
-        <w:t>시군구</w:t>
-      </w:r>
-      <w:proofErr w:type="spellEnd"/>
-      <w:r>
-        <w:t xml:space="preserve"> 행정경계 경계자료. </w:t>
+        <w:t xml:space="preserve">통계청(KOSTAT), 시군구 행정경계 경계자료. </w:t>
       </w:r>
       <w:r>
         <w:rPr>
@@ -15031,15 +13057,7 @@
         <w:spacing w:after="40"/>
       </w:pPr>
       <w:r>
-        <w:t>행정안전부, 「</w:t>
-      </w:r>
-      <w:proofErr w:type="spellStart"/>
-      <w:r>
-        <w:t>지방소멸대응기금</w:t>
-      </w:r>
-      <w:proofErr w:type="spellEnd"/>
-      <w:r>
-        <w:t>」 운용·배분 제도(연 1조 원, 인구감소지역 89곳 집중) 및 2026년 인구유입·체류 중심 운용 방향.</w:t>
+        <w:t>행정안전부, 「지방소멸대응기금」 운용·배분 제도(연 1조 원, 인구감소지역 89곳 집중) 및 2026년 인구유입·체류 중심 운용 방향.</w:t>
       </w:r>
     </w:p>
     <w:p>
@@ -15065,15 +13083,7 @@
         <w:spacing w:after="40"/>
       </w:pPr>
       <w:r>
-        <w:t>지역사랑상품권 정책효과 분석 — 역내 소비 환류(</w:t>
-      </w:r>
-      <w:proofErr w:type="spellStart"/>
-      <w:r>
-        <w:t>환전율</w:t>
-      </w:r>
-      <w:proofErr w:type="spellEnd"/>
-      <w:r>
-        <w:t xml:space="preserve"> 99.8%) 및 동네상권 전환 효과.</w:t>
+        <w:t>지역사랑상품권 정책효과 분석 — 역내 소비 환류(환전율 99.8%) 및 동네상권 전환 효과.</w:t>
       </w:r>
     </w:p>
     <w:p>
@@ -15099,23 +13109,7 @@
         <w:spacing w:after="40"/>
       </w:pPr>
       <w:r>
-        <w:t xml:space="preserve">한국관광 </w:t>
-      </w:r>
-      <w:proofErr w:type="spellStart"/>
-      <w:r>
-        <w:t>데이터랩</w:t>
-      </w:r>
-      <w:proofErr w:type="spellEnd"/>
-      <w:r>
-        <w:t xml:space="preserve">, 개인소비 빅데이터(신한카드)·한국은행·통계청·국민여행조사 융합 </w:t>
-      </w:r>
-      <w:proofErr w:type="spellStart"/>
-      <w:r>
-        <w:t>시군구</w:t>
-      </w:r>
-      <w:proofErr w:type="spellEnd"/>
-      <w:r>
-        <w:t xml:space="preserve"> 1인당 소비 추정 분석.</w:t>
+        <w:t>한국관광 데이터랩, 개인소비 빅데이터(신한카드)·한국은행·통계청·국민여행조사 융합 시군구 1인당 소비 추정 분석.</w:t>
       </w:r>
     </w:p>
     <w:p>
@@ -15175,13 +13169,9 @@
         </w:numPr>
         <w:spacing w:after="40"/>
       </w:pPr>
-      <w:proofErr w:type="spellStart"/>
-      <w:r>
-        <w:t>Breiman</w:t>
-      </w:r>
-      <w:proofErr w:type="spellEnd"/>
-      <w:r>
-        <w:t xml:space="preserve">, L. (2001). Random Forests. </w:t>
+      <w:r>
+        <w:lastRenderedPageBreak/>
+        <w:t xml:space="preserve">Breiman, L. (2001). Random Forests. </w:t>
       </w:r>
       <w:r>
         <w:rPr>
@@ -15206,7 +13196,6 @@
       <w:r>
         <w:t xml:space="preserve">Lundberg, S. M., &amp; Lee, S.-I. (2017). A Unified Approach to Interpreting Model Predictions. </w:t>
       </w:r>
-      <w:proofErr w:type="spellStart"/>
       <w:r>
         <w:rPr>
           <w:i/>
@@ -15214,7 +13203,6 @@
         </w:rPr>
         <w:t>NeurIPS</w:t>
       </w:r>
-      <w:proofErr w:type="spellEnd"/>
       <w:r>
         <w:t>. — SHAP 기여도 분해.</w:t>
       </w:r>
